--- a/outputs/EpiSOA_project_flow_summary.docx
+++ b/outputs/EpiSOA_project_flow_summary.docx
@@ -8,12 +8,12 @@
       </w:pPr>
       <w:r>
         <w:rPr>
-          <w:rFonts w:ascii="SimSun" w:hAnsi="SimSun" w:eastAsia="SimSun"/>
+          <w:rFonts w:ascii="Noto Sans SC" w:hAnsi="Noto Sans SC" w:eastAsia="Noto Sans SC" w:cs="Noto Sans SC"/>
           <w:b/>
-          <w:color w:val="1F4E79"/>
-          <w:sz w:val="44"/>
+          <w:color w:val="17365D"/>
+          <w:sz w:val="38"/>
         </w:rPr>
-        <w:t>EpiSOA 项目流程与标注/API 使用说明</w:t>
+        <w:t>EpiSOA 项目全流程与人工审核 / LLM 使用说明</w:t>
       </w:r>
     </w:p>
     <w:p>
@@ -22,12 +22,87 @@
       </w:pPr>
       <w:r>
         <w:rPr>
-          <w:rFonts w:ascii="SimSun" w:hAnsi="SimSun" w:eastAsia="SimSun"/>
-          <w:b w:val="0"/>
-          <w:color w:val="595959"/>
+          <w:rFonts w:ascii="Noto Sans SC" w:hAnsi="Noto Sans SC" w:eastAsia="Noto Sans SC" w:cs="Noto Sans SC"/>
+          <w:i/>
+          <w:color w:val="666666"/>
           <w:sz w:val="22"/>
         </w:rPr>
-        <w:t>基于当前仓库 D:\Workplace\EpiSOA 的只读梳理</w:t>
+        <w:t>Evidence-grounded Stakeholder Opinion Attribution</w:t>
+      </w:r>
+    </w:p>
+    <w:p>
+      <w:pPr>
+        <w:jc w:val="center"/>
+      </w:pPr>
+      <w:r>
+        <w:rPr>
+          <w:rFonts w:ascii="Noto Sans SC" w:hAnsi="Noto Sans SC" w:eastAsia="Noto Sans SC" w:cs="Noto Sans SC"/>
+          <w:color w:val="555555"/>
+          <w:sz w:val="19"/>
+        </w:rPr>
+        <w:t>仓库：D:\Workplace\EpiSOA    更新日期：2026-05-22</w:t>
+      </w:r>
+    </w:p>
+    <w:tbl>
+      <w:tblPr>
+        <w:tblW w:type="auto" w:w="0"/>
+        <w:jc w:val="center"/>
+        <w:tblLook w:firstColumn="1" w:firstRow="1" w:lastColumn="0" w:lastRow="0" w:noHBand="0" w:noVBand="1" w:val="04A0"/>
+      </w:tblPr>
+      <w:tblGrid>
+        <w:gridCol w:w="10370"/>
+      </w:tblGrid>
+      <w:tr>
+        <w:tc>
+          <w:tcPr>
+            <w:tcW w:type="dxa" w:w="10370"/>
+            <w:shd w:fill="E2F0D9"/>
+          </w:tcPr>
+          <w:p>
+            <w:pPr>
+              <w:spacing w:after="40"/>
+            </w:pPr>
+            <w:r>
+              <w:rPr>
+                <w:rFonts w:ascii="Noto Sans SC" w:hAnsi="Noto Sans SC" w:eastAsia="Noto Sans SC" w:cs="Noto Sans SC"/>
+                <w:b/>
+                <w:color w:val="1F4E79"/>
+                <w:sz w:val="21"/>
+              </w:rPr>
+              <w:t>当前阶段</w:t>
+            </w:r>
+          </w:p>
+          <w:p>
+            <w:pPr>
+              <w:spacing w:after="40" w:line="269" w:lineRule="auto"/>
+            </w:pPr>
+            <w:r>
+              <w:rPr>
+                <w:rFonts w:ascii="Noto Sans SC" w:hAnsi="Noto Sans SC" w:eastAsia="Noto Sans SC" w:cs="Noto Sans SC"/>
+                <w:sz w:val="18"/>
+              </w:rPr>
+              <w:t>项目主线已进入 silver_v1 -&gt; human_gold_v1 人工裁决阶段。full sheet 已生成并通过预审核：tuple 188 行，chain 138 行；pilot sheet 包含 tuple 19 行、chain 14 行。当前最重要动作是完成 pilot 人工核验，再转换并审计 pilot human gold。预审核状态：ready_for_human_review=True，errors=0，warnings=0。</w:t>
+            </w:r>
+          </w:p>
+        </w:tc>
+      </w:tr>
+    </w:tbl>
+    <w:p>
+      <w:pPr>
+        <w:spacing w:after="40"/>
+      </w:pPr>
+    </w:p>
+    <w:p>
+      <w:pPr>
+        <w:pStyle w:val="Heading1"/>
+        <w:spacing w:before="160" w:after="80"/>
+      </w:pPr>
+      <w:r>
+        <w:rPr>
+          <w:rFonts w:ascii="Noto Sans SC" w:hAnsi="Noto Sans SC" w:eastAsia="Noto Sans SC" w:cs="Noto Sans SC"/>
+          <w:color w:val="1F4E79"/>
+        </w:rPr>
+        <w:t>1. 全流程总览</w:t>
       </w:r>
     </w:p>
     <w:tbl>
@@ -35,67 +110,170 @@
         <w:tblStyle w:val="TableGrid"/>
         <w:tblW w:type="auto" w:w="0"/>
         <w:jc w:val="center"/>
+        <w:tblLayout w:type="autofit"/>
         <w:tblLook w:firstColumn="1" w:firstRow="1" w:lastColumn="0" w:lastRow="0" w:noHBand="0" w:noVBand="1" w:val="04A0"/>
       </w:tblPr>
       <w:tblGrid>
-        <w:gridCol w:w="5043"/>
-        <w:gridCol w:w="5043"/>
+        <w:gridCol w:w="1481"/>
+        <w:gridCol w:w="1481"/>
+        <w:gridCol w:w="1481"/>
+        <w:gridCol w:w="1481"/>
+        <w:gridCol w:w="1481"/>
+        <w:gridCol w:w="1481"/>
+        <w:gridCol w:w="1481"/>
       </w:tblGrid>
       <w:tr>
-        <w:trPr>
-          <w:tblHeader w:val="true"/>
-        </w:trPr>
         <w:tc>
           <w:tcPr>
-            <w:tcW w:type="dxa" w:w="1928"/>
+            <w:tcW w:type="dxa" w:w="1481"/>
+            <w:shd w:fill="1F4E79"/>
             <w:vAlign w:val="center"/>
-            <w:tcMar>
-              <w:top w:w="90" w:type="dxa"/>
-              <w:start w:w="100" w:type="dxa"/>
-              <w:bottom w:w="90" w:type="dxa"/>
-              <w:end w:w="100" w:type="dxa"/>
-            </w:tcMar>
-            <w:shd w:fill="EEF2F6"/>
           </w:tcPr>
           <w:p>
             <w:pPr>
-              <w:spacing w:before="0" w:after="40" w:line="259" w:lineRule="auto"/>
+              <w:spacing w:after="0" w:line="259" w:lineRule="auto"/>
             </w:pPr>
+            <w:r/>
             <w:r>
               <w:rPr>
-                <w:rFonts w:ascii="SimSun" w:hAnsi="SimSun" w:eastAsia="SimSun"/>
+                <w:rFonts w:ascii="Noto Sans SC" w:hAnsi="Noto Sans SC" w:eastAsia="Noto Sans SC" w:cs="Noto Sans SC"/>
                 <w:b/>
-                <w:color w:val="1F4E79"/>
-                <w:sz w:val="18"/>
+                <w:color w:val="FFFFFF"/>
+                <w:sz w:val="14"/>
               </w:rPr>
-              <w:t>项目路径</w:t>
+              <w:t>#</w:t>
             </w:r>
           </w:p>
         </w:tc>
         <w:tc>
           <w:tcPr>
-            <w:tcW w:type="dxa" w:w="6917"/>
+            <w:tcW w:type="dxa" w:w="1481"/>
+            <w:shd w:fill="1F4E79"/>
             <w:vAlign w:val="center"/>
-            <w:tcMar>
-              <w:top w:w="90" w:type="dxa"/>
-              <w:start w:w="100" w:type="dxa"/>
-              <w:bottom w:w="90" w:type="dxa"/>
-              <w:end w:w="100" w:type="dxa"/>
-            </w:tcMar>
-            <w:shd w:fill="EEF2F6"/>
           </w:tcPr>
           <w:p>
             <w:pPr>
-              <w:spacing w:before="0" w:after="40" w:line="259" w:lineRule="auto"/>
+              <w:spacing w:after="0" w:line="259" w:lineRule="auto"/>
             </w:pPr>
+            <w:r/>
             <w:r>
               <w:rPr>
-                <w:rFonts w:ascii="SimSun" w:hAnsi="SimSun" w:eastAsia="SimSun"/>
+                <w:rFonts w:ascii="Noto Sans SC" w:hAnsi="Noto Sans SC" w:eastAsia="Noto Sans SC" w:cs="Noto Sans SC"/>
                 <w:b/>
-                <w:color w:val="1F4E79"/>
-                <w:sz w:val="18"/>
+                <w:color w:val="FFFFFF"/>
+                <w:sz w:val="14"/>
               </w:rPr>
-              <w:t>D:\Workplace\EpiSOA</w:t>
+              <w:t>阶段</w:t>
+            </w:r>
+          </w:p>
+        </w:tc>
+        <w:tc>
+          <w:tcPr>
+            <w:tcW w:type="dxa" w:w="1481"/>
+            <w:shd w:fill="1F4E79"/>
+            <w:vAlign w:val="center"/>
+          </w:tcPr>
+          <w:p>
+            <w:pPr>
+              <w:spacing w:after="0" w:line="259" w:lineRule="auto"/>
+            </w:pPr>
+            <w:r/>
+            <w:r>
+              <w:rPr>
+                <w:rFonts w:ascii="Noto Sans SC" w:hAnsi="Noto Sans SC" w:eastAsia="Noto Sans SC" w:cs="Noto Sans SC"/>
+                <w:b/>
+                <w:color w:val="FFFFFF"/>
+                <w:sz w:val="14"/>
+              </w:rPr>
+              <w:t>主入口</w:t>
+            </w:r>
+          </w:p>
+        </w:tc>
+        <w:tc>
+          <w:tcPr>
+            <w:tcW w:type="dxa" w:w="1481"/>
+            <w:shd w:fill="1F4E79"/>
+            <w:vAlign w:val="center"/>
+          </w:tcPr>
+          <w:p>
+            <w:pPr>
+              <w:spacing w:after="0" w:line="259" w:lineRule="auto"/>
+            </w:pPr>
+            <w:r/>
+            <w:r>
+              <w:rPr>
+                <w:rFonts w:ascii="Noto Sans SC" w:hAnsi="Noto Sans SC" w:eastAsia="Noto Sans SC" w:cs="Noto Sans SC"/>
+                <w:b/>
+                <w:color w:val="FFFFFF"/>
+                <w:sz w:val="14"/>
+              </w:rPr>
+              <w:t>输入</w:t>
+            </w:r>
+          </w:p>
+        </w:tc>
+        <w:tc>
+          <w:tcPr>
+            <w:tcW w:type="dxa" w:w="1481"/>
+            <w:shd w:fill="1F4E79"/>
+            <w:vAlign w:val="center"/>
+          </w:tcPr>
+          <w:p>
+            <w:pPr>
+              <w:spacing w:after="0" w:line="259" w:lineRule="auto"/>
+            </w:pPr>
+            <w:r/>
+            <w:r>
+              <w:rPr>
+                <w:rFonts w:ascii="Noto Sans SC" w:hAnsi="Noto Sans SC" w:eastAsia="Noto Sans SC" w:cs="Noto Sans SC"/>
+                <w:b/>
+                <w:color w:val="FFFFFF"/>
+                <w:sz w:val="14"/>
+              </w:rPr>
+              <w:t>输出</w:t>
+            </w:r>
+          </w:p>
+        </w:tc>
+        <w:tc>
+          <w:tcPr>
+            <w:tcW w:type="dxa" w:w="1481"/>
+            <w:shd w:fill="1F4E79"/>
+            <w:vAlign w:val="center"/>
+          </w:tcPr>
+          <w:p>
+            <w:pPr>
+              <w:spacing w:after="0" w:line="259" w:lineRule="auto"/>
+            </w:pPr>
+            <w:r/>
+            <w:r>
+              <w:rPr>
+                <w:rFonts w:ascii="Noto Sans SC" w:hAnsi="Noto Sans SC" w:eastAsia="Noto Sans SC" w:cs="Noto Sans SC"/>
+                <w:b/>
+                <w:color w:val="FFFFFF"/>
+                <w:sz w:val="14"/>
+              </w:rPr>
+              <w:t>LLM</w:t>
+            </w:r>
+          </w:p>
+        </w:tc>
+        <w:tc>
+          <w:tcPr>
+            <w:tcW w:type="dxa" w:w="1481"/>
+            <w:shd w:fill="1F4E79"/>
+            <w:vAlign w:val="center"/>
+          </w:tcPr>
+          <w:p>
+            <w:pPr>
+              <w:spacing w:after="0" w:line="259" w:lineRule="auto"/>
+            </w:pPr>
+            <w:r/>
+            <w:r>
+              <w:rPr>
+                <w:rFonts w:ascii="Noto Sans SC" w:hAnsi="Noto Sans SC" w:eastAsia="Noto Sans SC" w:cs="Noto Sans SC"/>
+                <w:b/>
+                <w:color w:val="FFFFFF"/>
+                <w:sz w:val="14"/>
+              </w:rPr>
+              <w:t>人工点</w:t>
             </w:r>
           </w:p>
         </w:tc>
@@ -103,51 +281,141 @@
       <w:tr>
         <w:tc>
           <w:tcPr>
-            <w:tcW w:type="dxa" w:w="1928"/>
+            <w:tcW w:type="dxa" w:w="1481"/>
             <w:vAlign w:val="center"/>
-            <w:tcMar>
-              <w:top w:w="90" w:type="dxa"/>
-              <w:start w:w="100" w:type="dxa"/>
-              <w:bottom w:w="90" w:type="dxa"/>
-              <w:end w:w="100" w:type="dxa"/>
-            </w:tcMar>
           </w:tcPr>
           <w:p>
             <w:pPr>
-              <w:spacing w:before="0" w:after="40" w:line="259" w:lineRule="auto"/>
+              <w:spacing w:after="0" w:line="259" w:lineRule="auto"/>
             </w:pPr>
+            <w:r/>
             <w:r>
               <w:rPr>
-                <w:rFonts w:ascii="SimSun" w:hAnsi="SimSun" w:eastAsia="SimSun"/>
+                <w:rFonts w:ascii="Noto Sans SC" w:hAnsi="Noto Sans SC" w:eastAsia="Noto Sans SC" w:cs="Noto Sans SC"/>
                 <w:b w:val="0"/>
-                <w:sz w:val="17"/>
+                <w:sz w:val="14"/>
               </w:rPr>
-              <w:t>整理日期</w:t>
+              <w:t>1</w:t>
             </w:r>
           </w:p>
         </w:tc>
         <w:tc>
           <w:tcPr>
-            <w:tcW w:type="dxa" w:w="6917"/>
+            <w:tcW w:type="dxa" w:w="1481"/>
             <w:vAlign w:val="center"/>
-            <w:tcMar>
-              <w:top w:w="90" w:type="dxa"/>
-              <w:start w:w="100" w:type="dxa"/>
-              <w:bottom w:w="90" w:type="dxa"/>
-              <w:end w:w="100" w:type="dxa"/>
-            </w:tcMar>
           </w:tcPr>
           <w:p>
             <w:pPr>
-              <w:spacing w:before="0" w:after="40" w:line="259" w:lineRule="auto"/>
+              <w:spacing w:after="0" w:line="259" w:lineRule="auto"/>
             </w:pPr>
+            <w:r/>
             <w:r>
               <w:rPr>
-                <w:rFonts w:ascii="SimSun" w:hAnsi="SimSun" w:eastAsia="SimSun"/>
+                <w:rFonts w:ascii="Noto Sans SC" w:hAnsi="Noto Sans SC" w:eastAsia="Noto Sans SC" w:cs="Noto Sans SC"/>
                 <w:b w:val="0"/>
-                <w:sz w:val="17"/>
+                <w:sz w:val="14"/>
               </w:rPr>
-              <w:t>2026-05-16</w:t>
+              <w:t>Event registry</w:t>
+            </w:r>
+          </w:p>
+        </w:tc>
+        <w:tc>
+          <w:tcPr>
+            <w:tcW w:type="dxa" w:w="1481"/>
+            <w:vAlign w:val="center"/>
+          </w:tcPr>
+          <w:p>
+            <w:pPr>
+              <w:spacing w:after="0" w:line="259" w:lineRule="auto"/>
+            </w:pPr>
+            <w:r/>
+            <w:r>
+              <w:rPr>
+                <w:rFonts w:ascii="Noto Sans SC" w:hAnsi="Noto Sans SC" w:eastAsia="Noto Sans SC" w:cs="Noto Sans SC"/>
+                <w:b w:val="0"/>
+                <w:sz w:val="14"/>
+              </w:rPr>
+              <w:t>validate_events.py</w:t>
+            </w:r>
+          </w:p>
+        </w:tc>
+        <w:tc>
+          <w:tcPr>
+            <w:tcW w:type="dxa" w:w="1481"/>
+            <w:vAlign w:val="center"/>
+          </w:tcPr>
+          <w:p>
+            <w:pPr>
+              <w:spacing w:after="0" w:line="259" w:lineRule="auto"/>
+            </w:pPr>
+            <w:r/>
+            <w:r>
+              <w:rPr>
+                <w:rFonts w:ascii="Noto Sans SC" w:hAnsi="Noto Sans SC" w:eastAsia="Noto Sans SC" w:cs="Noto Sans SC"/>
+                <w:b w:val="0"/>
+                <w:sz w:val="14"/>
+              </w:rPr>
+              <w:t>events.jsonl</w:t>
+            </w:r>
+          </w:p>
+        </w:tc>
+        <w:tc>
+          <w:tcPr>
+            <w:tcW w:type="dxa" w:w="1481"/>
+            <w:vAlign w:val="center"/>
+          </w:tcPr>
+          <w:p>
+            <w:pPr>
+              <w:spacing w:after="0" w:line="259" w:lineRule="auto"/>
+            </w:pPr>
+            <w:r/>
+            <w:r>
+              <w:rPr>
+                <w:rFonts w:ascii="Noto Sans SC" w:hAnsi="Noto Sans SC" w:eastAsia="Noto Sans SC" w:cs="Noto Sans SC"/>
+                <w:b w:val="0"/>
+                <w:sz w:val="14"/>
+              </w:rPr>
+              <w:t>合法事件注册表</w:t>
+            </w:r>
+          </w:p>
+        </w:tc>
+        <w:tc>
+          <w:tcPr>
+            <w:tcW w:type="dxa" w:w="1481"/>
+            <w:vAlign w:val="center"/>
+          </w:tcPr>
+          <w:p>
+            <w:pPr>
+              <w:spacing w:after="0" w:line="259" w:lineRule="auto"/>
+            </w:pPr>
+            <w:r/>
+            <w:r>
+              <w:rPr>
+                <w:rFonts w:ascii="Noto Sans SC" w:hAnsi="Noto Sans SC" w:eastAsia="Noto Sans SC" w:cs="Noto Sans SC"/>
+                <w:b w:val="0"/>
+                <w:sz w:val="14"/>
+              </w:rPr>
+              <w:t>否</w:t>
+            </w:r>
+          </w:p>
+        </w:tc>
+        <w:tc>
+          <w:tcPr>
+            <w:tcW w:type="dxa" w:w="1481"/>
+            <w:vAlign w:val="center"/>
+          </w:tcPr>
+          <w:p>
+            <w:pPr>
+              <w:spacing w:after="0" w:line="259" w:lineRule="auto"/>
+            </w:pPr>
+            <w:r/>
+            <w:r>
+              <w:rPr>
+                <w:rFonts w:ascii="Noto Sans SC" w:hAnsi="Noto Sans SC" w:eastAsia="Noto Sans SC" w:cs="Noto Sans SC"/>
+                <w:b w:val="0"/>
+                <w:sz w:val="14"/>
+              </w:rPr>
+              <w:t>人工筛选事件</w:t>
             </w:r>
           </w:p>
         </w:tc>
@@ -155,51 +423,1163 @@
       <w:tr>
         <w:tc>
           <w:tcPr>
-            <w:tcW w:type="dxa" w:w="1928"/>
+            <w:tcW w:type="dxa" w:w="1481"/>
+            <w:shd w:fill="F7F9FB"/>
             <w:vAlign w:val="center"/>
-            <w:tcMar>
-              <w:top w:w="90" w:type="dxa"/>
-              <w:start w:w="100" w:type="dxa"/>
-              <w:bottom w:w="90" w:type="dxa"/>
-              <w:end w:w="100" w:type="dxa"/>
-            </w:tcMar>
           </w:tcPr>
           <w:p>
             <w:pPr>
-              <w:spacing w:before="0" w:after="40" w:line="259" w:lineRule="auto"/>
+              <w:spacing w:after="0" w:line="259" w:lineRule="auto"/>
             </w:pPr>
+            <w:r/>
             <w:r>
               <w:rPr>
-                <w:rFonts w:ascii="SimSun" w:hAnsi="SimSun" w:eastAsia="SimSun"/>
+                <w:rFonts w:ascii="Noto Sans SC" w:hAnsi="Noto Sans SC" w:eastAsia="Noto Sans SC" w:cs="Noto Sans SC"/>
                 <w:b w:val="0"/>
-                <w:sz w:val="17"/>
+                <w:sz w:val="14"/>
               </w:rPr>
-              <w:t>核心输出 schema</w:t>
+              <w:t>2</w:t>
             </w:r>
           </w:p>
         </w:tc>
         <w:tc>
           <w:tcPr>
-            <w:tcW w:type="dxa" w:w="6917"/>
+            <w:tcW w:type="dxa" w:w="1481"/>
+            <w:shd w:fill="F7F9FB"/>
             <w:vAlign w:val="center"/>
-            <w:tcMar>
-              <w:top w:w="90" w:type="dxa"/>
-              <w:start w:w="100" w:type="dxa"/>
-              <w:bottom w:w="90" w:type="dxa"/>
-              <w:end w:w="100" w:type="dxa"/>
-            </w:tcMar>
           </w:tcPr>
           <w:p>
             <w:pPr>
-              <w:spacing w:before="0" w:after="40" w:line="259" w:lineRule="auto"/>
+              <w:spacing w:after="0" w:line="259" w:lineRule="auto"/>
             </w:pPr>
+            <w:r/>
             <w:r>
               <w:rPr>
-                <w:rFonts w:ascii="SimSun" w:hAnsi="SimSun" w:eastAsia="SimSun"/>
+                <w:rFonts w:ascii="Noto Sans SC" w:hAnsi="Noto Sans SC" w:eastAsia="Noto Sans SC" w:cs="Noto Sans SC"/>
                 <w:b w:val="0"/>
-                <w:sz w:val="17"/>
+                <w:sz w:val="14"/>
               </w:rPr>
-              <w:t>&lt;Event, Stakeholder, Opinion, Sentiment, Rationale, EventChain, EvidenceIDs&gt;</w:t>
+              <w:t>Evidence collection</w:t>
+            </w:r>
+          </w:p>
+        </w:tc>
+        <w:tc>
+          <w:tcPr>
+            <w:tcW w:type="dxa" w:w="1481"/>
+            <w:shd w:fill="F7F9FB"/>
+            <w:vAlign w:val="center"/>
+          </w:tcPr>
+          <w:p>
+            <w:pPr>
+              <w:spacing w:after="0" w:line="259" w:lineRule="auto"/>
+            </w:pPr>
+            <w:r/>
+            <w:r>
+              <w:rPr>
+                <w:rFonts w:ascii="Noto Sans SC" w:hAnsi="Noto Sans SC" w:eastAsia="Noto Sans SC" w:cs="Noto Sans SC"/>
+                <w:b w:val="0"/>
+                <w:sz w:val="14"/>
+              </w:rPr>
+              <w:t>collect_evidence.py；搜索 API + C-FSM repair</w:t>
+            </w:r>
+          </w:p>
+        </w:tc>
+        <w:tc>
+          <w:tcPr>
+            <w:tcW w:type="dxa" w:w="1481"/>
+            <w:shd w:fill="F7F9FB"/>
+            <w:vAlign w:val="center"/>
+          </w:tcPr>
+          <w:p>
+            <w:pPr>
+              <w:spacing w:after="0" w:line="259" w:lineRule="auto"/>
+            </w:pPr>
+            <w:r/>
+            <w:r>
+              <w:rPr>
+                <w:rFonts w:ascii="Noto Sans SC" w:hAnsi="Noto Sans SC" w:eastAsia="Noto Sans SC" w:cs="Noto Sans SC"/>
+                <w:b w:val="0"/>
+                <w:sz w:val="14"/>
+              </w:rPr>
+              <w:t>events.jsonl、collector config、API key</w:t>
+            </w:r>
+          </w:p>
+        </w:tc>
+        <w:tc>
+          <w:tcPr>
+            <w:tcW w:type="dxa" w:w="1481"/>
+            <w:shd w:fill="F7F9FB"/>
+            <w:vAlign w:val="center"/>
+          </w:tcPr>
+          <w:p>
+            <w:pPr>
+              <w:spacing w:after="0" w:line="259" w:lineRule="auto"/>
+            </w:pPr>
+            <w:r/>
+            <w:r>
+              <w:rPr>
+                <w:rFonts w:ascii="Noto Sans SC" w:hAnsi="Noto Sans SC" w:eastAsia="Noto Sans SC" w:cs="Noto Sans SC"/>
+                <w:b w:val="0"/>
+                <w:sz w:val="14"/>
+              </w:rPr>
+              <w:t>raw/interim evidence、coverage、canonical evidence</w:t>
+            </w:r>
+          </w:p>
+        </w:tc>
+        <w:tc>
+          <w:tcPr>
+            <w:tcW w:type="dxa" w:w="1481"/>
+            <w:shd w:fill="F7F9FB"/>
+            <w:vAlign w:val="center"/>
+          </w:tcPr>
+          <w:p>
+            <w:pPr>
+              <w:spacing w:after="0" w:line="259" w:lineRule="auto"/>
+            </w:pPr>
+            <w:r/>
+            <w:r>
+              <w:rPr>
+                <w:rFonts w:ascii="Noto Sans SC" w:hAnsi="Noto Sans SC" w:eastAsia="Noto Sans SC" w:cs="Noto Sans SC"/>
+                <w:b w:val="0"/>
+                <w:sz w:val="14"/>
+              </w:rPr>
+              <w:t>否</w:t>
+            </w:r>
+          </w:p>
+        </w:tc>
+        <w:tc>
+          <w:tcPr>
+            <w:tcW w:type="dxa" w:w="1481"/>
+            <w:shd w:fill="F7F9FB"/>
+            <w:vAlign w:val="center"/>
+          </w:tcPr>
+          <w:p>
+            <w:pPr>
+              <w:spacing w:after="0" w:line="259" w:lineRule="auto"/>
+            </w:pPr>
+            <w:r/>
+            <w:r>
+              <w:rPr>
+                <w:rFonts w:ascii="Noto Sans SC" w:hAnsi="Noto Sans SC" w:eastAsia="Noto Sans SC" w:cs="Noto Sans SC"/>
+                <w:b w:val="0"/>
+                <w:sz w:val="14"/>
+              </w:rPr>
+              <w:t>抽查来源质量</w:t>
+            </w:r>
+          </w:p>
+        </w:tc>
+      </w:tr>
+      <w:tr>
+        <w:tc>
+          <w:tcPr>
+            <w:tcW w:type="dxa" w:w="1481"/>
+            <w:vAlign w:val="center"/>
+          </w:tcPr>
+          <w:p>
+            <w:pPr>
+              <w:spacing w:after="0" w:line="259" w:lineRule="auto"/>
+            </w:pPr>
+            <w:r/>
+            <w:r>
+              <w:rPr>
+                <w:rFonts w:ascii="Noto Sans SC" w:hAnsi="Noto Sans SC" w:eastAsia="Noto Sans SC" w:cs="Noto Sans SC"/>
+                <w:b w:val="0"/>
+                <w:sz w:val="14"/>
+              </w:rPr>
+              <w:t>3</w:t>
+            </w:r>
+          </w:p>
+        </w:tc>
+        <w:tc>
+          <w:tcPr>
+            <w:tcW w:type="dxa" w:w="1481"/>
+            <w:vAlign w:val="center"/>
+          </w:tcPr>
+          <w:p>
+            <w:pPr>
+              <w:spacing w:after="0" w:line="259" w:lineRule="auto"/>
+            </w:pPr>
+            <w:r/>
+            <w:r>
+              <w:rPr>
+                <w:rFonts w:ascii="Noto Sans SC" w:hAnsi="Noto Sans SC" w:eastAsia="Noto Sans SC" w:cs="Noto Sans SC"/>
+                <w:b w:val="0"/>
+                <w:sz w:val="14"/>
+              </w:rPr>
+              <w:t>Normalize / sheet</w:t>
+            </w:r>
+          </w:p>
+        </w:tc>
+        <w:tc>
+          <w:tcPr>
+            <w:tcW w:type="dxa" w:w="1481"/>
+            <w:vAlign w:val="center"/>
+          </w:tcPr>
+          <w:p>
+            <w:pPr>
+              <w:spacing w:after="0" w:line="259" w:lineRule="auto"/>
+            </w:pPr>
+            <w:r/>
+            <w:r>
+              <w:rPr>
+                <w:rFonts w:ascii="Noto Sans SC" w:hAnsi="Noto Sans SC" w:eastAsia="Noto Sans SC" w:cs="Noto Sans SC"/>
+                <w:b w:val="0"/>
+                <w:sz w:val="14"/>
+              </w:rPr>
+              <w:t>normalize_evidence.py；make_annotation_sheet.py</w:t>
+            </w:r>
+          </w:p>
+        </w:tc>
+        <w:tc>
+          <w:tcPr>
+            <w:tcW w:type="dxa" w:w="1481"/>
+            <w:vAlign w:val="center"/>
+          </w:tcPr>
+          <w:p>
+            <w:pPr>
+              <w:spacing w:after="0" w:line="259" w:lineRule="auto"/>
+            </w:pPr>
+            <w:r/>
+            <w:r>
+              <w:rPr>
+                <w:rFonts w:ascii="Noto Sans SC" w:hAnsi="Noto Sans SC" w:eastAsia="Noto Sans SC" w:cs="Noto Sans SC"/>
+                <w:b w:val="0"/>
+                <w:sz w:val="14"/>
+              </w:rPr>
+              <w:t>raw/interim evidence</w:t>
+            </w:r>
+          </w:p>
+        </w:tc>
+        <w:tc>
+          <w:tcPr>
+            <w:tcW w:type="dxa" w:w="1481"/>
+            <w:vAlign w:val="center"/>
+          </w:tcPr>
+          <w:p>
+            <w:pPr>
+              <w:spacing w:after="0" w:line="259" w:lineRule="auto"/>
+            </w:pPr>
+            <w:r/>
+            <w:r>
+              <w:rPr>
+                <w:rFonts w:ascii="Noto Sans SC" w:hAnsi="Noto Sans SC" w:eastAsia="Noto Sans SC" w:cs="Noto Sans SC"/>
+                <w:b w:val="0"/>
+                <w:sz w:val="14"/>
+              </w:rPr>
+              <w:t>annotation sheet、规范化 evidence JSONL</w:t>
+            </w:r>
+          </w:p>
+        </w:tc>
+        <w:tc>
+          <w:tcPr>
+            <w:tcW w:type="dxa" w:w="1481"/>
+            <w:vAlign w:val="center"/>
+          </w:tcPr>
+          <w:p>
+            <w:pPr>
+              <w:spacing w:after="0" w:line="259" w:lineRule="auto"/>
+            </w:pPr>
+            <w:r/>
+            <w:r>
+              <w:rPr>
+                <w:rFonts w:ascii="Noto Sans SC" w:hAnsi="Noto Sans SC" w:eastAsia="Noto Sans SC" w:cs="Noto Sans SC"/>
+                <w:b w:val="0"/>
+                <w:sz w:val="14"/>
+              </w:rPr>
+              <w:t>否</w:t>
+            </w:r>
+          </w:p>
+        </w:tc>
+        <w:tc>
+          <w:tcPr>
+            <w:tcW w:type="dxa" w:w="1481"/>
+            <w:vAlign w:val="center"/>
+          </w:tcPr>
+          <w:p>
+            <w:pPr>
+              <w:spacing w:after="0" w:line="259" w:lineRule="auto"/>
+            </w:pPr>
+            <w:r/>
+            <w:r>
+              <w:rPr>
+                <w:rFonts w:ascii="Noto Sans SC" w:hAnsi="Noto Sans SC" w:eastAsia="Noto Sans SC" w:cs="Noto Sans SC"/>
+                <w:b w:val="0"/>
+                <w:sz w:val="14"/>
+              </w:rPr>
+              <w:t>抽查 source type 与 coverage</w:t>
+            </w:r>
+          </w:p>
+        </w:tc>
+      </w:tr>
+      <w:tr>
+        <w:tc>
+          <w:tcPr>
+            <w:tcW w:type="dxa" w:w="1481"/>
+            <w:shd w:fill="F7F9FB"/>
+            <w:vAlign w:val="center"/>
+          </w:tcPr>
+          <w:p>
+            <w:pPr>
+              <w:spacing w:after="0" w:line="259" w:lineRule="auto"/>
+            </w:pPr>
+            <w:r/>
+            <w:r>
+              <w:rPr>
+                <w:rFonts w:ascii="Noto Sans SC" w:hAnsi="Noto Sans SC" w:eastAsia="Noto Sans SC" w:cs="Noto Sans SC"/>
+                <w:b w:val="0"/>
+                <w:sz w:val="14"/>
+              </w:rPr>
+              <w:t>4</w:t>
+            </w:r>
+          </w:p>
+        </w:tc>
+        <w:tc>
+          <w:tcPr>
+            <w:tcW w:type="dxa" w:w="1481"/>
+            <w:shd w:fill="F7F9FB"/>
+            <w:vAlign w:val="center"/>
+          </w:tcPr>
+          <w:p>
+            <w:pPr>
+              <w:spacing w:after="0" w:line="259" w:lineRule="auto"/>
+            </w:pPr>
+            <w:r/>
+            <w:r>
+              <w:rPr>
+                <w:rFonts w:ascii="Noto Sans SC" w:hAnsi="Noto Sans SC" w:eastAsia="Noto Sans SC" w:cs="Noto Sans SC"/>
+                <w:b w:val="0"/>
+                <w:sz w:val="14"/>
+              </w:rPr>
+              <w:t>LLM preannotation</w:t>
+            </w:r>
+          </w:p>
+        </w:tc>
+        <w:tc>
+          <w:tcPr>
+            <w:tcW w:type="dxa" w:w="1481"/>
+            <w:shd w:fill="F7F9FB"/>
+            <w:vAlign w:val="center"/>
+          </w:tcPr>
+          <w:p>
+            <w:pPr>
+              <w:spacing w:after="0" w:line="259" w:lineRule="auto"/>
+            </w:pPr>
+            <w:r/>
+            <w:r>
+              <w:rPr>
+                <w:rFonts w:ascii="Noto Sans SC" w:hAnsi="Noto Sans SC" w:eastAsia="Noto Sans SC" w:cs="Noto Sans SC"/>
+                <w:b w:val="0"/>
+                <w:sz w:val="14"/>
+              </w:rPr>
+              <w:t>run_llm_gold_preannotation.py</w:t>
+            </w:r>
+          </w:p>
+        </w:tc>
+        <w:tc>
+          <w:tcPr>
+            <w:tcW w:type="dxa" w:w="1481"/>
+            <w:shd w:fill="F7F9FB"/>
+            <w:vAlign w:val="center"/>
+          </w:tcPr>
+          <w:p>
+            <w:pPr>
+              <w:spacing w:after="0" w:line="259" w:lineRule="auto"/>
+            </w:pPr>
+            <w:r/>
+            <w:r>
+              <w:rPr>
+                <w:rFonts w:ascii="Noto Sans SC" w:hAnsi="Noto Sans SC" w:eastAsia="Noto Sans SC" w:cs="Noto Sans SC"/>
+                <w:b w:val="0"/>
+                <w:sz w:val="14"/>
+              </w:rPr>
+              <w:t>events + canonical evidence</w:t>
+            </w:r>
+          </w:p>
+        </w:tc>
+        <w:tc>
+          <w:tcPr>
+            <w:tcW w:type="dxa" w:w="1481"/>
+            <w:shd w:fill="F7F9FB"/>
+            <w:vAlign w:val="center"/>
+          </w:tcPr>
+          <w:p>
+            <w:pPr>
+              <w:spacing w:after="0" w:line="259" w:lineRule="auto"/>
+            </w:pPr>
+            <w:r/>
+            <w:r>
+              <w:rPr>
+                <w:rFonts w:ascii="Noto Sans SC" w:hAnsi="Noto Sans SC" w:eastAsia="Noto Sans SC" w:cs="Noto Sans SC"/>
+                <w:b w:val="0"/>
+                <w:sz w:val="14"/>
+              </w:rPr>
+              <w:t>llm_gold_*、silver_v1 tuple/chain</w:t>
+            </w:r>
+          </w:p>
+        </w:tc>
+        <w:tc>
+          <w:tcPr>
+            <w:tcW w:type="dxa" w:w="1481"/>
+            <w:shd w:fill="F7F9FB"/>
+            <w:vAlign w:val="center"/>
+          </w:tcPr>
+          <w:p>
+            <w:pPr>
+              <w:spacing w:after="0" w:line="259" w:lineRule="auto"/>
+            </w:pPr>
+            <w:r/>
+            <w:r>
+              <w:rPr>
+                <w:rFonts w:ascii="Noto Sans SC" w:hAnsi="Noto Sans SC" w:eastAsia="Noto Sans SC" w:cs="Noto Sans SC"/>
+                <w:b w:val="0"/>
+                <w:sz w:val="14"/>
+              </w:rPr>
+              <w:t>是</w:t>
+            </w:r>
+          </w:p>
+        </w:tc>
+        <w:tc>
+          <w:tcPr>
+            <w:tcW w:type="dxa" w:w="1481"/>
+            <w:shd w:fill="F7F9FB"/>
+            <w:vAlign w:val="center"/>
+          </w:tcPr>
+          <w:p>
+            <w:pPr>
+              <w:spacing w:after="0" w:line="259" w:lineRule="auto"/>
+            </w:pPr>
+            <w:r/>
+            <w:r>
+              <w:rPr>
+                <w:rFonts w:ascii="Noto Sans SC" w:hAnsi="Noto Sans SC" w:eastAsia="Noto Sans SC" w:cs="Noto Sans SC"/>
+                <w:b w:val="0"/>
+                <w:sz w:val="14"/>
+              </w:rPr>
+              <w:t>结果不是 final gold</w:t>
+            </w:r>
+          </w:p>
+        </w:tc>
+      </w:tr>
+      <w:tr>
+        <w:tc>
+          <w:tcPr>
+            <w:tcW w:type="dxa" w:w="1481"/>
+            <w:vAlign w:val="center"/>
+          </w:tcPr>
+          <w:p>
+            <w:pPr>
+              <w:spacing w:after="0" w:line="259" w:lineRule="auto"/>
+            </w:pPr>
+            <w:r/>
+            <w:r>
+              <w:rPr>
+                <w:rFonts w:ascii="Noto Sans SC" w:hAnsi="Noto Sans SC" w:eastAsia="Noto Sans SC" w:cs="Noto Sans SC"/>
+                <w:b w:val="0"/>
+                <w:sz w:val="14"/>
+              </w:rPr>
+              <w:t>5</w:t>
+            </w:r>
+          </w:p>
+        </w:tc>
+        <w:tc>
+          <w:tcPr>
+            <w:tcW w:type="dxa" w:w="1481"/>
+            <w:vAlign w:val="center"/>
+          </w:tcPr>
+          <w:p>
+            <w:pPr>
+              <w:spacing w:after="0" w:line="259" w:lineRule="auto"/>
+            </w:pPr>
+            <w:r/>
+            <w:r>
+              <w:rPr>
+                <w:rFonts w:ascii="Noto Sans SC" w:hAnsi="Noto Sans SC" w:eastAsia="Noto Sans SC" w:cs="Noto Sans SC"/>
+                <w:b w:val="0"/>
+                <w:sz w:val="14"/>
+              </w:rPr>
+              <w:t>Silver export</w:t>
+            </w:r>
+          </w:p>
+        </w:tc>
+        <w:tc>
+          <w:tcPr>
+            <w:tcW w:type="dxa" w:w="1481"/>
+            <w:vAlign w:val="center"/>
+          </w:tcPr>
+          <w:p>
+            <w:pPr>
+              <w:spacing w:after="0" w:line="259" w:lineRule="auto"/>
+            </w:pPr>
+            <w:r/>
+            <w:r>
+              <w:rPr>
+                <w:rFonts w:ascii="Noto Sans SC" w:hAnsi="Noto Sans SC" w:eastAsia="Noto Sans SC" w:cs="Noto Sans SC"/>
+                <w:b w:val="0"/>
+                <w:sz w:val="14"/>
+              </w:rPr>
+              <w:t>export_silver_benchmark.py；build_human_adjudication_sheet.py</w:t>
+            </w:r>
+          </w:p>
+        </w:tc>
+        <w:tc>
+          <w:tcPr>
+            <w:tcW w:type="dxa" w:w="1481"/>
+            <w:vAlign w:val="center"/>
+          </w:tcPr>
+          <w:p>
+            <w:pPr>
+              <w:spacing w:after="0" w:line="259" w:lineRule="auto"/>
+            </w:pPr>
+            <w:r/>
+            <w:r>
+              <w:rPr>
+                <w:rFonts w:ascii="Noto Sans SC" w:hAnsi="Noto Sans SC" w:eastAsia="Noto Sans SC" w:cs="Noto Sans SC"/>
+                <w:b w:val="0"/>
+                <w:sz w:val="14"/>
+              </w:rPr>
+              <w:t>silver_v1 + evidence</w:t>
+            </w:r>
+          </w:p>
+        </w:tc>
+        <w:tc>
+          <w:tcPr>
+            <w:tcW w:type="dxa" w:w="1481"/>
+            <w:vAlign w:val="center"/>
+          </w:tcPr>
+          <w:p>
+            <w:pPr>
+              <w:spacing w:after="0" w:line="259" w:lineRule="auto"/>
+            </w:pPr>
+            <w:r/>
+            <w:r>
+              <w:rPr>
+                <w:rFonts w:ascii="Noto Sans SC" w:hAnsi="Noto Sans SC" w:eastAsia="Noto Sans SC" w:cs="Noto Sans SC"/>
+                <w:b w:val="0"/>
+                <w:sz w:val="14"/>
+              </w:rPr>
+              <w:t>human adjudication full CSV</w:t>
+            </w:r>
+          </w:p>
+        </w:tc>
+        <w:tc>
+          <w:tcPr>
+            <w:tcW w:type="dxa" w:w="1481"/>
+            <w:vAlign w:val="center"/>
+          </w:tcPr>
+          <w:p>
+            <w:pPr>
+              <w:spacing w:after="0" w:line="259" w:lineRule="auto"/>
+            </w:pPr>
+            <w:r/>
+            <w:r>
+              <w:rPr>
+                <w:rFonts w:ascii="Noto Sans SC" w:hAnsi="Noto Sans SC" w:eastAsia="Noto Sans SC" w:cs="Noto Sans SC"/>
+                <w:b w:val="0"/>
+                <w:sz w:val="14"/>
+              </w:rPr>
+              <w:t>否</w:t>
+            </w:r>
+          </w:p>
+        </w:tc>
+        <w:tc>
+          <w:tcPr>
+            <w:tcW w:type="dxa" w:w="1481"/>
+            <w:vAlign w:val="center"/>
+          </w:tcPr>
+          <w:p>
+            <w:pPr>
+              <w:spacing w:after="0" w:line="259" w:lineRule="auto"/>
+            </w:pPr>
+            <w:r/>
+            <w:r>
+              <w:rPr>
+                <w:rFonts w:ascii="Noto Sans SC" w:hAnsi="Noto Sans SC" w:eastAsia="Noto Sans SC" w:cs="Noto Sans SC"/>
+                <w:b w:val="0"/>
+                <w:sz w:val="14"/>
+              </w:rPr>
+              <w:t>生成待审表</w:t>
+            </w:r>
+          </w:p>
+        </w:tc>
+      </w:tr>
+      <w:tr>
+        <w:tc>
+          <w:tcPr>
+            <w:tcW w:type="dxa" w:w="1481"/>
+            <w:shd w:fill="F7F9FB"/>
+            <w:vAlign w:val="center"/>
+          </w:tcPr>
+          <w:p>
+            <w:pPr>
+              <w:spacing w:after="0" w:line="259" w:lineRule="auto"/>
+            </w:pPr>
+            <w:r/>
+            <w:r>
+              <w:rPr>
+                <w:rFonts w:ascii="Noto Sans SC" w:hAnsi="Noto Sans SC" w:eastAsia="Noto Sans SC" w:cs="Noto Sans SC"/>
+                <w:b w:val="0"/>
+                <w:sz w:val="14"/>
+              </w:rPr>
+              <w:t>6</w:t>
+            </w:r>
+          </w:p>
+        </w:tc>
+        <w:tc>
+          <w:tcPr>
+            <w:tcW w:type="dxa" w:w="1481"/>
+            <w:shd w:fill="F7F9FB"/>
+            <w:vAlign w:val="center"/>
+          </w:tcPr>
+          <w:p>
+            <w:pPr>
+              <w:spacing w:after="0" w:line="259" w:lineRule="auto"/>
+            </w:pPr>
+            <w:r/>
+            <w:r>
+              <w:rPr>
+                <w:rFonts w:ascii="Noto Sans SC" w:hAnsi="Noto Sans SC" w:eastAsia="Noto Sans SC" w:cs="Noto Sans SC"/>
+                <w:b w:val="0"/>
+                <w:sz w:val="14"/>
+              </w:rPr>
+              <w:t>Pilot adjudication</w:t>
+            </w:r>
+          </w:p>
+        </w:tc>
+        <w:tc>
+          <w:tcPr>
+            <w:tcW w:type="dxa" w:w="1481"/>
+            <w:shd w:fill="F7F9FB"/>
+            <w:vAlign w:val="center"/>
+          </w:tcPr>
+          <w:p>
+            <w:pPr>
+              <w:spacing w:after="0" w:line="259" w:lineRule="auto"/>
+            </w:pPr>
+            <w:r/>
+            <w:r>
+              <w:rPr>
+                <w:rFonts w:ascii="Noto Sans SC" w:hAnsi="Noto Sans SC" w:eastAsia="Noto Sans SC" w:cs="Noto Sans SC"/>
+                <w:b w:val="0"/>
+                <w:sz w:val="14"/>
+              </w:rPr>
+              <w:t>build_pilot_adjudication_sheet.py</w:t>
+            </w:r>
+          </w:p>
+        </w:tc>
+        <w:tc>
+          <w:tcPr>
+            <w:tcW w:type="dxa" w:w="1481"/>
+            <w:shd w:fill="F7F9FB"/>
+            <w:vAlign w:val="center"/>
+          </w:tcPr>
+          <w:p>
+            <w:pPr>
+              <w:spacing w:after="0" w:line="259" w:lineRule="auto"/>
+            </w:pPr>
+            <w:r/>
+            <w:r>
+              <w:rPr>
+                <w:rFonts w:ascii="Noto Sans SC" w:hAnsi="Noto Sans SC" w:eastAsia="Noto Sans SC" w:cs="Noto Sans SC"/>
+                <w:b w:val="0"/>
+                <w:sz w:val="14"/>
+              </w:rPr>
+              <w:t>full CSV + pilot_events_v1.json</w:t>
+            </w:r>
+          </w:p>
+        </w:tc>
+        <w:tc>
+          <w:tcPr>
+            <w:tcW w:type="dxa" w:w="1481"/>
+            <w:shd w:fill="F7F9FB"/>
+            <w:vAlign w:val="center"/>
+          </w:tcPr>
+          <w:p>
+            <w:pPr>
+              <w:spacing w:after="0" w:line="259" w:lineRule="auto"/>
+            </w:pPr>
+            <w:r/>
+            <w:r>
+              <w:rPr>
+                <w:rFonts w:ascii="Noto Sans SC" w:hAnsi="Noto Sans SC" w:eastAsia="Noto Sans SC" w:cs="Noto Sans SC"/>
+                <w:b w:val="0"/>
+                <w:sz w:val="14"/>
+              </w:rPr>
+              <w:t>pilot5 tuple/chain CSV</w:t>
+            </w:r>
+          </w:p>
+        </w:tc>
+        <w:tc>
+          <w:tcPr>
+            <w:tcW w:type="dxa" w:w="1481"/>
+            <w:shd w:fill="F7F9FB"/>
+            <w:vAlign w:val="center"/>
+          </w:tcPr>
+          <w:p>
+            <w:pPr>
+              <w:spacing w:after="0" w:line="259" w:lineRule="auto"/>
+            </w:pPr>
+            <w:r/>
+            <w:r>
+              <w:rPr>
+                <w:rFonts w:ascii="Noto Sans SC" w:hAnsi="Noto Sans SC" w:eastAsia="Noto Sans SC" w:cs="Noto Sans SC"/>
+                <w:b w:val="0"/>
+                <w:sz w:val="14"/>
+              </w:rPr>
+              <w:t>否</w:t>
+            </w:r>
+          </w:p>
+        </w:tc>
+        <w:tc>
+          <w:tcPr>
+            <w:tcW w:type="dxa" w:w="1481"/>
+            <w:shd w:fill="F7F9FB"/>
+            <w:vAlign w:val="center"/>
+          </w:tcPr>
+          <w:p>
+            <w:pPr>
+              <w:spacing w:after="0" w:line="259" w:lineRule="auto"/>
+            </w:pPr>
+            <w:r/>
+            <w:r>
+              <w:rPr>
+                <w:rFonts w:ascii="Noto Sans SC" w:hAnsi="Noto Sans SC" w:eastAsia="Noto Sans SC" w:cs="Noto Sans SC"/>
+                <w:b w:val="0"/>
+                <w:sz w:val="14"/>
+              </w:rPr>
+              <w:t>当前阻塞点：人工填写 review_decision/revised_*</w:t>
+            </w:r>
+          </w:p>
+        </w:tc>
+      </w:tr>
+      <w:tr>
+        <w:tc>
+          <w:tcPr>
+            <w:tcW w:type="dxa" w:w="1481"/>
+            <w:vAlign w:val="center"/>
+          </w:tcPr>
+          <w:p>
+            <w:pPr>
+              <w:spacing w:after="0" w:line="259" w:lineRule="auto"/>
+            </w:pPr>
+            <w:r/>
+            <w:r>
+              <w:rPr>
+                <w:rFonts w:ascii="Noto Sans SC" w:hAnsi="Noto Sans SC" w:eastAsia="Noto Sans SC" w:cs="Noto Sans SC"/>
+                <w:b w:val="0"/>
+                <w:sz w:val="14"/>
+              </w:rPr>
+              <w:t>7</w:t>
+            </w:r>
+          </w:p>
+        </w:tc>
+        <w:tc>
+          <w:tcPr>
+            <w:tcW w:type="dxa" w:w="1481"/>
+            <w:vAlign w:val="center"/>
+          </w:tcPr>
+          <w:p>
+            <w:pPr>
+              <w:spacing w:after="0" w:line="259" w:lineRule="auto"/>
+            </w:pPr>
+            <w:r/>
+            <w:r>
+              <w:rPr>
+                <w:rFonts w:ascii="Noto Sans SC" w:hAnsi="Noto Sans SC" w:eastAsia="Noto Sans SC" w:cs="Noto Sans SC"/>
+                <w:b w:val="0"/>
+                <w:sz w:val="14"/>
+              </w:rPr>
+              <w:t>Human gold export</w:t>
+            </w:r>
+          </w:p>
+        </w:tc>
+        <w:tc>
+          <w:tcPr>
+            <w:tcW w:type="dxa" w:w="1481"/>
+            <w:vAlign w:val="center"/>
+          </w:tcPr>
+          <w:p>
+            <w:pPr>
+              <w:spacing w:after="0" w:line="259" w:lineRule="auto"/>
+            </w:pPr>
+            <w:r/>
+            <w:r>
+              <w:rPr>
+                <w:rFonts w:ascii="Noto Sans SC" w:hAnsi="Noto Sans SC" w:eastAsia="Noto Sans SC" w:cs="Noto Sans SC"/>
+                <w:b w:val="0"/>
+                <w:sz w:val="14"/>
+              </w:rPr>
+              <w:t>convert_adjudication_to_human_gold.py；audit_human_gold.py</w:t>
+            </w:r>
+          </w:p>
+        </w:tc>
+        <w:tc>
+          <w:tcPr>
+            <w:tcW w:type="dxa" w:w="1481"/>
+            <w:vAlign w:val="center"/>
+          </w:tcPr>
+          <w:p>
+            <w:pPr>
+              <w:spacing w:after="0" w:line="259" w:lineRule="auto"/>
+            </w:pPr>
+            <w:r/>
+            <w:r>
+              <w:rPr>
+                <w:rFonts w:ascii="Noto Sans SC" w:hAnsi="Noto Sans SC" w:eastAsia="Noto Sans SC" w:cs="Noto Sans SC"/>
+                <w:b w:val="0"/>
+                <w:sz w:val="14"/>
+              </w:rPr>
+              <w:t>已审 adjudication CSV</w:t>
+            </w:r>
+          </w:p>
+        </w:tc>
+        <w:tc>
+          <w:tcPr>
+            <w:tcW w:type="dxa" w:w="1481"/>
+            <w:vAlign w:val="center"/>
+          </w:tcPr>
+          <w:p>
+            <w:pPr>
+              <w:spacing w:after="0" w:line="259" w:lineRule="auto"/>
+            </w:pPr>
+            <w:r/>
+            <w:r>
+              <w:rPr>
+                <w:rFonts w:ascii="Noto Sans SC" w:hAnsi="Noto Sans SC" w:eastAsia="Noto Sans SC" w:cs="Noto Sans SC"/>
+                <w:b w:val="0"/>
+                <w:sz w:val="14"/>
+              </w:rPr>
+              <w:t>human_gold_tuples/chains + audit log</w:t>
+            </w:r>
+          </w:p>
+        </w:tc>
+        <w:tc>
+          <w:tcPr>
+            <w:tcW w:type="dxa" w:w="1481"/>
+            <w:vAlign w:val="center"/>
+          </w:tcPr>
+          <w:p>
+            <w:pPr>
+              <w:spacing w:after="0" w:line="259" w:lineRule="auto"/>
+            </w:pPr>
+            <w:r/>
+            <w:r>
+              <w:rPr>
+                <w:rFonts w:ascii="Noto Sans SC" w:hAnsi="Noto Sans SC" w:eastAsia="Noto Sans SC" w:cs="Noto Sans SC"/>
+                <w:b w:val="0"/>
+                <w:sz w:val="14"/>
+              </w:rPr>
+              <w:t>否</w:t>
+            </w:r>
+          </w:p>
+        </w:tc>
+        <w:tc>
+          <w:tcPr>
+            <w:tcW w:type="dxa" w:w="1481"/>
+            <w:vAlign w:val="center"/>
+          </w:tcPr>
+          <w:p>
+            <w:pPr>
+              <w:spacing w:after="0" w:line="259" w:lineRule="auto"/>
+            </w:pPr>
+            <w:r/>
+            <w:r>
+              <w:rPr>
+                <w:rFonts w:ascii="Noto Sans SC" w:hAnsi="Noto Sans SC" w:eastAsia="Noto Sans SC" w:cs="Noto Sans SC"/>
+                <w:b w:val="0"/>
+                <w:sz w:val="14"/>
+              </w:rPr>
+              <w:t>audit 失败项人工修正</w:t>
+            </w:r>
+          </w:p>
+        </w:tc>
+      </w:tr>
+      <w:tr>
+        <w:tc>
+          <w:tcPr>
+            <w:tcW w:type="dxa" w:w="1481"/>
+            <w:shd w:fill="F7F9FB"/>
+            <w:vAlign w:val="center"/>
+          </w:tcPr>
+          <w:p>
+            <w:pPr>
+              <w:spacing w:after="0" w:line="259" w:lineRule="auto"/>
+            </w:pPr>
+            <w:r/>
+            <w:r>
+              <w:rPr>
+                <w:rFonts w:ascii="Noto Sans SC" w:hAnsi="Noto Sans SC" w:eastAsia="Noto Sans SC" w:cs="Noto Sans SC"/>
+                <w:b w:val="0"/>
+                <w:sz w:val="14"/>
+              </w:rPr>
+              <w:t>8</w:t>
+            </w:r>
+          </w:p>
+        </w:tc>
+        <w:tc>
+          <w:tcPr>
+            <w:tcW w:type="dxa" w:w="1481"/>
+            <w:shd w:fill="F7F9FB"/>
+            <w:vAlign w:val="center"/>
+          </w:tcPr>
+          <w:p>
+            <w:pPr>
+              <w:spacing w:after="0" w:line="259" w:lineRule="auto"/>
+            </w:pPr>
+            <w:r/>
+            <w:r>
+              <w:rPr>
+                <w:rFonts w:ascii="Noto Sans SC" w:hAnsi="Noto Sans SC" w:eastAsia="Noto Sans SC" w:cs="Noto Sans SC"/>
+                <w:b w:val="0"/>
+                <w:sz w:val="14"/>
+              </w:rPr>
+              <w:t>Paper / ablation</w:t>
+            </w:r>
+          </w:p>
+        </w:tc>
+        <w:tc>
+          <w:tcPr>
+            <w:tcW w:type="dxa" w:w="1481"/>
+            <w:shd w:fill="F7F9FB"/>
+            <w:vAlign w:val="center"/>
+          </w:tcPr>
+          <w:p>
+            <w:pPr>
+              <w:spacing w:after="0" w:line="259" w:lineRule="auto"/>
+            </w:pPr>
+            <w:r/>
+            <w:r>
+              <w:rPr>
+                <w:rFonts w:ascii="Noto Sans SC" w:hAnsi="Noto Sans SC" w:eastAsia="Noto Sans SC" w:cs="Noto Sans SC"/>
+                <w:b w:val="0"/>
+                <w:sz w:val="14"/>
+              </w:rPr>
+              <w:t>run_paper_experiment.py；run_ablation.py --force</w:t>
+            </w:r>
+          </w:p>
+        </w:tc>
+        <w:tc>
+          <w:tcPr>
+            <w:tcW w:type="dxa" w:w="1481"/>
+            <w:shd w:fill="F7F9FB"/>
+            <w:vAlign w:val="center"/>
+          </w:tcPr>
+          <w:p>
+            <w:pPr>
+              <w:spacing w:after="0" w:line="259" w:lineRule="auto"/>
+            </w:pPr>
+            <w:r/>
+            <w:r>
+              <w:rPr>
+                <w:rFonts w:ascii="Noto Sans SC" w:hAnsi="Noto Sans SC" w:eastAsia="Noto Sans SC" w:cs="Noto Sans SC"/>
+                <w:b w:val="0"/>
+                <w:sz w:val="14"/>
+              </w:rPr>
+              <w:t>human gold + configs</w:t>
+            </w:r>
+          </w:p>
+        </w:tc>
+        <w:tc>
+          <w:tcPr>
+            <w:tcW w:type="dxa" w:w="1481"/>
+            <w:shd w:fill="F7F9FB"/>
+            <w:vAlign w:val="center"/>
+          </w:tcPr>
+          <w:p>
+            <w:pPr>
+              <w:spacing w:after="0" w:line="259" w:lineRule="auto"/>
+            </w:pPr>
+            <w:r/>
+            <w:r>
+              <w:rPr>
+                <w:rFonts w:ascii="Noto Sans SC" w:hAnsi="Noto Sans SC" w:eastAsia="Noto Sans SC" w:cs="Noto Sans SC"/>
+                <w:b w:val="0"/>
+                <w:sz w:val="14"/>
+              </w:rPr>
+              <w:t>metrics、main_results、ablation artifacts</w:t>
+            </w:r>
+          </w:p>
+        </w:tc>
+        <w:tc>
+          <w:tcPr>
+            <w:tcW w:type="dxa" w:w="1481"/>
+            <w:shd w:fill="F7F9FB"/>
+            <w:vAlign w:val="center"/>
+          </w:tcPr>
+          <w:p>
+            <w:pPr>
+              <w:spacing w:after="0" w:line="259" w:lineRule="auto"/>
+            </w:pPr>
+            <w:r/>
+            <w:r>
+              <w:rPr>
+                <w:rFonts w:ascii="Noto Sans SC" w:hAnsi="Noto Sans SC" w:eastAsia="Noto Sans SC" w:cs="Noto Sans SC"/>
+                <w:b w:val="0"/>
+                <w:sz w:val="14"/>
+              </w:rPr>
+              <w:t>部分</w:t>
+            </w:r>
+          </w:p>
+        </w:tc>
+        <w:tc>
+          <w:tcPr>
+            <w:tcW w:type="dxa" w:w="1481"/>
+            <w:shd w:fill="F7F9FB"/>
+            <w:vAlign w:val="center"/>
+          </w:tcPr>
+          <w:p>
+            <w:pPr>
+              <w:spacing w:after="0" w:line="259" w:lineRule="auto"/>
+            </w:pPr>
+            <w:r/>
+            <w:r>
+              <w:rPr>
+                <w:rFonts w:ascii="Noto Sans SC" w:hAnsi="Noto Sans SC" w:eastAsia="Noto Sans SC" w:cs="Noto Sans SC"/>
+                <w:b w:val="0"/>
+                <w:sz w:val="14"/>
+              </w:rPr>
+              <w:t>实验解释与异常复核</w:t>
+            </w:r>
+          </w:p>
+        </w:tc>
+      </w:tr>
+      <w:tr>
+        <w:tc>
+          <w:tcPr>
+            <w:tcW w:type="dxa" w:w="1481"/>
+            <w:vAlign w:val="center"/>
+          </w:tcPr>
+          <w:p>
+            <w:pPr>
+              <w:spacing w:after="0" w:line="259" w:lineRule="auto"/>
+            </w:pPr>
+            <w:r/>
+            <w:r>
+              <w:rPr>
+                <w:rFonts w:ascii="Noto Sans SC" w:hAnsi="Noto Sans SC" w:eastAsia="Noto Sans SC" w:cs="Noto Sans SC"/>
+                <w:b w:val="0"/>
+                <w:sz w:val="14"/>
+              </w:rPr>
+              <w:t>9</w:t>
+            </w:r>
+          </w:p>
+        </w:tc>
+        <w:tc>
+          <w:tcPr>
+            <w:tcW w:type="dxa" w:w="1481"/>
+            <w:vAlign w:val="center"/>
+          </w:tcPr>
+          <w:p>
+            <w:pPr>
+              <w:spacing w:after="0" w:line="259" w:lineRule="auto"/>
+            </w:pPr>
+            <w:r/>
+            <w:r>
+              <w:rPr>
+                <w:rFonts w:ascii="Noto Sans SC" w:hAnsi="Noto Sans SC" w:eastAsia="Noto Sans SC" w:cs="Noto Sans SC"/>
+                <w:b w:val="0"/>
+                <w:sz w:val="14"/>
+              </w:rPr>
+              <w:t>Benchmark / probe</w:t>
+            </w:r>
+          </w:p>
+        </w:tc>
+        <w:tc>
+          <w:tcPr>
+            <w:tcW w:type="dxa" w:w="1481"/>
+            <w:vAlign w:val="center"/>
+          </w:tcPr>
+          <w:p>
+            <w:pPr>
+              <w:spacing w:after="0" w:line="259" w:lineRule="auto"/>
+            </w:pPr>
+            <w:r/>
+            <w:r>
+              <w:rPr>
+                <w:rFonts w:ascii="Noto Sans SC" w:hAnsi="Noto Sans SC" w:eastAsia="Noto Sans SC" w:cs="Noto Sans SC"/>
+                <w:b w:val="0"/>
+                <w:sz w:val="14"/>
+              </w:rPr>
+              <w:t>run_benchmark_eval.py；run_model_capability_probe.py</w:t>
+            </w:r>
+          </w:p>
+        </w:tc>
+        <w:tc>
+          <w:tcPr>
+            <w:tcW w:type="dxa" w:w="1481"/>
+            <w:vAlign w:val="center"/>
+          </w:tcPr>
+          <w:p>
+            <w:pPr>
+              <w:spacing w:after="0" w:line="259" w:lineRule="auto"/>
+            </w:pPr>
+            <w:r/>
+            <w:r>
+              <w:rPr>
+                <w:rFonts w:ascii="Noto Sans SC" w:hAnsi="Noto Sans SC" w:eastAsia="Noto Sans SC" w:cs="Noto Sans SC"/>
+                <w:b w:val="0"/>
+                <w:sz w:val="14"/>
+              </w:rPr>
+              <w:t>benchmark config + gold/pilot gold</w:t>
+            </w:r>
+          </w:p>
+        </w:tc>
+        <w:tc>
+          <w:tcPr>
+            <w:tcW w:type="dxa" w:w="1481"/>
+            <w:vAlign w:val="center"/>
+          </w:tcPr>
+          <w:p>
+            <w:pPr>
+              <w:spacing w:after="0" w:line="259" w:lineRule="auto"/>
+            </w:pPr>
+            <w:r/>
+            <w:r>
+              <w:rPr>
+                <w:rFonts w:ascii="Noto Sans SC" w:hAnsi="Noto Sans SC" w:eastAsia="Noto Sans SC" w:cs="Noto Sans SC"/>
+                <w:b w:val="0"/>
+                <w:sz w:val="14"/>
+              </w:rPr>
+              <w:t>model probe metrics</w:t>
+            </w:r>
+          </w:p>
+        </w:tc>
+        <w:tc>
+          <w:tcPr>
+            <w:tcW w:type="dxa" w:w="1481"/>
+            <w:vAlign w:val="center"/>
+          </w:tcPr>
+          <w:p>
+            <w:pPr>
+              <w:spacing w:after="0" w:line="259" w:lineRule="auto"/>
+            </w:pPr>
+            <w:r/>
+            <w:r>
+              <w:rPr>
+                <w:rFonts w:ascii="Noto Sans SC" w:hAnsi="Noto Sans SC" w:eastAsia="Noto Sans SC" w:cs="Noto Sans SC"/>
+                <w:b w:val="0"/>
+                <w:sz w:val="14"/>
+              </w:rPr>
+              <w:t>是</w:t>
+            </w:r>
+          </w:p>
+        </w:tc>
+        <w:tc>
+          <w:tcPr>
+            <w:tcW w:type="dxa" w:w="1481"/>
+            <w:vAlign w:val="center"/>
+          </w:tcPr>
+          <w:p>
+            <w:pPr>
+              <w:spacing w:after="0" w:line="259" w:lineRule="auto"/>
+            </w:pPr>
+            <w:r/>
+            <w:r>
+              <w:rPr>
+                <w:rFonts w:ascii="Noto Sans SC" w:hAnsi="Noto Sans SC" w:eastAsia="Noto Sans SC" w:cs="Noto Sans SC"/>
+                <w:b w:val="0"/>
+                <w:sz w:val="14"/>
+              </w:rPr>
+              <w:t>比较模型质量/成本/延迟</w:t>
             </w:r>
           </w:p>
         </w:tc>
@@ -207,47 +1587,552 @@
     </w:tbl>
     <w:p>
       <w:pPr>
-        <w:spacing w:after="120" w:line="276" w:lineRule="auto"/>
+        <w:spacing w:after="60"/>
       </w:pPr>
+    </w:p>
+    <w:p>
+      <w:pPr>
+        <w:pStyle w:val="Heading1"/>
+        <w:spacing w:before="160" w:after="80"/>
+      </w:pPr>
+      <w:r>
+        <w:rPr>
+          <w:rFonts w:ascii="Noto Sans SC" w:hAnsi="Noto Sans SC" w:eastAsia="Noto Sans SC" w:cs="Noto Sans SC"/>
+          <w:color w:val="1F4E79"/>
+        </w:rPr>
+        <w:t>2. 当前人工核验入口</w:t>
+      </w:r>
+    </w:p>
+    <w:p>
+      <w:pPr>
+        <w:spacing w:after="80" w:line="269" w:lineRule="auto"/>
+      </w:pPr>
+      <w:r>
+        <w:rPr>
+          <w:rFonts w:ascii="Noto Sans SC" w:hAnsi="Noto Sans SC" w:eastAsia="Noto Sans SC" w:cs="Noto Sans SC"/>
+          <w:sz w:val="21"/>
+        </w:rPr>
+        <w:t>先核验 pilot，不要直接改 full。pilot 通过后再进入全量 188 tuple / 138 chain。</w:t>
+      </w:r>
     </w:p>
     <w:tbl>
       <w:tblPr>
         <w:tblStyle w:val="TableGrid"/>
         <w:tblW w:type="auto" w:w="0"/>
         <w:jc w:val="center"/>
+        <w:tblLayout w:type="autofit"/>
         <w:tblLook w:firstColumn="1" w:firstRow="1" w:lastColumn="0" w:lastRow="0" w:noHBand="0" w:noVBand="1" w:val="04A0"/>
       </w:tblPr>
       <w:tblGrid>
-        <w:gridCol w:w="10086"/>
+        <w:gridCol w:w="2592"/>
+        <w:gridCol w:w="2592"/>
+        <w:gridCol w:w="2592"/>
+        <w:gridCol w:w="2592"/>
       </w:tblGrid>
       <w:tr>
-        <w:trPr>
-          <w:tblHeader w:val="true"/>
-        </w:trPr>
         <w:tc>
           <w:tcPr>
-            <w:tcW w:type="dxa" w:w="10086"/>
-            <w:shd w:fill="EAF3F8"/>
-            <w:tcMar>
-              <w:top w:w="90" w:type="dxa"/>
-              <w:start w:w="100" w:type="dxa"/>
-              <w:bottom w:w="90" w:type="dxa"/>
-              <w:end w:w="100" w:type="dxa"/>
-            </w:tcMar>
+            <w:tcW w:type="dxa" w:w="2592"/>
+            <w:shd w:fill="1F4E79"/>
             <w:vAlign w:val="center"/>
           </w:tcPr>
           <w:p>
             <w:pPr>
-              <w:spacing w:before="0" w:after="40" w:line="259" w:lineRule="auto"/>
+              <w:spacing w:after="0" w:line="259" w:lineRule="auto"/>
             </w:pPr>
+            <w:r/>
             <w:r>
               <w:rPr>
-                <w:rFonts w:ascii="SimSun" w:hAnsi="SimSun" w:eastAsia="SimSun"/>
+                <w:rFonts w:ascii="Noto Sans SC" w:hAnsi="Noto Sans SC" w:eastAsia="Noto Sans SC" w:cs="Noto Sans SC"/>
                 <w:b/>
-                <w:color w:val="1F4E79"/>
-                <w:sz w:val="18"/>
+                <w:color w:val="FFFFFF"/>
+                <w:sz w:val="15"/>
               </w:rPr>
-              <w:t>摘要：项目采用 event-first 流程，从人工筛选后的公共事件注册表出发，采集公开网页证据，归一化为 evidence pool，再用 LLM 做预标注，经过人工 adjudication 后形成 human gold，最后运行 schema attribution、verifier、主实验和消融评估。当前仓库审计显示，已有“gold”主要仍是 LLM 预标注/auto_reviewer 结果，严格论文级结论前需要真实人工复核。</w:t>
+              <w:t>文件</w:t>
+            </w:r>
+          </w:p>
+        </w:tc>
+        <w:tc>
+          <w:tcPr>
+            <w:tcW w:type="dxa" w:w="2592"/>
+            <w:shd w:fill="1F4E79"/>
+            <w:vAlign w:val="center"/>
+          </w:tcPr>
+          <w:p>
+            <w:pPr>
+              <w:spacing w:after="0" w:line="259" w:lineRule="auto"/>
+            </w:pPr>
+            <w:r/>
+            <w:r>
+              <w:rPr>
+                <w:rFonts w:ascii="Noto Sans SC" w:hAnsi="Noto Sans SC" w:eastAsia="Noto Sans SC" w:cs="Noto Sans SC"/>
+                <w:b/>
+                <w:color w:val="FFFFFF"/>
+                <w:sz w:val="15"/>
+              </w:rPr>
+              <w:t>路径</w:t>
+            </w:r>
+          </w:p>
+        </w:tc>
+        <w:tc>
+          <w:tcPr>
+            <w:tcW w:type="dxa" w:w="2592"/>
+            <w:shd w:fill="1F4E79"/>
+            <w:vAlign w:val="center"/>
+          </w:tcPr>
+          <w:p>
+            <w:pPr>
+              <w:spacing w:after="0" w:line="259" w:lineRule="auto"/>
+            </w:pPr>
+            <w:r/>
+            <w:r>
+              <w:rPr>
+                <w:rFonts w:ascii="Noto Sans SC" w:hAnsi="Noto Sans SC" w:eastAsia="Noto Sans SC" w:cs="Noto Sans SC"/>
+                <w:b/>
+                <w:color w:val="FFFFFF"/>
+                <w:sz w:val="15"/>
+              </w:rPr>
+              <w:t>规模 / priority</w:t>
+            </w:r>
+          </w:p>
+        </w:tc>
+        <w:tc>
+          <w:tcPr>
+            <w:tcW w:type="dxa" w:w="2592"/>
+            <w:shd w:fill="1F4E79"/>
+            <w:vAlign w:val="center"/>
+          </w:tcPr>
+          <w:p>
+            <w:pPr>
+              <w:spacing w:after="0" w:line="259" w:lineRule="auto"/>
+            </w:pPr>
+            <w:r/>
+            <w:r>
+              <w:rPr>
+                <w:rFonts w:ascii="Noto Sans SC" w:hAnsi="Noto Sans SC" w:eastAsia="Noto Sans SC" w:cs="Noto Sans SC"/>
+                <w:b/>
+                <w:color w:val="FFFFFF"/>
+                <w:sz w:val="15"/>
+              </w:rPr>
+              <w:t>需要做什么</w:t>
+            </w:r>
+          </w:p>
+        </w:tc>
+      </w:tr>
+      <w:tr>
+        <w:tc>
+          <w:tcPr>
+            <w:tcW w:type="dxa" w:w="2592"/>
+            <w:vAlign w:val="center"/>
+          </w:tcPr>
+          <w:p>
+            <w:pPr>
+              <w:spacing w:after="0" w:line="259" w:lineRule="auto"/>
+            </w:pPr>
+            <w:r/>
+            <w:r>
+              <w:rPr>
+                <w:rFonts w:ascii="Noto Sans SC" w:hAnsi="Noto Sans SC" w:eastAsia="Noto Sans SC" w:cs="Noto Sans SC"/>
+                <w:b w:val="0"/>
+                <w:sz w:val="15"/>
+              </w:rPr>
+              <w:t>pilot event 清单</w:t>
+            </w:r>
+          </w:p>
+        </w:tc>
+        <w:tc>
+          <w:tcPr>
+            <w:tcW w:type="dxa" w:w="2592"/>
+            <w:vAlign w:val="center"/>
+          </w:tcPr>
+          <w:p>
+            <w:pPr>
+              <w:spacing w:after="0" w:line="259" w:lineRule="auto"/>
+            </w:pPr>
+            <w:r/>
+            <w:r>
+              <w:rPr>
+                <w:rFonts w:ascii="Noto Sans SC" w:hAnsi="Noto Sans SC" w:eastAsia="Noto Sans SC" w:cs="Noto Sans SC"/>
+                <w:b w:val="0"/>
+                <w:sz w:val="15"/>
+              </w:rPr>
+              <w:t>data/pubevent_soa_lite/human_gold_v1/pilot_events_v1.json</w:t>
+            </w:r>
+          </w:p>
+        </w:tc>
+        <w:tc>
+          <w:tcPr>
+            <w:tcW w:type="dxa" w:w="2592"/>
+            <w:vAlign w:val="center"/>
+          </w:tcPr>
+          <w:p>
+            <w:pPr>
+              <w:spacing w:after="0" w:line="259" w:lineRule="auto"/>
+            </w:pPr>
+            <w:r/>
+            <w:r>
+              <w:rPr>
+                <w:rFonts w:ascii="Noto Sans SC" w:hAnsi="Noto Sans SC" w:eastAsia="Noto Sans SC" w:cs="Noto Sans SC"/>
+                <w:b w:val="0"/>
+                <w:sz w:val="15"/>
+              </w:rPr>
+              <w:t>5 个事件</w:t>
+            </w:r>
+          </w:p>
+        </w:tc>
+        <w:tc>
+          <w:tcPr>
+            <w:tcW w:type="dxa" w:w="2592"/>
+            <w:vAlign w:val="center"/>
+          </w:tcPr>
+          <w:p>
+            <w:pPr>
+              <w:spacing w:after="0" w:line="259" w:lineRule="auto"/>
+            </w:pPr>
+            <w:r/>
+            <w:r>
+              <w:rPr>
+                <w:rFonts w:ascii="Noto Sans SC" w:hAnsi="Noto Sans SC" w:eastAsia="Noto Sans SC" w:cs="Noto Sans SC"/>
+                <w:b w:val="0"/>
+                <w:sz w:val="15"/>
+              </w:rPr>
+              <w:t>只读；不需要填写。</w:t>
+            </w:r>
+          </w:p>
+        </w:tc>
+      </w:tr>
+      <w:tr>
+        <w:tc>
+          <w:tcPr>
+            <w:tcW w:type="dxa" w:w="2592"/>
+            <w:shd w:fill="F7F9FB"/>
+            <w:vAlign w:val="center"/>
+          </w:tcPr>
+          <w:p>
+            <w:pPr>
+              <w:spacing w:after="0" w:line="259" w:lineRule="auto"/>
+            </w:pPr>
+            <w:r/>
+            <w:r>
+              <w:rPr>
+                <w:rFonts w:ascii="Noto Sans SC" w:hAnsi="Noto Sans SC" w:eastAsia="Noto Sans SC" w:cs="Noto Sans SC"/>
+                <w:b w:val="0"/>
+                <w:sz w:val="15"/>
+              </w:rPr>
+              <w:t>Tuple pilot 表</w:t>
+            </w:r>
+          </w:p>
+        </w:tc>
+        <w:tc>
+          <w:tcPr>
+            <w:tcW w:type="dxa" w:w="2592"/>
+            <w:shd w:fill="F7F9FB"/>
+            <w:vAlign w:val="center"/>
+          </w:tcPr>
+          <w:p>
+            <w:pPr>
+              <w:spacing w:after="0" w:line="259" w:lineRule="auto"/>
+            </w:pPr>
+            <w:r/>
+            <w:r>
+              <w:rPr>
+                <w:rFonts w:ascii="Noto Sans SC" w:hAnsi="Noto Sans SC" w:eastAsia="Noto Sans SC" w:cs="Noto Sans SC"/>
+                <w:b w:val="0"/>
+                <w:sz w:val="15"/>
+              </w:rPr>
+              <w:t>data/pubevent_soa_lite/human_gold_v1/human_tuple_adjudication_sheet_pilot5.csv</w:t>
+            </w:r>
+          </w:p>
+        </w:tc>
+        <w:tc>
+          <w:tcPr>
+            <w:tcW w:type="dxa" w:w="2592"/>
+            <w:shd w:fill="F7F9FB"/>
+            <w:vAlign w:val="center"/>
+          </w:tcPr>
+          <w:p>
+            <w:pPr>
+              <w:spacing w:after="0" w:line="259" w:lineRule="auto"/>
+            </w:pPr>
+            <w:r/>
+            <w:r>
+              <w:rPr>
+                <w:rFonts w:ascii="Noto Sans SC" w:hAnsi="Noto Sans SC" w:eastAsia="Noto Sans SC" w:cs="Noto Sans SC"/>
+                <w:b w:val="0"/>
+                <w:sz w:val="15"/>
+              </w:rPr>
+              <w:t>19 行；high=1, medium=8, low=10</w:t>
+            </w:r>
+          </w:p>
+        </w:tc>
+        <w:tc>
+          <w:tcPr>
+            <w:tcW w:type="dxa" w:w="2592"/>
+            <w:shd w:fill="F7F9FB"/>
+            <w:vAlign w:val="center"/>
+          </w:tcPr>
+          <w:p>
+            <w:pPr>
+              <w:spacing w:after="0" w:line="259" w:lineRule="auto"/>
+            </w:pPr>
+            <w:r/>
+            <w:r>
+              <w:rPr>
+                <w:rFonts w:ascii="Noto Sans SC" w:hAnsi="Noto Sans SC" w:eastAsia="Noto Sans SC" w:cs="Noto Sans SC"/>
+                <w:b w:val="0"/>
+                <w:sz w:val="15"/>
+              </w:rPr>
+              <w:t>填写 review_decision；revise/add_missing 时填写 revised_stakeholder、revised_opinion、revised_sentiment、revised_rationale、revised_evidence_ids。</w:t>
+            </w:r>
+          </w:p>
+        </w:tc>
+      </w:tr>
+      <w:tr>
+        <w:tc>
+          <w:tcPr>
+            <w:tcW w:type="dxa" w:w="2592"/>
+            <w:vAlign w:val="center"/>
+          </w:tcPr>
+          <w:p>
+            <w:pPr>
+              <w:spacing w:after="0" w:line="259" w:lineRule="auto"/>
+            </w:pPr>
+            <w:r/>
+            <w:r>
+              <w:rPr>
+                <w:rFonts w:ascii="Noto Sans SC" w:hAnsi="Noto Sans SC" w:eastAsia="Noto Sans SC" w:cs="Noto Sans SC"/>
+                <w:b w:val="0"/>
+                <w:sz w:val="15"/>
+              </w:rPr>
+              <w:t>Chain pilot 表</w:t>
+            </w:r>
+          </w:p>
+        </w:tc>
+        <w:tc>
+          <w:tcPr>
+            <w:tcW w:type="dxa" w:w="2592"/>
+            <w:vAlign w:val="center"/>
+          </w:tcPr>
+          <w:p>
+            <w:pPr>
+              <w:spacing w:after="0" w:line="259" w:lineRule="auto"/>
+            </w:pPr>
+            <w:r/>
+            <w:r>
+              <w:rPr>
+                <w:rFonts w:ascii="Noto Sans SC" w:hAnsi="Noto Sans SC" w:eastAsia="Noto Sans SC" w:cs="Noto Sans SC"/>
+                <w:b w:val="0"/>
+                <w:sz w:val="15"/>
+              </w:rPr>
+              <w:t>data/pubevent_soa_lite/human_gold_v1/human_chain_adjudication_sheet_pilot5.csv</w:t>
+            </w:r>
+          </w:p>
+        </w:tc>
+        <w:tc>
+          <w:tcPr>
+            <w:tcW w:type="dxa" w:w="2592"/>
+            <w:vAlign w:val="center"/>
+          </w:tcPr>
+          <w:p>
+            <w:pPr>
+              <w:spacing w:after="0" w:line="259" w:lineRule="auto"/>
+            </w:pPr>
+            <w:r/>
+            <w:r>
+              <w:rPr>
+                <w:rFonts w:ascii="Noto Sans SC" w:hAnsi="Noto Sans SC" w:eastAsia="Noto Sans SC" w:cs="Noto Sans SC"/>
+                <w:b w:val="0"/>
+                <w:sz w:val="15"/>
+              </w:rPr>
+              <w:t>14 行；low=14</w:t>
+            </w:r>
+          </w:p>
+        </w:tc>
+        <w:tc>
+          <w:tcPr>
+            <w:tcW w:type="dxa" w:w="2592"/>
+            <w:vAlign w:val="center"/>
+          </w:tcPr>
+          <w:p>
+            <w:pPr>
+              <w:spacing w:after="0" w:line="259" w:lineRule="auto"/>
+            </w:pPr>
+            <w:r/>
+            <w:r>
+              <w:rPr>
+                <w:rFonts w:ascii="Noto Sans SC" w:hAnsi="Noto Sans SC" w:eastAsia="Noto Sans SC" w:cs="Noto Sans SC"/>
+                <w:b w:val="0"/>
+                <w:sz w:val="15"/>
+              </w:rPr>
+              <w:t>填写 review_decision；revise/add_missing 时填写 revised_event_chain、revised_evidence_ids。</w:t>
+            </w:r>
+          </w:p>
+        </w:tc>
+      </w:tr>
+      <w:tr>
+        <w:tc>
+          <w:tcPr>
+            <w:tcW w:type="dxa" w:w="2592"/>
+            <w:shd w:fill="F7F9FB"/>
+            <w:vAlign w:val="center"/>
+          </w:tcPr>
+          <w:p>
+            <w:pPr>
+              <w:spacing w:after="0" w:line="259" w:lineRule="auto"/>
+            </w:pPr>
+            <w:r/>
+            <w:r>
+              <w:rPr>
+                <w:rFonts w:ascii="Noto Sans SC" w:hAnsi="Noto Sans SC" w:eastAsia="Noto Sans SC" w:cs="Noto Sans SC"/>
+                <w:b w:val="0"/>
+                <w:sz w:val="15"/>
+              </w:rPr>
+              <w:t>Tuple full 表</w:t>
+            </w:r>
+          </w:p>
+        </w:tc>
+        <w:tc>
+          <w:tcPr>
+            <w:tcW w:type="dxa" w:w="2592"/>
+            <w:shd w:fill="F7F9FB"/>
+            <w:vAlign w:val="center"/>
+          </w:tcPr>
+          <w:p>
+            <w:pPr>
+              <w:spacing w:after="0" w:line="259" w:lineRule="auto"/>
+            </w:pPr>
+            <w:r/>
+            <w:r>
+              <w:rPr>
+                <w:rFonts w:ascii="Noto Sans SC" w:hAnsi="Noto Sans SC" w:eastAsia="Noto Sans SC" w:cs="Noto Sans SC"/>
+                <w:b w:val="0"/>
+                <w:sz w:val="15"/>
+              </w:rPr>
+              <w:t>data/pubevent_soa_lite/human_gold_v1/human_tuple_adjudication_sheet.csv</w:t>
+            </w:r>
+          </w:p>
+        </w:tc>
+        <w:tc>
+          <w:tcPr>
+            <w:tcW w:type="dxa" w:w="2592"/>
+            <w:shd w:fill="F7F9FB"/>
+            <w:vAlign w:val="center"/>
+          </w:tcPr>
+          <w:p>
+            <w:pPr>
+              <w:spacing w:after="0" w:line="259" w:lineRule="auto"/>
+            </w:pPr>
+            <w:r/>
+            <w:r>
+              <w:rPr>
+                <w:rFonts w:ascii="Noto Sans SC" w:hAnsi="Noto Sans SC" w:eastAsia="Noto Sans SC" w:cs="Noto Sans SC"/>
+                <w:b w:val="0"/>
+                <w:sz w:val="15"/>
+              </w:rPr>
+              <w:t>188 行；high=26, medium=70, low=92</w:t>
+            </w:r>
+          </w:p>
+        </w:tc>
+        <w:tc>
+          <w:tcPr>
+            <w:tcW w:type="dxa" w:w="2592"/>
+            <w:shd w:fill="F7F9FB"/>
+            <w:vAlign w:val="center"/>
+          </w:tcPr>
+          <w:p>
+            <w:pPr>
+              <w:spacing w:after="0" w:line="259" w:lineRule="auto"/>
+            </w:pPr>
+            <w:r/>
+            <w:r>
+              <w:rPr>
+                <w:rFonts w:ascii="Noto Sans SC" w:hAnsi="Noto Sans SC" w:eastAsia="Noto Sans SC" w:cs="Noto Sans SC"/>
+                <w:b w:val="0"/>
+                <w:sz w:val="15"/>
+              </w:rPr>
+              <w:t>pilot 通过后再做全量审核。</w:t>
+            </w:r>
+          </w:p>
+        </w:tc>
+      </w:tr>
+      <w:tr>
+        <w:tc>
+          <w:tcPr>
+            <w:tcW w:type="dxa" w:w="2592"/>
+            <w:vAlign w:val="center"/>
+          </w:tcPr>
+          <w:p>
+            <w:pPr>
+              <w:spacing w:after="0" w:line="259" w:lineRule="auto"/>
+            </w:pPr>
+            <w:r/>
+            <w:r>
+              <w:rPr>
+                <w:rFonts w:ascii="Noto Sans SC" w:hAnsi="Noto Sans SC" w:eastAsia="Noto Sans SC" w:cs="Noto Sans SC"/>
+                <w:b w:val="0"/>
+                <w:sz w:val="15"/>
+              </w:rPr>
+              <w:t>Chain full 表</w:t>
+            </w:r>
+          </w:p>
+        </w:tc>
+        <w:tc>
+          <w:tcPr>
+            <w:tcW w:type="dxa" w:w="2592"/>
+            <w:vAlign w:val="center"/>
+          </w:tcPr>
+          <w:p>
+            <w:pPr>
+              <w:spacing w:after="0" w:line="259" w:lineRule="auto"/>
+            </w:pPr>
+            <w:r/>
+            <w:r>
+              <w:rPr>
+                <w:rFonts w:ascii="Noto Sans SC" w:hAnsi="Noto Sans SC" w:eastAsia="Noto Sans SC" w:cs="Noto Sans SC"/>
+                <w:b w:val="0"/>
+                <w:sz w:val="15"/>
+              </w:rPr>
+              <w:t>data/pubevent_soa_lite/human_gold_v1/human_chain_adjudication_sheet.csv</w:t>
+            </w:r>
+          </w:p>
+        </w:tc>
+        <w:tc>
+          <w:tcPr>
+            <w:tcW w:type="dxa" w:w="2592"/>
+            <w:vAlign w:val="center"/>
+          </w:tcPr>
+          <w:p>
+            <w:pPr>
+              <w:spacing w:after="0" w:line="259" w:lineRule="auto"/>
+            </w:pPr>
+            <w:r/>
+            <w:r>
+              <w:rPr>
+                <w:rFonts w:ascii="Noto Sans SC" w:hAnsi="Noto Sans SC" w:eastAsia="Noto Sans SC" w:cs="Noto Sans SC"/>
+                <w:b w:val="0"/>
+                <w:sz w:val="15"/>
+              </w:rPr>
+              <w:t>138 行；high=2, low=136</w:t>
+            </w:r>
+          </w:p>
+        </w:tc>
+        <w:tc>
+          <w:tcPr>
+            <w:tcW w:type="dxa" w:w="2592"/>
+            <w:vAlign w:val="center"/>
+          </w:tcPr>
+          <w:p>
+            <w:pPr>
+              <w:spacing w:after="0" w:line="259" w:lineRule="auto"/>
+            </w:pPr>
+            <w:r/>
+            <w:r>
+              <w:rPr>
+                <w:rFonts w:ascii="Noto Sans SC" w:hAnsi="Noto Sans SC" w:eastAsia="Noto Sans SC" w:cs="Noto Sans SC"/>
+                <w:b w:val="0"/>
+                <w:sz w:val="15"/>
+              </w:rPr>
+              <w:t>pilot 通过后再做全量审核。</w:t>
             </w:r>
           </w:p>
         </w:tc>
@@ -255,29 +2140,44 @@
     </w:tbl>
     <w:p>
       <w:pPr>
-        <w:pStyle w:val="Heading1"/>
-        <w:spacing w:after="120" w:line="276" w:lineRule="auto"/>
+        <w:spacing w:after="60"/>
+      </w:pPr>
+    </w:p>
+    <w:p>
+      <w:pPr>
+        <w:spacing w:after="80" w:line="269" w:lineRule="auto"/>
       </w:pPr>
       <w:r>
         <w:rPr>
-          <w:rFonts w:ascii="SimSun" w:hAnsi="SimSun" w:eastAsia="SimSun"/>
-          <w:b w:val="0"/>
+          <w:rFonts w:ascii="Noto Sans SC" w:hAnsi="Noto Sans SC" w:eastAsia="Noto Sans SC" w:cs="Noto Sans SC"/>
           <w:sz w:val="21"/>
         </w:rPr>
-        <w:t>1. 整体流程</w:t>
+        <w:t>review_decision 允许值：accept / revise / drop / add_missing / uncertain。uncertain 是默认值，永远不会进入 human_gold_v1。</w:t>
       </w:r>
     </w:p>
     <w:p>
       <w:pPr>
-        <w:spacing w:after="120" w:line="276" w:lineRule="auto"/>
+        <w:spacing w:after="80" w:line="269" w:lineRule="auto"/>
       </w:pPr>
       <w:r>
         <w:rPr>
-          <w:rFonts w:ascii="SimSun" w:hAnsi="SimSun" w:eastAsia="SimSun"/>
-          <w:b w:val="0"/>
+          <w:rFonts w:ascii="Noto Sans SC" w:hAnsi="Noto Sans SC" w:eastAsia="Noto Sans SC" w:cs="Noto Sans SC"/>
           <w:sz w:val="21"/>
         </w:rPr>
-        <w:t>项目 README 中定义的正式主线如下：</w:t>
+        <w:t>priority 字段只用于排序和风险提示，不会自动决定 gold label，也不会改变 convert_adjudication_to_human_gold.py 的转换规则。</w:t>
+      </w:r>
+    </w:p>
+    <w:p>
+      <w:pPr>
+        <w:pStyle w:val="Heading1"/>
+        <w:spacing w:before="160" w:after="80"/>
+      </w:pPr>
+      <w:r>
+        <w:rPr>
+          <w:rFonts w:ascii="Noto Sans SC" w:hAnsi="Noto Sans SC" w:eastAsia="Noto Sans SC" w:cs="Noto Sans SC"/>
+          <w:color w:val="1F4E79"/>
+        </w:rPr>
+        <w:t>3. LLM 使用点与模型路线</w:t>
       </w:r>
     </w:p>
     <w:tbl>
@@ -285,123 +2185,124 @@
         <w:tblStyle w:val="TableGrid"/>
         <w:tblW w:type="auto" w:w="0"/>
         <w:jc w:val="center"/>
+        <w:tblLayout w:type="autofit"/>
         <w:tblLook w:firstColumn="1" w:firstRow="1" w:lastColumn="0" w:lastRow="0" w:noHBand="0" w:noVBand="1" w:val="04A0"/>
       </w:tblPr>
       <w:tblGrid>
-        <w:gridCol w:w="2521"/>
-        <w:gridCol w:w="2521"/>
-        <w:gridCol w:w="2521"/>
-        <w:gridCol w:w="2521"/>
+        <w:gridCol w:w="2074"/>
+        <w:gridCol w:w="2074"/>
+        <w:gridCol w:w="2074"/>
+        <w:gridCol w:w="2074"/>
+        <w:gridCol w:w="2074"/>
       </w:tblGrid>
       <w:tr>
-        <w:trPr>
-          <w:tblHeader w:val="true"/>
-        </w:trPr>
         <w:tc>
           <w:tcPr>
-            <w:tcW w:type="dxa" w:w="680"/>
+            <w:tcW w:type="dxa" w:w="2074"/>
+            <w:shd w:fill="1F4E79"/>
             <w:vAlign w:val="center"/>
-            <w:tcMar>
-              <w:top w:w="90" w:type="dxa"/>
-              <w:start w:w="100" w:type="dxa"/>
-              <w:bottom w:w="90" w:type="dxa"/>
-              <w:end w:w="100" w:type="dxa"/>
-            </w:tcMar>
-            <w:shd w:fill="D9EAF7"/>
           </w:tcPr>
           <w:p>
             <w:pPr>
-              <w:spacing w:before="0" w:after="40" w:line="259" w:lineRule="auto"/>
+              <w:spacing w:after="0" w:line="259" w:lineRule="auto"/>
             </w:pPr>
+            <w:r/>
             <w:r>
               <w:rPr>
-                <w:rFonts w:ascii="SimSun" w:hAnsi="SimSun" w:eastAsia="SimSun"/>
+                <w:rFonts w:ascii="Noto Sans SC" w:hAnsi="Noto Sans SC" w:eastAsia="Noto Sans SC" w:cs="Noto Sans SC"/>
                 <w:b/>
-                <w:color w:val="1F4E79"/>
-                <w:sz w:val="18"/>
+                <w:color w:val="FFFFFF"/>
+                <w:sz w:val="14"/>
               </w:rPr>
-              <w:t>序号</w:t>
+              <w:t>LLM 节点</w:t>
             </w:r>
           </w:p>
         </w:tc>
         <w:tc>
           <w:tcPr>
-            <w:tcW w:type="dxa" w:w="1701"/>
+            <w:tcW w:type="dxa" w:w="2074"/>
+            <w:shd w:fill="1F4E79"/>
             <w:vAlign w:val="center"/>
-            <w:tcMar>
-              <w:top w:w="90" w:type="dxa"/>
-              <w:start w:w="100" w:type="dxa"/>
-              <w:bottom w:w="90" w:type="dxa"/>
-              <w:end w:w="100" w:type="dxa"/>
-            </w:tcMar>
-            <w:shd w:fill="D9EAF7"/>
           </w:tcPr>
           <w:p>
             <w:pPr>
-              <w:spacing w:before="0" w:after="40" w:line="259" w:lineRule="auto"/>
+              <w:spacing w:after="0" w:line="259" w:lineRule="auto"/>
             </w:pPr>
+            <w:r/>
             <w:r>
               <w:rPr>
-                <w:rFonts w:ascii="SimSun" w:hAnsi="SimSun" w:eastAsia="SimSun"/>
+                <w:rFonts w:ascii="Noto Sans SC" w:hAnsi="Noto Sans SC" w:eastAsia="Noto Sans SC" w:cs="Noto Sans SC"/>
                 <w:b/>
-                <w:color w:val="1F4E79"/>
-                <w:sz w:val="18"/>
+                <w:color w:val="FFFFFF"/>
+                <w:sz w:val="14"/>
               </w:rPr>
-              <w:t>阶段</w:t>
+              <w:t>入口</w:t>
             </w:r>
           </w:p>
         </w:tc>
         <w:tc>
           <w:tcPr>
-            <w:tcW w:type="dxa" w:w="3175"/>
+            <w:tcW w:type="dxa" w:w="2074"/>
+            <w:shd w:fill="1F4E79"/>
             <w:vAlign w:val="center"/>
-            <w:tcMar>
-              <w:top w:w="90" w:type="dxa"/>
-              <w:start w:w="100" w:type="dxa"/>
-              <w:bottom w:w="90" w:type="dxa"/>
-              <w:end w:w="100" w:type="dxa"/>
-            </w:tcMar>
-            <w:shd w:fill="D9EAF7"/>
           </w:tcPr>
           <w:p>
             <w:pPr>
-              <w:spacing w:before="0" w:after="40" w:line="259" w:lineRule="auto"/>
+              <w:spacing w:after="0" w:line="259" w:lineRule="auto"/>
             </w:pPr>
+            <w:r/>
             <w:r>
               <w:rPr>
-                <w:rFonts w:ascii="SimSun" w:hAnsi="SimSun" w:eastAsia="SimSun"/>
+                <w:rFonts w:ascii="Noto Sans SC" w:hAnsi="Noto Sans SC" w:eastAsia="Noto Sans SC" w:cs="Noto Sans SC"/>
                 <w:b/>
-                <w:color w:val="1F4E79"/>
-                <w:sz w:val="18"/>
+                <w:color w:val="FFFFFF"/>
+                <w:sz w:val="14"/>
               </w:rPr>
-              <w:t>入口/文件</w:t>
+              <w:t>用途</w:t>
             </w:r>
           </w:p>
         </w:tc>
         <w:tc>
           <w:tcPr>
-            <w:tcW w:type="dxa" w:w="3402"/>
+            <w:tcW w:type="dxa" w:w="2074"/>
+            <w:shd w:fill="1F4E79"/>
             <w:vAlign w:val="center"/>
-            <w:tcMar>
-              <w:top w:w="90" w:type="dxa"/>
-              <w:start w:w="100" w:type="dxa"/>
-              <w:bottom w:w="90" w:type="dxa"/>
-              <w:end w:w="100" w:type="dxa"/>
-            </w:tcMar>
-            <w:shd w:fill="D9EAF7"/>
           </w:tcPr>
           <w:p>
             <w:pPr>
-              <w:spacing w:before="0" w:after="40" w:line="259" w:lineRule="auto"/>
+              <w:spacing w:after="0" w:line="259" w:lineRule="auto"/>
             </w:pPr>
+            <w:r/>
             <w:r>
               <w:rPr>
-                <w:rFonts w:ascii="SimSun" w:hAnsi="SimSun" w:eastAsia="SimSun"/>
+                <w:rFonts w:ascii="Noto Sans SC" w:hAnsi="Noto Sans SC" w:eastAsia="Noto Sans SC" w:cs="Noto Sans SC"/>
                 <w:b/>
-                <w:color w:val="1F4E79"/>
-                <w:sz w:val="18"/>
+                <w:color w:val="FFFFFF"/>
+                <w:sz w:val="14"/>
               </w:rPr>
-              <w:t>作用</w:t>
+              <w:t>推荐模型</w:t>
+            </w:r>
+          </w:p>
+        </w:tc>
+        <w:tc>
+          <w:tcPr>
+            <w:tcW w:type="dxa" w:w="2074"/>
+            <w:shd w:fill="1F4E79"/>
+            <w:vAlign w:val="center"/>
+          </w:tcPr>
+          <w:p>
+            <w:pPr>
+              <w:spacing w:after="0" w:line="259" w:lineRule="auto"/>
+            </w:pPr>
+            <w:r/>
+            <w:r>
+              <w:rPr>
+                <w:rFonts w:ascii="Noto Sans SC" w:hAnsi="Noto Sans SC" w:eastAsia="Noto Sans SC" w:cs="Noto Sans SC"/>
+                <w:b/>
+                <w:color w:val="FFFFFF"/>
+                <w:sz w:val="14"/>
+              </w:rPr>
+              <w:t>关键约束</w:t>
             </w:r>
           </w:p>
         </w:tc>
@@ -409,101 +2310,101 @@
       <w:tr>
         <w:tc>
           <w:tcPr>
-            <w:tcW w:type="dxa" w:w="680"/>
+            <w:tcW w:type="dxa" w:w="2074"/>
             <w:vAlign w:val="center"/>
-            <w:tcMar>
-              <w:top w:w="90" w:type="dxa"/>
-              <w:start w:w="100" w:type="dxa"/>
-              <w:bottom w:w="90" w:type="dxa"/>
-              <w:end w:w="100" w:type="dxa"/>
-            </w:tcMar>
           </w:tcPr>
           <w:p>
             <w:pPr>
-              <w:spacing w:before="0" w:after="40" w:line="259" w:lineRule="auto"/>
+              <w:spacing w:after="0" w:line="259" w:lineRule="auto"/>
             </w:pPr>
+            <w:r/>
             <w:r>
               <w:rPr>
-                <w:rFonts w:ascii="SimSun" w:hAnsi="SimSun" w:eastAsia="SimSun"/>
+                <w:rFonts w:ascii="Noto Sans SC" w:hAnsi="Noto Sans SC" w:eastAsia="Noto Sans SC" w:cs="Noto Sans SC"/>
                 <w:b w:val="0"/>
-                <w:sz w:val="17"/>
+                <w:sz w:val="14"/>
               </w:rPr>
-              <w:t>1</w:t>
+              <w:t>Preannotation</w:t>
             </w:r>
           </w:p>
         </w:tc>
         <w:tc>
           <w:tcPr>
-            <w:tcW w:type="dxa" w:w="1701"/>
+            <w:tcW w:type="dxa" w:w="2074"/>
             <w:vAlign w:val="center"/>
-            <w:tcMar>
-              <w:top w:w="90" w:type="dxa"/>
-              <w:start w:w="100" w:type="dxa"/>
-              <w:bottom w:w="90" w:type="dxa"/>
-              <w:end w:w="100" w:type="dxa"/>
-            </w:tcMar>
           </w:tcPr>
           <w:p>
             <w:pPr>
-              <w:spacing w:before="0" w:after="40" w:line="259" w:lineRule="auto"/>
+              <w:spacing w:after="0" w:line="259" w:lineRule="auto"/>
             </w:pPr>
+            <w:r/>
             <w:r>
               <w:rPr>
-                <w:rFonts w:ascii="SimSun" w:hAnsi="SimSun" w:eastAsia="SimSun"/>
+                <w:rFonts w:ascii="Noto Sans SC" w:hAnsi="Noto Sans SC" w:eastAsia="Noto Sans SC" w:cs="Noto Sans SC"/>
                 <w:b w:val="0"/>
-                <w:sz w:val="17"/>
+                <w:sz w:val="14"/>
               </w:rPr>
-              <w:t>事件注册</w:t>
+              <w:t>scripts/run_llm_gold_preannotation.py</w:t>
             </w:r>
           </w:p>
         </w:tc>
         <w:tc>
           <w:tcPr>
-            <w:tcW w:type="dxa" w:w="3175"/>
+            <w:tcW w:type="dxa" w:w="2074"/>
             <w:vAlign w:val="center"/>
-            <w:tcMar>
-              <w:top w:w="90" w:type="dxa"/>
-              <w:start w:w="100" w:type="dxa"/>
-              <w:bottom w:w="90" w:type="dxa"/>
-              <w:end w:w="100" w:type="dxa"/>
-            </w:tcMar>
           </w:tcPr>
           <w:p>
             <w:pPr>
-              <w:spacing w:before="0" w:after="40" w:line="259" w:lineRule="auto"/>
+              <w:spacing w:after="0" w:line="259" w:lineRule="auto"/>
             </w:pPr>
+            <w:r/>
             <w:r>
               <w:rPr>
-                <w:rFonts w:ascii="SimSun" w:hAnsi="SimSun" w:eastAsia="SimSun"/>
+                <w:rFonts w:ascii="Noto Sans SC" w:hAnsi="Noto Sans SC" w:eastAsia="Noto Sans SC" w:cs="Noto Sans SC"/>
                 <w:b w:val="0"/>
-                <w:sz w:val="17"/>
+                <w:sz w:val="14"/>
               </w:rPr>
-              <w:t>data/pubevent_soa_lite/events.jsonl</w:t>
+              <w:t>生成 tuple 与 event chain silver</w:t>
             </w:r>
           </w:p>
         </w:tc>
         <w:tc>
           <w:tcPr>
-            <w:tcW w:type="dxa" w:w="3402"/>
+            <w:tcW w:type="dxa" w:w="2074"/>
             <w:vAlign w:val="center"/>
-            <w:tcMar>
-              <w:top w:w="90" w:type="dxa"/>
-              <w:start w:w="100" w:type="dxa"/>
-              <w:bottom w:w="90" w:type="dxa"/>
-              <w:end w:w="100" w:type="dxa"/>
-            </w:tcMar>
           </w:tcPr>
           <w:p>
             <w:pPr>
-              <w:spacing w:before="0" w:after="40" w:line="259" w:lineRule="auto"/>
+              <w:spacing w:after="0" w:line="259" w:lineRule="auto"/>
             </w:pPr>
+            <w:r/>
             <w:r>
               <w:rPr>
-                <w:rFonts w:ascii="SimSun" w:hAnsi="SimSun" w:eastAsia="SimSun"/>
+                <w:rFonts w:ascii="Noto Sans SC" w:hAnsi="Noto Sans SC" w:eastAsia="Noto Sans SC" w:cs="Noto Sans SC"/>
                 <w:b w:val="0"/>
-                <w:sz w:val="17"/>
+                <w:sz w:val="14"/>
               </w:rPr>
-              <w:t>人工筛选后的具体公共事件。</w:t>
+              <w:t>gpt-5.5；deepseek-v4-flash 仅作低成本 baseline</w:t>
+            </w:r>
+          </w:p>
+        </w:tc>
+        <w:tc>
+          <w:tcPr>
+            <w:tcW w:type="dxa" w:w="2074"/>
+            <w:vAlign w:val="center"/>
+          </w:tcPr>
+          <w:p>
+            <w:pPr>
+              <w:spacing w:after="0" w:line="259" w:lineRule="auto"/>
+            </w:pPr>
+            <w:r/>
+            <w:r>
+              <w:rPr>
+                <w:rFonts w:ascii="Noto Sans SC" w:hAnsi="Noto Sans SC" w:eastAsia="Noto Sans SC" w:cs="Noto Sans SC"/>
+                <w:b w:val="0"/>
+                <w:sz w:val="14"/>
+              </w:rPr>
+              <w:t>严格 JSON Schema structured outputs</w:t>
             </w:r>
           </w:p>
         </w:tc>
@@ -511,101 +2412,106 @@
       <w:tr>
         <w:tc>
           <w:tcPr>
-            <w:tcW w:type="dxa" w:w="680"/>
+            <w:tcW w:type="dxa" w:w="2074"/>
+            <w:shd w:fill="F7F9FB"/>
             <w:vAlign w:val="center"/>
-            <w:tcMar>
-              <w:top w:w="90" w:type="dxa"/>
-              <w:start w:w="100" w:type="dxa"/>
-              <w:bottom w:w="90" w:type="dxa"/>
-              <w:end w:w="100" w:type="dxa"/>
-            </w:tcMar>
           </w:tcPr>
           <w:p>
             <w:pPr>
-              <w:spacing w:before="0" w:after="40" w:line="259" w:lineRule="auto"/>
+              <w:spacing w:after="0" w:line="259" w:lineRule="auto"/>
             </w:pPr>
+            <w:r/>
             <w:r>
               <w:rPr>
-                <w:rFonts w:ascii="SimSun" w:hAnsi="SimSun" w:eastAsia="SimSun"/>
+                <w:rFonts w:ascii="Noto Sans SC" w:hAnsi="Noto Sans SC" w:eastAsia="Noto Sans SC" w:cs="Noto Sans SC"/>
                 <w:b w:val="0"/>
-                <w:sz w:val="17"/>
+                <w:sz w:val="14"/>
               </w:rPr>
-              <w:t>2</w:t>
+              <w:t>Annotation expansion</w:t>
             </w:r>
           </w:p>
         </w:tc>
         <w:tc>
           <w:tcPr>
-            <w:tcW w:type="dxa" w:w="1701"/>
+            <w:tcW w:type="dxa" w:w="2074"/>
+            <w:shd w:fill="F7F9FB"/>
             <w:vAlign w:val="center"/>
-            <w:tcMar>
-              <w:top w:w="90" w:type="dxa"/>
-              <w:start w:w="100" w:type="dxa"/>
-              <w:bottom w:w="90" w:type="dxa"/>
-              <w:end w:w="100" w:type="dxa"/>
-            </w:tcMar>
           </w:tcPr>
           <w:p>
             <w:pPr>
-              <w:spacing w:before="0" w:after="40" w:line="259" w:lineRule="auto"/>
+              <w:spacing w:after="0" w:line="259" w:lineRule="auto"/>
             </w:pPr>
+            <w:r/>
             <w:r>
               <w:rPr>
-                <w:rFonts w:ascii="SimSun" w:hAnsi="SimSun" w:eastAsia="SimSun"/>
+                <w:rFonts w:ascii="Noto Sans SC" w:hAnsi="Noto Sans SC" w:eastAsia="Noto Sans SC" w:cs="Noto Sans SC"/>
                 <w:b w:val="0"/>
-                <w:sz w:val="17"/>
+                <w:sz w:val="14"/>
               </w:rPr>
-              <w:t>证据采集</w:t>
+              <w:t>scripts/run_annotation_expansion.py</w:t>
             </w:r>
           </w:p>
         </w:tc>
         <w:tc>
           <w:tcPr>
-            <w:tcW w:type="dxa" w:w="3175"/>
+            <w:tcW w:type="dxa" w:w="2074"/>
+            <w:shd w:fill="F7F9FB"/>
             <w:vAlign w:val="center"/>
-            <w:tcMar>
-              <w:top w:w="90" w:type="dxa"/>
-              <w:start w:w="100" w:type="dxa"/>
-              <w:bottom w:w="90" w:type="dxa"/>
-              <w:end w:w="100" w:type="dxa"/>
-            </w:tcMar>
           </w:tcPr>
           <w:p>
             <w:pPr>
-              <w:spacing w:before="0" w:after="40" w:line="259" w:lineRule="auto"/>
+              <w:spacing w:after="0" w:line="259" w:lineRule="auto"/>
             </w:pPr>
+            <w:r/>
             <w:r>
               <w:rPr>
-                <w:rFonts w:ascii="SimSun" w:hAnsi="SimSun" w:eastAsia="SimSun"/>
+                <w:rFonts w:ascii="Noto Sans SC" w:hAnsi="Noto Sans SC" w:eastAsia="Noto Sans SC" w:cs="Noto Sans SC"/>
                 <w:b w:val="0"/>
-                <w:sz w:val="17"/>
+                <w:sz w:val="14"/>
               </w:rPr>
-              <w:t>scripts/collect_evidence.py</w:t>
+              <w:t>扩展 tuple / chain 候选</w:t>
             </w:r>
           </w:p>
         </w:tc>
         <w:tc>
           <w:tcPr>
-            <w:tcW w:type="dxa" w:w="3402"/>
+            <w:tcW w:type="dxa" w:w="2074"/>
+            <w:shd w:fill="F7F9FB"/>
             <w:vAlign w:val="center"/>
-            <w:tcMar>
-              <w:top w:w="90" w:type="dxa"/>
-              <w:start w:w="100" w:type="dxa"/>
-              <w:bottom w:w="90" w:type="dxa"/>
-              <w:end w:w="100" w:type="dxa"/>
-            </w:tcMar>
           </w:tcPr>
           <w:p>
             <w:pPr>
-              <w:spacing w:before="0" w:after="40" w:line="259" w:lineRule="auto"/>
+              <w:spacing w:after="0" w:line="259" w:lineRule="auto"/>
             </w:pPr>
+            <w:r/>
             <w:r>
               <w:rPr>
-                <w:rFonts w:ascii="SimSun" w:hAnsi="SimSun" w:eastAsia="SimSun"/>
+                <w:rFonts w:ascii="Noto Sans SC" w:hAnsi="Noto Sans SC" w:eastAsia="Noto Sans SC" w:cs="Noto Sans SC"/>
                 <w:b w:val="0"/>
-                <w:sz w:val="17"/>
+                <w:sz w:val="14"/>
               </w:rPr>
-              <w:t>使用 C-FSM/heuristic query planner 调搜索 API 获取公开证据。</w:t>
+              <w:t>gpt-5.5 或小样本 probe 后决定</w:t>
+            </w:r>
+          </w:p>
+        </w:tc>
+        <w:tc>
+          <w:tcPr>
+            <w:tcW w:type="dxa" w:w="2074"/>
+            <w:shd w:fill="F7F9FB"/>
+            <w:vAlign w:val="center"/>
+          </w:tcPr>
+          <w:p>
+            <w:pPr>
+              <w:spacing w:after="0" w:line="259" w:lineRule="auto"/>
+            </w:pPr>
+            <w:r/>
+            <w:r>
+              <w:rPr>
+                <w:rFonts w:ascii="Noto Sans SC" w:hAnsi="Noto Sans SC" w:eastAsia="Noto Sans SC" w:cs="Noto Sans SC"/>
+                <w:b w:val="0"/>
+                <w:sz w:val="14"/>
+              </w:rPr>
+              <w:t>适合小批量质量优先</w:t>
             </w:r>
           </w:p>
         </w:tc>
@@ -613,101 +2519,101 @@
       <w:tr>
         <w:tc>
           <w:tcPr>
-            <w:tcW w:type="dxa" w:w="680"/>
+            <w:tcW w:type="dxa" w:w="2074"/>
             <w:vAlign w:val="center"/>
-            <w:tcMar>
-              <w:top w:w="90" w:type="dxa"/>
-              <w:start w:w="100" w:type="dxa"/>
-              <w:bottom w:w="90" w:type="dxa"/>
-              <w:end w:w="100" w:type="dxa"/>
-            </w:tcMar>
           </w:tcPr>
           <w:p>
             <w:pPr>
-              <w:spacing w:before="0" w:after="40" w:line="259" w:lineRule="auto"/>
+              <w:spacing w:after="0" w:line="259" w:lineRule="auto"/>
             </w:pPr>
+            <w:r/>
             <w:r>
               <w:rPr>
-                <w:rFonts w:ascii="SimSun" w:hAnsi="SimSun" w:eastAsia="SimSun"/>
+                <w:rFonts w:ascii="Noto Sans SC" w:hAnsi="Noto Sans SC" w:eastAsia="Noto Sans SC" w:cs="Noto Sans SC"/>
                 <w:b w:val="0"/>
-                <w:sz w:val="17"/>
+                <w:sz w:val="14"/>
               </w:rPr>
-              <w:t>3</w:t>
+              <w:t>Schema attribution</w:t>
             </w:r>
           </w:p>
         </w:tc>
         <w:tc>
           <w:tcPr>
-            <w:tcW w:type="dxa" w:w="1701"/>
+            <w:tcW w:type="dxa" w:w="2074"/>
             <w:vAlign w:val="center"/>
-            <w:tcMar>
-              <w:top w:w="90" w:type="dxa"/>
-              <w:start w:w="100" w:type="dxa"/>
-              <w:bottom w:w="90" w:type="dxa"/>
-              <w:end w:w="100" w:type="dxa"/>
-            </w:tcMar>
           </w:tcPr>
           <w:p>
             <w:pPr>
-              <w:spacing w:before="0" w:after="40" w:line="259" w:lineRule="auto"/>
+              <w:spacing w:after="0" w:line="259" w:lineRule="auto"/>
             </w:pPr>
+            <w:r/>
             <w:r>
               <w:rPr>
-                <w:rFonts w:ascii="SimSun" w:hAnsi="SimSun" w:eastAsia="SimSun"/>
+                <w:rFonts w:ascii="Noto Sans SC" w:hAnsi="Noto Sans SC" w:eastAsia="Noto Sans SC" w:cs="Noto Sans SC"/>
                 <w:b w:val="0"/>
-                <w:sz w:val="17"/>
+                <w:sz w:val="14"/>
               </w:rPr>
-              <w:t>证据归一化</w:t>
+              <w:t>src/episoa/attribution/schema_attributor.py</w:t>
             </w:r>
           </w:p>
         </w:tc>
         <w:tc>
           <w:tcPr>
-            <w:tcW w:type="dxa" w:w="3175"/>
+            <w:tcW w:type="dxa" w:w="2074"/>
             <w:vAlign w:val="center"/>
-            <w:tcMar>
-              <w:top w:w="90" w:type="dxa"/>
-              <w:start w:w="100" w:type="dxa"/>
-              <w:bottom w:w="90" w:type="dxa"/>
-              <w:end w:w="100" w:type="dxa"/>
-            </w:tcMar>
           </w:tcPr>
           <w:p>
             <w:pPr>
-              <w:spacing w:before="0" w:after="40" w:line="259" w:lineRule="auto"/>
+              <w:spacing w:after="0" w:line="259" w:lineRule="auto"/>
             </w:pPr>
+            <w:r/>
             <w:r>
               <w:rPr>
-                <w:rFonts w:ascii="SimSun" w:hAnsi="SimSun" w:eastAsia="SimSun"/>
+                <w:rFonts w:ascii="Noto Sans SC" w:hAnsi="Noto Sans SC" w:eastAsia="Noto Sans SC" w:cs="Noto Sans SC"/>
                 <w:b w:val="0"/>
-                <w:sz w:val="17"/>
+                <w:sz w:val="14"/>
               </w:rPr>
-              <w:t>scripts/normalize_evidence.py</w:t>
+              <w:t>从事件链、证据、约束抽取 SOA tuple</w:t>
             </w:r>
           </w:p>
         </w:tc>
         <w:tc>
           <w:tcPr>
-            <w:tcW w:type="dxa" w:w="3402"/>
+            <w:tcW w:type="dxa" w:w="2074"/>
             <w:vAlign w:val="center"/>
-            <w:tcMar>
-              <w:top w:w="90" w:type="dxa"/>
-              <w:start w:w="100" w:type="dxa"/>
-              <w:bottom w:w="90" w:type="dxa"/>
-              <w:end w:w="100" w:type="dxa"/>
-            </w:tcMar>
           </w:tcPr>
           <w:p>
             <w:pPr>
-              <w:spacing w:before="0" w:after="40" w:line="259" w:lineRule="auto"/>
+              <w:spacing w:after="0" w:line="259" w:lineRule="auto"/>
             </w:pPr>
+            <w:r/>
             <w:r>
               <w:rPr>
-                <w:rFonts w:ascii="SimSun" w:hAnsi="SimSun" w:eastAsia="SimSun"/>
+                <w:rFonts w:ascii="Noto Sans SC" w:hAnsi="Noto Sans SC" w:eastAsia="Noto Sans SC" w:cs="Noto Sans SC"/>
                 <w:b w:val="0"/>
-                <w:sz w:val="17"/>
+                <w:sz w:val="14"/>
               </w:rPr>
-              <w:t>把 raw posts 变成可追踪 evidence records。</w:t>
+              <w:t>gpt-5.5</w:t>
+            </w:r>
+          </w:p>
+        </w:tc>
+        <w:tc>
+          <w:tcPr>
+            <w:tcW w:type="dxa" w:w="2074"/>
+            <w:vAlign w:val="center"/>
+          </w:tcPr>
+          <w:p>
+            <w:pPr>
+              <w:spacing w:after="0" w:line="259" w:lineRule="auto"/>
+            </w:pPr>
+            <w:r/>
+            <w:r>
+              <w:rPr>
+                <w:rFonts w:ascii="Noto Sans SC" w:hAnsi="Noto Sans SC" w:eastAsia="Noto Sans SC" w:cs="Noto Sans SC"/>
+                <w:b w:val="0"/>
+                <w:sz w:val="14"/>
+              </w:rPr>
+              <w:t>constrained extraction；记录 evidence spans 与候选约束</w:t>
             </w:r>
           </w:p>
         </w:tc>
@@ -715,101 +2621,106 @@
       <w:tr>
         <w:tc>
           <w:tcPr>
-            <w:tcW w:type="dxa" w:w="680"/>
+            <w:tcW w:type="dxa" w:w="2074"/>
+            <w:shd w:fill="F7F9FB"/>
             <w:vAlign w:val="center"/>
-            <w:tcMar>
-              <w:top w:w="90" w:type="dxa"/>
-              <w:start w:w="100" w:type="dxa"/>
-              <w:bottom w:w="90" w:type="dxa"/>
-              <w:end w:w="100" w:type="dxa"/>
-            </w:tcMar>
           </w:tcPr>
           <w:p>
             <w:pPr>
-              <w:spacing w:before="0" w:after="40" w:line="259" w:lineRule="auto"/>
+              <w:spacing w:after="0" w:line="259" w:lineRule="auto"/>
             </w:pPr>
+            <w:r/>
             <w:r>
               <w:rPr>
-                <w:rFonts w:ascii="SimSun" w:hAnsi="SimSun" w:eastAsia="SimSun"/>
+                <w:rFonts w:ascii="Noto Sans SC" w:hAnsi="Noto Sans SC" w:eastAsia="Noto Sans SC" w:cs="Noto Sans SC"/>
                 <w:b w:val="0"/>
-                <w:sz w:val="17"/>
+                <w:sz w:val="14"/>
               </w:rPr>
-              <w:t>4</w:t>
+              <w:t>Faithfulness verifier</w:t>
             </w:r>
           </w:p>
         </w:tc>
         <w:tc>
           <w:tcPr>
-            <w:tcW w:type="dxa" w:w="1701"/>
+            <w:tcW w:type="dxa" w:w="2074"/>
+            <w:shd w:fill="F7F9FB"/>
             <w:vAlign w:val="center"/>
-            <w:tcMar>
-              <w:top w:w="90" w:type="dxa"/>
-              <w:start w:w="100" w:type="dxa"/>
-              <w:bottom w:w="90" w:type="dxa"/>
-              <w:end w:w="100" w:type="dxa"/>
-            </w:tcMar>
           </w:tcPr>
           <w:p>
             <w:pPr>
-              <w:spacing w:before="0" w:after="40" w:line="259" w:lineRule="auto"/>
+              <w:spacing w:after="0" w:line="259" w:lineRule="auto"/>
             </w:pPr>
+            <w:r/>
             <w:r>
               <w:rPr>
-                <w:rFonts w:ascii="SimSun" w:hAnsi="SimSun" w:eastAsia="SimSun"/>
+                <w:rFonts w:ascii="Noto Sans SC" w:hAnsi="Noto Sans SC" w:eastAsia="Noto Sans SC" w:cs="Noto Sans SC"/>
                 <w:b w:val="0"/>
-                <w:sz w:val="17"/>
+                <w:sz w:val="14"/>
               </w:rPr>
-              <w:t>标注表生成</w:t>
+              <w:t>src/episoa/verification/faithfulness_verifier.py</w:t>
             </w:r>
           </w:p>
         </w:tc>
         <w:tc>
           <w:tcPr>
-            <w:tcW w:type="dxa" w:w="3175"/>
+            <w:tcW w:type="dxa" w:w="2074"/>
+            <w:shd w:fill="F7F9FB"/>
             <w:vAlign w:val="center"/>
-            <w:tcMar>
-              <w:top w:w="90" w:type="dxa"/>
-              <w:start w:w="100" w:type="dxa"/>
-              <w:bottom w:w="90" w:type="dxa"/>
-              <w:end w:w="100" w:type="dxa"/>
-            </w:tcMar>
           </w:tcPr>
           <w:p>
             <w:pPr>
-              <w:spacing w:before="0" w:after="40" w:line="259" w:lineRule="auto"/>
+              <w:spacing w:after="0" w:line="259" w:lineRule="auto"/>
             </w:pPr>
+            <w:r/>
             <w:r>
               <w:rPr>
-                <w:rFonts w:ascii="SimSun" w:hAnsi="SimSun" w:eastAsia="SimSun"/>
+                <w:rFonts w:ascii="Noto Sans SC" w:hAnsi="Noto Sans SC" w:eastAsia="Noto Sans SC" w:cs="Noto Sans SC"/>
                 <w:b w:val="0"/>
-                <w:sz w:val="17"/>
+                <w:sz w:val="14"/>
               </w:rPr>
-              <w:t>scripts/make_annotation_sheet.py</w:t>
+              <w:t>验证 tuple 是否被证据支持</w:t>
             </w:r>
           </w:p>
         </w:tc>
         <w:tc>
           <w:tcPr>
-            <w:tcW w:type="dxa" w:w="3402"/>
+            <w:tcW w:type="dxa" w:w="2074"/>
+            <w:shd w:fill="F7F9FB"/>
             <w:vAlign w:val="center"/>
-            <w:tcMar>
-              <w:top w:w="90" w:type="dxa"/>
-              <w:start w:w="100" w:type="dxa"/>
-              <w:bottom w:w="90" w:type="dxa"/>
-              <w:end w:w="100" w:type="dxa"/>
-            </w:tcMar>
           </w:tcPr>
           <w:p>
             <w:pPr>
-              <w:spacing w:before="0" w:after="40" w:line="259" w:lineRule="auto"/>
+              <w:spacing w:after="0" w:line="259" w:lineRule="auto"/>
             </w:pPr>
+            <w:r/>
             <w:r>
               <w:rPr>
-                <w:rFonts w:ascii="SimSun" w:hAnsi="SimSun" w:eastAsia="SimSun"/>
+                <w:rFonts w:ascii="Noto Sans SC" w:hAnsi="Noto Sans SC" w:eastAsia="Noto Sans SC" w:cs="Noto Sans SC"/>
                 <w:b w:val="0"/>
-                <w:sz w:val="17"/>
+                <w:sz w:val="14"/>
               </w:rPr>
-              <w:t>生成 evidence-level 人工标注 CSV。</w:t>
+              <w:t>gpt-5.5</w:t>
+            </w:r>
+          </w:p>
+        </w:tc>
+        <w:tc>
+          <w:tcPr>
+            <w:tcW w:type="dxa" w:w="2074"/>
+            <w:shd w:fill="F7F9FB"/>
+            <w:vAlign w:val="center"/>
+          </w:tcPr>
+          <w:p>
+            <w:pPr>
+              <w:spacing w:after="0" w:line="259" w:lineRule="auto"/>
+            </w:pPr>
+            <w:r/>
+            <w:r>
+              <w:rPr>
+                <w:rFonts w:ascii="Noto Sans SC" w:hAnsi="Noto Sans SC" w:eastAsia="Noto Sans SC" w:cs="Noto Sans SC"/>
+                <w:b w:val="0"/>
+                <w:sz w:val="14"/>
+              </w:rPr>
+              <w:t>decomposed verifier：支持、缺证、矛盾、过推断等诊断</w:t>
             </w:r>
           </w:p>
         </w:tc>
@@ -817,101 +2728,101 @@
       <w:tr>
         <w:tc>
           <w:tcPr>
-            <w:tcW w:type="dxa" w:w="680"/>
+            <w:tcW w:type="dxa" w:w="2074"/>
             <w:vAlign w:val="center"/>
-            <w:tcMar>
-              <w:top w:w="90" w:type="dxa"/>
-              <w:start w:w="100" w:type="dxa"/>
-              <w:bottom w:w="90" w:type="dxa"/>
-              <w:end w:w="100" w:type="dxa"/>
-            </w:tcMar>
           </w:tcPr>
           <w:p>
             <w:pPr>
-              <w:spacing w:before="0" w:after="40" w:line="259" w:lineRule="auto"/>
+              <w:spacing w:after="0" w:line="259" w:lineRule="auto"/>
             </w:pPr>
+            <w:r/>
             <w:r>
               <w:rPr>
-                <w:rFonts w:ascii="SimSun" w:hAnsi="SimSun" w:eastAsia="SimSun"/>
+                <w:rFonts w:ascii="Noto Sans SC" w:hAnsi="Noto Sans SC" w:eastAsia="Noto Sans SC" w:cs="Noto Sans SC"/>
                 <w:b w:val="0"/>
-                <w:sz w:val="17"/>
+                <w:sz w:val="14"/>
               </w:rPr>
-              <w:t>5</w:t>
+              <w:t>Benchmark eval</w:t>
             </w:r>
           </w:p>
         </w:tc>
         <w:tc>
           <w:tcPr>
-            <w:tcW w:type="dxa" w:w="1701"/>
+            <w:tcW w:type="dxa" w:w="2074"/>
             <w:vAlign w:val="center"/>
-            <w:tcMar>
-              <w:top w:w="90" w:type="dxa"/>
-              <w:start w:w="100" w:type="dxa"/>
-              <w:bottom w:w="90" w:type="dxa"/>
-              <w:end w:w="100" w:type="dxa"/>
-            </w:tcMar>
           </w:tcPr>
           <w:p>
             <w:pPr>
-              <w:spacing w:before="0" w:after="40" w:line="259" w:lineRule="auto"/>
+              <w:spacing w:after="0" w:line="259" w:lineRule="auto"/>
             </w:pPr>
+            <w:r/>
             <w:r>
               <w:rPr>
-                <w:rFonts w:ascii="SimSun" w:hAnsi="SimSun" w:eastAsia="SimSun"/>
+                <w:rFonts w:ascii="Noto Sans SC" w:hAnsi="Noto Sans SC" w:eastAsia="Noto Sans SC" w:cs="Noto Sans SC"/>
                 <w:b w:val="0"/>
-                <w:sz w:val="17"/>
+                <w:sz w:val="14"/>
               </w:rPr>
-              <w:t>LLM 预标注</w:t>
+              <w:t>src/episoa/evaluation/benchmark_runner.py</w:t>
             </w:r>
           </w:p>
         </w:tc>
         <w:tc>
           <w:tcPr>
-            <w:tcW w:type="dxa" w:w="3175"/>
+            <w:tcW w:type="dxa" w:w="2074"/>
             <w:vAlign w:val="center"/>
-            <w:tcMar>
-              <w:top w:w="90" w:type="dxa"/>
-              <w:start w:w="100" w:type="dxa"/>
-              <w:bottom w:w="90" w:type="dxa"/>
-              <w:end w:w="100" w:type="dxa"/>
-            </w:tcMar>
           </w:tcPr>
           <w:p>
             <w:pPr>
-              <w:spacing w:before="0" w:after="40" w:line="259" w:lineRule="auto"/>
+              <w:spacing w:after="0" w:line="259" w:lineRule="auto"/>
             </w:pPr>
+            <w:r/>
             <w:r>
               <w:rPr>
-                <w:rFonts w:ascii="SimSun" w:hAnsi="SimSun" w:eastAsia="SimSun"/>
+                <w:rFonts w:ascii="Noto Sans SC" w:hAnsi="Noto Sans SC" w:eastAsia="Noto Sans SC" w:cs="Noto Sans SC"/>
                 <w:b w:val="0"/>
-                <w:sz w:val="17"/>
+                <w:sz w:val="14"/>
               </w:rPr>
-              <w:t>scripts/run_llm_gold_preannotation.py</w:t>
+              <w:t>tuple/evidence/chain 预测</w:t>
             </w:r>
           </w:p>
         </w:tc>
         <w:tc>
           <w:tcPr>
-            <w:tcW w:type="dxa" w:w="3402"/>
+            <w:tcW w:type="dxa" w:w="2074"/>
             <w:vAlign w:val="center"/>
-            <w:tcMar>
-              <w:top w:w="90" w:type="dxa"/>
-              <w:start w:w="100" w:type="dxa"/>
-              <w:bottom w:w="90" w:type="dxa"/>
-              <w:end w:w="100" w:type="dxa"/>
-            </w:tcMar>
           </w:tcPr>
           <w:p>
             <w:pPr>
-              <w:spacing w:before="0" w:after="40" w:line="259" w:lineRule="auto"/>
+              <w:spacing w:after="0" w:line="259" w:lineRule="auto"/>
             </w:pPr>
+            <w:r/>
             <w:r>
               <w:rPr>
-                <w:rFonts w:ascii="SimSun" w:hAnsi="SimSun" w:eastAsia="SimSun"/>
+                <w:rFonts w:ascii="Noto Sans SC" w:hAnsi="Noto Sans SC" w:eastAsia="Noto Sans SC" w:cs="Noto Sans SC"/>
                 <w:b w:val="0"/>
-                <w:sz w:val="17"/>
+                <w:sz w:val="14"/>
               </w:rPr>
-              <w:t>生成 silver/pseudo-gold tuples 和 chains。</w:t>
+              <w:t>按 probe 比较</w:t>
+            </w:r>
+          </w:p>
+        </w:tc>
+        <w:tc>
+          <w:tcPr>
+            <w:tcW w:type="dxa" w:w="2074"/>
+            <w:vAlign w:val="center"/>
+          </w:tcPr>
+          <w:p>
+            <w:pPr>
+              <w:spacing w:after="0" w:line="259" w:lineRule="auto"/>
+            </w:pPr>
+            <w:r/>
+            <w:r>
+              <w:rPr>
+                <w:rFonts w:ascii="Noto Sans SC" w:hAnsi="Noto Sans SC" w:eastAsia="Noto Sans SC" w:cs="Noto Sans SC"/>
+                <w:b w:val="0"/>
+                <w:sz w:val="14"/>
+              </w:rPr>
+              <w:t>结构化预测，便于指标对比</w:t>
             </w:r>
           </w:p>
         </w:tc>
@@ -919,101 +2830,206 @@
       <w:tr>
         <w:tc>
           <w:tcPr>
-            <w:tcW w:type="dxa" w:w="680"/>
+            <w:tcW w:type="dxa" w:w="2074"/>
+            <w:shd w:fill="F7F9FB"/>
             <w:vAlign w:val="center"/>
-            <w:tcMar>
-              <w:top w:w="90" w:type="dxa"/>
-              <w:start w:w="100" w:type="dxa"/>
-              <w:bottom w:w="90" w:type="dxa"/>
-              <w:end w:w="100" w:type="dxa"/>
-            </w:tcMar>
           </w:tcPr>
           <w:p>
             <w:pPr>
-              <w:spacing w:before="0" w:after="40" w:line="259" w:lineRule="auto"/>
+              <w:spacing w:after="0" w:line="259" w:lineRule="auto"/>
             </w:pPr>
+            <w:r/>
             <w:r>
               <w:rPr>
-                <w:rFonts w:ascii="SimSun" w:hAnsi="SimSun" w:eastAsia="SimSun"/>
+                <w:rFonts w:ascii="Noto Sans SC" w:hAnsi="Noto Sans SC" w:eastAsia="Noto Sans SC" w:cs="Noto Sans SC"/>
                 <w:b w:val="0"/>
-                <w:sz w:val="17"/>
+                <w:sz w:val="14"/>
               </w:rPr>
-              <w:t>6</w:t>
+              <w:t>LLM judge</w:t>
             </w:r>
           </w:p>
         </w:tc>
         <w:tc>
           <w:tcPr>
-            <w:tcW w:type="dxa" w:w="1701"/>
+            <w:tcW w:type="dxa" w:w="2074"/>
+            <w:shd w:fill="F7F9FB"/>
             <w:vAlign w:val="center"/>
-            <w:tcMar>
-              <w:top w:w="90" w:type="dxa"/>
-              <w:start w:w="100" w:type="dxa"/>
-              <w:bottom w:w="90" w:type="dxa"/>
-              <w:end w:w="100" w:type="dxa"/>
-            </w:tcMar>
           </w:tcPr>
           <w:p>
             <w:pPr>
-              <w:spacing w:before="0" w:after="40" w:line="259" w:lineRule="auto"/>
+              <w:spacing w:after="0" w:line="259" w:lineRule="auto"/>
             </w:pPr>
+            <w:r/>
             <w:r>
               <w:rPr>
-                <w:rFonts w:ascii="SimSun" w:hAnsi="SimSun" w:eastAsia="SimSun"/>
+                <w:rFonts w:ascii="Noto Sans SC" w:hAnsi="Noto Sans SC" w:eastAsia="Noto Sans SC" w:cs="Noto Sans SC"/>
                 <w:b w:val="0"/>
-                <w:sz w:val="17"/>
+                <w:sz w:val="14"/>
               </w:rPr>
-              <w:t>Silver 导出</w:t>
+              <w:t>src/episoa/evaluation/benchmark_metrics.py</w:t>
             </w:r>
           </w:p>
         </w:tc>
         <w:tc>
           <w:tcPr>
-            <w:tcW w:type="dxa" w:w="3175"/>
+            <w:tcW w:type="dxa" w:w="2074"/>
+            <w:shd w:fill="F7F9FB"/>
             <w:vAlign w:val="center"/>
-            <w:tcMar>
-              <w:top w:w="90" w:type="dxa"/>
-              <w:start w:w="100" w:type="dxa"/>
-              <w:bottom w:w="90" w:type="dxa"/>
-              <w:end w:w="100" w:type="dxa"/>
-            </w:tcMar>
           </w:tcPr>
           <w:p>
             <w:pPr>
-              <w:spacing w:before="0" w:after="40" w:line="259" w:lineRule="auto"/>
+              <w:spacing w:after="0" w:line="259" w:lineRule="auto"/>
             </w:pPr>
+            <w:r/>
             <w:r>
               <w:rPr>
-                <w:rFonts w:ascii="SimSun" w:hAnsi="SimSun" w:eastAsia="SimSun"/>
+                <w:rFonts w:ascii="Noto Sans SC" w:hAnsi="Noto Sans SC" w:eastAsia="Noto Sans SC" w:cs="Noto Sans SC"/>
                 <w:b w:val="0"/>
-                <w:sz w:val="17"/>
+                <w:sz w:val="14"/>
               </w:rPr>
-              <w:t>scripts/export_silver_benchmark.py</w:t>
+              <w:t>可选语义等价裁判</w:t>
             </w:r>
           </w:p>
         </w:tc>
         <w:tc>
           <w:tcPr>
-            <w:tcW w:type="dxa" w:w="3402"/>
+            <w:tcW w:type="dxa" w:w="2074"/>
+            <w:shd w:fill="F7F9FB"/>
             <w:vAlign w:val="center"/>
-            <w:tcMar>
-              <w:top w:w="90" w:type="dxa"/>
-              <w:start w:w="100" w:type="dxa"/>
-              <w:bottom w:w="90" w:type="dxa"/>
-              <w:end w:w="100" w:type="dxa"/>
-            </w:tcMar>
           </w:tcPr>
           <w:p>
             <w:pPr>
-              <w:spacing w:before="0" w:after="40" w:line="259" w:lineRule="auto"/>
+              <w:spacing w:after="0" w:line="259" w:lineRule="auto"/>
             </w:pPr>
+            <w:r/>
             <w:r>
               <w:rPr>
-                <w:rFonts w:ascii="SimSun" w:hAnsi="SimSun" w:eastAsia="SimSun"/>
+                <w:rFonts w:ascii="Noto Sans SC" w:hAnsi="Noto Sans SC" w:eastAsia="Noto Sans SC" w:cs="Noto Sans SC"/>
                 <w:b w:val="0"/>
-                <w:sz w:val="17"/>
+                <w:sz w:val="14"/>
               </w:rPr>
-              <w:t>把 LLM 预标注明确复制到 silver_v1 命名空间。</w:t>
+              <w:t>gpt-5.5</w:t>
+            </w:r>
+          </w:p>
+        </w:tc>
+        <w:tc>
+          <w:tcPr>
+            <w:tcW w:type="dxa" w:w="2074"/>
+            <w:shd w:fill="F7F9FB"/>
+            <w:vAlign w:val="center"/>
+          </w:tcPr>
+          <w:p>
+            <w:pPr>
+              <w:spacing w:after="0" w:line="259" w:lineRule="auto"/>
+            </w:pPr>
+            <w:r/>
+            <w:r>
+              <w:rPr>
+                <w:rFonts w:ascii="Noto Sans SC" w:hAnsi="Noto Sans SC" w:eastAsia="Noto Sans SC" w:cs="Noto Sans SC"/>
+                <w:b w:val="0"/>
+                <w:sz w:val="14"/>
+              </w:rPr>
+              <w:t>仅作辅助评估，不替代 human gold</w:t>
+            </w:r>
+          </w:p>
+        </w:tc>
+      </w:tr>
+    </w:tbl>
+    <w:p>
+      <w:pPr>
+        <w:spacing w:after="60"/>
+      </w:pPr>
+    </w:p>
+    <w:p>
+      <w:pPr>
+        <w:pStyle w:val="Heading1"/>
+        <w:spacing w:before="160" w:after="80"/>
+      </w:pPr>
+      <w:r>
+        <w:rPr>
+          <w:rFonts w:ascii="Noto Sans SC" w:hAnsi="Noto Sans SC" w:eastAsia="Noto Sans SC" w:cs="Noto Sans SC"/>
+          <w:color w:val="1F4E79"/>
+        </w:rPr>
+        <w:t>4. 方法升级点</w:t>
+      </w:r>
+    </w:p>
+    <w:tbl>
+      <w:tblPr>
+        <w:tblStyle w:val="TableGrid"/>
+        <w:tblW w:type="auto" w:w="0"/>
+        <w:jc w:val="center"/>
+        <w:tblLayout w:type="autofit"/>
+        <w:tblLook w:firstColumn="1" w:firstRow="1" w:lastColumn="0" w:lastRow="0" w:noHBand="0" w:noVBand="1" w:val="04A0"/>
+      </w:tblPr>
+      <w:tblGrid>
+        <w:gridCol w:w="3457"/>
+        <w:gridCol w:w="3457"/>
+        <w:gridCol w:w="3457"/>
+      </w:tblGrid>
+      <w:tr>
+        <w:tc>
+          <w:tcPr>
+            <w:tcW w:type="dxa" w:w="3457"/>
+            <w:shd w:fill="1F4E79"/>
+            <w:vAlign w:val="center"/>
+          </w:tcPr>
+          <w:p>
+            <w:pPr>
+              <w:spacing w:after="0" w:line="259" w:lineRule="auto"/>
+            </w:pPr>
+            <w:r/>
+            <w:r>
+              <w:rPr>
+                <w:rFonts w:ascii="Noto Sans SC" w:hAnsi="Noto Sans SC" w:eastAsia="Noto Sans SC" w:cs="Noto Sans SC"/>
+                <w:b/>
+                <w:color w:val="FFFFFF"/>
+                <w:sz w:val="14"/>
+              </w:rPr>
+              <w:t>升级方向</w:t>
+            </w:r>
+          </w:p>
+        </w:tc>
+        <w:tc>
+          <w:tcPr>
+            <w:tcW w:type="dxa" w:w="3457"/>
+            <w:shd w:fill="1F4E79"/>
+            <w:vAlign w:val="center"/>
+          </w:tcPr>
+          <w:p>
+            <w:pPr>
+              <w:spacing w:after="0" w:line="259" w:lineRule="auto"/>
+            </w:pPr>
+            <w:r/>
+            <w:r>
+              <w:rPr>
+                <w:rFonts w:ascii="Noto Sans SC" w:hAnsi="Noto Sans SC" w:eastAsia="Noto Sans SC" w:cs="Noto Sans SC"/>
+                <w:b/>
+                <w:color w:val="FFFFFF"/>
+                <w:sz w:val="14"/>
+              </w:rPr>
+              <w:t>当前状态</w:t>
+            </w:r>
+          </w:p>
+        </w:tc>
+        <w:tc>
+          <w:tcPr>
+            <w:tcW w:type="dxa" w:w="3457"/>
+            <w:shd w:fill="1F4E79"/>
+            <w:vAlign w:val="center"/>
+          </w:tcPr>
+          <w:p>
+            <w:pPr>
+              <w:spacing w:after="0" w:line="259" w:lineRule="auto"/>
+            </w:pPr>
+            <w:r/>
+            <w:r>
+              <w:rPr>
+                <w:rFonts w:ascii="Noto Sans SC" w:hAnsi="Noto Sans SC" w:eastAsia="Noto Sans SC" w:cs="Noto Sans SC"/>
+                <w:b/>
+                <w:color w:val="FFFFFF"/>
+                <w:sz w:val="14"/>
+              </w:rPr>
+              <w:t>主要文件</w:t>
             </w:r>
           </w:p>
         </w:tc>
@@ -1021,101 +3037,61 @@
       <w:tr>
         <w:tc>
           <w:tcPr>
-            <w:tcW w:type="dxa" w:w="680"/>
+            <w:tcW w:type="dxa" w:w="3457"/>
             <w:vAlign w:val="center"/>
-            <w:tcMar>
-              <w:top w:w="90" w:type="dxa"/>
-              <w:start w:w="100" w:type="dxa"/>
-              <w:bottom w:w="90" w:type="dxa"/>
-              <w:end w:w="100" w:type="dxa"/>
-            </w:tcMar>
           </w:tcPr>
           <w:p>
             <w:pPr>
-              <w:spacing w:before="0" w:after="40" w:line="259" w:lineRule="auto"/>
+              <w:spacing w:after="0" w:line="259" w:lineRule="auto"/>
             </w:pPr>
+            <w:r/>
             <w:r>
               <w:rPr>
-                <w:rFonts w:ascii="SimSun" w:hAnsi="SimSun" w:eastAsia="SimSun"/>
+                <w:rFonts w:ascii="Noto Sans SC" w:hAnsi="Noto Sans SC" w:eastAsia="Noto Sans SC" w:cs="Noto Sans SC"/>
                 <w:b w:val="0"/>
-                <w:sz w:val="17"/>
+                <w:sz w:val="14"/>
               </w:rPr>
-              <w:t>7</w:t>
+              <w:t>Stakeholder-Opinion-Evidence Graph</w:t>
             </w:r>
           </w:p>
         </w:tc>
         <w:tc>
           <w:tcPr>
-            <w:tcW w:type="dxa" w:w="1701"/>
+            <w:tcW w:type="dxa" w:w="3457"/>
             <w:vAlign w:val="center"/>
-            <w:tcMar>
-              <w:top w:w="90" w:type="dxa"/>
-              <w:start w:w="100" w:type="dxa"/>
-              <w:bottom w:w="90" w:type="dxa"/>
-              <w:end w:w="100" w:type="dxa"/>
-            </w:tcMar>
           </w:tcPr>
           <w:p>
             <w:pPr>
-              <w:spacing w:before="0" w:after="40" w:line="259" w:lineRule="auto"/>
+              <w:spacing w:after="0" w:line="259" w:lineRule="auto"/>
             </w:pPr>
+            <w:r/>
             <w:r>
               <w:rPr>
-                <w:rFonts w:ascii="SimSun" w:hAnsi="SimSun" w:eastAsia="SimSun"/>
+                <w:rFonts w:ascii="Noto Sans SC" w:hAnsi="Noto Sans SC" w:eastAsia="Noto Sans SC" w:cs="Noto Sans SC"/>
                 <w:b w:val="0"/>
-                <w:sz w:val="17"/>
+                <w:sz w:val="14"/>
               </w:rPr>
-              <w:t>人工 adjudication</w:t>
+              <w:t>已实现 SOE v2：event_stage、stakeholder、opinion、sentiment、evidence_span 节点，以及 supported_by / occurs_at_stage / quotes_evidence 等边。</w:t>
             </w:r>
           </w:p>
         </w:tc>
         <w:tc>
           <w:tcPr>
-            <w:tcW w:type="dxa" w:w="3175"/>
+            <w:tcW w:type="dxa" w:w="3457"/>
             <w:vAlign w:val="center"/>
-            <w:tcMar>
-              <w:top w:w="90" w:type="dxa"/>
-              <w:start w:w="100" w:type="dxa"/>
-              <w:bottom w:w="90" w:type="dxa"/>
-              <w:end w:w="100" w:type="dxa"/>
-            </w:tcMar>
           </w:tcPr>
           <w:p>
             <w:pPr>
-              <w:spacing w:before="0" w:after="40" w:line="259" w:lineRule="auto"/>
+              <w:spacing w:after="0" w:line="259" w:lineRule="auto"/>
             </w:pPr>
+            <w:r/>
             <w:r>
               <w:rPr>
-                <w:rFonts w:ascii="SimSun" w:hAnsi="SimSun" w:eastAsia="SimSun"/>
+                <w:rFonts w:ascii="Noto Sans SC" w:hAnsi="Noto Sans SC" w:eastAsia="Noto Sans SC" w:cs="Noto Sans SC"/>
                 <w:b w:val="0"/>
-                <w:sz w:val="17"/>
+                <w:sz w:val="14"/>
               </w:rPr>
-              <w:t>scripts/build_human_adjudication_sheet.py</w:t>
-            </w:r>
-          </w:p>
-        </w:tc>
-        <w:tc>
-          <w:tcPr>
-            <w:tcW w:type="dxa" w:w="3402"/>
-            <w:vAlign w:val="center"/>
-            <w:tcMar>
-              <w:top w:w="90" w:type="dxa"/>
-              <w:start w:w="100" w:type="dxa"/>
-              <w:bottom w:w="90" w:type="dxa"/>
-              <w:end w:w="100" w:type="dxa"/>
-            </w:tcMar>
-          </w:tcPr>
-          <w:p>
-            <w:pPr>
-              <w:spacing w:before="0" w:after="40" w:line="259" w:lineRule="auto"/>
-            </w:pPr>
-            <w:r>
-              <w:rPr>
-                <w:rFonts w:ascii="SimSun" w:hAnsi="SimSun" w:eastAsia="SimSun"/>
-                <w:b w:val="0"/>
-                <w:sz w:val="17"/>
-              </w:rPr>
-              <w:t>生成 tuple/chain 审阅表，由人工填写决策和修订字段。</w:t>
+              <w:t>src/episoa/graph/evidence_graph.py；src/episoa/pipeline.py</w:t>
             </w:r>
           </w:p>
         </w:tc>
@@ -1123,101 +3099,64 @@
       <w:tr>
         <w:tc>
           <w:tcPr>
-            <w:tcW w:type="dxa" w:w="680"/>
+            <w:tcW w:type="dxa" w:w="3457"/>
+            <w:shd w:fill="F7F9FB"/>
             <w:vAlign w:val="center"/>
-            <w:tcMar>
-              <w:top w:w="90" w:type="dxa"/>
-              <w:start w:w="100" w:type="dxa"/>
-              <w:bottom w:w="90" w:type="dxa"/>
-              <w:end w:w="100" w:type="dxa"/>
-            </w:tcMar>
           </w:tcPr>
           <w:p>
             <w:pPr>
-              <w:spacing w:before="0" w:after="40" w:line="259" w:lineRule="auto"/>
+              <w:spacing w:after="0" w:line="259" w:lineRule="auto"/>
             </w:pPr>
+            <w:r/>
             <w:r>
               <w:rPr>
-                <w:rFonts w:ascii="SimSun" w:hAnsi="SimSun" w:eastAsia="SimSun"/>
+                <w:rFonts w:ascii="Noto Sans SC" w:hAnsi="Noto Sans SC" w:eastAsia="Noto Sans SC" w:cs="Noto Sans SC"/>
                 <w:b w:val="0"/>
-                <w:sz w:val="17"/>
+                <w:sz w:val="14"/>
               </w:rPr>
-              <w:t>8</w:t>
+              <w:t>Chain-aware Evidence Selection</w:t>
             </w:r>
           </w:p>
         </w:tc>
         <w:tc>
           <w:tcPr>
-            <w:tcW w:type="dxa" w:w="1701"/>
+            <w:tcW w:type="dxa" w:w="3457"/>
+            <w:shd w:fill="F7F9FB"/>
             <w:vAlign w:val="center"/>
-            <w:tcMar>
-              <w:top w:w="90" w:type="dxa"/>
-              <w:start w:w="100" w:type="dxa"/>
-              <w:bottom w:w="90" w:type="dxa"/>
-              <w:end w:w="100" w:type="dxa"/>
-            </w:tcMar>
           </w:tcPr>
           <w:p>
             <w:pPr>
-              <w:spacing w:before="0" w:after="40" w:line="259" w:lineRule="auto"/>
+              <w:spacing w:after="0" w:line="259" w:lineRule="auto"/>
             </w:pPr>
+            <w:r/>
             <w:r>
               <w:rPr>
-                <w:rFonts w:ascii="SimSun" w:hAnsi="SimSun" w:eastAsia="SimSun"/>
+                <w:rFonts w:ascii="Noto Sans SC" w:hAnsi="Noto Sans SC" w:eastAsia="Noto Sans SC" w:cs="Noto Sans SC"/>
                 <w:b w:val="0"/>
-                <w:sz w:val="17"/>
+                <w:sz w:val="14"/>
               </w:rPr>
-              <w:t>Human gold 导出/审计</w:t>
+              <w:t>已加入 chain_aware selector，并保留 random / quality_topk / bm25_keyword / oracle 作为可审计 ablation。</w:t>
             </w:r>
           </w:p>
         </w:tc>
         <w:tc>
           <w:tcPr>
-            <w:tcW w:type="dxa" w:w="3175"/>
+            <w:tcW w:type="dxa" w:w="3457"/>
+            <w:shd w:fill="F7F9FB"/>
             <w:vAlign w:val="center"/>
-            <w:tcMar>
-              <w:top w:w="90" w:type="dxa"/>
-              <w:start w:w="100" w:type="dxa"/>
-              <w:bottom w:w="90" w:type="dxa"/>
-              <w:end w:w="100" w:type="dxa"/>
-            </w:tcMar>
           </w:tcPr>
           <w:p>
             <w:pPr>
-              <w:spacing w:before="0" w:after="40" w:line="259" w:lineRule="auto"/>
+              <w:spacing w:after="0" w:line="259" w:lineRule="auto"/>
             </w:pPr>
+            <w:r/>
             <w:r>
               <w:rPr>
-                <w:rFonts w:ascii="SimSun" w:hAnsi="SimSun" w:eastAsia="SimSun"/>
+                <w:rFonts w:ascii="Noto Sans SC" w:hAnsi="Noto Sans SC" w:eastAsia="Noto Sans SC" w:cs="Noto Sans SC"/>
                 <w:b w:val="0"/>
-                <w:sz w:val="17"/>
+                <w:sz w:val="14"/>
               </w:rPr>
-              <w:t>scripts/convert_adjudication_to_human_gold.py / audit_human_gold.py</w:t>
-            </w:r>
-          </w:p>
-        </w:tc>
-        <w:tc>
-          <w:tcPr>
-            <w:tcW w:type="dxa" w:w="3402"/>
-            <w:vAlign w:val="center"/>
-            <w:tcMar>
-              <w:top w:w="90" w:type="dxa"/>
-              <w:start w:w="100" w:type="dxa"/>
-              <w:bottom w:w="90" w:type="dxa"/>
-              <w:end w:w="100" w:type="dxa"/>
-            </w:tcMar>
-          </w:tcPr>
-          <w:p>
-            <w:pPr>
-              <w:spacing w:before="0" w:after="40" w:line="259" w:lineRule="auto"/>
-            </w:pPr>
-            <w:r>
-              <w:rPr>
-                <w:rFonts w:ascii="SimSun" w:hAnsi="SimSun" w:eastAsia="SimSun"/>
-                <w:b w:val="0"/>
-                <w:sz w:val="17"/>
-              </w:rPr>
-              <w:t>导出 human_gold_v1 并设置 readiness。</w:t>
+              <w:t>src/episoa/retrieval/evidence_selector.py；configs/ablation.yaml</w:t>
             </w:r>
           </w:p>
         </w:tc>
@@ -1225,101 +3164,188 @@
       <w:tr>
         <w:tc>
           <w:tcPr>
-            <w:tcW w:type="dxa" w:w="680"/>
+            <w:tcW w:type="dxa" w:w="3457"/>
             <w:vAlign w:val="center"/>
-            <w:tcMar>
-              <w:top w:w="90" w:type="dxa"/>
-              <w:start w:w="100" w:type="dxa"/>
-              <w:bottom w:w="90" w:type="dxa"/>
-              <w:end w:w="100" w:type="dxa"/>
-            </w:tcMar>
           </w:tcPr>
           <w:p>
             <w:pPr>
-              <w:spacing w:before="0" w:after="40" w:line="259" w:lineRule="auto"/>
+              <w:spacing w:after="0" w:line="259" w:lineRule="auto"/>
             </w:pPr>
+            <w:r/>
             <w:r>
               <w:rPr>
-                <w:rFonts w:ascii="SimSun" w:hAnsi="SimSun" w:eastAsia="SimSun"/>
+                <w:rFonts w:ascii="Noto Sans SC" w:hAnsi="Noto Sans SC" w:eastAsia="Noto Sans SC" w:cs="Noto Sans SC"/>
                 <w:b w:val="0"/>
-                <w:sz w:val="17"/>
+                <w:sz w:val="14"/>
               </w:rPr>
-              <w:t>9</w:t>
+              <w:t>Constrained extraction</w:t>
             </w:r>
           </w:p>
         </w:tc>
         <w:tc>
           <w:tcPr>
-            <w:tcW w:type="dxa" w:w="1701"/>
+            <w:tcW w:type="dxa" w:w="3457"/>
             <w:vAlign w:val="center"/>
-            <w:tcMar>
-              <w:top w:w="90" w:type="dxa"/>
-              <w:start w:w="100" w:type="dxa"/>
-              <w:bottom w:w="90" w:type="dxa"/>
-              <w:end w:w="100" w:type="dxa"/>
-            </w:tcMar>
           </w:tcPr>
           <w:p>
             <w:pPr>
-              <w:spacing w:before="0" w:after="40" w:line="259" w:lineRule="auto"/>
+              <w:spacing w:after="0" w:line="259" w:lineRule="auto"/>
             </w:pPr>
+            <w:r/>
             <w:r>
               <w:rPr>
-                <w:rFonts w:ascii="SimSun" w:hAnsi="SimSun" w:eastAsia="SimSun"/>
+                <w:rFonts w:ascii="Noto Sans SC" w:hAnsi="Noto Sans SC" w:eastAsia="Noto Sans SC" w:cs="Noto Sans SC"/>
                 <w:b w:val="0"/>
-                <w:sz w:val="17"/>
+                <w:sz w:val="14"/>
               </w:rPr>
-              <w:t>实验与评估</w:t>
+              <w:t>LLM 不再只做直接生成；schema attributor 接收候选约束、证据片段、链路上下文，并使用 JSON Schema structured outputs。</w:t>
             </w:r>
           </w:p>
         </w:tc>
         <w:tc>
           <w:tcPr>
-            <w:tcW w:type="dxa" w:w="3175"/>
+            <w:tcW w:type="dxa" w:w="3457"/>
             <w:vAlign w:val="center"/>
-            <w:tcMar>
-              <w:top w:w="90" w:type="dxa"/>
-              <w:start w:w="100" w:type="dxa"/>
-              <w:bottom w:w="90" w:type="dxa"/>
-              <w:end w:w="100" w:type="dxa"/>
-            </w:tcMar>
           </w:tcPr>
           <w:p>
             <w:pPr>
-              <w:spacing w:before="0" w:after="40" w:line="259" w:lineRule="auto"/>
+              <w:spacing w:after="0" w:line="259" w:lineRule="auto"/>
             </w:pPr>
+            <w:r/>
             <w:r>
               <w:rPr>
-                <w:rFonts w:ascii="SimSun" w:hAnsi="SimSun" w:eastAsia="SimSun"/>
+                <w:rFonts w:ascii="Noto Sans SC" w:hAnsi="Noto Sans SC" w:eastAsia="Noto Sans SC" w:cs="Noto Sans SC"/>
                 <w:b w:val="0"/>
-                <w:sz w:val="17"/>
+                <w:sz w:val="14"/>
               </w:rPr>
-              <w:t>scripts/run_paper_experiment.py / run_ablation.py</w:t>
+              <w:t>src/episoa/attribution/schema_attributor.py；src/episoa/llm/client.py</w:t>
+            </w:r>
+          </w:p>
+        </w:tc>
+      </w:tr>
+      <w:tr>
+        <w:tc>
+          <w:tcPr>
+            <w:tcW w:type="dxa" w:w="3457"/>
+            <w:shd w:fill="F7F9FB"/>
+            <w:vAlign w:val="center"/>
+          </w:tcPr>
+          <w:p>
+            <w:pPr>
+              <w:spacing w:after="0" w:line="259" w:lineRule="auto"/>
+            </w:pPr>
+            <w:r/>
+            <w:r>
+              <w:rPr>
+                <w:rFonts w:ascii="Noto Sans SC" w:hAnsi="Noto Sans SC" w:eastAsia="Noto Sans SC" w:cs="Noto Sans SC"/>
+                <w:b w:val="0"/>
+                <w:sz w:val="14"/>
+              </w:rPr>
+              <w:t>Lightweight uncertainty adjudication</w:t>
             </w:r>
           </w:p>
         </w:tc>
         <w:tc>
           <w:tcPr>
-            <w:tcW w:type="dxa" w:w="3402"/>
+            <w:tcW w:type="dxa" w:w="3457"/>
+            <w:shd w:fill="F7F9FB"/>
             <w:vAlign w:val="center"/>
-            <w:tcMar>
-              <w:top w:w="90" w:type="dxa"/>
-              <w:start w:w="100" w:type="dxa"/>
-              <w:bottom w:w="90" w:type="dxa"/>
-              <w:end w:w="100" w:type="dxa"/>
-            </w:tcMar>
           </w:tcPr>
           <w:p>
             <w:pPr>
-              <w:spacing w:before="0" w:after="40" w:line="259" w:lineRule="auto"/>
+              <w:spacing w:after="0" w:line="259" w:lineRule="auto"/>
             </w:pPr>
+            <w:r/>
             <w:r>
               <w:rPr>
-                <w:rFonts w:ascii="SimSun" w:hAnsi="SimSun" w:eastAsia="SimSun"/>
+                <w:rFonts w:ascii="Noto Sans SC" w:hAnsi="Noto Sans SC" w:eastAsia="Noto Sans SC" w:cs="Noto Sans SC"/>
                 <w:b w:val="0"/>
-                <w:sz w:val="17"/>
+                <w:sz w:val="14"/>
               </w:rPr>
-              <w:t>生成 predictions、metrics、ablation results 等论文输出。</w:t>
+              <w:t>不新增审核任务、不重跑 verifier；在 full/pilot sheet 中按 priority score 排序并显示稳定 reason。</w:t>
+            </w:r>
+          </w:p>
+        </w:tc>
+        <w:tc>
+          <w:tcPr>
+            <w:tcW w:type="dxa" w:w="3457"/>
+            <w:shd w:fill="F7F9FB"/>
+            <w:vAlign w:val="center"/>
+          </w:tcPr>
+          <w:p>
+            <w:pPr>
+              <w:spacing w:after="0" w:line="259" w:lineRule="auto"/>
+            </w:pPr>
+            <w:r/>
+            <w:r>
+              <w:rPr>
+                <w:rFonts w:ascii="Noto Sans SC" w:hAnsi="Noto Sans SC" w:eastAsia="Noto Sans SC" w:cs="Noto Sans SC"/>
+                <w:b w:val="0"/>
+                <w:sz w:val="14"/>
+              </w:rPr>
+              <w:t>scripts/build_human_adjudication_sheet.py；scripts/build_pilot_adjudication_sheet.py</w:t>
+            </w:r>
+          </w:p>
+        </w:tc>
+      </w:tr>
+      <w:tr>
+        <w:tc>
+          <w:tcPr>
+            <w:tcW w:type="dxa" w:w="3457"/>
+            <w:vAlign w:val="center"/>
+          </w:tcPr>
+          <w:p>
+            <w:pPr>
+              <w:spacing w:after="0" w:line="259" w:lineRule="auto"/>
+            </w:pPr>
+            <w:r/>
+            <w:r>
+              <w:rPr>
+                <w:rFonts w:ascii="Noto Sans SC" w:hAnsi="Noto Sans SC" w:eastAsia="Noto Sans SC" w:cs="Noto Sans SC"/>
+                <w:b w:val="0"/>
+                <w:sz w:val="14"/>
+              </w:rPr>
+              <w:t>Decomposed verifier</w:t>
+            </w:r>
+          </w:p>
+        </w:tc>
+        <w:tc>
+          <w:tcPr>
+            <w:tcW w:type="dxa" w:w="3457"/>
+            <w:vAlign w:val="center"/>
+          </w:tcPr>
+          <w:p>
+            <w:pPr>
+              <w:spacing w:after="0" w:line="259" w:lineRule="auto"/>
+            </w:pPr>
+            <w:r/>
+            <w:r>
+              <w:rPr>
+                <w:rFonts w:ascii="Noto Sans SC" w:hAnsi="Noto Sans SC" w:eastAsia="Noto Sans SC" w:cs="Noto Sans SC"/>
+                <w:b w:val="0"/>
+                <w:sz w:val="14"/>
+              </w:rPr>
+              <w:t>verifier 从 supported/unsupported 扩展为更细的风险诊断，用于解释模型失败和 ablation。</w:t>
+            </w:r>
+          </w:p>
+        </w:tc>
+        <w:tc>
+          <w:tcPr>
+            <w:tcW w:type="dxa" w:w="3457"/>
+            <w:vAlign w:val="center"/>
+          </w:tcPr>
+          <w:p>
+            <w:pPr>
+              <w:spacing w:after="0" w:line="259" w:lineRule="auto"/>
+            </w:pPr>
+            <w:r/>
+            <w:r>
+              <w:rPr>
+                <w:rFonts w:ascii="Noto Sans SC" w:hAnsi="Noto Sans SC" w:eastAsia="Noto Sans SC" w:cs="Noto Sans SC"/>
+                <w:b w:val="0"/>
+                <w:sz w:val="14"/>
+              </w:rPr>
+              <w:t>src/episoa/verification/faithfulness_verifier.py；configs/ablation.yaml</w:t>
             </w:r>
           </w:p>
         </w:tc>
@@ -1327,16 +3353,20 @@
     </w:tbl>
     <w:p>
       <w:pPr>
+        <w:spacing w:after="60"/>
+      </w:pPr>
+    </w:p>
+    <w:p>
+      <w:pPr>
         <w:pStyle w:val="Heading1"/>
-        <w:spacing w:after="120" w:line="276" w:lineRule="auto"/>
+        <w:spacing w:before="160" w:after="80"/>
       </w:pPr>
       <w:r>
         <w:rPr>
-          <w:rFonts w:ascii="SimSun" w:hAnsi="SimSun" w:eastAsia="SimSun"/>
-          <w:b w:val="0"/>
-          <w:sz w:val="21"/>
+          <w:rFonts w:ascii="Noto Sans SC" w:hAnsi="Noto Sans SC" w:eastAsia="Noto Sans SC" w:cs="Noto Sans SC"/>
+          <w:color w:val="1F4E79"/>
         </w:rPr>
-        <w:t>2. 各阶段输入输出文件</w:t>
+        <w:t>5. 输入输出文件地图</w:t>
       </w:r>
     </w:p>
     <w:tbl>
@@ -1344,2026 +3374,99 @@
         <w:tblStyle w:val="TableGrid"/>
         <w:tblW w:type="auto" w:w="0"/>
         <w:jc w:val="center"/>
+        <w:tblLayout w:type="autofit"/>
         <w:tblLook w:firstColumn="1" w:firstRow="1" w:lastColumn="0" w:lastRow="0" w:noHBand="0" w:noVBand="1" w:val="04A0"/>
       </w:tblPr>
       <w:tblGrid>
-        <w:gridCol w:w="3362"/>
-        <w:gridCol w:w="3362"/>
-        <w:gridCol w:w="3362"/>
+        <w:gridCol w:w="2592"/>
+        <w:gridCol w:w="2592"/>
+        <w:gridCol w:w="2592"/>
+        <w:gridCol w:w="2592"/>
       </w:tblGrid>
       <w:tr>
-        <w:trPr>
-          <w:tblHeader w:val="true"/>
-        </w:trPr>
         <w:tc>
           <w:tcPr>
-            <w:tcW w:type="dxa" w:w="1701"/>
+            <w:tcW w:type="dxa" w:w="2592"/>
+            <w:shd w:fill="1F4E79"/>
             <w:vAlign w:val="center"/>
-            <w:tcMar>
-              <w:top w:w="90" w:type="dxa"/>
-              <w:start w:w="100" w:type="dxa"/>
-              <w:bottom w:w="90" w:type="dxa"/>
-              <w:end w:w="100" w:type="dxa"/>
-            </w:tcMar>
-            <w:shd w:fill="D9EAF7"/>
           </w:tcPr>
           <w:p>
             <w:pPr>
-              <w:spacing w:before="0" w:after="40" w:line="259" w:lineRule="auto"/>
+              <w:spacing w:after="0" w:line="259" w:lineRule="auto"/>
             </w:pPr>
+            <w:r/>
             <w:r>
               <w:rPr>
-                <w:rFonts w:ascii="SimSun" w:hAnsi="SimSun" w:eastAsia="SimSun"/>
+                <w:rFonts w:ascii="Noto Sans SC" w:hAnsi="Noto Sans SC" w:eastAsia="Noto Sans SC" w:cs="Noto Sans SC"/>
                 <w:b/>
-                <w:color w:val="1F4E79"/>
-                <w:sz w:val="18"/>
+                <w:color w:val="FFFFFF"/>
+                <w:sz w:val="14"/>
               </w:rPr>
-              <w:t>阶段</w:t>
+              <w:t>类别</w:t>
             </w:r>
           </w:p>
         </w:tc>
         <w:tc>
           <w:tcPr>
-            <w:tcW w:type="dxa" w:w="3515"/>
+            <w:tcW w:type="dxa" w:w="2592"/>
+            <w:shd w:fill="1F4E79"/>
             <w:vAlign w:val="center"/>
-            <w:tcMar>
-              <w:top w:w="90" w:type="dxa"/>
-              <w:start w:w="100" w:type="dxa"/>
-              <w:bottom w:w="90" w:type="dxa"/>
-              <w:end w:w="100" w:type="dxa"/>
-            </w:tcMar>
-            <w:shd w:fill="D9EAF7"/>
           </w:tcPr>
           <w:p>
             <w:pPr>
-              <w:spacing w:before="0" w:after="40" w:line="259" w:lineRule="auto"/>
+              <w:spacing w:after="0" w:line="259" w:lineRule="auto"/>
             </w:pPr>
+            <w:r/>
             <w:r>
               <w:rPr>
-                <w:rFonts w:ascii="SimSun" w:hAnsi="SimSun" w:eastAsia="SimSun"/>
+                <w:rFonts w:ascii="Noto Sans SC" w:hAnsi="Noto Sans SC" w:eastAsia="Noto Sans SC" w:cs="Noto Sans SC"/>
                 <w:b/>
-                <w:color w:val="1F4E79"/>
-                <w:sz w:val="18"/>
+                <w:color w:val="FFFFFF"/>
+                <w:sz w:val="14"/>
               </w:rPr>
-              <w:t>输入</w:t>
+              <w:t>路径</w:t>
             </w:r>
           </w:p>
         </w:tc>
         <w:tc>
           <w:tcPr>
-            <w:tcW w:type="dxa" w:w="3515"/>
+            <w:tcW w:type="dxa" w:w="2592"/>
+            <w:shd w:fill="1F4E79"/>
             <w:vAlign w:val="center"/>
-            <w:tcMar>
-              <w:top w:w="90" w:type="dxa"/>
-              <w:start w:w="100" w:type="dxa"/>
-              <w:bottom w:w="90" w:type="dxa"/>
-              <w:end w:w="100" w:type="dxa"/>
-            </w:tcMar>
-            <w:shd w:fill="D9EAF7"/>
           </w:tcPr>
           <w:p>
             <w:pPr>
-              <w:spacing w:before="0" w:after="40" w:line="259" w:lineRule="auto"/>
+              <w:spacing w:after="0" w:line="259" w:lineRule="auto"/>
             </w:pPr>
+            <w:r/>
             <w:r>
               <w:rPr>
-                <w:rFonts w:ascii="SimSun" w:hAnsi="SimSun" w:eastAsia="SimSun"/>
+                <w:rFonts w:ascii="Noto Sans SC" w:hAnsi="Noto Sans SC" w:eastAsia="Noto Sans SC" w:cs="Noto Sans SC"/>
                 <w:b/>
-                <w:color w:val="1F4E79"/>
-                <w:sz w:val="18"/>
+                <w:color w:val="FFFFFF"/>
+                <w:sz w:val="14"/>
               </w:rPr>
-              <w:t>输出</w:t>
-            </w:r>
-          </w:p>
-        </w:tc>
-      </w:tr>
-      <w:tr>
-        <w:tc>
-          <w:tcPr>
-            <w:tcW w:type="dxa" w:w="1701"/>
-            <w:vAlign w:val="center"/>
-            <w:tcMar>
-              <w:top w:w="90" w:type="dxa"/>
-              <w:start w:w="100" w:type="dxa"/>
-              <w:bottom w:w="90" w:type="dxa"/>
-              <w:end w:w="100" w:type="dxa"/>
-            </w:tcMar>
-          </w:tcPr>
-          <w:p>
-            <w:pPr>
-              <w:spacing w:before="0" w:after="40" w:line="259" w:lineRule="auto"/>
-            </w:pPr>
-            <w:r>
-              <w:rPr>
-                <w:rFonts w:ascii="SimSun" w:hAnsi="SimSun" w:eastAsia="SimSun"/>
-                <w:b w:val="0"/>
-                <w:sz w:val="17"/>
-              </w:rPr>
-              <w:t>事件库校验</w:t>
+              <w:t>角色</w:t>
             </w:r>
           </w:p>
         </w:tc>
         <w:tc>
           <w:tcPr>
-            <w:tcW w:type="dxa" w:w="3515"/>
+            <w:tcW w:type="dxa" w:w="2592"/>
+            <w:shd w:fill="1F4E79"/>
             <w:vAlign w:val="center"/>
-            <w:tcMar>
-              <w:top w:w="90" w:type="dxa"/>
-              <w:start w:w="100" w:type="dxa"/>
-              <w:bottom w:w="90" w:type="dxa"/>
-              <w:end w:w="100" w:type="dxa"/>
-            </w:tcMar>
           </w:tcPr>
           <w:p>
             <w:pPr>
-              <w:spacing w:before="0" w:after="40" w:line="259" w:lineRule="auto"/>
+              <w:spacing w:after="0" w:line="259" w:lineRule="auto"/>
             </w:pPr>
+            <w:r/>
             <w:r>
               <w:rPr>
-                <w:rFonts w:ascii="SimSun" w:hAnsi="SimSun" w:eastAsia="SimSun"/>
-                <w:b w:val="0"/>
-                <w:sz w:val="17"/>
-              </w:rPr>
-              <w:t>data/pubevent_soa_lite/events.jsonl; scripts/validate_events.py</w:t>
-            </w:r>
-          </w:p>
-        </w:tc>
-        <w:tc>
-          <w:tcPr>
-            <w:tcW w:type="dxa" w:w="3515"/>
-            <w:vAlign w:val="center"/>
-            <w:tcMar>
-              <w:top w:w="90" w:type="dxa"/>
-              <w:start w:w="100" w:type="dxa"/>
-              <w:bottom w:w="90" w:type="dxa"/>
-              <w:end w:w="100" w:type="dxa"/>
-            </w:tcMar>
-          </w:tcPr>
-          <w:p>
-            <w:pPr>
-              <w:spacing w:before="0" w:after="40" w:line="259" w:lineRule="auto"/>
-            </w:pPr>
-            <w:r>
-              <w:rPr>
-                <w:rFonts w:ascii="SimSun" w:hAnsi="SimSun" w:eastAsia="SimSun"/>
-                <w:b w:val="0"/>
-                <w:sz w:val="17"/>
-              </w:rPr>
-              <w:t>通过校验的事件注册表；事件字段包括 event_id、domain、event_type、location、time_window、anchor_urls、source_scope、query_seeds 等。</w:t>
-            </w:r>
-          </w:p>
-        </w:tc>
-      </w:tr>
-      <w:tr>
-        <w:tc>
-          <w:tcPr>
-            <w:tcW w:type="dxa" w:w="1701"/>
-            <w:vAlign w:val="center"/>
-            <w:tcMar>
-              <w:top w:w="90" w:type="dxa"/>
-              <w:start w:w="100" w:type="dxa"/>
-              <w:bottom w:w="90" w:type="dxa"/>
-              <w:end w:w="100" w:type="dxa"/>
-            </w:tcMar>
-          </w:tcPr>
-          <w:p>
-            <w:pPr>
-              <w:spacing w:before="0" w:after="40" w:line="259" w:lineRule="auto"/>
-            </w:pPr>
-            <w:r>
-              <w:rPr>
-                <w:rFonts w:ascii="SimSun" w:hAnsi="SimSun" w:eastAsia="SimSun"/>
-                <w:b w:val="0"/>
-                <w:sz w:val="17"/>
-              </w:rPr>
-              <w:t>证据采集</w:t>
-            </w:r>
-          </w:p>
-        </w:tc>
-        <w:tc>
-          <w:tcPr>
-            <w:tcW w:type="dxa" w:w="3515"/>
-            <w:vAlign w:val="center"/>
-            <w:tcMar>
-              <w:top w:w="90" w:type="dxa"/>
-              <w:start w:w="100" w:type="dxa"/>
-              <w:bottom w:w="90" w:type="dxa"/>
-              <w:end w:w="100" w:type="dxa"/>
-            </w:tcMar>
-          </w:tcPr>
-          <w:p>
-            <w:pPr>
-              <w:spacing w:before="0" w:after="40" w:line="259" w:lineRule="auto"/>
-            </w:pPr>
-            <w:r>
-              <w:rPr>
-                <w:rFonts w:ascii="SimSun" w:hAnsi="SimSun" w:eastAsia="SimSun"/>
-                <w:b w:val="0"/>
-                <w:sz w:val="17"/>
-              </w:rPr>
-              <w:t>events.jsonl; configs/collector.yaml 或 collector_budget_50.yaml; configs/source_detection.yaml</w:t>
-            </w:r>
-          </w:p>
-        </w:tc>
-        <w:tc>
-          <w:tcPr>
-            <w:tcW w:type="dxa" w:w="3515"/>
-            <w:vAlign w:val="center"/>
-            <w:tcMar>
-              <w:top w:w="90" w:type="dxa"/>
-              <w:start w:w="100" w:type="dxa"/>
-              <w:bottom w:w="90" w:type="dxa"/>
-              <w:end w:w="100" w:type="dxa"/>
-            </w:tcMar>
-          </w:tcPr>
-          <w:p>
-            <w:pPr>
-              <w:spacing w:before="0" w:after="40" w:line="259" w:lineRule="auto"/>
-            </w:pPr>
-            <w:r>
-              <w:rPr>
-                <w:rFonts w:ascii="SimSun" w:hAnsi="SimSun" w:eastAsia="SimSun"/>
-                <w:b w:val="0"/>
-                <w:sz w:val="17"/>
-              </w:rPr>
-              <w:t>data/pubevent_soa_lite/raw/raw_posts.jsonl; interim/query_plan.jsonl; interim/coverage.json; repair/debug CSV/JSON。</w:t>
-            </w:r>
-          </w:p>
-        </w:tc>
-      </w:tr>
-      <w:tr>
-        <w:tc>
-          <w:tcPr>
-            <w:tcW w:type="dxa" w:w="1701"/>
-            <w:vAlign w:val="center"/>
-            <w:tcMar>
-              <w:top w:w="90" w:type="dxa"/>
-              <w:start w:w="100" w:type="dxa"/>
-              <w:bottom w:w="90" w:type="dxa"/>
-              <w:end w:w="100" w:type="dxa"/>
-            </w:tcMar>
-          </w:tcPr>
-          <w:p>
-            <w:pPr>
-              <w:spacing w:before="0" w:after="40" w:line="259" w:lineRule="auto"/>
-            </w:pPr>
-            <w:r>
-              <w:rPr>
-                <w:rFonts w:ascii="SimSun" w:hAnsi="SimSun" w:eastAsia="SimSun"/>
-                <w:b w:val="0"/>
-                <w:sz w:val="17"/>
-              </w:rPr>
-              <w:t>证据归一化/筛选</w:t>
-            </w:r>
-          </w:p>
-        </w:tc>
-        <w:tc>
-          <w:tcPr>
-            <w:tcW w:type="dxa" w:w="3515"/>
-            <w:vAlign w:val="center"/>
-            <w:tcMar>
-              <w:top w:w="90" w:type="dxa"/>
-              <w:start w:w="100" w:type="dxa"/>
-              <w:bottom w:w="90" w:type="dxa"/>
-              <w:end w:w="100" w:type="dxa"/>
-            </w:tcMar>
-          </w:tcPr>
-          <w:p>
-            <w:pPr>
-              <w:spacing w:before="0" w:after="40" w:line="259" w:lineRule="auto"/>
-            </w:pPr>
-            <w:r>
-              <w:rPr>
-                <w:rFonts w:ascii="SimSun" w:hAnsi="SimSun" w:eastAsia="SimSun"/>
-                <w:b w:val="0"/>
-                <w:sz w:val="17"/>
-              </w:rPr>
-              <w:t>raw/raw_posts.jsonl; interim/evidence_candidates*.jsonl</w:t>
-            </w:r>
-          </w:p>
-        </w:tc>
-        <w:tc>
-          <w:tcPr>
-            <w:tcW w:type="dxa" w:w="3515"/>
-            <w:vAlign w:val="center"/>
-            <w:tcMar>
-              <w:top w:w="90" w:type="dxa"/>
-              <w:start w:w="100" w:type="dxa"/>
-              <w:bottom w:w="90" w:type="dxa"/>
-              <w:end w:w="100" w:type="dxa"/>
-            </w:tcMar>
-          </w:tcPr>
-          <w:p>
-            <w:pPr>
-              <w:spacing w:before="0" w:after="40" w:line="259" w:lineRule="auto"/>
-            </w:pPr>
-            <w:r>
-              <w:rPr>
-                <w:rFonts w:ascii="SimSun" w:hAnsi="SimSun" w:eastAsia="SimSun"/>
-                <w:b w:val="0"/>
-                <w:sz w:val="17"/>
-              </w:rPr>
-              <w:t>evidence.jsonl; evidence_filtered.jsonl; evidence_v3_repaired_plus_low37.jsonl; duplicate_report.csv。</w:t>
-            </w:r>
-          </w:p>
-        </w:tc>
-      </w:tr>
-      <w:tr>
-        <w:tc>
-          <w:tcPr>
-            <w:tcW w:type="dxa" w:w="1701"/>
-            <w:vAlign w:val="center"/>
-            <w:tcMar>
-              <w:top w:w="90" w:type="dxa"/>
-              <w:start w:w="100" w:type="dxa"/>
-              <w:bottom w:w="90" w:type="dxa"/>
-              <w:end w:w="100" w:type="dxa"/>
-            </w:tcMar>
-          </w:tcPr>
-          <w:p>
-            <w:pPr>
-              <w:spacing w:before="0" w:after="40" w:line="259" w:lineRule="auto"/>
-            </w:pPr>
-            <w:r>
-              <w:rPr>
-                <w:rFonts w:ascii="SimSun" w:hAnsi="SimSun" w:eastAsia="SimSun"/>
-                <w:b w:val="0"/>
-                <w:sz w:val="17"/>
-              </w:rPr>
-              <w:t>人工 evidence 标注表</w:t>
-            </w:r>
-          </w:p>
-        </w:tc>
-        <w:tc>
-          <w:tcPr>
-            <w:tcW w:type="dxa" w:w="3515"/>
-            <w:vAlign w:val="center"/>
-            <w:tcMar>
-              <w:top w:w="90" w:type="dxa"/>
-              <w:start w:w="100" w:type="dxa"/>
-              <w:bottom w:w="90" w:type="dxa"/>
-              <w:end w:w="100" w:type="dxa"/>
-            </w:tcMar>
-          </w:tcPr>
-          <w:p>
-            <w:pPr>
-              <w:spacing w:before="0" w:after="40" w:line="259" w:lineRule="auto"/>
-            </w:pPr>
-            <w:r>
-              <w:rPr>
-                <w:rFonts w:ascii="SimSun" w:hAnsi="SimSun" w:eastAsia="SimSun"/>
-                <w:b w:val="0"/>
-                <w:sz w:val="17"/>
-              </w:rPr>
-              <w:t>evidence.jsonl 或 evidence_v3_repaired_plus_low37.jsonl</w:t>
-            </w:r>
-          </w:p>
-        </w:tc>
-        <w:tc>
-          <w:tcPr>
-            <w:tcW w:type="dxa" w:w="3515"/>
-            <w:vAlign w:val="center"/>
-            <w:tcMar>
-              <w:top w:w="90" w:type="dxa"/>
-              <w:start w:w="100" w:type="dxa"/>
-              <w:bottom w:w="90" w:type="dxa"/>
-              <w:end w:w="100" w:type="dxa"/>
-            </w:tcMar>
-          </w:tcPr>
-          <w:p>
-            <w:pPr>
-              <w:spacing w:before="0" w:after="40" w:line="259" w:lineRule="auto"/>
-            </w:pPr>
-            <w:r>
-              <w:rPr>
-                <w:rFonts w:ascii="SimSun" w:hAnsi="SimSun" w:eastAsia="SimSun"/>
-                <w:b w:val="0"/>
-                <w:sz w:val="17"/>
-              </w:rPr>
-              <w:t>annotation/annotation_sheet.csv; annotation_guideline.md; annotation_summary.json。</w:t>
-            </w:r>
-          </w:p>
-        </w:tc>
-      </w:tr>
-      <w:tr>
-        <w:tc>
-          <w:tcPr>
-            <w:tcW w:type="dxa" w:w="1701"/>
-            <w:vAlign w:val="center"/>
-            <w:tcMar>
-              <w:top w:w="90" w:type="dxa"/>
-              <w:start w:w="100" w:type="dxa"/>
-              <w:bottom w:w="90" w:type="dxa"/>
-              <w:end w:w="100" w:type="dxa"/>
-            </w:tcMar>
-          </w:tcPr>
-          <w:p>
-            <w:pPr>
-              <w:spacing w:before="0" w:after="40" w:line="259" w:lineRule="auto"/>
-            </w:pPr>
-            <w:r>
-              <w:rPr>
-                <w:rFonts w:ascii="SimSun" w:hAnsi="SimSun" w:eastAsia="SimSun"/>
-                <w:b w:val="0"/>
-                <w:sz w:val="17"/>
-              </w:rPr>
-              <w:t>LLM 预标注</w:t>
-            </w:r>
-          </w:p>
-        </w:tc>
-        <w:tc>
-          <w:tcPr>
-            <w:tcW w:type="dxa" w:w="3515"/>
-            <w:vAlign w:val="center"/>
-            <w:tcMar>
-              <w:top w:w="90" w:type="dxa"/>
-              <w:start w:w="100" w:type="dxa"/>
-              <w:bottom w:w="90" w:type="dxa"/>
-              <w:end w:w="100" w:type="dxa"/>
-            </w:tcMar>
-          </w:tcPr>
-          <w:p>
-            <w:pPr>
-              <w:spacing w:before="0" w:after="40" w:line="259" w:lineRule="auto"/>
-            </w:pPr>
-            <w:r>
-              <w:rPr>
-                <w:rFonts w:ascii="SimSun" w:hAnsi="SimSun" w:eastAsia="SimSun"/>
-                <w:b w:val="0"/>
-                <w:sz w:val="17"/>
-              </w:rPr>
-              <w:t>events.jsonl; evidence_v3_repaired_plus_low37.jsonl; prompts/gold_*_preannotation.md; configs/paper.yaml</w:t>
-            </w:r>
-          </w:p>
-        </w:tc>
-        <w:tc>
-          <w:tcPr>
-            <w:tcW w:type="dxa" w:w="3515"/>
-            <w:vAlign w:val="center"/>
-            <w:tcMar>
-              <w:top w:w="90" w:type="dxa"/>
-              <w:start w:w="100" w:type="dxa"/>
-              <w:bottom w:w="90" w:type="dxa"/>
-              <w:end w:w="100" w:type="dxa"/>
-            </w:tcMar>
-          </w:tcPr>
-          <w:p>
-            <w:pPr>
-              <w:spacing w:before="0" w:after="40" w:line="259" w:lineRule="auto"/>
-            </w:pPr>
-            <w:r>
-              <w:rPr>
-                <w:rFonts w:ascii="SimSun" w:hAnsi="SimSun" w:eastAsia="SimSun"/>
-                <w:b w:val="0"/>
-                <w:sz w:val="17"/>
-              </w:rPr>
-              <w:t>annotation_full_v3_repaired_plus_low37/llm_gold_tuples.jsonl; llm_gold_event_chains.jsonl; llm_preannotation_audit.jsonl; llm_raw_responses/*.txt。</w:t>
-            </w:r>
-          </w:p>
-        </w:tc>
-      </w:tr>
-      <w:tr>
-        <w:tc>
-          <w:tcPr>
-            <w:tcW w:type="dxa" w:w="1701"/>
-            <w:vAlign w:val="center"/>
-            <w:tcMar>
-              <w:top w:w="90" w:type="dxa"/>
-              <w:start w:w="100" w:type="dxa"/>
-              <w:bottom w:w="90" w:type="dxa"/>
-              <w:end w:w="100" w:type="dxa"/>
-            </w:tcMar>
-          </w:tcPr>
-          <w:p>
-            <w:pPr>
-              <w:spacing w:before="0" w:after="40" w:line="259" w:lineRule="auto"/>
-            </w:pPr>
-            <w:r>
-              <w:rPr>
-                <w:rFonts w:ascii="SimSun" w:hAnsi="SimSun" w:eastAsia="SimSun"/>
-                <w:b w:val="0"/>
-                <w:sz w:val="17"/>
-              </w:rPr>
-              <w:t>Silver 命名空间</w:t>
-            </w:r>
-          </w:p>
-        </w:tc>
-        <w:tc>
-          <w:tcPr>
-            <w:tcW w:type="dxa" w:w="3515"/>
-            <w:vAlign w:val="center"/>
-            <w:tcMar>
-              <w:top w:w="90" w:type="dxa"/>
-              <w:start w:w="100" w:type="dxa"/>
-              <w:bottom w:w="90" w:type="dxa"/>
-              <w:end w:w="100" w:type="dxa"/>
-            </w:tcMar>
-          </w:tcPr>
-          <w:p>
-            <w:pPr>
-              <w:spacing w:before="0" w:after="40" w:line="259" w:lineRule="auto"/>
-            </w:pPr>
-            <w:r>
-              <w:rPr>
-                <w:rFonts w:ascii="SimSun" w:hAnsi="SimSun" w:eastAsia="SimSun"/>
-                <w:b w:val="0"/>
-                <w:sz w:val="17"/>
-              </w:rPr>
-              <w:t>llm_gold_tuples.jsonl; llm_gold_event_chains.jsonl</w:t>
-            </w:r>
-          </w:p>
-        </w:tc>
-        <w:tc>
-          <w:tcPr>
-            <w:tcW w:type="dxa" w:w="3515"/>
-            <w:vAlign w:val="center"/>
-            <w:tcMar>
-              <w:top w:w="90" w:type="dxa"/>
-              <w:start w:w="100" w:type="dxa"/>
-              <w:bottom w:w="90" w:type="dxa"/>
-              <w:end w:w="100" w:type="dxa"/>
-            </w:tcMar>
-          </w:tcPr>
-          <w:p>
-            <w:pPr>
-              <w:spacing w:before="0" w:after="40" w:line="259" w:lineRule="auto"/>
-            </w:pPr>
-            <w:r>
-              <w:rPr>
-                <w:rFonts w:ascii="SimSun" w:hAnsi="SimSun" w:eastAsia="SimSun"/>
-                <w:b w:val="0"/>
-                <w:sz w:val="17"/>
-              </w:rPr>
-              <w:t>silver_v1/silver_tuples_v1.jsonl; silver_event_chains_v1.jsonl; silver_manifest_v1.json。</w:t>
-            </w:r>
-          </w:p>
-        </w:tc>
-      </w:tr>
-      <w:tr>
-        <w:tc>
-          <w:tcPr>
-            <w:tcW w:type="dxa" w:w="1701"/>
-            <w:vAlign w:val="center"/>
-            <w:tcMar>
-              <w:top w:w="90" w:type="dxa"/>
-              <w:start w:w="100" w:type="dxa"/>
-              <w:bottom w:w="90" w:type="dxa"/>
-              <w:end w:w="100" w:type="dxa"/>
-            </w:tcMar>
-          </w:tcPr>
-          <w:p>
-            <w:pPr>
-              <w:spacing w:before="0" w:after="40" w:line="259" w:lineRule="auto"/>
-            </w:pPr>
-            <w:r>
-              <w:rPr>
-                <w:rFonts w:ascii="SimSun" w:hAnsi="SimSun" w:eastAsia="SimSun"/>
-                <w:b w:val="0"/>
-                <w:sz w:val="17"/>
-              </w:rPr>
-              <w:t>Human adjudication 表</w:t>
-            </w:r>
-          </w:p>
-        </w:tc>
-        <w:tc>
-          <w:tcPr>
-            <w:tcW w:type="dxa" w:w="3515"/>
-            <w:vAlign w:val="center"/>
-            <w:tcMar>
-              <w:top w:w="90" w:type="dxa"/>
-              <w:start w:w="100" w:type="dxa"/>
-              <w:bottom w:w="90" w:type="dxa"/>
-              <w:end w:w="100" w:type="dxa"/>
-            </w:tcMar>
-          </w:tcPr>
-          <w:p>
-            <w:pPr>
-              <w:spacing w:before="0" w:after="40" w:line="259" w:lineRule="auto"/>
-            </w:pPr>
-            <w:r>
-              <w:rPr>
-                <w:rFonts w:ascii="SimSun" w:hAnsi="SimSun" w:eastAsia="SimSun"/>
-                <w:b w:val="0"/>
-                <w:sz w:val="17"/>
-              </w:rPr>
-              <w:t>silver_v1/*.jsonl; evidence_v3_repaired_plus_low37.jsonl</w:t>
-            </w:r>
-          </w:p>
-        </w:tc>
-        <w:tc>
-          <w:tcPr>
-            <w:tcW w:type="dxa" w:w="3515"/>
-            <w:vAlign w:val="center"/>
-            <w:tcMar>
-              <w:top w:w="90" w:type="dxa"/>
-              <w:start w:w="100" w:type="dxa"/>
-              <w:bottom w:w="90" w:type="dxa"/>
-              <w:end w:w="100" w:type="dxa"/>
-            </w:tcMar>
-          </w:tcPr>
-          <w:p>
-            <w:pPr>
-              <w:spacing w:before="0" w:after="40" w:line="259" w:lineRule="auto"/>
-            </w:pPr>
-            <w:r>
-              <w:rPr>
-                <w:rFonts w:ascii="SimSun" w:hAnsi="SimSun" w:eastAsia="SimSun"/>
-                <w:b w:val="0"/>
-                <w:sz w:val="17"/>
-              </w:rPr>
-              <w:t>human_gold_v1/human_tuple_adjudication_sheet.csv; human_chain_adjudication_sheet.csv。</w:t>
-            </w:r>
-          </w:p>
-        </w:tc>
-      </w:tr>
-      <w:tr>
-        <w:tc>
-          <w:tcPr>
-            <w:tcW w:type="dxa" w:w="1701"/>
-            <w:vAlign w:val="center"/>
-            <w:tcMar>
-              <w:top w:w="90" w:type="dxa"/>
-              <w:start w:w="100" w:type="dxa"/>
-              <w:bottom w:w="90" w:type="dxa"/>
-              <w:end w:w="100" w:type="dxa"/>
-            </w:tcMar>
-          </w:tcPr>
-          <w:p>
-            <w:pPr>
-              <w:spacing w:before="0" w:after="40" w:line="259" w:lineRule="auto"/>
-            </w:pPr>
-            <w:r>
-              <w:rPr>
-                <w:rFonts w:ascii="SimSun" w:hAnsi="SimSun" w:eastAsia="SimSun"/>
-                <w:b w:val="0"/>
-                <w:sz w:val="17"/>
-              </w:rPr>
-              <w:t>Human gold 导出</w:t>
-            </w:r>
-          </w:p>
-        </w:tc>
-        <w:tc>
-          <w:tcPr>
-            <w:tcW w:type="dxa" w:w="3515"/>
-            <w:vAlign w:val="center"/>
-            <w:tcMar>
-              <w:top w:w="90" w:type="dxa"/>
-              <w:start w:w="100" w:type="dxa"/>
-              <w:bottom w:w="90" w:type="dxa"/>
-              <w:end w:w="100" w:type="dxa"/>
-            </w:tcMar>
-          </w:tcPr>
-          <w:p>
-            <w:pPr>
-              <w:spacing w:before="0" w:after="40" w:line="259" w:lineRule="auto"/>
-            </w:pPr>
-            <w:r>
-              <w:rPr>
-                <w:rFonts w:ascii="SimSun" w:hAnsi="SimSun" w:eastAsia="SimSun"/>
-                <w:b w:val="0"/>
-                <w:sz w:val="17"/>
-              </w:rPr>
-              <w:t>人工填好的 adjudication CSV; events.jsonl; canonical evidence</w:t>
-            </w:r>
-          </w:p>
-        </w:tc>
-        <w:tc>
-          <w:tcPr>
-            <w:tcW w:type="dxa" w:w="3515"/>
-            <w:vAlign w:val="center"/>
-            <w:tcMar>
-              <w:top w:w="90" w:type="dxa"/>
-              <w:start w:w="100" w:type="dxa"/>
-              <w:bottom w:w="90" w:type="dxa"/>
-              <w:end w:w="100" w:type="dxa"/>
-            </w:tcMar>
-          </w:tcPr>
-          <w:p>
-            <w:pPr>
-              <w:spacing w:before="0" w:after="40" w:line="259" w:lineRule="auto"/>
-            </w:pPr>
-            <w:r>
-              <w:rPr>
-                <w:rFonts w:ascii="SimSun" w:hAnsi="SimSun" w:eastAsia="SimSun"/>
-                <w:b w:val="0"/>
-                <w:sz w:val="17"/>
-              </w:rPr>
-              <w:t>human_gold_tuples_v1.jsonl; human_gold_event_chains_v1.jsonl; human_gold_manifest_v1.json; rejected_or_uncertain_log.csv。</w:t>
-            </w:r>
-          </w:p>
-        </w:tc>
-      </w:tr>
-      <w:tr>
-        <w:tc>
-          <w:tcPr>
-            <w:tcW w:type="dxa" w:w="1701"/>
-            <w:vAlign w:val="center"/>
-            <w:tcMar>
-              <w:top w:w="90" w:type="dxa"/>
-              <w:start w:w="100" w:type="dxa"/>
-              <w:bottom w:w="90" w:type="dxa"/>
-              <w:end w:w="100" w:type="dxa"/>
-            </w:tcMar>
-          </w:tcPr>
-          <w:p>
-            <w:pPr>
-              <w:spacing w:before="0" w:after="40" w:line="259" w:lineRule="auto"/>
-            </w:pPr>
-            <w:r>
-              <w:rPr>
-                <w:rFonts w:ascii="SimSun" w:hAnsi="SimSun" w:eastAsia="SimSun"/>
-                <w:b w:val="0"/>
-                <w:sz w:val="17"/>
-              </w:rPr>
-              <w:t>主实验/消融</w:t>
-            </w:r>
-          </w:p>
-        </w:tc>
-        <w:tc>
-          <w:tcPr>
-            <w:tcW w:type="dxa" w:w="3515"/>
-            <w:vAlign w:val="center"/>
-            <w:tcMar>
-              <w:top w:w="90" w:type="dxa"/>
-              <w:start w:w="100" w:type="dxa"/>
-              <w:bottom w:w="90" w:type="dxa"/>
-              <w:end w:w="100" w:type="dxa"/>
-            </w:tcMar>
-          </w:tcPr>
-          <w:p>
-            <w:pPr>
-              <w:spacing w:before="0" w:after="40" w:line="259" w:lineRule="auto"/>
-            </w:pPr>
-            <w:r>
-              <w:rPr>
-                <w:rFonts w:ascii="SimSun" w:hAnsi="SimSun" w:eastAsia="SimSun"/>
-                <w:b w:val="0"/>
-                <w:sz w:val="17"/>
-              </w:rPr>
-              <w:t>events; evidence; gold_tuples; gold_event_chains; configs/paper.yaml 或 ablation.yaml</w:t>
-            </w:r>
-          </w:p>
-        </w:tc>
-        <w:tc>
-          <w:tcPr>
-            <w:tcW w:type="dxa" w:w="3515"/>
-            <w:vAlign w:val="center"/>
-            <w:tcMar>
-              <w:top w:w="90" w:type="dxa"/>
-              <w:start w:w="100" w:type="dxa"/>
-              <w:bottom w:w="90" w:type="dxa"/>
-              <w:end w:w="100" w:type="dxa"/>
-            </w:tcMar>
-          </w:tcPr>
-          <w:p>
-            <w:pPr>
-              <w:spacing w:before="0" w:after="40" w:line="259" w:lineRule="auto"/>
-            </w:pPr>
-            <w:r>
-              <w:rPr>
-                <w:rFonts w:ascii="SimSun" w:hAnsi="SimSun" w:eastAsia="SimSun"/>
-                <w:b w:val="0"/>
-                <w:sz w:val="17"/>
-              </w:rPr>
-              <w:t>outputs/runs/{run_id}/predictions.jsonl; candidate_soa_tuples.jsonl; verified_soa_tuples.jsonl; metrics.json; main_results.csv; retrieval_results.csv; verifier_results.csv; ablation_results.csv。</w:t>
-            </w:r>
-          </w:p>
-        </w:tc>
-      </w:tr>
-    </w:tbl>
-    <w:p>
-      <w:pPr>
-        <w:pStyle w:val="Heading1"/>
-        <w:spacing w:after="120" w:line="276" w:lineRule="auto"/>
-      </w:pPr>
-      <w:r>
-        <w:rPr>
-          <w:rFonts w:ascii="SimSun" w:hAnsi="SimSun" w:eastAsia="SimSun"/>
-          <w:b w:val="0"/>
-          <w:sz w:val="21"/>
-        </w:rPr>
-        <w:t>3. 大模型 API 使用点</w:t>
-      </w:r>
-    </w:p>
-    <w:p>
-      <w:pPr>
-        <w:spacing w:after="120" w:line="276" w:lineRule="auto"/>
-      </w:pPr>
-      <w:r>
-        <w:rPr>
-          <w:rFonts w:ascii="SimSun" w:hAnsi="SimSun" w:eastAsia="SimSun"/>
-          <w:b w:val="0"/>
-          <w:sz w:val="21"/>
-        </w:rPr>
-        <w:t>项目使用 OpenAI-compatible chat/completions 客户端，封装在 src/episoa/llm/client.py。搜索 API 与大模型 API 是两类不同接口：证据采集主要依赖搜索 API，下面列的是 LLM API。</w:t>
-      </w:r>
-    </w:p>
-    <w:tbl>
-      <w:tblPr>
-        <w:tblStyle w:val="TableGrid"/>
-        <w:tblW w:type="auto" w:w="0"/>
-        <w:jc w:val="center"/>
-        <w:tblLook w:firstColumn="1" w:firstRow="1" w:lastColumn="0" w:lastRow="0" w:noHBand="0" w:noVBand="1" w:val="04A0"/>
-      </w:tblPr>
-      <w:tblGrid>
-        <w:gridCol w:w="2017"/>
-        <w:gridCol w:w="2017"/>
-        <w:gridCol w:w="2017"/>
-        <w:gridCol w:w="2017"/>
-        <w:gridCol w:w="2017"/>
-      </w:tblGrid>
-      <w:tr>
-        <w:trPr>
-          <w:tblHeader w:val="true"/>
-        </w:trPr>
-        <w:tc>
-          <w:tcPr>
-            <w:tcW w:type="dxa" w:w="1474"/>
-            <w:vAlign w:val="center"/>
-            <w:tcMar>
-              <w:top w:w="90" w:type="dxa"/>
-              <w:start w:w="100" w:type="dxa"/>
-              <w:bottom w:w="90" w:type="dxa"/>
-              <w:end w:w="100" w:type="dxa"/>
-            </w:tcMar>
-            <w:shd w:fill="D9EAF7"/>
-          </w:tcPr>
-          <w:p>
-            <w:pPr>
-              <w:spacing w:before="0" w:after="40" w:line="259" w:lineRule="auto"/>
-            </w:pPr>
-            <w:r>
-              <w:rPr>
-                <w:rFonts w:ascii="SimSun" w:hAnsi="SimSun" w:eastAsia="SimSun"/>
+                <w:rFonts w:ascii="Noto Sans SC" w:hAnsi="Noto Sans SC" w:eastAsia="Noto Sans SC" w:cs="Noto Sans SC"/>
                 <w:b/>
-                <w:color w:val="1F4E79"/>
-                <w:sz w:val="18"/>
-              </w:rPr>
-              <w:t>位置</w:t>
-            </w:r>
-          </w:p>
-        </w:tc>
-        <w:tc>
-          <w:tcPr>
-            <w:tcW w:type="dxa" w:w="2324"/>
-            <w:vAlign w:val="center"/>
-            <w:tcMar>
-              <w:top w:w="90" w:type="dxa"/>
-              <w:start w:w="100" w:type="dxa"/>
-              <w:bottom w:w="90" w:type="dxa"/>
-              <w:end w:w="100" w:type="dxa"/>
-            </w:tcMar>
-            <w:shd w:fill="D9EAF7"/>
-          </w:tcPr>
-          <w:p>
-            <w:pPr>
-              <w:spacing w:before="0" w:after="40" w:line="259" w:lineRule="auto"/>
-            </w:pPr>
-            <w:r>
-              <w:rPr>
-                <w:rFonts w:ascii="SimSun" w:hAnsi="SimSun" w:eastAsia="SimSun"/>
-                <w:b/>
-                <w:color w:val="1F4E79"/>
-                <w:sz w:val="18"/>
-              </w:rPr>
-              <w:t>文件</w:t>
-            </w:r>
-          </w:p>
-        </w:tc>
-        <w:tc>
-          <w:tcPr>
-            <w:tcW w:type="dxa" w:w="1814"/>
-            <w:vAlign w:val="center"/>
-            <w:tcMar>
-              <w:top w:w="90" w:type="dxa"/>
-              <w:start w:w="100" w:type="dxa"/>
-              <w:bottom w:w="90" w:type="dxa"/>
-              <w:end w:w="100" w:type="dxa"/>
-            </w:tcMar>
-            <w:shd w:fill="D9EAF7"/>
-          </w:tcPr>
-          <w:p>
-            <w:pPr>
-              <w:spacing w:before="0" w:after="40" w:line="259" w:lineRule="auto"/>
-            </w:pPr>
-            <w:r>
-              <w:rPr>
-                <w:rFonts w:ascii="SimSun" w:hAnsi="SimSun" w:eastAsia="SimSun"/>
-                <w:b/>
-                <w:color w:val="1F4E79"/>
-                <w:sz w:val="18"/>
-              </w:rPr>
-              <w:t>输入</w:t>
-            </w:r>
-          </w:p>
-        </w:tc>
-        <w:tc>
-          <w:tcPr>
-            <w:tcW w:type="dxa" w:w="2494"/>
-            <w:vAlign w:val="center"/>
-            <w:tcMar>
-              <w:top w:w="90" w:type="dxa"/>
-              <w:start w:w="100" w:type="dxa"/>
-              <w:bottom w:w="90" w:type="dxa"/>
-              <w:end w:w="100" w:type="dxa"/>
-            </w:tcMar>
-            <w:shd w:fill="D9EAF7"/>
-          </w:tcPr>
-          <w:p>
-            <w:pPr>
-              <w:spacing w:before="0" w:after="40" w:line="259" w:lineRule="auto"/>
-            </w:pPr>
-            <w:r>
-              <w:rPr>
-                <w:rFonts w:ascii="SimSun" w:hAnsi="SimSun" w:eastAsia="SimSun"/>
-                <w:b/>
-                <w:color w:val="1F4E79"/>
-                <w:sz w:val="18"/>
-              </w:rPr>
-              <w:t>作用</w:t>
-            </w:r>
-          </w:p>
-        </w:tc>
-        <w:tc>
-          <w:tcPr>
-            <w:tcW w:type="dxa" w:w="1191"/>
-            <w:vAlign w:val="center"/>
-            <w:tcMar>
-              <w:top w:w="90" w:type="dxa"/>
-              <w:start w:w="100" w:type="dxa"/>
-              <w:bottom w:w="90" w:type="dxa"/>
-              <w:end w:w="100" w:type="dxa"/>
-            </w:tcMar>
-            <w:shd w:fill="D9EAF7"/>
-          </w:tcPr>
-          <w:p>
-            <w:pPr>
-              <w:spacing w:before="0" w:after="40" w:line="259" w:lineRule="auto"/>
-            </w:pPr>
-            <w:r>
-              <w:rPr>
-                <w:rFonts w:ascii="SimSun" w:hAnsi="SimSun" w:eastAsia="SimSun"/>
-                <w:b/>
-                <w:color w:val="1F4E79"/>
-                <w:sz w:val="18"/>
-              </w:rPr>
-              <w:t>模型</w:t>
-            </w:r>
-          </w:p>
-        </w:tc>
-      </w:tr>
-      <w:tr>
-        <w:tc>
-          <w:tcPr>
-            <w:tcW w:type="dxa" w:w="1474"/>
-            <w:vAlign w:val="center"/>
-            <w:tcMar>
-              <w:top w:w="90" w:type="dxa"/>
-              <w:start w:w="100" w:type="dxa"/>
-              <w:bottom w:w="90" w:type="dxa"/>
-              <w:end w:w="100" w:type="dxa"/>
-            </w:tcMar>
-          </w:tcPr>
-          <w:p>
-            <w:pPr>
-              <w:spacing w:before="0" w:after="40" w:line="259" w:lineRule="auto"/>
-            </w:pPr>
-            <w:r>
-              <w:rPr>
-                <w:rFonts w:ascii="SimSun" w:hAnsi="SimSun" w:eastAsia="SimSun"/>
-                <w:b w:val="0"/>
-                <w:sz w:val="17"/>
-              </w:rPr>
-              <w:t>LLM 预标注</w:t>
-            </w:r>
-          </w:p>
-        </w:tc>
-        <w:tc>
-          <w:tcPr>
-            <w:tcW w:type="dxa" w:w="2324"/>
-            <w:vAlign w:val="center"/>
-            <w:tcMar>
-              <w:top w:w="90" w:type="dxa"/>
-              <w:start w:w="100" w:type="dxa"/>
-              <w:bottom w:w="90" w:type="dxa"/>
-              <w:end w:w="100" w:type="dxa"/>
-            </w:tcMar>
-          </w:tcPr>
-          <w:p>
-            <w:pPr>
-              <w:spacing w:before="0" w:after="40" w:line="259" w:lineRule="auto"/>
-            </w:pPr>
-            <w:r>
-              <w:rPr>
-                <w:rFonts w:ascii="SimSun" w:hAnsi="SimSun" w:eastAsia="SimSun"/>
-                <w:b w:val="0"/>
-                <w:sz w:val="17"/>
-              </w:rPr>
-              <w:t>scripts/run_llm_gold_preannotation.py</w:t>
-            </w:r>
-          </w:p>
-        </w:tc>
-        <w:tc>
-          <w:tcPr>
-            <w:tcW w:type="dxa" w:w="1814"/>
-            <w:vAlign w:val="center"/>
-            <w:tcMar>
-              <w:top w:w="90" w:type="dxa"/>
-              <w:start w:w="100" w:type="dxa"/>
-              <w:bottom w:w="90" w:type="dxa"/>
-              <w:end w:w="100" w:type="dxa"/>
-            </w:tcMar>
-          </w:tcPr>
-          <w:p>
-            <w:pPr>
-              <w:spacing w:before="0" w:after="40" w:line="259" w:lineRule="auto"/>
-            </w:pPr>
-            <w:r>
-              <w:rPr>
-                <w:rFonts w:ascii="SimSun" w:hAnsi="SimSun" w:eastAsia="SimSun"/>
-                <w:b w:val="0"/>
-                <w:sz w:val="17"/>
-              </w:rPr>
-              <w:t>events + evidence + gold_tuple/gold_chain prompt</w:t>
-            </w:r>
-          </w:p>
-        </w:tc>
-        <w:tc>
-          <w:tcPr>
-            <w:tcW w:type="dxa" w:w="2494"/>
-            <w:vAlign w:val="center"/>
-            <w:tcMar>
-              <w:top w:w="90" w:type="dxa"/>
-              <w:start w:w="100" w:type="dxa"/>
-              <w:bottom w:w="90" w:type="dxa"/>
-              <w:end w:w="100" w:type="dxa"/>
-            </w:tcMar>
-          </w:tcPr>
-          <w:p>
-            <w:pPr>
-              <w:spacing w:before="0" w:after="40" w:line="259" w:lineRule="auto"/>
-            </w:pPr>
-            <w:r>
-              <w:rPr>
-                <w:rFonts w:ascii="SimSun" w:hAnsi="SimSun" w:eastAsia="SimSun"/>
-                <w:b w:val="0"/>
-                <w:sz w:val="17"/>
-              </w:rPr>
-              <w:t>为每个事件生成候选 SOA tuples 和 event chains，作为 silver/pseudo-gold 供人工审阅。</w:t>
-            </w:r>
-          </w:p>
-        </w:tc>
-        <w:tc>
-          <w:tcPr>
-            <w:tcW w:type="dxa" w:w="1191"/>
-            <w:vAlign w:val="center"/>
-            <w:tcMar>
-              <w:top w:w="90" w:type="dxa"/>
-              <w:start w:w="100" w:type="dxa"/>
-              <w:bottom w:w="90" w:type="dxa"/>
-              <w:end w:w="100" w:type="dxa"/>
-            </w:tcMar>
-          </w:tcPr>
-          <w:p>
-            <w:pPr>
-              <w:spacing w:before="0" w:after="40" w:line="259" w:lineRule="auto"/>
-            </w:pPr>
-            <w:r>
-              <w:rPr>
-                <w:rFonts w:ascii="SimSun" w:hAnsi="SimSun" w:eastAsia="SimSun"/>
-                <w:b w:val="0"/>
-                <w:sz w:val="17"/>
-              </w:rPr>
-              <w:t>默认 configs/paper.yaml: deepseek-v4-flash</w:t>
-            </w:r>
-          </w:p>
-        </w:tc>
-      </w:tr>
-      <w:tr>
-        <w:tc>
-          <w:tcPr>
-            <w:tcW w:type="dxa" w:w="1474"/>
-            <w:vAlign w:val="center"/>
-            <w:tcMar>
-              <w:top w:w="90" w:type="dxa"/>
-              <w:start w:w="100" w:type="dxa"/>
-              <w:bottom w:w="90" w:type="dxa"/>
-              <w:end w:w="100" w:type="dxa"/>
-            </w:tcMar>
-          </w:tcPr>
-          <w:p>
-            <w:pPr>
-              <w:spacing w:before="0" w:after="40" w:line="259" w:lineRule="auto"/>
-            </w:pPr>
-            <w:r>
-              <w:rPr>
-                <w:rFonts w:ascii="SimSun" w:hAnsi="SimSun" w:eastAsia="SimSun"/>
-                <w:b w:val="0"/>
-                <w:sz w:val="17"/>
-              </w:rPr>
-              <w:t>Schema attribution</w:t>
-            </w:r>
-          </w:p>
-        </w:tc>
-        <w:tc>
-          <w:tcPr>
-            <w:tcW w:type="dxa" w:w="2324"/>
-            <w:vAlign w:val="center"/>
-            <w:tcMar>
-              <w:top w:w="90" w:type="dxa"/>
-              <w:start w:w="100" w:type="dxa"/>
-              <w:bottom w:w="90" w:type="dxa"/>
-              <w:end w:w="100" w:type="dxa"/>
-            </w:tcMar>
-          </w:tcPr>
-          <w:p>
-            <w:pPr>
-              <w:spacing w:before="0" w:after="40" w:line="259" w:lineRule="auto"/>
-            </w:pPr>
-            <w:r>
-              <w:rPr>
-                <w:rFonts w:ascii="SimSun" w:hAnsi="SimSun" w:eastAsia="SimSun"/>
-                <w:b w:val="0"/>
-                <w:sz w:val="17"/>
-              </w:rPr>
-              <w:t>src/episoa/attribution/schema_attributor.py; scripts/run_schema_attribution.py; pipeline.py</w:t>
-            </w:r>
-          </w:p>
-        </w:tc>
-        <w:tc>
-          <w:tcPr>
-            <w:tcW w:type="dxa" w:w="1814"/>
-            <w:vAlign w:val="center"/>
-            <w:tcMar>
-              <w:top w:w="90" w:type="dxa"/>
-              <w:start w:w="100" w:type="dxa"/>
-              <w:bottom w:w="90" w:type="dxa"/>
-              <w:end w:w="100" w:type="dxa"/>
-            </w:tcMar>
-          </w:tcPr>
-          <w:p>
-            <w:pPr>
-              <w:spacing w:before="0" w:after="40" w:line="259" w:lineRule="auto"/>
-            </w:pPr>
-            <w:r>
-              <w:rPr>
-                <w:rFonts w:ascii="SimSun" w:hAnsi="SimSun" w:eastAsia="SimSun"/>
-                <w:b w:val="0"/>
-                <w:sz w:val="17"/>
-              </w:rPr>
-              <w:t>events + evidence + retrieved chains + graph nodes</w:t>
-            </w:r>
-          </w:p>
-        </w:tc>
-        <w:tc>
-          <w:tcPr>
-            <w:tcW w:type="dxa" w:w="2494"/>
-            <w:vAlign w:val="center"/>
-            <w:tcMar>
-              <w:top w:w="90" w:type="dxa"/>
-              <w:start w:w="100" w:type="dxa"/>
-              <w:bottom w:w="90" w:type="dxa"/>
-              <w:end w:w="100" w:type="dxa"/>
-            </w:tcMar>
-          </w:tcPr>
-          <w:p>
-            <w:pPr>
-              <w:spacing w:before="0" w:after="40" w:line="259" w:lineRule="auto"/>
-            </w:pPr>
-            <w:r>
-              <w:rPr>
-                <w:rFonts w:ascii="SimSun" w:hAnsi="SimSun" w:eastAsia="SimSun"/>
-                <w:b w:val="0"/>
-                <w:sz w:val="17"/>
-              </w:rPr>
-              <w:t>主实验抽取预测的 stakeholder-opinion-sentiment-rationale tuples。</w:t>
-            </w:r>
-          </w:p>
-        </w:tc>
-        <w:tc>
-          <w:tcPr>
-            <w:tcW w:type="dxa" w:w="1191"/>
-            <w:vAlign w:val="center"/>
-            <w:tcMar>
-              <w:top w:w="90" w:type="dxa"/>
-              <w:start w:w="100" w:type="dxa"/>
-              <w:bottom w:w="90" w:type="dxa"/>
-              <w:end w:w="100" w:type="dxa"/>
-            </w:tcMar>
-          </w:tcPr>
-          <w:p>
-            <w:pPr>
-              <w:spacing w:before="0" w:after="40" w:line="259" w:lineRule="auto"/>
-            </w:pPr>
-            <w:r>
-              <w:rPr>
-                <w:rFonts w:ascii="SimSun" w:hAnsi="SimSun" w:eastAsia="SimSun"/>
-                <w:b w:val="0"/>
-                <w:sz w:val="17"/>
-              </w:rPr>
-              <w:t>默认 deepseek-v4-flash</w:t>
-            </w:r>
-          </w:p>
-        </w:tc>
-      </w:tr>
-      <w:tr>
-        <w:tc>
-          <w:tcPr>
-            <w:tcW w:type="dxa" w:w="1474"/>
-            <w:vAlign w:val="center"/>
-            <w:tcMar>
-              <w:top w:w="90" w:type="dxa"/>
-              <w:start w:w="100" w:type="dxa"/>
-              <w:bottom w:w="90" w:type="dxa"/>
-              <w:end w:w="100" w:type="dxa"/>
-            </w:tcMar>
-          </w:tcPr>
-          <w:p>
-            <w:pPr>
-              <w:spacing w:before="0" w:after="40" w:line="259" w:lineRule="auto"/>
-            </w:pPr>
-            <w:r>
-              <w:rPr>
-                <w:rFonts w:ascii="SimSun" w:hAnsi="SimSun" w:eastAsia="SimSun"/>
-                <w:b w:val="0"/>
-                <w:sz w:val="17"/>
-              </w:rPr>
-              <w:t>Faithfulness verifier</w:t>
-            </w:r>
-          </w:p>
-        </w:tc>
-        <w:tc>
-          <w:tcPr>
-            <w:tcW w:type="dxa" w:w="2324"/>
-            <w:vAlign w:val="center"/>
-            <w:tcMar>
-              <w:top w:w="90" w:type="dxa"/>
-              <w:start w:w="100" w:type="dxa"/>
-              <w:bottom w:w="90" w:type="dxa"/>
-              <w:end w:w="100" w:type="dxa"/>
-            </w:tcMar>
-          </w:tcPr>
-          <w:p>
-            <w:pPr>
-              <w:spacing w:before="0" w:after="40" w:line="259" w:lineRule="auto"/>
-            </w:pPr>
-            <w:r>
-              <w:rPr>
-                <w:rFonts w:ascii="SimSun" w:hAnsi="SimSun" w:eastAsia="SimSun"/>
-                <w:b w:val="0"/>
-                <w:sz w:val="17"/>
-              </w:rPr>
-              <w:t>src/episoa/verifier/faithfulness_verifier.py; src/episoa/verification/faithfulness_verifier.py</w:t>
-            </w:r>
-          </w:p>
-        </w:tc>
-        <w:tc>
-          <w:tcPr>
-            <w:tcW w:type="dxa" w:w="1814"/>
-            <w:vAlign w:val="center"/>
-            <w:tcMar>
-              <w:top w:w="90" w:type="dxa"/>
-              <w:start w:w="100" w:type="dxa"/>
-              <w:bottom w:w="90" w:type="dxa"/>
-              <w:end w:w="100" w:type="dxa"/>
-            </w:tcMar>
-          </w:tcPr>
-          <w:p>
-            <w:pPr>
-              <w:spacing w:before="0" w:after="40" w:line="259" w:lineRule="auto"/>
-            </w:pPr>
-            <w:r>
-              <w:rPr>
-                <w:rFonts w:ascii="SimSun" w:hAnsi="SimSun" w:eastAsia="SimSun"/>
-                <w:b w:val="0"/>
-                <w:sz w:val="17"/>
-              </w:rPr>
-              <w:t>candidate tuples + cited evidence</w:t>
-            </w:r>
-          </w:p>
-        </w:tc>
-        <w:tc>
-          <w:tcPr>
-            <w:tcW w:type="dxa" w:w="2494"/>
-            <w:vAlign w:val="center"/>
-            <w:tcMar>
-              <w:top w:w="90" w:type="dxa"/>
-              <w:start w:w="100" w:type="dxa"/>
-              <w:bottom w:w="90" w:type="dxa"/>
-              <w:end w:w="100" w:type="dxa"/>
-            </w:tcMar>
-          </w:tcPr>
-          <w:p>
-            <w:pPr>
-              <w:spacing w:before="0" w:after="40" w:line="259" w:lineRule="auto"/>
-            </w:pPr>
-            <w:r>
-              <w:rPr>
-                <w:rFonts w:ascii="SimSun" w:hAnsi="SimSun" w:eastAsia="SimSun"/>
-                <w:b w:val="0"/>
-                <w:sz w:val="17"/>
-              </w:rPr>
-              <w:t>判断候选 tuple 是否被证据支持，修正 support_label/verified 状态。</w:t>
-            </w:r>
-          </w:p>
-        </w:tc>
-        <w:tc>
-          <w:tcPr>
-            <w:tcW w:type="dxa" w:w="1191"/>
-            <w:vAlign w:val="center"/>
-            <w:tcMar>
-              <w:top w:w="90" w:type="dxa"/>
-              <w:start w:w="100" w:type="dxa"/>
-              <w:bottom w:w="90" w:type="dxa"/>
-              <w:end w:w="100" w:type="dxa"/>
-            </w:tcMar>
-          </w:tcPr>
-          <w:p>
-            <w:pPr>
-              <w:spacing w:before="0" w:after="40" w:line="259" w:lineRule="auto"/>
-            </w:pPr>
-            <w:r>
-              <w:rPr>
-                <w:rFonts w:ascii="SimSun" w:hAnsi="SimSun" w:eastAsia="SimSun"/>
-                <w:b w:val="0"/>
-                <w:sz w:val="17"/>
-              </w:rPr>
-              <w:t>默认 deepseek-v4-flash</w:t>
-            </w:r>
-          </w:p>
-        </w:tc>
-      </w:tr>
-      <w:tr>
-        <w:tc>
-          <w:tcPr>
-            <w:tcW w:type="dxa" w:w="1474"/>
-            <w:vAlign w:val="center"/>
-            <w:tcMar>
-              <w:top w:w="90" w:type="dxa"/>
-              <w:start w:w="100" w:type="dxa"/>
-              <w:bottom w:w="90" w:type="dxa"/>
-              <w:end w:w="100" w:type="dxa"/>
-            </w:tcMar>
-          </w:tcPr>
-          <w:p>
-            <w:pPr>
-              <w:spacing w:before="0" w:after="40" w:line="259" w:lineRule="auto"/>
-            </w:pPr>
-            <w:r>
-              <w:rPr>
-                <w:rFonts w:ascii="SimSun" w:hAnsi="SimSun" w:eastAsia="SimSun"/>
-                <w:b w:val="0"/>
-                <w:sz w:val="17"/>
-              </w:rPr>
-              <w:t>Annotation expansion（可选）</w:t>
-            </w:r>
-          </w:p>
-        </w:tc>
-        <w:tc>
-          <w:tcPr>
-            <w:tcW w:type="dxa" w:w="2324"/>
-            <w:vAlign w:val="center"/>
-            <w:tcMar>
-              <w:top w:w="90" w:type="dxa"/>
-              <w:start w:w="100" w:type="dxa"/>
-              <w:bottom w:w="90" w:type="dxa"/>
-              <w:end w:w="100" w:type="dxa"/>
-            </w:tcMar>
-          </w:tcPr>
-          <w:p>
-            <w:pPr>
-              <w:spacing w:before="0" w:after="40" w:line="259" w:lineRule="auto"/>
-            </w:pPr>
-            <w:r>
-              <w:rPr>
-                <w:rFonts w:ascii="SimSun" w:hAnsi="SimSun" w:eastAsia="SimSun"/>
-                <w:b w:val="0"/>
-                <w:sz w:val="17"/>
-              </w:rPr>
-              <w:t>scripts/run_annotation_expansion.py --use-llm</w:t>
-            </w:r>
-          </w:p>
-        </w:tc>
-        <w:tc>
-          <w:tcPr>
-            <w:tcW w:type="dxa" w:w="1814"/>
-            <w:vAlign w:val="center"/>
-            <w:tcMar>
-              <w:top w:w="90" w:type="dxa"/>
-              <w:start w:w="100" w:type="dxa"/>
-              <w:bottom w:w="90" w:type="dxa"/>
-              <w:end w:w="100" w:type="dxa"/>
-            </w:tcMar>
-          </w:tcPr>
-          <w:p>
-            <w:pPr>
-              <w:spacing w:before="0" w:after="40" w:line="259" w:lineRule="auto"/>
-            </w:pPr>
-            <w:r>
-              <w:rPr>
-                <w:rFonts w:ascii="SimSun" w:hAnsi="SimSun" w:eastAsia="SimSun"/>
-                <w:b w:val="0"/>
-                <w:sz w:val="17"/>
-              </w:rPr>
-              <w:t>扩展计划 + evidence + prompts/gold_*_expansion.md</w:t>
-            </w:r>
-          </w:p>
-        </w:tc>
-        <w:tc>
-          <w:tcPr>
-            <w:tcW w:type="dxa" w:w="2494"/>
-            <w:vAlign w:val="center"/>
-            <w:tcMar>
-              <w:top w:w="90" w:type="dxa"/>
-              <w:start w:w="100" w:type="dxa"/>
-              <w:bottom w:w="90" w:type="dxa"/>
-              <w:end w:w="100" w:type="dxa"/>
-            </w:tcMar>
-          </w:tcPr>
-          <w:p>
-            <w:pPr>
-              <w:spacing w:before="0" w:after="40" w:line="259" w:lineRule="auto"/>
-            </w:pPr>
-            <w:r>
-              <w:rPr>
-                <w:rFonts w:ascii="SimSun" w:hAnsi="SimSun" w:eastAsia="SimSun"/>
-                <w:b w:val="0"/>
-                <w:sz w:val="17"/>
-              </w:rPr>
-              <w:t>当 tuple/chain 数量不足时，用 LLM 生成增量候选；失败会回退到 rule-based。</w:t>
-            </w:r>
-          </w:p>
-        </w:tc>
-        <w:tc>
-          <w:tcPr>
-            <w:tcW w:type="dxa" w:w="1191"/>
-            <w:vAlign w:val="center"/>
-            <w:tcMar>
-              <w:top w:w="90" w:type="dxa"/>
-              <w:start w:w="100" w:type="dxa"/>
-              <w:bottom w:w="90" w:type="dxa"/>
-              <w:end w:w="100" w:type="dxa"/>
-            </w:tcMar>
-          </w:tcPr>
-          <w:p>
-            <w:pPr>
-              <w:spacing w:before="0" w:after="40" w:line="259" w:lineRule="auto"/>
-            </w:pPr>
-            <w:r>
-              <w:rPr>
-                <w:rFonts w:ascii="SimSun" w:hAnsi="SimSun" w:eastAsia="SimSun"/>
-                <w:b w:val="0"/>
-                <w:sz w:val="17"/>
-              </w:rPr>
-              <w:t>随 --config，通常 deepseek-v4-flash</w:t>
-            </w:r>
-          </w:p>
-        </w:tc>
-      </w:tr>
-      <w:tr>
-        <w:tc>
-          <w:tcPr>
-            <w:tcW w:type="dxa" w:w="1474"/>
-            <w:vAlign w:val="center"/>
-            <w:tcMar>
-              <w:top w:w="90" w:type="dxa"/>
-              <w:start w:w="100" w:type="dxa"/>
-              <w:bottom w:w="90" w:type="dxa"/>
-              <w:end w:w="100" w:type="dxa"/>
-            </w:tcMar>
-          </w:tcPr>
-          <w:p>
-            <w:pPr>
-              <w:spacing w:before="0" w:after="40" w:line="259" w:lineRule="auto"/>
-            </w:pPr>
-            <w:r>
-              <w:rPr>
-                <w:rFonts w:ascii="SimSun" w:hAnsi="SimSun" w:eastAsia="SimSun"/>
-                <w:b w:val="0"/>
-                <w:sz w:val="17"/>
-              </w:rPr>
-              <w:t>Benchmark evaluation（可选）</w:t>
-            </w:r>
-          </w:p>
-        </w:tc>
-        <w:tc>
-          <w:tcPr>
-            <w:tcW w:type="dxa" w:w="2324"/>
-            <w:vAlign w:val="center"/>
-            <w:tcMar>
-              <w:top w:w="90" w:type="dxa"/>
-              <w:start w:w="100" w:type="dxa"/>
-              <w:bottom w:w="90" w:type="dxa"/>
-              <w:end w:w="100" w:type="dxa"/>
-            </w:tcMar>
-          </w:tcPr>
-          <w:p>
-            <w:pPr>
-              <w:spacing w:before="0" w:after="40" w:line="259" w:lineRule="auto"/>
-            </w:pPr>
-            <w:r>
-              <w:rPr>
-                <w:rFonts w:ascii="SimSun" w:hAnsi="SimSun" w:eastAsia="SimSun"/>
-                <w:b w:val="0"/>
-                <w:sz w:val="17"/>
-              </w:rPr>
-              <w:t>scripts/run_benchmark_eval.py; src/episoa/evaluation/benchmark_runner.py</w:t>
-            </w:r>
-          </w:p>
-        </w:tc>
-        <w:tc>
-          <w:tcPr>
-            <w:tcW w:type="dxa" w:w="1814"/>
-            <w:vAlign w:val="center"/>
-            <w:tcMar>
-              <w:top w:w="90" w:type="dxa"/>
-              <w:start w:w="100" w:type="dxa"/>
-              <w:bottom w:w="90" w:type="dxa"/>
-              <w:end w:w="100" w:type="dxa"/>
-            </w:tcMar>
-          </w:tcPr>
-          <w:p>
-            <w:pPr>
-              <w:spacing w:before="0" w:after="40" w:line="259" w:lineRule="auto"/>
-            </w:pPr>
-            <w:r>
-              <w:rPr>
-                <w:rFonts w:ascii="SimSun" w:hAnsi="SimSun" w:eastAsia="SimSun"/>
-                <w:b w:val="0"/>
-                <w:sz w:val="17"/>
-              </w:rPr>
-              <w:t>benchmark task JSONL</w:t>
-            </w:r>
-          </w:p>
-        </w:tc>
-        <w:tc>
-          <w:tcPr>
-            <w:tcW w:type="dxa" w:w="2494"/>
-            <w:vAlign w:val="center"/>
-            <w:tcMar>
-              <w:top w:w="90" w:type="dxa"/>
-              <w:start w:w="100" w:type="dxa"/>
-              <w:bottom w:w="90" w:type="dxa"/>
-              <w:end w:w="100" w:type="dxa"/>
-            </w:tcMar>
-          </w:tcPr>
-          <w:p>
-            <w:pPr>
-              <w:spacing w:before="0" w:after="40" w:line="259" w:lineRule="auto"/>
-            </w:pPr>
-            <w:r>
-              <w:rPr>
-                <w:rFonts w:ascii="SimSun" w:hAnsi="SimSun" w:eastAsia="SimSun"/>
-                <w:b w:val="0"/>
-                <w:sz w:val="17"/>
-              </w:rPr>
-              <w:t>直接评估模型完成 tuple identification、evidence support、chain construction。</w:t>
-            </w:r>
-          </w:p>
-        </w:tc>
-        <w:tc>
-          <w:tcPr>
-            <w:tcW w:type="dxa" w:w="1191"/>
-            <w:vAlign w:val="center"/>
-            <w:tcMar>
-              <w:top w:w="90" w:type="dxa"/>
-              <w:start w:w="100" w:type="dxa"/>
-              <w:bottom w:w="90" w:type="dxa"/>
-              <w:end w:w="100" w:type="dxa"/>
-            </w:tcMar>
-          </w:tcPr>
-          <w:p>
-            <w:pPr>
-              <w:spacing w:before="0" w:after="40" w:line="259" w:lineRule="auto"/>
-            </w:pPr>
-            <w:r>
-              <w:rPr>
-                <w:rFonts w:ascii="SimSun" w:hAnsi="SimSun" w:eastAsia="SimSun"/>
-                <w:b w:val="0"/>
-                <w:sz w:val="17"/>
-              </w:rPr>
-              <w:t>默认 deepseek-v4-flash，可 --model-name 覆盖</w:t>
-            </w:r>
-          </w:p>
-        </w:tc>
-      </w:tr>
-      <w:tr>
-        <w:tc>
-          <w:tcPr>
-            <w:tcW w:type="dxa" w:w="1474"/>
-            <w:vAlign w:val="center"/>
-            <w:tcMar>
-              <w:top w:w="90" w:type="dxa"/>
-              <w:start w:w="100" w:type="dxa"/>
-              <w:bottom w:w="90" w:type="dxa"/>
-              <w:end w:w="100" w:type="dxa"/>
-            </w:tcMar>
-          </w:tcPr>
-          <w:p>
-            <w:pPr>
-              <w:spacing w:before="0" w:after="40" w:line="259" w:lineRule="auto"/>
-            </w:pPr>
-            <w:r>
-              <w:rPr>
-                <w:rFonts w:ascii="SimSun" w:hAnsi="SimSun" w:eastAsia="SimSun"/>
-                <w:b w:val="0"/>
-                <w:sz w:val="17"/>
-              </w:rPr>
-              <w:t>LLM judge（可选）</w:t>
-            </w:r>
-          </w:p>
-        </w:tc>
-        <w:tc>
-          <w:tcPr>
-            <w:tcW w:type="dxa" w:w="2324"/>
-            <w:vAlign w:val="center"/>
-            <w:tcMar>
-              <w:top w:w="90" w:type="dxa"/>
-              <w:start w:w="100" w:type="dxa"/>
-              <w:bottom w:w="90" w:type="dxa"/>
-              <w:end w:w="100" w:type="dxa"/>
-            </w:tcMar>
-          </w:tcPr>
-          <w:p>
-            <w:pPr>
-              <w:spacing w:before="0" w:after="40" w:line="259" w:lineRule="auto"/>
-            </w:pPr>
-            <w:r>
-              <w:rPr>
-                <w:rFonts w:ascii="SimSun" w:hAnsi="SimSun" w:eastAsia="SimSun"/>
-                <w:b w:val="0"/>
-                <w:sz w:val="17"/>
-              </w:rPr>
-              <w:t>src/episoa/evaluation/benchmark_metrics.py</w:t>
-            </w:r>
-          </w:p>
-        </w:tc>
-        <w:tc>
-          <w:tcPr>
-            <w:tcW w:type="dxa" w:w="1814"/>
-            <w:vAlign w:val="center"/>
-            <w:tcMar>
-              <w:top w:w="90" w:type="dxa"/>
-              <w:start w:w="100" w:type="dxa"/>
-              <w:bottom w:w="90" w:type="dxa"/>
-              <w:end w:w="100" w:type="dxa"/>
-            </w:tcMar>
-          </w:tcPr>
-          <w:p>
-            <w:pPr>
-              <w:spacing w:before="0" w:after="40" w:line="259" w:lineRule="auto"/>
-            </w:pPr>
-            <w:r>
-              <w:rPr>
-                <w:rFonts w:ascii="SimSun" w:hAnsi="SimSun" w:eastAsia="SimSun"/>
-                <w:b w:val="0"/>
-                <w:sz w:val="17"/>
-              </w:rPr>
-              <w:t>gold tuples + pred tuples</w:t>
-            </w:r>
-          </w:p>
-        </w:tc>
-        <w:tc>
-          <w:tcPr>
-            <w:tcW w:type="dxa" w:w="2494"/>
-            <w:vAlign w:val="center"/>
-            <w:tcMar>
-              <w:top w:w="90" w:type="dxa"/>
-              <w:start w:w="100" w:type="dxa"/>
-              <w:bottom w:w="90" w:type="dxa"/>
-              <w:end w:w="100" w:type="dxa"/>
-            </w:tcMar>
-          </w:tcPr>
-          <w:p>
-            <w:pPr>
-              <w:spacing w:before="0" w:after="40" w:line="259" w:lineRule="auto"/>
-            </w:pPr>
-            <w:r>
-              <w:rPr>
-                <w:rFonts w:ascii="SimSun" w:hAnsi="SimSun" w:eastAsia="SimSun"/>
-                <w:b w:val="0"/>
-                <w:sz w:val="17"/>
-              </w:rPr>
-              <w:t>语义等价匹配，用于补充严格字符/软匹配指标。</w:t>
-            </w:r>
-          </w:p>
-        </w:tc>
-        <w:tc>
-          <w:tcPr>
-            <w:tcW w:type="dxa" w:w="1191"/>
-            <w:vAlign w:val="center"/>
-            <w:tcMar>
-              <w:top w:w="90" w:type="dxa"/>
-              <w:start w:w="100" w:type="dxa"/>
-              <w:bottom w:w="90" w:type="dxa"/>
-              <w:end w:w="100" w:type="dxa"/>
-            </w:tcMar>
-          </w:tcPr>
-          <w:p>
-            <w:pPr>
-              <w:spacing w:before="0" w:after="40" w:line="259" w:lineRule="auto"/>
-            </w:pPr>
-            <w:r>
-              <w:rPr>
-                <w:rFonts w:ascii="SimSun" w:hAnsi="SimSun" w:eastAsia="SimSun"/>
-                <w:b w:val="0"/>
-                <w:sz w:val="17"/>
-              </w:rPr>
-              <w:t>传入的 judge model</w:t>
-            </w:r>
-          </w:p>
-        </w:tc>
-      </w:tr>
-      <w:tr>
-        <w:tc>
-          <w:tcPr>
-            <w:tcW w:type="dxa" w:w="1474"/>
-            <w:vAlign w:val="center"/>
-            <w:tcMar>
-              <w:top w:w="90" w:type="dxa"/>
-              <w:start w:w="100" w:type="dxa"/>
-              <w:bottom w:w="90" w:type="dxa"/>
-              <w:end w:w="100" w:type="dxa"/>
-            </w:tcMar>
-          </w:tcPr>
-          <w:p>
-            <w:pPr>
-              <w:spacing w:before="0" w:after="40" w:line="259" w:lineRule="auto"/>
-            </w:pPr>
-            <w:r>
-              <w:rPr>
-                <w:rFonts w:ascii="SimSun" w:hAnsi="SimSun" w:eastAsia="SimSun"/>
-                <w:b w:val="0"/>
-                <w:sz w:val="17"/>
-              </w:rPr>
-              <w:t>模型能力探针（诊断）</w:t>
-            </w:r>
-          </w:p>
-        </w:tc>
-        <w:tc>
-          <w:tcPr>
-            <w:tcW w:type="dxa" w:w="2324"/>
-            <w:vAlign w:val="center"/>
-            <w:tcMar>
-              <w:top w:w="90" w:type="dxa"/>
-              <w:start w:w="100" w:type="dxa"/>
-              <w:bottom w:w="90" w:type="dxa"/>
-              <w:end w:w="100" w:type="dxa"/>
-            </w:tcMar>
-          </w:tcPr>
-          <w:p>
-            <w:pPr>
-              <w:spacing w:before="0" w:after="40" w:line="259" w:lineRule="auto"/>
-            </w:pPr>
-            <w:r>
-              <w:rPr>
-                <w:rFonts w:ascii="SimSun" w:hAnsi="SimSun" w:eastAsia="SimSun"/>
-                <w:b w:val="0"/>
-                <w:sz w:val="17"/>
-              </w:rPr>
-              <w:t>scripts/run_model_capability_probe.py</w:t>
-            </w:r>
-          </w:p>
-        </w:tc>
-        <w:tc>
-          <w:tcPr>
-            <w:tcW w:type="dxa" w:w="1814"/>
-            <w:vAlign w:val="center"/>
-            <w:tcMar>
-              <w:top w:w="90" w:type="dxa"/>
-              <w:start w:w="100" w:type="dxa"/>
-              <w:bottom w:w="90" w:type="dxa"/>
-              <w:end w:w="100" w:type="dxa"/>
-            </w:tcMar>
-          </w:tcPr>
-          <w:p>
-            <w:pPr>
-              <w:spacing w:before="0" w:after="40" w:line="259" w:lineRule="auto"/>
-            </w:pPr>
-            <w:r>
-              <w:rPr>
-                <w:rFonts w:ascii="SimSun" w:hAnsi="SimSun" w:eastAsia="SimSun"/>
-                <w:b w:val="0"/>
-                <w:sz w:val="17"/>
-              </w:rPr>
-              <w:t>oracle evidence IDs + selected events</w:t>
-            </w:r>
-          </w:p>
-        </w:tc>
-        <w:tc>
-          <w:tcPr>
-            <w:tcW w:type="dxa" w:w="2494"/>
-            <w:vAlign w:val="center"/>
-            <w:tcMar>
-              <w:top w:w="90" w:type="dxa"/>
-              <w:start w:w="100" w:type="dxa"/>
-              <w:bottom w:w="90" w:type="dxa"/>
-              <w:end w:w="100" w:type="dxa"/>
-            </w:tcMar>
-          </w:tcPr>
-          <w:p>
-            <w:pPr>
-              <w:spacing w:before="0" w:after="40" w:line="259" w:lineRule="auto"/>
-            </w:pPr>
-            <w:r>
-              <w:rPr>
-                <w:rFonts w:ascii="SimSun" w:hAnsi="SimSun" w:eastAsia="SimSun"/>
-                <w:b w:val="0"/>
-                <w:sz w:val="17"/>
-              </w:rPr>
-              <w:t>比较当前模型和更强模型在 oracle evidence 下的抽取能力。</w:t>
-            </w:r>
-          </w:p>
-        </w:tc>
-        <w:tc>
-          <w:tcPr>
-            <w:tcW w:type="dxa" w:w="1191"/>
-            <w:vAlign w:val="center"/>
-            <w:tcMar>
-              <w:top w:w="90" w:type="dxa"/>
-              <w:start w:w="100" w:type="dxa"/>
-              <w:bottom w:w="90" w:type="dxa"/>
-              <w:end w:w="100" w:type="dxa"/>
-            </w:tcMar>
-          </w:tcPr>
-          <w:p>
-            <w:pPr>
-              <w:spacing w:before="0" w:after="40" w:line="259" w:lineRule="auto"/>
-            </w:pPr>
-            <w:r>
-              <w:rPr>
-                <w:rFonts w:ascii="SimSun" w:hAnsi="SimSun" w:eastAsia="SimSun"/>
-                <w:b w:val="0"/>
-                <w:sz w:val="17"/>
-              </w:rPr>
-              <w:t>deepseek-v4-flash 与 kimi-k2.6</w:t>
-            </w:r>
-          </w:p>
-        </w:tc>
-      </w:tr>
-    </w:tbl>
-    <w:p>
-      <w:pPr>
-        <w:pStyle w:val="Heading2"/>
-        <w:spacing w:after="120" w:line="276" w:lineRule="auto"/>
-      </w:pPr>
-      <w:r>
-        <w:rPr>
-          <w:rFonts w:ascii="SimSun" w:hAnsi="SimSun" w:eastAsia="SimSun"/>
-          <w:b w:val="0"/>
-          <w:sz w:val="21"/>
-        </w:rPr>
-        <w:t>3.1 模型配置</w:t>
-      </w:r>
-    </w:p>
-    <w:tbl>
-      <w:tblPr>
-        <w:tblStyle w:val="TableGrid"/>
-        <w:tblW w:type="auto" w:w="0"/>
-        <w:jc w:val="center"/>
-        <w:tblLook w:firstColumn="1" w:firstRow="1" w:lastColumn="0" w:lastRow="0" w:noHBand="0" w:noVBand="1" w:val="04A0"/>
-      </w:tblPr>
-      <w:tblGrid>
-        <w:gridCol w:w="2017"/>
-        <w:gridCol w:w="2017"/>
-        <w:gridCol w:w="2017"/>
-        <w:gridCol w:w="2017"/>
-        <w:gridCol w:w="2017"/>
-      </w:tblGrid>
-      <w:tr>
-        <w:trPr>
-          <w:tblHeader w:val="true"/>
-        </w:trPr>
-        <w:tc>
-          <w:tcPr>
-            <w:tcW w:type="dxa" w:w="1984"/>
-            <w:vAlign w:val="center"/>
-            <w:tcMar>
-              <w:top w:w="90" w:type="dxa"/>
-              <w:start w:w="100" w:type="dxa"/>
-              <w:bottom w:w="90" w:type="dxa"/>
-              <w:end w:w="100" w:type="dxa"/>
-            </w:tcMar>
-            <w:shd w:fill="D9EAF7"/>
-          </w:tcPr>
-          <w:p>
-            <w:pPr>
-              <w:spacing w:before="0" w:after="40" w:line="259" w:lineRule="auto"/>
-            </w:pPr>
-            <w:r>
-              <w:rPr>
-                <w:rFonts w:ascii="SimSun" w:hAnsi="SimSun" w:eastAsia="SimSun"/>
-                <w:b/>
-                <w:color w:val="1F4E79"/>
-                <w:sz w:val="18"/>
-              </w:rPr>
-              <w:t>配置文件</w:t>
-            </w:r>
-          </w:p>
-        </w:tc>
-        <w:tc>
-          <w:tcPr>
-            <w:tcW w:type="dxa" w:w="1474"/>
-            <w:vAlign w:val="center"/>
-            <w:tcMar>
-              <w:top w:w="90" w:type="dxa"/>
-              <w:start w:w="100" w:type="dxa"/>
-              <w:bottom w:w="90" w:type="dxa"/>
-              <w:end w:w="100" w:type="dxa"/>
-            </w:tcMar>
-            <w:shd w:fill="D9EAF7"/>
-          </w:tcPr>
-          <w:p>
-            <w:pPr>
-              <w:spacing w:before="0" w:after="40" w:line="259" w:lineRule="auto"/>
-            </w:pPr>
-            <w:r>
-              <w:rPr>
-                <w:rFonts w:ascii="SimSun" w:hAnsi="SimSun" w:eastAsia="SimSun"/>
-                <w:b/>
-                <w:color w:val="1F4E79"/>
-                <w:sz w:val="18"/>
-              </w:rPr>
-              <w:t>模型</w:t>
-            </w:r>
-          </w:p>
-        </w:tc>
-        <w:tc>
-          <w:tcPr>
-            <w:tcW w:type="dxa" w:w="1701"/>
-            <w:vAlign w:val="center"/>
-            <w:tcMar>
-              <w:top w:w="90" w:type="dxa"/>
-              <w:start w:w="100" w:type="dxa"/>
-              <w:bottom w:w="90" w:type="dxa"/>
-              <w:end w:w="100" w:type="dxa"/>
-            </w:tcMar>
-            <w:shd w:fill="D9EAF7"/>
-          </w:tcPr>
-          <w:p>
-            <w:pPr>
-              <w:spacing w:before="0" w:after="40" w:line="259" w:lineRule="auto"/>
-            </w:pPr>
-            <w:r>
-              <w:rPr>
-                <w:rFonts w:ascii="SimSun" w:hAnsi="SimSun" w:eastAsia="SimSun"/>
-                <w:b/>
-                <w:color w:val="1F4E79"/>
-                <w:sz w:val="18"/>
-              </w:rPr>
-              <w:t>Key 来源</w:t>
-            </w:r>
-          </w:p>
-        </w:tc>
-        <w:tc>
-          <w:tcPr>
-            <w:tcW w:type="dxa" w:w="2438"/>
-            <w:vAlign w:val="center"/>
-            <w:tcMar>
-              <w:top w:w="90" w:type="dxa"/>
-              <w:start w:w="100" w:type="dxa"/>
-              <w:bottom w:w="90" w:type="dxa"/>
-              <w:end w:w="100" w:type="dxa"/>
-            </w:tcMar>
-            <w:shd w:fill="D9EAF7"/>
-          </w:tcPr>
-          <w:p>
-            <w:pPr>
-              <w:spacing w:before="0" w:after="40" w:line="259" w:lineRule="auto"/>
-            </w:pPr>
-            <w:r>
-              <w:rPr>
-                <w:rFonts w:ascii="SimSun" w:hAnsi="SimSun" w:eastAsia="SimSun"/>
-                <w:b/>
-                <w:color w:val="1F4E79"/>
-                <w:sz w:val="18"/>
-              </w:rPr>
-              <w:t>Base URL</w:t>
-            </w:r>
-          </w:p>
-        </w:tc>
-        <w:tc>
-          <w:tcPr>
-            <w:tcW w:type="dxa" w:w="1417"/>
-            <w:vAlign w:val="center"/>
-            <w:tcMar>
-              <w:top w:w="90" w:type="dxa"/>
-              <w:start w:w="100" w:type="dxa"/>
-              <w:bottom w:w="90" w:type="dxa"/>
-              <w:end w:w="100" w:type="dxa"/>
-            </w:tcMar>
-            <w:shd w:fill="D9EAF7"/>
-          </w:tcPr>
-          <w:p>
-            <w:pPr>
-              <w:spacing w:before="0" w:after="40" w:line="259" w:lineRule="auto"/>
-            </w:pPr>
-            <w:r>
-              <w:rPr>
-                <w:rFonts w:ascii="SimSun" w:hAnsi="SimSun" w:eastAsia="SimSun"/>
-                <w:b/>
-                <w:color w:val="1F4E79"/>
-                <w:sz w:val="18"/>
+                <w:color w:val="FFFFFF"/>
+                <w:sz w:val="14"/>
               </w:rPr>
               <w:t>备注</w:t>
             </w:r>
@@ -3373,126 +3476,81 @@
       <w:tr>
         <w:tc>
           <w:tcPr>
-            <w:tcW w:type="dxa" w:w="1984"/>
+            <w:tcW w:type="dxa" w:w="2592"/>
             <w:vAlign w:val="center"/>
-            <w:tcMar>
-              <w:top w:w="90" w:type="dxa"/>
-              <w:start w:w="100" w:type="dxa"/>
-              <w:bottom w:w="90" w:type="dxa"/>
-              <w:end w:w="100" w:type="dxa"/>
-            </w:tcMar>
           </w:tcPr>
           <w:p>
             <w:pPr>
-              <w:spacing w:before="0" w:after="40" w:line="259" w:lineRule="auto"/>
+              <w:spacing w:after="0" w:line="259" w:lineRule="auto"/>
             </w:pPr>
+            <w:r/>
             <w:r>
               <w:rPr>
-                <w:rFonts w:ascii="SimSun" w:hAnsi="SimSun" w:eastAsia="SimSun"/>
+                <w:rFonts w:ascii="Noto Sans SC" w:hAnsi="Noto Sans SC" w:eastAsia="Noto Sans SC" w:cs="Noto Sans SC"/>
                 <w:b w:val="0"/>
-                <w:sz w:val="17"/>
+                <w:sz w:val="14"/>
               </w:rPr>
-              <w:t>configs/paper.yaml</w:t>
+              <w:t>事件注册</w:t>
             </w:r>
           </w:p>
         </w:tc>
         <w:tc>
           <w:tcPr>
-            <w:tcW w:type="dxa" w:w="1474"/>
+            <w:tcW w:type="dxa" w:w="2592"/>
             <w:vAlign w:val="center"/>
-            <w:tcMar>
-              <w:top w:w="90" w:type="dxa"/>
-              <w:start w:w="100" w:type="dxa"/>
-              <w:bottom w:w="90" w:type="dxa"/>
-              <w:end w:w="100" w:type="dxa"/>
-            </w:tcMar>
           </w:tcPr>
           <w:p>
             <w:pPr>
-              <w:spacing w:before="0" w:after="40" w:line="259" w:lineRule="auto"/>
+              <w:spacing w:after="0" w:line="259" w:lineRule="auto"/>
             </w:pPr>
+            <w:r/>
             <w:r>
               <w:rPr>
-                <w:rFonts w:ascii="SimSun" w:hAnsi="SimSun" w:eastAsia="SimSun"/>
+                <w:rFonts w:ascii="Noto Sans SC" w:hAnsi="Noto Sans SC" w:eastAsia="Noto Sans SC" w:cs="Noto Sans SC"/>
                 <w:b w:val="0"/>
-                <w:sz w:val="17"/>
+                <w:sz w:val="14"/>
               </w:rPr>
-              <w:t>deepseek-v4-flash</w:t>
+              <w:t>data/pubevent_soa_lite/events.jsonl</w:t>
             </w:r>
           </w:p>
         </w:tc>
         <w:tc>
           <w:tcPr>
-            <w:tcW w:type="dxa" w:w="1701"/>
+            <w:tcW w:type="dxa" w:w="2592"/>
             <w:vAlign w:val="center"/>
-            <w:tcMar>
-              <w:top w:w="90" w:type="dxa"/>
-              <w:start w:w="100" w:type="dxa"/>
-              <w:bottom w:w="90" w:type="dxa"/>
-              <w:end w:w="100" w:type="dxa"/>
-            </w:tcMar>
           </w:tcPr>
           <w:p>
             <w:pPr>
-              <w:spacing w:before="0" w:after="40" w:line="259" w:lineRule="auto"/>
+              <w:spacing w:after="0" w:line="259" w:lineRule="auto"/>
             </w:pPr>
+            <w:r/>
             <w:r>
               <w:rPr>
-                <w:rFonts w:ascii="SimSun" w:hAnsi="SimSun" w:eastAsia="SimSun"/>
+                <w:rFonts w:ascii="Noto Sans SC" w:hAnsi="Noto Sans SC" w:eastAsia="Noto Sans SC" w:cs="Noto Sans SC"/>
                 <w:b w:val="0"/>
-                <w:sz w:val="17"/>
+                <w:sz w:val="14"/>
               </w:rPr>
-              <w:t>OPENCODE_API_KEY</w:t>
+              <w:t>输入主表</w:t>
             </w:r>
           </w:p>
         </w:tc>
         <w:tc>
           <w:tcPr>
-            <w:tcW w:type="dxa" w:w="2438"/>
+            <w:tcW w:type="dxa" w:w="2592"/>
             <w:vAlign w:val="center"/>
-            <w:tcMar>
-              <w:top w:w="90" w:type="dxa"/>
-              <w:start w:w="100" w:type="dxa"/>
-              <w:bottom w:w="90" w:type="dxa"/>
-              <w:end w:w="100" w:type="dxa"/>
-            </w:tcMar>
           </w:tcPr>
           <w:p>
             <w:pPr>
-              <w:spacing w:before="0" w:after="40" w:line="259" w:lineRule="auto"/>
+              <w:spacing w:after="0" w:line="259" w:lineRule="auto"/>
             </w:pPr>
+            <w:r/>
             <w:r>
               <w:rPr>
-                <w:rFonts w:ascii="SimSun" w:hAnsi="SimSun" w:eastAsia="SimSun"/>
+                <w:rFonts w:ascii="Noto Sans SC" w:hAnsi="Noto Sans SC" w:eastAsia="Noto Sans SC" w:cs="Noto Sans SC"/>
                 <w:b w:val="0"/>
-                <w:sz w:val="17"/>
+                <w:sz w:val="14"/>
               </w:rPr>
-              <w:t>https://opencode.ai/zen/go/v1</w:t>
-            </w:r>
-          </w:p>
-        </w:tc>
-        <w:tc>
-          <w:tcPr>
-            <w:tcW w:type="dxa" w:w="1417"/>
-            <w:vAlign w:val="center"/>
-            <w:tcMar>
-              <w:top w:w="90" w:type="dxa"/>
-              <w:start w:w="100" w:type="dxa"/>
-              <w:bottom w:w="90" w:type="dxa"/>
-              <w:end w:w="100" w:type="dxa"/>
-            </w:tcMar>
-          </w:tcPr>
-          <w:p>
-            <w:pPr>
-              <w:spacing w:before="0" w:after="40" w:line="259" w:lineRule="auto"/>
-            </w:pPr>
-            <w:r>
-              <w:rPr>
-                <w:rFonts w:ascii="SimSun" w:hAnsi="SimSun" w:eastAsia="SimSun"/>
-                <w:b w:val="0"/>
-                <w:sz w:val="17"/>
-              </w:rPr>
-              <w:t>主实验默认配置。</w:t>
+              <w:t>50 个事件</w:t>
             </w:r>
           </w:p>
         </w:tc>
@@ -3500,126 +3558,85 @@
       <w:tr>
         <w:tc>
           <w:tcPr>
-            <w:tcW w:type="dxa" w:w="1984"/>
+            <w:tcW w:type="dxa" w:w="2592"/>
+            <w:shd w:fill="F7F9FB"/>
             <w:vAlign w:val="center"/>
-            <w:tcMar>
-              <w:top w:w="90" w:type="dxa"/>
-              <w:start w:w="100" w:type="dxa"/>
-              <w:bottom w:w="90" w:type="dxa"/>
-              <w:end w:w="100" w:type="dxa"/>
-            </w:tcMar>
           </w:tcPr>
           <w:p>
             <w:pPr>
-              <w:spacing w:before="0" w:after="40" w:line="259" w:lineRule="auto"/>
+              <w:spacing w:after="0" w:line="259" w:lineRule="auto"/>
             </w:pPr>
+            <w:r/>
             <w:r>
               <w:rPr>
-                <w:rFonts w:ascii="SimSun" w:hAnsi="SimSun" w:eastAsia="SimSun"/>
+                <w:rFonts w:ascii="Noto Sans SC" w:hAnsi="Noto Sans SC" w:eastAsia="Noto Sans SC" w:cs="Noto Sans SC"/>
                 <w:b w:val="0"/>
-                <w:sz w:val="17"/>
+                <w:sz w:val="14"/>
               </w:rPr>
-              <w:t>configs/ablation.yaml</w:t>
+              <w:t>规范证据</w:t>
             </w:r>
           </w:p>
         </w:tc>
         <w:tc>
           <w:tcPr>
-            <w:tcW w:type="dxa" w:w="1474"/>
+            <w:tcW w:type="dxa" w:w="2592"/>
+            <w:shd w:fill="F7F9FB"/>
             <w:vAlign w:val="center"/>
-            <w:tcMar>
-              <w:top w:w="90" w:type="dxa"/>
-              <w:start w:w="100" w:type="dxa"/>
-              <w:bottom w:w="90" w:type="dxa"/>
-              <w:end w:w="100" w:type="dxa"/>
-            </w:tcMar>
           </w:tcPr>
           <w:p>
             <w:pPr>
-              <w:spacing w:before="0" w:after="40" w:line="259" w:lineRule="auto"/>
+              <w:spacing w:after="0" w:line="259" w:lineRule="auto"/>
             </w:pPr>
+            <w:r/>
             <w:r>
               <w:rPr>
-                <w:rFonts w:ascii="SimSun" w:hAnsi="SimSun" w:eastAsia="SimSun"/>
+                <w:rFonts w:ascii="Noto Sans SC" w:hAnsi="Noto Sans SC" w:eastAsia="Noto Sans SC" w:cs="Noto Sans SC"/>
                 <w:b w:val="0"/>
-                <w:sz w:val="17"/>
+                <w:sz w:val="14"/>
               </w:rPr>
-              <w:t>deepseek-v4-flash</w:t>
+              <w:t>data/pubevent_soa_lite/evidence_v3_repaired_plus_low37.jsonl</w:t>
             </w:r>
           </w:p>
         </w:tc>
         <w:tc>
           <w:tcPr>
-            <w:tcW w:type="dxa" w:w="1701"/>
+            <w:tcW w:type="dxa" w:w="2592"/>
+            <w:shd w:fill="F7F9FB"/>
             <w:vAlign w:val="center"/>
-            <w:tcMar>
-              <w:top w:w="90" w:type="dxa"/>
-              <w:start w:w="100" w:type="dxa"/>
-              <w:bottom w:w="90" w:type="dxa"/>
-              <w:end w:w="100" w:type="dxa"/>
-            </w:tcMar>
           </w:tcPr>
           <w:p>
             <w:pPr>
-              <w:spacing w:before="0" w:after="40" w:line="259" w:lineRule="auto"/>
+              <w:spacing w:after="0" w:line="259" w:lineRule="auto"/>
             </w:pPr>
+            <w:r/>
             <w:r>
               <w:rPr>
-                <w:rFonts w:ascii="SimSun" w:hAnsi="SimSun" w:eastAsia="SimSun"/>
+                <w:rFonts w:ascii="Noto Sans SC" w:hAnsi="Noto Sans SC" w:eastAsia="Noto Sans SC" w:cs="Noto Sans SC"/>
                 <w:b w:val="0"/>
-                <w:sz w:val="17"/>
+                <w:sz w:val="14"/>
               </w:rPr>
-              <w:t>OPENCODE_API_KEY</w:t>
+              <w:t>canonical evidence</w:t>
             </w:r>
           </w:p>
         </w:tc>
         <w:tc>
           <w:tcPr>
-            <w:tcW w:type="dxa" w:w="2438"/>
+            <w:tcW w:type="dxa" w:w="2592"/>
+            <w:shd w:fill="F7F9FB"/>
             <w:vAlign w:val="center"/>
-            <w:tcMar>
-              <w:top w:w="90" w:type="dxa"/>
-              <w:start w:w="100" w:type="dxa"/>
-              <w:bottom w:w="90" w:type="dxa"/>
-              <w:end w:w="100" w:type="dxa"/>
-            </w:tcMar>
           </w:tcPr>
           <w:p>
             <w:pPr>
-              <w:spacing w:before="0" w:after="40" w:line="259" w:lineRule="auto"/>
+              <w:spacing w:after="0" w:line="259" w:lineRule="auto"/>
             </w:pPr>
+            <w:r/>
             <w:r>
               <w:rPr>
-                <w:rFonts w:ascii="SimSun" w:hAnsi="SimSun" w:eastAsia="SimSun"/>
+                <w:rFonts w:ascii="Noto Sans SC" w:hAnsi="Noto Sans SC" w:eastAsia="Noto Sans SC" w:cs="Noto Sans SC"/>
                 <w:b w:val="0"/>
-                <w:sz w:val="17"/>
+                <w:sz w:val="14"/>
               </w:rPr>
-              <w:t>https://opencode.ai/zen/go/v1</w:t>
-            </w:r>
-          </w:p>
-        </w:tc>
-        <w:tc>
-          <w:tcPr>
-            <w:tcW w:type="dxa" w:w="1417"/>
-            <w:vAlign w:val="center"/>
-            <w:tcMar>
-              <w:top w:w="90" w:type="dxa"/>
-              <w:start w:w="100" w:type="dxa"/>
-              <w:bottom w:w="90" w:type="dxa"/>
-              <w:end w:w="100" w:type="dxa"/>
-            </w:tcMar>
-          </w:tcPr>
-          <w:p>
-            <w:pPr>
-              <w:spacing w:before="0" w:after="40" w:line="259" w:lineRule="auto"/>
-            </w:pPr>
-            <w:r>
-              <w:rPr>
-                <w:rFonts w:ascii="SimSun" w:hAnsi="SimSun" w:eastAsia="SimSun"/>
-                <w:b w:val="0"/>
-                <w:sz w:val="17"/>
-              </w:rPr>
-              <w:t>消融默认配置。</w:t>
+              <w:t>1767 条证据</w:t>
             </w:r>
           </w:p>
         </w:tc>
@@ -3627,126 +3644,81 @@
       <w:tr>
         <w:tc>
           <w:tcPr>
-            <w:tcW w:type="dxa" w:w="1984"/>
+            <w:tcW w:type="dxa" w:w="2592"/>
             <w:vAlign w:val="center"/>
-            <w:tcMar>
-              <w:top w:w="90" w:type="dxa"/>
-              <w:start w:w="100" w:type="dxa"/>
-              <w:bottom w:w="90" w:type="dxa"/>
-              <w:end w:w="100" w:type="dxa"/>
-            </w:tcMar>
           </w:tcPr>
           <w:p>
             <w:pPr>
-              <w:spacing w:before="0" w:after="40" w:line="259" w:lineRule="auto"/>
+              <w:spacing w:after="0" w:line="259" w:lineRule="auto"/>
             </w:pPr>
+            <w:r/>
             <w:r>
               <w:rPr>
-                <w:rFonts w:ascii="SimSun" w:hAnsi="SimSun" w:eastAsia="SimSun"/>
+                <w:rFonts w:ascii="Noto Sans SC" w:hAnsi="Noto Sans SC" w:eastAsia="Noto Sans SC" w:cs="Noto Sans SC"/>
                 <w:b w:val="0"/>
-                <w:sz w:val="17"/>
+                <w:sz w:val="14"/>
               </w:rPr>
-              <w:t>configs/opencode.yaml</w:t>
+              <w:t>Silver tuple/chain</w:t>
             </w:r>
           </w:p>
         </w:tc>
         <w:tc>
           <w:tcPr>
-            <w:tcW w:type="dxa" w:w="1474"/>
+            <w:tcW w:type="dxa" w:w="2592"/>
             <w:vAlign w:val="center"/>
-            <w:tcMar>
-              <w:top w:w="90" w:type="dxa"/>
-              <w:start w:w="100" w:type="dxa"/>
-              <w:bottom w:w="90" w:type="dxa"/>
-              <w:end w:w="100" w:type="dxa"/>
-            </w:tcMar>
           </w:tcPr>
           <w:p>
             <w:pPr>
-              <w:spacing w:before="0" w:after="40" w:line="259" w:lineRule="auto"/>
+              <w:spacing w:after="0" w:line="259" w:lineRule="auto"/>
             </w:pPr>
+            <w:r/>
             <w:r>
               <w:rPr>
-                <w:rFonts w:ascii="SimSun" w:hAnsi="SimSun" w:eastAsia="SimSun"/>
+                <w:rFonts w:ascii="Noto Sans SC" w:hAnsi="Noto Sans SC" w:eastAsia="Noto Sans SC" w:cs="Noto Sans SC"/>
                 <w:b w:val="0"/>
-                <w:sz w:val="17"/>
+                <w:sz w:val="14"/>
               </w:rPr>
-              <w:t>qwen3.6-plus</w:t>
+              <w:t>data/pubevent_soa_lite/silver_v1/*.jsonl</w:t>
             </w:r>
           </w:p>
         </w:tc>
         <w:tc>
           <w:tcPr>
-            <w:tcW w:type="dxa" w:w="1701"/>
+            <w:tcW w:type="dxa" w:w="2592"/>
             <w:vAlign w:val="center"/>
-            <w:tcMar>
-              <w:top w:w="90" w:type="dxa"/>
-              <w:start w:w="100" w:type="dxa"/>
-              <w:bottom w:w="90" w:type="dxa"/>
-              <w:end w:w="100" w:type="dxa"/>
-            </w:tcMar>
           </w:tcPr>
           <w:p>
             <w:pPr>
-              <w:spacing w:before="0" w:after="40" w:line="259" w:lineRule="auto"/>
+              <w:spacing w:after="0" w:line="259" w:lineRule="auto"/>
             </w:pPr>
+            <w:r/>
             <w:r>
               <w:rPr>
-                <w:rFonts w:ascii="SimSun" w:hAnsi="SimSun" w:eastAsia="SimSun"/>
+                <w:rFonts w:ascii="Noto Sans SC" w:hAnsi="Noto Sans SC" w:eastAsia="Noto Sans SC" w:cs="Noto Sans SC"/>
                 <w:b w:val="0"/>
-                <w:sz w:val="17"/>
+                <w:sz w:val="14"/>
               </w:rPr>
-              <w:t>OPENCODE_API_KEY</w:t>
+              <w:t>LLM 预标注银集</w:t>
             </w:r>
           </w:p>
         </w:tc>
         <w:tc>
           <w:tcPr>
-            <w:tcW w:type="dxa" w:w="2438"/>
+            <w:tcW w:type="dxa" w:w="2592"/>
             <w:vAlign w:val="center"/>
-            <w:tcMar>
-              <w:top w:w="90" w:type="dxa"/>
-              <w:start w:w="100" w:type="dxa"/>
-              <w:bottom w:w="90" w:type="dxa"/>
-              <w:end w:w="100" w:type="dxa"/>
-            </w:tcMar>
           </w:tcPr>
           <w:p>
             <w:pPr>
-              <w:spacing w:before="0" w:after="40" w:line="259" w:lineRule="auto"/>
+              <w:spacing w:after="0" w:line="259" w:lineRule="auto"/>
             </w:pPr>
+            <w:r/>
             <w:r>
               <w:rPr>
-                <w:rFonts w:ascii="SimSun" w:hAnsi="SimSun" w:eastAsia="SimSun"/>
+                <w:rFonts w:ascii="Noto Sans SC" w:hAnsi="Noto Sans SC" w:eastAsia="Noto Sans SC" w:cs="Noto Sans SC"/>
                 <w:b w:val="0"/>
-                <w:sz w:val="17"/>
+                <w:sz w:val="14"/>
               </w:rPr>
-              <w:t>https://opencode.ai/zen/go/v1</w:t>
-            </w:r>
-          </w:p>
-        </w:tc>
-        <w:tc>
-          <w:tcPr>
-            <w:tcW w:type="dxa" w:w="1417"/>
-            <w:vAlign w:val="center"/>
-            <w:tcMar>
-              <w:top w:w="90" w:type="dxa"/>
-              <w:start w:w="100" w:type="dxa"/>
-              <w:bottom w:w="90" w:type="dxa"/>
-              <w:end w:w="100" w:type="dxa"/>
-            </w:tcMar>
-          </w:tcPr>
-          <w:p>
-            <w:pPr>
-              <w:spacing w:before="0" w:after="40" w:line="259" w:lineRule="auto"/>
-            </w:pPr>
-            <w:r>
-              <w:rPr>
-                <w:rFonts w:ascii="SimSun" w:hAnsi="SimSun" w:eastAsia="SimSun"/>
-                <w:b w:val="0"/>
-                <w:sz w:val="17"/>
-              </w:rPr>
-              <w:t>备选 OpenCode benchmark 配置。</w:t>
+              <w:t>审核输入，不是最终 gold</w:t>
             </w:r>
           </w:p>
         </w:tc>
@@ -3754,126 +3726,85 @@
       <w:tr>
         <w:tc>
           <w:tcPr>
-            <w:tcW w:type="dxa" w:w="1984"/>
+            <w:tcW w:type="dxa" w:w="2592"/>
+            <w:shd w:fill="F7F9FB"/>
             <w:vAlign w:val="center"/>
-            <w:tcMar>
-              <w:top w:w="90" w:type="dxa"/>
-              <w:start w:w="100" w:type="dxa"/>
-              <w:bottom w:w="90" w:type="dxa"/>
-              <w:end w:w="100" w:type="dxa"/>
-            </w:tcMar>
           </w:tcPr>
           <w:p>
             <w:pPr>
-              <w:spacing w:before="0" w:after="40" w:line="259" w:lineRule="auto"/>
+              <w:spacing w:after="0" w:line="259" w:lineRule="auto"/>
             </w:pPr>
+            <w:r/>
             <w:r>
               <w:rPr>
-                <w:rFonts w:ascii="SimSun" w:hAnsi="SimSun" w:eastAsia="SimSun"/>
+                <w:rFonts w:ascii="Noto Sans SC" w:hAnsi="Noto Sans SC" w:eastAsia="Noto Sans SC" w:cs="Noto Sans SC"/>
                 <w:b w:val="0"/>
-                <w:sz w:val="17"/>
+                <w:sz w:val="14"/>
               </w:rPr>
-              <w:t>configs/opencode_kimi.yaml</w:t>
+              <w:t>Adjudication sheets</w:t>
             </w:r>
           </w:p>
         </w:tc>
         <w:tc>
           <w:tcPr>
-            <w:tcW w:type="dxa" w:w="1474"/>
+            <w:tcW w:type="dxa" w:w="2592"/>
+            <w:shd w:fill="F7F9FB"/>
             <w:vAlign w:val="center"/>
-            <w:tcMar>
-              <w:top w:w="90" w:type="dxa"/>
-              <w:start w:w="100" w:type="dxa"/>
-              <w:bottom w:w="90" w:type="dxa"/>
-              <w:end w:w="100" w:type="dxa"/>
-            </w:tcMar>
           </w:tcPr>
           <w:p>
             <w:pPr>
-              <w:spacing w:before="0" w:after="40" w:line="259" w:lineRule="auto"/>
+              <w:spacing w:after="0" w:line="259" w:lineRule="auto"/>
             </w:pPr>
+            <w:r/>
             <w:r>
               <w:rPr>
-                <w:rFonts w:ascii="SimSun" w:hAnsi="SimSun" w:eastAsia="SimSun"/>
+                <w:rFonts w:ascii="Noto Sans SC" w:hAnsi="Noto Sans SC" w:eastAsia="Noto Sans SC" w:cs="Noto Sans SC"/>
                 <w:b w:val="0"/>
-                <w:sz w:val="17"/>
+                <w:sz w:val="14"/>
               </w:rPr>
-              <w:t>kimi-k2.6</w:t>
+              <w:t>data/pubevent_soa_lite/human_gold_v1/*.csv</w:t>
             </w:r>
           </w:p>
         </w:tc>
         <w:tc>
           <w:tcPr>
-            <w:tcW w:type="dxa" w:w="1701"/>
+            <w:tcW w:type="dxa" w:w="2592"/>
+            <w:shd w:fill="F7F9FB"/>
             <w:vAlign w:val="center"/>
-            <w:tcMar>
-              <w:top w:w="90" w:type="dxa"/>
-              <w:start w:w="100" w:type="dxa"/>
-              <w:bottom w:w="90" w:type="dxa"/>
-              <w:end w:w="100" w:type="dxa"/>
-            </w:tcMar>
           </w:tcPr>
           <w:p>
             <w:pPr>
-              <w:spacing w:before="0" w:after="40" w:line="259" w:lineRule="auto"/>
+              <w:spacing w:after="0" w:line="259" w:lineRule="auto"/>
             </w:pPr>
+            <w:r/>
             <w:r>
               <w:rPr>
-                <w:rFonts w:ascii="SimSun" w:hAnsi="SimSun" w:eastAsia="SimSun"/>
+                <w:rFonts w:ascii="Noto Sans SC" w:hAnsi="Noto Sans SC" w:eastAsia="Noto Sans SC" w:cs="Noto Sans SC"/>
                 <w:b w:val="0"/>
-                <w:sz w:val="17"/>
+                <w:sz w:val="14"/>
               </w:rPr>
-              <w:t>OPENCODE_API_KEY</w:t>
+              <w:t>人工审核入口</w:t>
             </w:r>
           </w:p>
         </w:tc>
         <w:tc>
           <w:tcPr>
-            <w:tcW w:type="dxa" w:w="2438"/>
+            <w:tcW w:type="dxa" w:w="2592"/>
+            <w:shd w:fill="F7F9FB"/>
             <w:vAlign w:val="center"/>
-            <w:tcMar>
-              <w:top w:w="90" w:type="dxa"/>
-              <w:start w:w="100" w:type="dxa"/>
-              <w:bottom w:w="90" w:type="dxa"/>
-              <w:end w:w="100" w:type="dxa"/>
-            </w:tcMar>
           </w:tcPr>
           <w:p>
             <w:pPr>
-              <w:spacing w:before="0" w:after="40" w:line="259" w:lineRule="auto"/>
+              <w:spacing w:after="0" w:line="259" w:lineRule="auto"/>
             </w:pPr>
+            <w:r/>
             <w:r>
               <w:rPr>
-                <w:rFonts w:ascii="SimSun" w:hAnsi="SimSun" w:eastAsia="SimSun"/>
+                <w:rFonts w:ascii="Noto Sans SC" w:hAnsi="Noto Sans SC" w:eastAsia="Noto Sans SC" w:cs="Noto Sans SC"/>
                 <w:b w:val="0"/>
-                <w:sz w:val="17"/>
+                <w:sz w:val="14"/>
               </w:rPr>
-              <w:t>https://opencode.ai/zen/go/v1</w:t>
-            </w:r>
-          </w:p>
-        </w:tc>
-        <w:tc>
-          <w:tcPr>
-            <w:tcW w:type="dxa" w:w="1417"/>
-            <w:vAlign w:val="center"/>
-            <w:tcMar>
-              <w:top w:w="90" w:type="dxa"/>
-              <w:start w:w="100" w:type="dxa"/>
-              <w:bottom w:w="90" w:type="dxa"/>
-              <w:end w:w="100" w:type="dxa"/>
-            </w:tcMar>
-          </w:tcPr>
-          <w:p>
-            <w:pPr>
-              <w:spacing w:before="0" w:after="40" w:line="259" w:lineRule="auto"/>
-            </w:pPr>
-            <w:r>
-              <w:rPr>
-                <w:rFonts w:ascii="SimSun" w:hAnsi="SimSun" w:eastAsia="SimSun"/>
-                <w:b w:val="0"/>
-                <w:sz w:val="17"/>
-              </w:rPr>
-              <w:t>强模型/对比配置。</w:t>
+              <w:t>review_decision/revised_* 是人工填写字段</w:t>
             </w:r>
           </w:p>
         </w:tc>
@@ -3881,126 +3812,249 @@
       <w:tr>
         <w:tc>
           <w:tcPr>
-            <w:tcW w:type="dxa" w:w="1984"/>
+            <w:tcW w:type="dxa" w:w="2592"/>
             <w:vAlign w:val="center"/>
-            <w:tcMar>
-              <w:top w:w="90" w:type="dxa"/>
-              <w:start w:w="100" w:type="dxa"/>
-              <w:bottom w:w="90" w:type="dxa"/>
-              <w:end w:w="100" w:type="dxa"/>
-            </w:tcMar>
           </w:tcPr>
           <w:p>
             <w:pPr>
-              <w:spacing w:before="0" w:after="40" w:line="259" w:lineRule="auto"/>
+              <w:spacing w:after="0" w:line="259" w:lineRule="auto"/>
             </w:pPr>
+            <w:r/>
             <w:r>
               <w:rPr>
-                <w:rFonts w:ascii="SimSun" w:hAnsi="SimSun" w:eastAsia="SimSun"/>
+                <w:rFonts w:ascii="Noto Sans SC" w:hAnsi="Noto Sans SC" w:eastAsia="Noto Sans SC" w:cs="Noto Sans SC"/>
                 <w:b w:val="0"/>
-                <w:sz w:val="17"/>
+                <w:sz w:val="14"/>
               </w:rPr>
-              <w:t>configs/default.yaml</w:t>
+              <w:t>Human gold output</w:t>
             </w:r>
           </w:p>
         </w:tc>
         <w:tc>
           <w:tcPr>
-            <w:tcW w:type="dxa" w:w="1474"/>
+            <w:tcW w:type="dxa" w:w="2592"/>
             <w:vAlign w:val="center"/>
-            <w:tcMar>
-              <w:top w:w="90" w:type="dxa"/>
-              <w:start w:w="100" w:type="dxa"/>
-              <w:bottom w:w="90" w:type="dxa"/>
-              <w:end w:w="100" w:type="dxa"/>
-            </w:tcMar>
           </w:tcPr>
           <w:p>
             <w:pPr>
-              <w:spacing w:before="0" w:after="40" w:line="259" w:lineRule="auto"/>
+              <w:spacing w:after="0" w:line="259" w:lineRule="auto"/>
             </w:pPr>
+            <w:r/>
             <w:r>
               <w:rPr>
-                <w:rFonts w:ascii="SimSun" w:hAnsi="SimSun" w:eastAsia="SimSun"/>
+                <w:rFonts w:ascii="Noto Sans SC" w:hAnsi="Noto Sans SC" w:eastAsia="Noto Sans SC" w:cs="Noto Sans SC"/>
                 <w:b w:val="0"/>
-                <w:sz w:val="17"/>
+                <w:sz w:val="14"/>
               </w:rPr>
-              <w:t>mock-llm</w:t>
+              <w:t>data/pubevent_soa_lite/human_gold_v1/human_gold_*_v1.jsonl</w:t>
             </w:r>
           </w:p>
         </w:tc>
         <w:tc>
           <w:tcPr>
-            <w:tcW w:type="dxa" w:w="1701"/>
+            <w:tcW w:type="dxa" w:w="2592"/>
             <w:vAlign w:val="center"/>
-            <w:tcMar>
-              <w:top w:w="90" w:type="dxa"/>
-              <w:start w:w="100" w:type="dxa"/>
-              <w:bottom w:w="90" w:type="dxa"/>
-              <w:end w:w="100" w:type="dxa"/>
-            </w:tcMar>
           </w:tcPr>
           <w:p>
             <w:pPr>
-              <w:spacing w:before="0" w:after="40" w:line="259" w:lineRule="auto"/>
+              <w:spacing w:after="0" w:line="259" w:lineRule="auto"/>
             </w:pPr>
+            <w:r/>
             <w:r>
               <w:rPr>
-                <w:rFonts w:ascii="SimSun" w:hAnsi="SimSun" w:eastAsia="SimSun"/>
+                <w:rFonts w:ascii="Noto Sans SC" w:hAnsi="Noto Sans SC" w:eastAsia="Noto Sans SC" w:cs="Noto Sans SC"/>
                 <w:b w:val="0"/>
-                <w:sz w:val="17"/>
+                <w:sz w:val="14"/>
               </w:rPr>
-              <w:t>OPENAI_API_KEY</w:t>
+              <w:t>正式 gold 输出</w:t>
             </w:r>
           </w:p>
         </w:tc>
         <w:tc>
           <w:tcPr>
-            <w:tcW w:type="dxa" w:w="2438"/>
+            <w:tcW w:type="dxa" w:w="2592"/>
             <w:vAlign w:val="center"/>
-            <w:tcMar>
-              <w:top w:w="90" w:type="dxa"/>
-              <w:start w:w="100" w:type="dxa"/>
-              <w:bottom w:w="90" w:type="dxa"/>
-              <w:end w:w="100" w:type="dxa"/>
-            </w:tcMar>
           </w:tcPr>
           <w:p>
             <w:pPr>
-              <w:spacing w:before="0" w:after="40" w:line="259" w:lineRule="auto"/>
+              <w:spacing w:after="0" w:line="259" w:lineRule="auto"/>
             </w:pPr>
+            <w:r/>
             <w:r>
               <w:rPr>
-                <w:rFonts w:ascii="SimSun" w:hAnsi="SimSun" w:eastAsia="SimSun"/>
+                <w:rFonts w:ascii="Noto Sans SC" w:hAnsi="Noto Sans SC" w:eastAsia="Noto Sans SC" w:cs="Noto Sans SC"/>
                 <w:b w:val="0"/>
-                <w:sz w:val="17"/>
+                <w:sz w:val="14"/>
               </w:rPr>
-              <w:t>OPENAI_BASE_URL</w:t>
+              <w:t>pilot 转换通过后先生成 pilot gold，再做 full</w:t>
+            </w:r>
+          </w:p>
+        </w:tc>
+      </w:tr>
+      <w:tr>
+        <w:tc>
+          <w:tcPr>
+            <w:tcW w:type="dxa" w:w="2592"/>
+            <w:shd w:fill="F7F9FB"/>
+            <w:vAlign w:val="center"/>
+          </w:tcPr>
+          <w:p>
+            <w:pPr>
+              <w:spacing w:after="0" w:line="259" w:lineRule="auto"/>
+            </w:pPr>
+            <w:r/>
+            <w:r>
+              <w:rPr>
+                <w:rFonts w:ascii="Noto Sans SC" w:hAnsi="Noto Sans SC" w:eastAsia="Noto Sans SC" w:cs="Noto Sans SC"/>
+                <w:b w:val="0"/>
+                <w:sz w:val="14"/>
+              </w:rPr>
+              <w:t>Paper outputs</w:t>
             </w:r>
           </w:p>
         </w:tc>
         <w:tc>
           <w:tcPr>
-            <w:tcW w:type="dxa" w:w="1417"/>
+            <w:tcW w:type="dxa" w:w="2592"/>
+            <w:shd w:fill="F7F9FB"/>
             <w:vAlign w:val="center"/>
-            <w:tcMar>
-              <w:top w:w="90" w:type="dxa"/>
-              <w:start w:w="100" w:type="dxa"/>
-              <w:bottom w:w="90" w:type="dxa"/>
-              <w:end w:w="100" w:type="dxa"/>
-            </w:tcMar>
           </w:tcPr>
           <w:p>
             <w:pPr>
-              <w:spacing w:before="0" w:after="40" w:line="259" w:lineRule="auto"/>
+              <w:spacing w:after="0" w:line="259" w:lineRule="auto"/>
             </w:pPr>
+            <w:r/>
             <w:r>
               <w:rPr>
-                <w:rFonts w:ascii="SimSun" w:hAnsi="SimSun" w:eastAsia="SimSun"/>
+                <w:rFonts w:ascii="Noto Sans SC" w:hAnsi="Noto Sans SC" w:eastAsia="Noto Sans SC" w:cs="Noto Sans SC"/>
                 <w:b w:val="0"/>
-                <w:sz w:val="17"/>
+                <w:sz w:val="14"/>
               </w:rPr>
-              <w:t>默认/测试用 mock 配置。</w:t>
+              <w:t>outputs/runs/{run_id}/</w:t>
+            </w:r>
+          </w:p>
+        </w:tc>
+        <w:tc>
+          <w:tcPr>
+            <w:tcW w:type="dxa" w:w="2592"/>
+            <w:shd w:fill="F7F9FB"/>
+            <w:vAlign w:val="center"/>
+          </w:tcPr>
+          <w:p>
+            <w:pPr>
+              <w:spacing w:after="0" w:line="259" w:lineRule="auto"/>
+            </w:pPr>
+            <w:r/>
+            <w:r>
+              <w:rPr>
+                <w:rFonts w:ascii="Noto Sans SC" w:hAnsi="Noto Sans SC" w:eastAsia="Noto Sans SC" w:cs="Noto Sans SC"/>
+                <w:b w:val="0"/>
+                <w:sz w:val="14"/>
+              </w:rPr>
+              <w:t>实验结果</w:t>
+            </w:r>
+          </w:p>
+        </w:tc>
+        <w:tc>
+          <w:tcPr>
+            <w:tcW w:type="dxa" w:w="2592"/>
+            <w:shd w:fill="F7F9FB"/>
+            <w:vAlign w:val="center"/>
+          </w:tcPr>
+          <w:p>
+            <w:pPr>
+              <w:spacing w:after="0" w:line="259" w:lineRule="auto"/>
+            </w:pPr>
+            <w:r/>
+            <w:r>
+              <w:rPr>
+                <w:rFonts w:ascii="Noto Sans SC" w:hAnsi="Noto Sans SC" w:eastAsia="Noto Sans SC" w:cs="Noto Sans SC"/>
+                <w:b w:val="0"/>
+                <w:sz w:val="14"/>
+              </w:rPr>
+              <w:t>metrics.json、summary.json、main_results.csv 等</w:t>
+            </w:r>
+          </w:p>
+        </w:tc>
+      </w:tr>
+      <w:tr>
+        <w:tc>
+          <w:tcPr>
+            <w:tcW w:type="dxa" w:w="2592"/>
+            <w:vAlign w:val="center"/>
+          </w:tcPr>
+          <w:p>
+            <w:pPr>
+              <w:spacing w:after="0" w:line="259" w:lineRule="auto"/>
+            </w:pPr>
+            <w:r/>
+            <w:r>
+              <w:rPr>
+                <w:rFonts w:ascii="Noto Sans SC" w:hAnsi="Noto Sans SC" w:eastAsia="Noto Sans SC" w:cs="Noto Sans SC"/>
+                <w:b w:val="0"/>
+                <w:sz w:val="14"/>
+              </w:rPr>
+              <w:t>Audit report</w:t>
+            </w:r>
+          </w:p>
+        </w:tc>
+        <w:tc>
+          <w:tcPr>
+            <w:tcW w:type="dxa" w:w="2592"/>
+            <w:vAlign w:val="center"/>
+          </w:tcPr>
+          <w:p>
+            <w:pPr>
+              <w:spacing w:after="0" w:line="259" w:lineRule="auto"/>
+            </w:pPr>
+            <w:r/>
+            <w:r>
+              <w:rPr>
+                <w:rFonts w:ascii="Noto Sans SC" w:hAnsi="Noto Sans SC" w:eastAsia="Noto Sans SC" w:cs="Noto Sans SC"/>
+                <w:b w:val="0"/>
+                <w:sz w:val="14"/>
+              </w:rPr>
+              <w:t>outputs/audit_full_pipeline/adjudication_sheet_pre_review_audit.json/md</w:t>
+            </w:r>
+          </w:p>
+        </w:tc>
+        <w:tc>
+          <w:tcPr>
+            <w:tcW w:type="dxa" w:w="2592"/>
+            <w:vAlign w:val="center"/>
+          </w:tcPr>
+          <w:p>
+            <w:pPr>
+              <w:spacing w:after="0" w:line="259" w:lineRule="auto"/>
+            </w:pPr>
+            <w:r/>
+            <w:r>
+              <w:rPr>
+                <w:rFonts w:ascii="Noto Sans SC" w:hAnsi="Noto Sans SC" w:eastAsia="Noto Sans SC" w:cs="Noto Sans SC"/>
+                <w:b w:val="0"/>
+                <w:sz w:val="14"/>
+              </w:rPr>
+              <w:t>预审核报告</w:t>
+            </w:r>
+          </w:p>
+        </w:tc>
+        <w:tc>
+          <w:tcPr>
+            <w:tcW w:type="dxa" w:w="2592"/>
+            <w:vAlign w:val="center"/>
+          </w:tcPr>
+          <w:p>
+            <w:pPr>
+              <w:spacing w:after="0" w:line="259" w:lineRule="auto"/>
+            </w:pPr>
+            <w:r/>
+            <w:r>
+              <w:rPr>
+                <w:rFonts w:ascii="Noto Sans SC" w:hAnsi="Noto Sans SC" w:eastAsia="Noto Sans SC" w:cs="Noto Sans SC"/>
+                <w:b w:val="0"/>
+                <w:sz w:val="14"/>
+              </w:rPr>
+              <w:t>ready_for_human_review=True</w:t>
             </w:r>
           </w:p>
         </w:tc>
@@ -4008,16 +4062,72 @@
     </w:tbl>
     <w:p>
       <w:pPr>
+        <w:spacing w:after="60"/>
+      </w:pPr>
+    </w:p>
+    <w:p>
+      <w:pPr>
         <w:pStyle w:val="Heading1"/>
-        <w:spacing w:after="120" w:line="276" w:lineRule="auto"/>
+        <w:spacing w:before="160" w:after="80"/>
       </w:pPr>
       <w:r>
         <w:rPr>
-          <w:rFonts w:ascii="SimSun" w:hAnsi="SimSun" w:eastAsia="SimSun"/>
-          <w:b w:val="0"/>
-          <w:sz w:val="21"/>
+          <w:rFonts w:ascii="Noto Sans SC" w:hAnsi="Noto Sans SC" w:eastAsia="Noto Sans SC" w:cs="Noto Sans SC"/>
+          <w:color w:val="1F4E79"/>
         </w:rPr>
-        <w:t>4. 人工标注位置与作用</w:t>
+        <w:t>6. 下一步执行顺序</w:t>
+      </w:r>
+    </w:p>
+    <w:p>
+      <w:pPr>
+        <w:pStyle w:val="ListBullet"/>
+        <w:spacing w:after="40"/>
+      </w:pPr>
+      <w:r>
+        <w:rPr>
+          <w:rFonts w:ascii="Noto Sans SC" w:hAnsi="Noto Sans SC" w:eastAsia="Noto Sans SC" w:cs="Noto Sans SC"/>
+          <w:sz w:val="19"/>
+        </w:rPr>
+        <w:t>打开 tuple/chain pilot5 CSV，先处理 high/medium priority 行，但 low priority 也不能跳过。</w:t>
+      </w:r>
+    </w:p>
+    <w:p>
+      <w:pPr>
+        <w:pStyle w:val="ListBullet"/>
+        <w:spacing w:after="40"/>
+      </w:pPr>
+      <w:r>
+        <w:rPr>
+          <w:rFonts w:ascii="Noto Sans SC" w:hAnsi="Noto Sans SC" w:eastAsia="Noto Sans SC" w:cs="Noto Sans SC"/>
+          <w:sz w:val="19"/>
+        </w:rPr>
+        <w:t>逐行把 review_decision 从 uncertain 改为 accept、revise、drop 或 add_missing。</w:t>
+      </w:r>
+    </w:p>
+    <w:p>
+      <w:pPr>
+        <w:pStyle w:val="ListBullet"/>
+        <w:spacing w:after="40"/>
+      </w:pPr>
+      <w:r>
+        <w:rPr>
+          <w:rFonts w:ascii="Noto Sans SC" w:hAnsi="Noto Sans SC" w:eastAsia="Noto Sans SC" w:cs="Noto Sans SC"/>
+          <w:sz w:val="19"/>
+        </w:rPr>
+        <w:t>选择 revise 或 add_missing 时，必须填写对应 revised_* 字段；reviewer_note 用于记录证据不足、主体过泛、链条缺节点等原因。</w:t>
+      </w:r>
+    </w:p>
+    <w:p>
+      <w:pPr>
+        <w:pStyle w:val="ListBullet"/>
+        <w:spacing w:after="40"/>
+      </w:pPr>
+      <w:r>
+        <w:rPr>
+          <w:rFonts w:ascii="Noto Sans SC" w:hAnsi="Noto Sans SC" w:eastAsia="Noto Sans SC" w:cs="Noto Sans SC"/>
+          <w:sz w:val="19"/>
+        </w:rPr>
+        <w:t>pilot 完成后运行转换和审计命令，只有 audit 通过后再进入 full adjudication。</w:t>
       </w:r>
     </w:p>
     <w:tbl>
@@ -4025,123 +4135,55 @@
         <w:tblStyle w:val="TableGrid"/>
         <w:tblW w:type="auto" w:w="0"/>
         <w:jc w:val="center"/>
+        <w:tblLayout w:type="autofit"/>
         <w:tblLook w:firstColumn="1" w:firstRow="1" w:lastColumn="0" w:lastRow="0" w:noHBand="0" w:noVBand="1" w:val="04A0"/>
       </w:tblPr>
       <w:tblGrid>
-        <w:gridCol w:w="2521"/>
-        <w:gridCol w:w="2521"/>
-        <w:gridCol w:w="2521"/>
-        <w:gridCol w:w="2521"/>
+        <w:gridCol w:w="5185"/>
+        <w:gridCol w:w="5185"/>
       </w:tblGrid>
       <w:tr>
-        <w:trPr>
-          <w:tblHeader w:val="true"/>
-        </w:trPr>
         <w:tc>
           <w:tcPr>
-            <w:tcW w:type="dxa" w:w="1531"/>
+            <w:tcW w:type="dxa" w:w="5185"/>
+            <w:shd w:fill="1F4E79"/>
             <w:vAlign w:val="center"/>
-            <w:tcMar>
-              <w:top w:w="90" w:type="dxa"/>
-              <w:start w:w="100" w:type="dxa"/>
-              <w:bottom w:w="90" w:type="dxa"/>
-              <w:end w:w="100" w:type="dxa"/>
-            </w:tcMar>
-            <w:shd w:fill="D9EAF7"/>
           </w:tcPr>
           <w:p>
             <w:pPr>
-              <w:spacing w:before="0" w:after="40" w:line="259" w:lineRule="auto"/>
+              <w:spacing w:after="0" w:line="259" w:lineRule="auto"/>
             </w:pPr>
+            <w:r/>
             <w:r>
               <w:rPr>
-                <w:rFonts w:ascii="SimSun" w:hAnsi="SimSun" w:eastAsia="SimSun"/>
+                <w:rFonts w:ascii="Noto Sans SC" w:hAnsi="Noto Sans SC" w:eastAsia="Noto Sans SC" w:cs="Noto Sans SC"/>
                 <w:b/>
-                <w:color w:val="1F4E79"/>
-                <w:sz w:val="18"/>
+                <w:color w:val="FFFFFF"/>
+                <w:sz w:val="16"/>
               </w:rPr>
-              <w:t>人工环节</w:t>
+              <w:t>目的</w:t>
             </w:r>
           </w:p>
         </w:tc>
         <w:tc>
           <w:tcPr>
-            <w:tcW w:type="dxa" w:w="2665"/>
+            <w:tcW w:type="dxa" w:w="5185"/>
+            <w:shd w:fill="1F4E79"/>
             <w:vAlign w:val="center"/>
-            <w:tcMar>
-              <w:top w:w="90" w:type="dxa"/>
-              <w:start w:w="100" w:type="dxa"/>
-              <w:bottom w:w="90" w:type="dxa"/>
-              <w:end w:w="100" w:type="dxa"/>
-            </w:tcMar>
-            <w:shd w:fill="D9EAF7"/>
           </w:tcPr>
           <w:p>
             <w:pPr>
-              <w:spacing w:before="0" w:after="40" w:line="259" w:lineRule="auto"/>
+              <w:spacing w:after="0" w:line="259" w:lineRule="auto"/>
             </w:pPr>
+            <w:r/>
             <w:r>
               <w:rPr>
-                <w:rFonts w:ascii="SimSun" w:hAnsi="SimSun" w:eastAsia="SimSun"/>
+                <w:rFonts w:ascii="Noto Sans SC" w:hAnsi="Noto Sans SC" w:eastAsia="Noto Sans SC" w:cs="Noto Sans SC"/>
                 <w:b/>
-                <w:color w:val="1F4E79"/>
-                <w:sz w:val="18"/>
+                <w:color w:val="FFFFFF"/>
+                <w:sz w:val="16"/>
               </w:rPr>
-              <w:t>标注文件</w:t>
-            </w:r>
-          </w:p>
-        </w:tc>
-        <w:tc>
-          <w:tcPr>
-            <w:tcW w:type="dxa" w:w="2835"/>
-            <w:vAlign w:val="center"/>
-            <w:tcMar>
-              <w:top w:w="90" w:type="dxa"/>
-              <w:start w:w="100" w:type="dxa"/>
-              <w:bottom w:w="90" w:type="dxa"/>
-              <w:end w:w="100" w:type="dxa"/>
-            </w:tcMar>
-            <w:shd w:fill="D9EAF7"/>
-          </w:tcPr>
-          <w:p>
-            <w:pPr>
-              <w:spacing w:before="0" w:after="40" w:line="259" w:lineRule="auto"/>
-            </w:pPr>
-            <w:r>
-              <w:rPr>
-                <w:rFonts w:ascii="SimSun" w:hAnsi="SimSun" w:eastAsia="SimSun"/>
-                <w:b/>
-                <w:color w:val="1F4E79"/>
-                <w:sz w:val="18"/>
-              </w:rPr>
-              <w:t>需要填写/确认内容</w:t>
-            </w:r>
-          </w:p>
-        </w:tc>
-        <w:tc>
-          <w:tcPr>
-            <w:tcW w:type="dxa" w:w="2041"/>
-            <w:vAlign w:val="center"/>
-            <w:tcMar>
-              <w:top w:w="90" w:type="dxa"/>
-              <w:start w:w="100" w:type="dxa"/>
-              <w:bottom w:w="90" w:type="dxa"/>
-              <w:end w:w="100" w:type="dxa"/>
-            </w:tcMar>
-            <w:shd w:fill="D9EAF7"/>
-          </w:tcPr>
-          <w:p>
-            <w:pPr>
-              <w:spacing w:before="0" w:after="40" w:line="259" w:lineRule="auto"/>
-            </w:pPr>
-            <w:r>
-              <w:rPr>
-                <w:rFonts w:ascii="SimSun" w:hAnsi="SimSun" w:eastAsia="SimSun"/>
-                <w:b/>
-                <w:color w:val="1F4E79"/>
-                <w:sz w:val="18"/>
-              </w:rPr>
-              <w:t>作用</w:t>
+              <w:t>命令</w:t>
             </w:r>
           </w:p>
         </w:tc>
@@ -4149,101 +4191,41 @@
       <w:tr>
         <w:tc>
           <w:tcPr>
-            <w:tcW w:type="dxa" w:w="1531"/>
+            <w:tcW w:type="dxa" w:w="5185"/>
             <w:vAlign w:val="center"/>
-            <w:tcMar>
-              <w:top w:w="90" w:type="dxa"/>
-              <w:start w:w="100" w:type="dxa"/>
-              <w:bottom w:w="90" w:type="dxa"/>
-              <w:end w:w="100" w:type="dxa"/>
-            </w:tcMar>
           </w:tcPr>
           <w:p>
             <w:pPr>
-              <w:spacing w:before="0" w:after="40" w:line="259" w:lineRule="auto"/>
+              <w:spacing w:after="0" w:line="259" w:lineRule="auto"/>
             </w:pPr>
+            <w:r/>
             <w:r>
               <w:rPr>
-                <w:rFonts w:ascii="SimSun" w:hAnsi="SimSun" w:eastAsia="SimSun"/>
+                <w:rFonts w:ascii="Noto Sans SC" w:hAnsi="Noto Sans SC" w:eastAsia="Noto Sans SC" w:cs="Noto Sans SC"/>
                 <w:b w:val="0"/>
-                <w:sz w:val="17"/>
+                <w:sz w:val="16"/>
               </w:rPr>
-              <w:t>事件人工筛选/定义</w:t>
+              <w:t>pilot 转 gold</w:t>
             </w:r>
           </w:p>
         </w:tc>
         <w:tc>
           <w:tcPr>
-            <w:tcW w:type="dxa" w:w="2665"/>
+            <w:tcW w:type="dxa" w:w="5185"/>
             <w:vAlign w:val="center"/>
-            <w:tcMar>
-              <w:top w:w="90" w:type="dxa"/>
-              <w:start w:w="100" w:type="dxa"/>
-              <w:bottom w:w="90" w:type="dxa"/>
-              <w:end w:w="100" w:type="dxa"/>
-            </w:tcMar>
           </w:tcPr>
           <w:p>
             <w:pPr>
-              <w:spacing w:before="0" w:after="40" w:line="259" w:lineRule="auto"/>
+              <w:spacing w:after="0" w:line="259" w:lineRule="auto"/>
             </w:pPr>
+            <w:r/>
             <w:r>
               <w:rPr>
-                <w:rFonts w:ascii="SimSun" w:hAnsi="SimSun" w:eastAsia="SimSun"/>
+                <w:rFonts w:ascii="Noto Sans SC" w:hAnsi="Noto Sans SC" w:eastAsia="Noto Sans SC" w:cs="Noto Sans SC"/>
                 <w:b w:val="0"/>
-                <w:sz w:val="17"/>
+                <w:sz w:val="16"/>
               </w:rPr>
-              <w:t>data/pubevent_soa_lite/events.jsonl</w:t>
-            </w:r>
-          </w:p>
-        </w:tc>
-        <w:tc>
-          <w:tcPr>
-            <w:tcW w:type="dxa" w:w="2835"/>
-            <w:vAlign w:val="center"/>
-            <w:tcMar>
-              <w:top w:w="90" w:type="dxa"/>
-              <w:start w:w="100" w:type="dxa"/>
-              <w:bottom w:w="90" w:type="dxa"/>
-              <w:end w:w="100" w:type="dxa"/>
-            </w:tcMar>
-          </w:tcPr>
-          <w:p>
-            <w:pPr>
-              <w:spacing w:before="0" w:after="40" w:line="259" w:lineRule="auto"/>
-            </w:pPr>
-            <w:r>
-              <w:rPr>
-                <w:rFonts w:ascii="SimSun" w:hAnsi="SimSun" w:eastAsia="SimSun"/>
-                <w:b w:val="0"/>
-                <w:sz w:val="17"/>
-              </w:rPr>
-              <w:t>人工确定进入项目的具体公共事件，填写事件地点、时间窗口、触发因素、anchor URLs、source_scope、query_seeds、stakeholder_hints 等。</w:t>
-            </w:r>
-          </w:p>
-        </w:tc>
-        <w:tc>
-          <w:tcPr>
-            <w:tcW w:type="dxa" w:w="2041"/>
-            <w:vAlign w:val="center"/>
-            <w:tcMar>
-              <w:top w:w="90" w:type="dxa"/>
-              <w:start w:w="100" w:type="dxa"/>
-              <w:bottom w:w="90" w:type="dxa"/>
-              <w:end w:w="100" w:type="dxa"/>
-            </w:tcMar>
-          </w:tcPr>
-          <w:p>
-            <w:pPr>
-              <w:spacing w:before="0" w:after="40" w:line="259" w:lineRule="auto"/>
-            </w:pPr>
-            <w:r>
-              <w:rPr>
-                <w:rFonts w:ascii="SimSun" w:hAnsi="SimSun" w:eastAsia="SimSun"/>
-                <w:b w:val="0"/>
-                <w:sz w:val="17"/>
-              </w:rPr>
-              <w:t>保证采集与评估从可验证的事件实例出发。</w:t>
+              <w:t>python scripts/convert_adjudication_to_human_gold.py --pilot</w:t>
             </w:r>
           </w:p>
         </w:tc>
@@ -4251,101 +4233,43 @@
       <w:tr>
         <w:tc>
           <w:tcPr>
-            <w:tcW w:type="dxa" w:w="1531"/>
+            <w:tcW w:type="dxa" w:w="5185"/>
+            <w:shd w:fill="F7F9FB"/>
             <w:vAlign w:val="center"/>
-            <w:tcMar>
-              <w:top w:w="90" w:type="dxa"/>
-              <w:start w:w="100" w:type="dxa"/>
-              <w:bottom w:w="90" w:type="dxa"/>
-              <w:end w:w="100" w:type="dxa"/>
-            </w:tcMar>
           </w:tcPr>
           <w:p>
             <w:pPr>
-              <w:spacing w:before="0" w:after="40" w:line="259" w:lineRule="auto"/>
+              <w:spacing w:after="0" w:line="259" w:lineRule="auto"/>
             </w:pPr>
+            <w:r/>
             <w:r>
               <w:rPr>
-                <w:rFonts w:ascii="SimSun" w:hAnsi="SimSun" w:eastAsia="SimSun"/>
+                <w:rFonts w:ascii="Noto Sans SC" w:hAnsi="Noto Sans SC" w:eastAsia="Noto Sans SC" w:cs="Noto Sans SC"/>
                 <w:b w:val="0"/>
-                <w:sz w:val="17"/>
+                <w:sz w:val="16"/>
               </w:rPr>
-              <w:t>Evidence-level 标注</w:t>
+              <w:t>pilot gold 审计</w:t>
             </w:r>
           </w:p>
         </w:tc>
         <w:tc>
           <w:tcPr>
-            <w:tcW w:type="dxa" w:w="2665"/>
+            <w:tcW w:type="dxa" w:w="5185"/>
+            <w:shd w:fill="F7F9FB"/>
             <w:vAlign w:val="center"/>
-            <w:tcMar>
-              <w:top w:w="90" w:type="dxa"/>
-              <w:start w:w="100" w:type="dxa"/>
-              <w:bottom w:w="90" w:type="dxa"/>
-              <w:end w:w="100" w:type="dxa"/>
-            </w:tcMar>
           </w:tcPr>
           <w:p>
             <w:pPr>
-              <w:spacing w:before="0" w:after="40" w:line="259" w:lineRule="auto"/>
+              <w:spacing w:after="0" w:line="259" w:lineRule="auto"/>
             </w:pPr>
+            <w:r/>
             <w:r>
               <w:rPr>
-                <w:rFonts w:ascii="SimSun" w:hAnsi="SimSun" w:eastAsia="SimSun"/>
+                <w:rFonts w:ascii="Noto Sans SC" w:hAnsi="Noto Sans SC" w:eastAsia="Noto Sans SC" w:cs="Noto Sans SC"/>
                 <w:b w:val="0"/>
-                <w:sz w:val="17"/>
+                <w:sz w:val="16"/>
               </w:rPr>
-              <w:t>data/pubevent_soa_lite/annotation/annotation_sheet.csv</w:t>
-            </w:r>
-          </w:p>
-        </w:tc>
-        <w:tc>
-          <w:tcPr>
-            <w:tcW w:type="dxa" w:w="2835"/>
-            <w:vAlign w:val="center"/>
-            <w:tcMar>
-              <w:top w:w="90" w:type="dxa"/>
-              <w:start w:w="100" w:type="dxa"/>
-              <w:bottom w:w="90" w:type="dxa"/>
-              <w:end w:w="100" w:type="dxa"/>
-            </w:tcMar>
-          </w:tcPr>
-          <w:p>
-            <w:pPr>
-              <w:spacing w:before="0" w:after="40" w:line="259" w:lineRule="auto"/>
-            </w:pPr>
-            <w:r>
-              <w:rPr>
-                <w:rFonts w:ascii="SimSun" w:hAnsi="SimSun" w:eastAsia="SimSun"/>
-                <w:b w:val="0"/>
-                <w:sz w:val="17"/>
-              </w:rPr>
-              <w:t>填写 is_relevant、annotated_stakeholder、annotated_opinion、annotated_sentiment、annotated_rationale、support_label、event_chain_step/order、notes。</w:t>
-            </w:r>
-          </w:p>
-        </w:tc>
-        <w:tc>
-          <w:tcPr>
-            <w:tcW w:type="dxa" w:w="2041"/>
-            <w:vAlign w:val="center"/>
-            <w:tcMar>
-              <w:top w:w="90" w:type="dxa"/>
-              <w:start w:w="100" w:type="dxa"/>
-              <w:bottom w:w="90" w:type="dxa"/>
-              <w:end w:w="100" w:type="dxa"/>
-            </w:tcMar>
-          </w:tcPr>
-          <w:p>
-            <w:pPr>
-              <w:spacing w:before="0" w:after="40" w:line="259" w:lineRule="auto"/>
-            </w:pPr>
-            <w:r>
-              <w:rPr>
-                <w:rFonts w:ascii="SimSun" w:hAnsi="SimSun" w:eastAsia="SimSun"/>
-                <w:b w:val="0"/>
-                <w:sz w:val="17"/>
-              </w:rPr>
-              <w:t>从证据行层面筛出可用 stakeholder-opinion 支撑信息。</w:t>
+              <w:t>python scripts/audit_human_gold.py --pilot</w:t>
             </w:r>
           </w:p>
         </w:tc>
@@ -4353,101 +4277,41 @@
       <w:tr>
         <w:tc>
           <w:tcPr>
-            <w:tcW w:type="dxa" w:w="1531"/>
+            <w:tcW w:type="dxa" w:w="5185"/>
             <w:vAlign w:val="center"/>
-            <w:tcMar>
-              <w:top w:w="90" w:type="dxa"/>
-              <w:start w:w="100" w:type="dxa"/>
-              <w:bottom w:w="90" w:type="dxa"/>
-              <w:end w:w="100" w:type="dxa"/>
-            </w:tcMar>
           </w:tcPr>
           <w:p>
             <w:pPr>
-              <w:spacing w:before="0" w:after="40" w:line="259" w:lineRule="auto"/>
+              <w:spacing w:after="0" w:line="259" w:lineRule="auto"/>
             </w:pPr>
+            <w:r/>
             <w:r>
               <w:rPr>
-                <w:rFonts w:ascii="SimSun" w:hAnsi="SimSun" w:eastAsia="SimSun"/>
+                <w:rFonts w:ascii="Noto Sans SC" w:hAnsi="Noto Sans SC" w:eastAsia="Noto Sans SC" w:cs="Noto Sans SC"/>
                 <w:b w:val="0"/>
-                <w:sz w:val="17"/>
+                <w:sz w:val="16"/>
               </w:rPr>
-              <w:t>Tuple adjudication</w:t>
+              <w:t>full 转 gold</w:t>
             </w:r>
           </w:p>
         </w:tc>
         <w:tc>
           <w:tcPr>
-            <w:tcW w:type="dxa" w:w="2665"/>
+            <w:tcW w:type="dxa" w:w="5185"/>
             <w:vAlign w:val="center"/>
-            <w:tcMar>
-              <w:top w:w="90" w:type="dxa"/>
-              <w:start w:w="100" w:type="dxa"/>
-              <w:bottom w:w="90" w:type="dxa"/>
-              <w:end w:w="100" w:type="dxa"/>
-            </w:tcMar>
           </w:tcPr>
           <w:p>
             <w:pPr>
-              <w:spacing w:before="0" w:after="40" w:line="259" w:lineRule="auto"/>
+              <w:spacing w:after="0" w:line="259" w:lineRule="auto"/>
             </w:pPr>
+            <w:r/>
             <w:r>
               <w:rPr>
-                <w:rFonts w:ascii="SimSun" w:hAnsi="SimSun" w:eastAsia="SimSun"/>
+                <w:rFonts w:ascii="Noto Sans SC" w:hAnsi="Noto Sans SC" w:eastAsia="Noto Sans SC" w:cs="Noto Sans SC"/>
                 <w:b w:val="0"/>
-                <w:sz w:val="17"/>
+                <w:sz w:val="16"/>
               </w:rPr>
-              <w:t>data/pubevent_soa_lite/human_gold_v1/human_tuple_adjudication_sheet.csv</w:t>
-            </w:r>
-          </w:p>
-        </w:tc>
-        <w:tc>
-          <w:tcPr>
-            <w:tcW w:type="dxa" w:w="2835"/>
-            <w:vAlign w:val="center"/>
-            <w:tcMar>
-              <w:top w:w="90" w:type="dxa"/>
-              <w:start w:w="100" w:type="dxa"/>
-              <w:bottom w:w="90" w:type="dxa"/>
-              <w:end w:w="100" w:type="dxa"/>
-            </w:tcMar>
-          </w:tcPr>
-          <w:p>
-            <w:pPr>
-              <w:spacing w:before="0" w:after="40" w:line="259" w:lineRule="auto"/>
-            </w:pPr>
-            <w:r>
-              <w:rPr>
-                <w:rFonts w:ascii="SimSun" w:hAnsi="SimSun" w:eastAsia="SimSun"/>
-                <w:b w:val="0"/>
-                <w:sz w:val="17"/>
-              </w:rPr>
-              <w:t>填写 review_decision、revised_stakeholder、revised_opinion、revised_sentiment、revised_rationale、revised_evidence_ids、reviewer_note、reviewer_id、adjudication_status。</w:t>
-            </w:r>
-          </w:p>
-        </w:tc>
-        <w:tc>
-          <w:tcPr>
-            <w:tcW w:type="dxa" w:w="2041"/>
-            <w:vAlign w:val="center"/>
-            <w:tcMar>
-              <w:top w:w="90" w:type="dxa"/>
-              <w:start w:w="100" w:type="dxa"/>
-              <w:bottom w:w="90" w:type="dxa"/>
-              <w:end w:w="100" w:type="dxa"/>
-            </w:tcMar>
-          </w:tcPr>
-          <w:p>
-            <w:pPr>
-              <w:spacing w:before="0" w:after="40" w:line="259" w:lineRule="auto"/>
-            </w:pPr>
-            <w:r>
-              <w:rPr>
-                <w:rFonts w:ascii="SimSun" w:hAnsi="SimSun" w:eastAsia="SimSun"/>
-                <w:b w:val="0"/>
-                <w:sz w:val="17"/>
-              </w:rPr>
-              <w:t>把 LLM silver tuple 判定为 accept/revise/drop/add_missing/uncertain，只有合格记录进入 human_gold。</w:t>
+              <w:t>python scripts/convert_adjudication_to_human_gold.py</w:t>
             </w:r>
           </w:p>
         </w:tc>
@@ -4455,101 +4319,85 @@
       <w:tr>
         <w:tc>
           <w:tcPr>
-            <w:tcW w:type="dxa" w:w="1531"/>
+            <w:tcW w:type="dxa" w:w="5185"/>
+            <w:shd w:fill="F7F9FB"/>
             <w:vAlign w:val="center"/>
-            <w:tcMar>
-              <w:top w:w="90" w:type="dxa"/>
-              <w:start w:w="100" w:type="dxa"/>
-              <w:bottom w:w="90" w:type="dxa"/>
-              <w:end w:w="100" w:type="dxa"/>
-            </w:tcMar>
           </w:tcPr>
           <w:p>
             <w:pPr>
-              <w:spacing w:before="0" w:after="40" w:line="259" w:lineRule="auto"/>
+              <w:spacing w:after="0" w:line="259" w:lineRule="auto"/>
             </w:pPr>
+            <w:r/>
             <w:r>
               <w:rPr>
-                <w:rFonts w:ascii="SimSun" w:hAnsi="SimSun" w:eastAsia="SimSun"/>
+                <w:rFonts w:ascii="Noto Sans SC" w:hAnsi="Noto Sans SC" w:eastAsia="Noto Sans SC" w:cs="Noto Sans SC"/>
                 <w:b w:val="0"/>
-                <w:sz w:val="17"/>
+                <w:sz w:val="16"/>
               </w:rPr>
-              <w:t>Chain adjudication</w:t>
+              <w:t>full gold 审计</w:t>
             </w:r>
           </w:p>
         </w:tc>
         <w:tc>
           <w:tcPr>
-            <w:tcW w:type="dxa" w:w="2665"/>
+            <w:tcW w:type="dxa" w:w="5185"/>
+            <w:shd w:fill="F7F9FB"/>
             <w:vAlign w:val="center"/>
-            <w:tcMar>
-              <w:top w:w="90" w:type="dxa"/>
-              <w:start w:w="100" w:type="dxa"/>
-              <w:bottom w:w="90" w:type="dxa"/>
-              <w:end w:w="100" w:type="dxa"/>
-            </w:tcMar>
           </w:tcPr>
           <w:p>
             <w:pPr>
-              <w:spacing w:before="0" w:after="40" w:line="259" w:lineRule="auto"/>
+              <w:spacing w:after="0" w:line="259" w:lineRule="auto"/>
             </w:pPr>
+            <w:r/>
             <w:r>
               <w:rPr>
-                <w:rFonts w:ascii="SimSun" w:hAnsi="SimSun" w:eastAsia="SimSun"/>
+                <w:rFonts w:ascii="Noto Sans SC" w:hAnsi="Noto Sans SC" w:eastAsia="Noto Sans SC" w:cs="Noto Sans SC"/>
                 <w:b w:val="0"/>
-                <w:sz w:val="17"/>
+                <w:sz w:val="16"/>
               </w:rPr>
-              <w:t>data/pubevent_soa_lite/human_gold_v1/human_chain_adjudication_sheet.csv</w:t>
+              <w:t>python scripts/audit_human_gold.py</w:t>
+            </w:r>
+          </w:p>
+        </w:tc>
+      </w:tr>
+      <w:tr>
+        <w:tc>
+          <w:tcPr>
+            <w:tcW w:type="dxa" w:w="5185"/>
+            <w:vAlign w:val="center"/>
+          </w:tcPr>
+          <w:p>
+            <w:pPr>
+              <w:spacing w:after="0" w:line="259" w:lineRule="auto"/>
+            </w:pPr>
+            <w:r/>
+            <w:r>
+              <w:rPr>
+                <w:rFonts w:ascii="Noto Sans SC" w:hAnsi="Noto Sans SC" w:eastAsia="Noto Sans SC" w:cs="Noto Sans SC"/>
+                <w:b w:val="0"/>
+                <w:sz w:val="16"/>
+              </w:rPr>
+              <w:t>正式实验</w:t>
             </w:r>
           </w:p>
         </w:tc>
         <w:tc>
           <w:tcPr>
-            <w:tcW w:type="dxa" w:w="2835"/>
+            <w:tcW w:type="dxa" w:w="5185"/>
             <w:vAlign w:val="center"/>
-            <w:tcMar>
-              <w:top w:w="90" w:type="dxa"/>
-              <w:start w:w="100" w:type="dxa"/>
-              <w:bottom w:w="90" w:type="dxa"/>
-              <w:end w:w="100" w:type="dxa"/>
-            </w:tcMar>
           </w:tcPr>
           <w:p>
             <w:pPr>
-              <w:spacing w:before="0" w:after="40" w:line="259" w:lineRule="auto"/>
+              <w:spacing w:after="0" w:line="259" w:lineRule="auto"/>
             </w:pPr>
+            <w:r/>
             <w:r>
               <w:rPr>
-                <w:rFonts w:ascii="SimSun" w:hAnsi="SimSun" w:eastAsia="SimSun"/>
+                <w:rFonts w:ascii="Noto Sans SC" w:hAnsi="Noto Sans SC" w:eastAsia="Noto Sans SC" w:cs="Noto Sans SC"/>
                 <w:b w:val="0"/>
-                <w:sz w:val="17"/>
+                <w:sz w:val="16"/>
               </w:rPr>
-              <w:t>填写 review_decision、revised_event_chain、revised_evidence_ids、reviewer_note、reviewer_id、adjudication_status。</w:t>
-            </w:r>
-          </w:p>
-        </w:tc>
-        <w:tc>
-          <w:tcPr>
-            <w:tcW w:type="dxa" w:w="2041"/>
-            <w:vAlign w:val="center"/>
-            <w:tcMar>
-              <w:top w:w="90" w:type="dxa"/>
-              <w:start w:w="100" w:type="dxa"/>
-              <w:bottom w:w="90" w:type="dxa"/>
-              <w:end w:w="100" w:type="dxa"/>
-            </w:tcMar>
-          </w:tcPr>
-          <w:p>
-            <w:pPr>
-              <w:spacing w:before="0" w:after="40" w:line="259" w:lineRule="auto"/>
-            </w:pPr>
-            <w:r>
-              <w:rPr>
-                <w:rFonts w:ascii="SimSun" w:hAnsi="SimSun" w:eastAsia="SimSun"/>
-                <w:b w:val="0"/>
-                <w:sz w:val="17"/>
-              </w:rPr>
-              <w:t>确认事件链是否证据支撑、顺序是否合理，并导出 human_gold_event_chains。</w:t>
+              <w:t>python scripts/run_ablation.py --config configs/ablation.yaml --force</w:t>
             </w:r>
           </w:p>
         </w:tc>
@@ -4557,423 +4405,91 @@
     </w:tbl>
     <w:p>
       <w:pPr>
-        <w:pStyle w:val="Heading2"/>
-        <w:spacing w:after="120" w:line="276" w:lineRule="auto"/>
+        <w:spacing w:after="60"/>
+      </w:pPr>
+    </w:p>
+    <w:p>
+      <w:pPr>
+        <w:pStyle w:val="Heading1"/>
+        <w:spacing w:before="160" w:after="80"/>
       </w:pPr>
       <w:r>
         <w:rPr>
-          <w:rFonts w:ascii="SimSun" w:hAnsi="SimSun" w:eastAsia="SimSun"/>
-          <w:b w:val="0"/>
-          <w:sz w:val="21"/>
+          <w:rFonts w:ascii="Noto Sans SC" w:hAnsi="Noto Sans SC" w:eastAsia="Noto Sans SC" w:cs="Noto Sans SC"/>
+          <w:color w:val="1F4E79"/>
         </w:rPr>
-        <w:t>4.1 审阅决策含义</w:t>
-      </w:r>
-    </w:p>
-    <w:tbl>
-      <w:tblPr>
-        <w:tblStyle w:val="TableGrid"/>
-        <w:tblW w:type="auto" w:w="0"/>
-        <w:jc w:val="center"/>
-        <w:tblLook w:firstColumn="1" w:firstRow="1" w:lastColumn="0" w:lastRow="0" w:noHBand="0" w:noVBand="1" w:val="04A0"/>
-      </w:tblPr>
-      <w:tblGrid>
-        <w:gridCol w:w="5043"/>
-        <w:gridCol w:w="5043"/>
-      </w:tblGrid>
-      <w:tr>
-        <w:trPr>
-          <w:tblHeader w:val="true"/>
-        </w:trPr>
-        <w:tc>
-          <w:tcPr>
-            <w:tcW w:type="dxa" w:w="1814"/>
-            <w:vAlign w:val="center"/>
-            <w:tcMar>
-              <w:top w:w="90" w:type="dxa"/>
-              <w:start w:w="100" w:type="dxa"/>
-              <w:bottom w:w="90" w:type="dxa"/>
-              <w:end w:w="100" w:type="dxa"/>
-            </w:tcMar>
-            <w:shd w:fill="D9EAF7"/>
-          </w:tcPr>
-          <w:p>
-            <w:pPr>
-              <w:spacing w:before="0" w:after="40" w:line="259" w:lineRule="auto"/>
-            </w:pPr>
-            <w:r>
-              <w:rPr>
-                <w:rFonts w:ascii="SimSun" w:hAnsi="SimSun" w:eastAsia="SimSun"/>
-                <w:b/>
-                <w:color w:val="1F4E79"/>
-                <w:sz w:val="18"/>
-              </w:rPr>
-              <w:t>决策</w:t>
-            </w:r>
-          </w:p>
-        </w:tc>
-        <w:tc>
-          <w:tcPr>
-            <w:tcW w:type="dxa" w:w="7030"/>
-            <w:vAlign w:val="center"/>
-            <w:tcMar>
-              <w:top w:w="90" w:type="dxa"/>
-              <w:start w:w="100" w:type="dxa"/>
-              <w:bottom w:w="90" w:type="dxa"/>
-              <w:end w:w="100" w:type="dxa"/>
-            </w:tcMar>
-            <w:shd w:fill="D9EAF7"/>
-          </w:tcPr>
-          <w:p>
-            <w:pPr>
-              <w:spacing w:before="0" w:after="40" w:line="259" w:lineRule="auto"/>
-            </w:pPr>
-            <w:r>
-              <w:rPr>
-                <w:rFonts w:ascii="SimSun" w:hAnsi="SimSun" w:eastAsia="SimSun"/>
-                <w:b/>
-                <w:color w:val="1F4E79"/>
-                <w:sz w:val="18"/>
-              </w:rPr>
-              <w:t>含义</w:t>
-            </w:r>
-          </w:p>
-        </w:tc>
-      </w:tr>
-      <w:tr>
-        <w:tc>
-          <w:tcPr>
-            <w:tcW w:type="dxa" w:w="1814"/>
-            <w:vAlign w:val="center"/>
-            <w:tcMar>
-              <w:top w:w="90" w:type="dxa"/>
-              <w:start w:w="100" w:type="dxa"/>
-              <w:bottom w:w="90" w:type="dxa"/>
-              <w:end w:w="100" w:type="dxa"/>
-            </w:tcMar>
-          </w:tcPr>
-          <w:p>
-            <w:pPr>
-              <w:spacing w:before="0" w:after="40" w:line="259" w:lineRule="auto"/>
-            </w:pPr>
-            <w:r>
-              <w:rPr>
-                <w:rFonts w:ascii="SimSun" w:hAnsi="SimSun" w:eastAsia="SimSun"/>
-                <w:b w:val="0"/>
-                <w:sz w:val="17"/>
-              </w:rPr>
-              <w:t>accept</w:t>
-            </w:r>
-          </w:p>
-        </w:tc>
-        <w:tc>
-          <w:tcPr>
-            <w:tcW w:type="dxa" w:w="7030"/>
-            <w:vAlign w:val="center"/>
-            <w:tcMar>
-              <w:top w:w="90" w:type="dxa"/>
-              <w:start w:w="100" w:type="dxa"/>
-              <w:bottom w:w="90" w:type="dxa"/>
-              <w:end w:w="100" w:type="dxa"/>
-            </w:tcMar>
-          </w:tcPr>
-          <w:p>
-            <w:pPr>
-              <w:spacing w:before="0" w:after="40" w:line="259" w:lineRule="auto"/>
-            </w:pPr>
-            <w:r>
-              <w:rPr>
-                <w:rFonts w:ascii="SimSun" w:hAnsi="SimSun" w:eastAsia="SimSun"/>
-                <w:b w:val="0"/>
-                <w:sz w:val="17"/>
-              </w:rPr>
-              <w:t>候选记录正确，可原样进入 human_gold。</w:t>
-            </w:r>
-          </w:p>
-        </w:tc>
-      </w:tr>
-      <w:tr>
-        <w:tc>
-          <w:tcPr>
-            <w:tcW w:type="dxa" w:w="1814"/>
-            <w:vAlign w:val="center"/>
-            <w:tcMar>
-              <w:top w:w="90" w:type="dxa"/>
-              <w:start w:w="100" w:type="dxa"/>
-              <w:bottom w:w="90" w:type="dxa"/>
-              <w:end w:w="100" w:type="dxa"/>
-            </w:tcMar>
-          </w:tcPr>
-          <w:p>
-            <w:pPr>
-              <w:spacing w:before="0" w:after="40" w:line="259" w:lineRule="auto"/>
-            </w:pPr>
-            <w:r>
-              <w:rPr>
-                <w:rFonts w:ascii="SimSun" w:hAnsi="SimSun" w:eastAsia="SimSun"/>
-                <w:b w:val="0"/>
-                <w:sz w:val="17"/>
-              </w:rPr>
-              <w:t>revise</w:t>
-            </w:r>
-          </w:p>
-        </w:tc>
-        <w:tc>
-          <w:tcPr>
-            <w:tcW w:type="dxa" w:w="7030"/>
-            <w:vAlign w:val="center"/>
-            <w:tcMar>
-              <w:top w:w="90" w:type="dxa"/>
-              <w:start w:w="100" w:type="dxa"/>
-              <w:bottom w:w="90" w:type="dxa"/>
-              <w:end w:w="100" w:type="dxa"/>
-            </w:tcMar>
-          </w:tcPr>
-          <w:p>
-            <w:pPr>
-              <w:spacing w:before="0" w:after="40" w:line="259" w:lineRule="auto"/>
-            </w:pPr>
-            <w:r>
-              <w:rPr>
-                <w:rFonts w:ascii="SimSun" w:hAnsi="SimSun" w:eastAsia="SimSun"/>
-                <w:b w:val="0"/>
-                <w:sz w:val="17"/>
-              </w:rPr>
-              <w:t>候选基本可用，但需要使用 revised_* 字段修正后进入 human_gold。</w:t>
-            </w:r>
-          </w:p>
-        </w:tc>
-      </w:tr>
-      <w:tr>
-        <w:tc>
-          <w:tcPr>
-            <w:tcW w:type="dxa" w:w="1814"/>
-            <w:vAlign w:val="center"/>
-            <w:tcMar>
-              <w:top w:w="90" w:type="dxa"/>
-              <w:start w:w="100" w:type="dxa"/>
-              <w:bottom w:w="90" w:type="dxa"/>
-              <w:end w:w="100" w:type="dxa"/>
-            </w:tcMar>
-          </w:tcPr>
-          <w:p>
-            <w:pPr>
-              <w:spacing w:before="0" w:after="40" w:line="259" w:lineRule="auto"/>
-            </w:pPr>
-            <w:r>
-              <w:rPr>
-                <w:rFonts w:ascii="SimSun" w:hAnsi="SimSun" w:eastAsia="SimSun"/>
-                <w:b w:val="0"/>
-                <w:sz w:val="17"/>
-              </w:rPr>
-              <w:t>drop</w:t>
-            </w:r>
-          </w:p>
-        </w:tc>
-        <w:tc>
-          <w:tcPr>
-            <w:tcW w:type="dxa" w:w="7030"/>
-            <w:vAlign w:val="center"/>
-            <w:tcMar>
-              <w:top w:w="90" w:type="dxa"/>
-              <w:start w:w="100" w:type="dxa"/>
-              <w:bottom w:w="90" w:type="dxa"/>
-              <w:end w:w="100" w:type="dxa"/>
-            </w:tcMar>
-          </w:tcPr>
-          <w:p>
-            <w:pPr>
-              <w:spacing w:before="0" w:after="40" w:line="259" w:lineRule="auto"/>
-            </w:pPr>
-            <w:r>
-              <w:rPr>
-                <w:rFonts w:ascii="SimSun" w:hAnsi="SimSun" w:eastAsia="SimSun"/>
-                <w:b w:val="0"/>
-                <w:sz w:val="17"/>
-              </w:rPr>
-              <w:t>候选错误、无支撑、重复或过泛，不进入 human_gold。</w:t>
-            </w:r>
-          </w:p>
-        </w:tc>
-      </w:tr>
-      <w:tr>
-        <w:tc>
-          <w:tcPr>
-            <w:tcW w:type="dxa" w:w="1814"/>
-            <w:vAlign w:val="center"/>
-            <w:tcMar>
-              <w:top w:w="90" w:type="dxa"/>
-              <w:start w:w="100" w:type="dxa"/>
-              <w:bottom w:w="90" w:type="dxa"/>
-              <w:end w:w="100" w:type="dxa"/>
-            </w:tcMar>
-          </w:tcPr>
-          <w:p>
-            <w:pPr>
-              <w:spacing w:before="0" w:after="40" w:line="259" w:lineRule="auto"/>
-            </w:pPr>
-            <w:r>
-              <w:rPr>
-                <w:rFonts w:ascii="SimSun" w:hAnsi="SimSun" w:eastAsia="SimSun"/>
-                <w:b w:val="0"/>
-                <w:sz w:val="17"/>
-              </w:rPr>
-              <w:t>add_missing</w:t>
-            </w:r>
-          </w:p>
-        </w:tc>
-        <w:tc>
-          <w:tcPr>
-            <w:tcW w:type="dxa" w:w="7030"/>
-            <w:vAlign w:val="center"/>
-            <w:tcMar>
-              <w:top w:w="90" w:type="dxa"/>
-              <w:start w:w="100" w:type="dxa"/>
-              <w:bottom w:w="90" w:type="dxa"/>
-              <w:end w:w="100" w:type="dxa"/>
-            </w:tcMar>
-          </w:tcPr>
-          <w:p>
-            <w:pPr>
-              <w:spacing w:before="0" w:after="40" w:line="259" w:lineRule="auto"/>
-            </w:pPr>
-            <w:r>
-              <w:rPr>
-                <w:rFonts w:ascii="SimSun" w:hAnsi="SimSun" w:eastAsia="SimSun"/>
-                <w:b w:val="0"/>
-                <w:sz w:val="17"/>
-              </w:rPr>
-              <w:t>人工补充 LLM 遗漏的 tuple 或 chain，必须有非空 evidence_ids。</w:t>
-            </w:r>
-          </w:p>
-        </w:tc>
-      </w:tr>
-      <w:tr>
-        <w:tc>
-          <w:tcPr>
-            <w:tcW w:type="dxa" w:w="1814"/>
-            <w:vAlign w:val="center"/>
-            <w:tcMar>
-              <w:top w:w="90" w:type="dxa"/>
-              <w:start w:w="100" w:type="dxa"/>
-              <w:bottom w:w="90" w:type="dxa"/>
-              <w:end w:w="100" w:type="dxa"/>
-            </w:tcMar>
-          </w:tcPr>
-          <w:p>
-            <w:pPr>
-              <w:spacing w:before="0" w:after="40" w:line="259" w:lineRule="auto"/>
-            </w:pPr>
-            <w:r>
-              <w:rPr>
-                <w:rFonts w:ascii="SimSun" w:hAnsi="SimSun" w:eastAsia="SimSun"/>
-                <w:b w:val="0"/>
-                <w:sz w:val="17"/>
-              </w:rPr>
-              <w:t>uncertain</w:t>
-            </w:r>
-          </w:p>
-        </w:tc>
-        <w:tc>
-          <w:tcPr>
-            <w:tcW w:type="dxa" w:w="7030"/>
-            <w:vAlign w:val="center"/>
-            <w:tcMar>
-              <w:top w:w="90" w:type="dxa"/>
-              <w:start w:w="100" w:type="dxa"/>
-              <w:bottom w:w="90" w:type="dxa"/>
-              <w:end w:w="100" w:type="dxa"/>
-            </w:tcMar>
-          </w:tcPr>
-          <w:p>
-            <w:pPr>
-              <w:spacing w:before="0" w:after="40" w:line="259" w:lineRule="auto"/>
-            </w:pPr>
-            <w:r>
-              <w:rPr>
-                <w:rFonts w:ascii="SimSun" w:hAnsi="SimSun" w:eastAsia="SimSun"/>
-                <w:b w:val="0"/>
-                <w:sz w:val="17"/>
-              </w:rPr>
-              <w:t>无法确认，默认预审状态，不进入 human_gold。</w:t>
-            </w:r>
-          </w:p>
-        </w:tc>
-      </w:tr>
-    </w:tbl>
-    <w:p>
-      <w:pPr>
-        <w:pStyle w:val="Heading1"/>
-        <w:spacing w:after="120" w:line="276" w:lineRule="auto"/>
-      </w:pPr>
-      <w:r>
-        <w:rPr>
-          <w:rFonts w:ascii="SimSun" w:hAnsi="SimSun" w:eastAsia="SimSun"/>
-          <w:b w:val="0"/>
-          <w:sz w:val="21"/>
-        </w:rPr>
-        <w:t>5. 当前状态与注意事项</w:t>
+        <w:t>7. 关键注意事项</w:t>
       </w:r>
     </w:p>
     <w:p>
       <w:pPr>
         <w:pStyle w:val="ListBullet"/>
-        <w:spacing w:after="80"/>
+        <w:spacing w:after="40"/>
       </w:pPr>
       <w:r>
         <w:rPr>
-          <w:rFonts w:ascii="SimSun" w:hAnsi="SimSun" w:eastAsia="SimSun"/>
-          <w:b w:val="0"/>
-          <w:sz w:val="21"/>
+          <w:rFonts w:ascii="Noto Sans SC" w:hAnsi="Noto Sans SC" w:eastAsia="Noto Sans SC" w:cs="Noto Sans SC"/>
+          <w:sz w:val="19"/>
         </w:rPr>
-        <w:t>当前审计报告显示：主实验配置读取的 llm_gold_tuples.jsonl 属于 LLM preannotation，严格意义上应称为 silver/pseudo-gold。</w:t>
+        <w:t>`llm_gold_tuples.jsonl`、`llm_gold_event_chains.jsonl` 和 `silver_v1` 是预标注，不是最终 ground truth。</w:t>
       </w:r>
     </w:p>
     <w:p>
       <w:pPr>
         <w:pStyle w:val="ListBullet"/>
-        <w:spacing w:after="80"/>
+        <w:spacing w:after="40"/>
       </w:pPr>
       <w:r>
         <w:rPr>
-          <w:rFonts w:ascii="SimSun" w:hAnsi="SimSun" w:eastAsia="SimSun"/>
-          <w:b w:val="0"/>
-          <w:sz w:val="21"/>
+          <w:rFonts w:ascii="Noto Sans SC" w:hAnsi="Noto Sans SC" w:eastAsia="Noto Sans SC" w:cs="Noto Sans SC"/>
+          <w:sz w:val="19"/>
         </w:rPr>
-        <w:t>已有 human_reviewed_gold 导出中 reviewer/annotator 分布主要为 auto_reviewer，不能等价于独立人工 gold。</w:t>
+        <w:t>当前阻塞点是人工核验，不是继续跑论文实验；先完成 pilot，再做 full human gold。</w:t>
       </w:r>
     </w:p>
     <w:p>
       <w:pPr>
         <w:pStyle w:val="ListBullet"/>
-        <w:spacing w:after="80"/>
+        <w:spacing w:after="40"/>
       </w:pPr>
       <w:r>
         <w:rPr>
-          <w:rFonts w:ascii="SimSun" w:hAnsi="SimSun" w:eastAsia="SimSun"/>
-          <w:b w:val="0"/>
-          <w:sz w:val="21"/>
+          <w:rFonts w:ascii="Noto Sans SC" w:hAnsi="Noto Sans SC" w:eastAsia="Noto Sans SC" w:cs="Noto Sans SC"/>
+          <w:sz w:val="19"/>
         </w:rPr>
-        <w:t>若用于论文级 benchmark，需要至少一轮真实人工 review；更稳妥做法是双人标注 + adjudication + IAA。</w:t>
+        <w:t>collector、normalize、retrieval、SOE graph、evidence selector 本身是规则/搜索/API 流程，不需要 LLM。</w:t>
       </w:r>
     </w:p>
     <w:p>
       <w:pPr>
         <w:pStyle w:val="ListBullet"/>
-        <w:spacing w:after="80"/>
+        <w:spacing w:after="40"/>
       </w:pPr>
       <w:r>
         <w:rPr>
-          <w:rFonts w:ascii="SimSun" w:hAnsi="SimSun" w:eastAsia="SimSun"/>
-          <w:b w:val="0"/>
-          <w:sz w:val="21"/>
+          <w:rFonts w:ascii="Noto Sans SC" w:hAnsi="Noto Sans SC" w:eastAsia="Noto Sans SC" w:cs="Noto Sans SC"/>
+          <w:sz w:val="19"/>
         </w:rPr>
-        <w:t>证据采集阶段使用搜索 API，不是 LLM API；大模型主要用于抽取、预标注、验证和诊断评估。</w:t>
+        <w:t>LLM 用在预标注、schema attribution、verifier、benchmark 预测和可选 judge；质量优先默认使用 gpt-5.5。</w:t>
+      </w:r>
+    </w:p>
+    <w:p>
+      <w:pPr>
+        <w:pStyle w:val="ListBullet"/>
+        <w:spacing w:after="40"/>
+      </w:pPr>
+      <w:r>
+        <w:rPr>
+          <w:rFonts w:ascii="Noto Sans SC" w:hAnsi="Noto Sans SC" w:eastAsia="Noto Sans SC" w:cs="Noto Sans SC"/>
+          <w:sz w:val="19"/>
+        </w:rPr>
+        <w:t>full sheet 保留全量审核能力，priority 低不代表可以跳过。</w:t>
       </w:r>
     </w:p>
     <w:sectPr>
       <w:footerReference w:type="default" r:id="rId9"/>
       <w:pgSz w:w="12240" w:h="15840"/>
-      <w:pgMar w:top="1077" w:right="1077" w:bottom="1020" w:left="1077" w:header="720" w:footer="720" w:gutter="0"/>
+      <w:pgMar w:top="879" w:right="935" w:bottom="879" w:left="935" w:header="720" w:footer="720" w:gutter="0"/>
       <w:cols w:space="720"/>
       <w:docGrid w:linePitch="360"/>
     </w:sectPr>
@@ -4990,12 +4506,11 @@
     </w:pPr>
     <w:r>
       <w:rPr>
-        <w:rFonts w:ascii="SimSun" w:hAnsi="SimSun" w:eastAsia="SimSun"/>
-        <w:b w:val="0"/>
-        <w:color w:val="7F7F7F"/>
+        <w:rFonts w:ascii="Noto Sans SC" w:hAnsi="Noto Sans SC" w:eastAsia="Noto Sans SC" w:cs="Noto Sans SC"/>
+        <w:color w:val="777777"/>
         <w:sz w:val="16"/>
       </w:rPr>
-      <w:t>EpiSOA 项目流程与标注/API 使用说明</w:t>
+      <w:t>EpiSOA project flow summary | updated 2026-05-22</w:t>
     </w:r>
   </w:p>
 </w:ftr>
@@ -5365,8 +4880,7 @@
     <w:qFormat/>
     <w:rsid w:val="00FC693F"/>
     <w:rPr>
-      <w:rFonts w:ascii="SimSun" w:hAnsi="SimSun" w:eastAsia="SimSun"/>
-      <w:sz w:val="21"/>
+      <w:rFonts w:ascii="Noto Sans SC" w:hAnsi="Noto Sans SC" w:eastAsia="Noto Sans SC" w:cs="Noto Sans SC"/>
     </w:rPr>
   </w:style>
   <w:style w:type="paragraph" w:styleId="Header">
@@ -5383,6 +4897,9 @@
       </w:tabs>
       <w:spacing w:after="0" w:line="240" w:lineRule="auto"/>
     </w:pPr>
+    <w:rPr>
+      <w:rFonts w:ascii="Noto Sans SC" w:hAnsi="Noto Sans SC" w:eastAsia="Noto Sans SC" w:cs="Noto Sans SC"/>
+    </w:rPr>
   </w:style>
   <w:style w:type="character" w:customStyle="1" w:styleId="HeaderChar">
     <w:name w:val="Header Char"/>
@@ -5390,6 +4907,9 @@
     <w:link w:val="Header"/>
     <w:uiPriority w:val="99"/>
     <w:rsid w:val="00E618BF"/>
+    <w:rPr>
+      <w:rFonts w:ascii="Noto Sans SC" w:hAnsi="Noto Sans SC" w:eastAsia="Noto Sans SC" w:cs="Noto Sans SC"/>
+    </w:rPr>
   </w:style>
   <w:style w:type="paragraph" w:styleId="Footer">
     <w:name w:val="footer"/>
@@ -5405,6 +4925,9 @@
       </w:tabs>
       <w:spacing w:after="0" w:line="240" w:lineRule="auto"/>
     </w:pPr>
+    <w:rPr>
+      <w:rFonts w:ascii="Noto Sans SC" w:hAnsi="Noto Sans SC" w:eastAsia="Noto Sans SC" w:cs="Noto Sans SC"/>
+    </w:rPr>
   </w:style>
   <w:style w:type="character" w:customStyle="1" w:styleId="FooterChar">
     <w:name w:val="Footer Char"/>
@@ -5412,6 +4935,9 @@
     <w:link w:val="Footer"/>
     <w:uiPriority w:val="99"/>
     <w:rsid w:val="00E618BF"/>
+    <w:rPr>
+      <w:rFonts w:ascii="Noto Sans SC" w:hAnsi="Noto Sans SC" w:eastAsia="Noto Sans SC" w:cs="Noto Sans SC"/>
+    </w:rPr>
   </w:style>
   <w:style w:type="paragraph" w:styleId="Heading1">
     <w:name w:val="heading 1"/>
@@ -5428,11 +4954,11 @@
       <w:outlineLvl w:val="0"/>
     </w:pPr>
     <w:rPr>
-      <w:rFonts w:asciiTheme="majorHAnsi" w:eastAsiaTheme="majorEastAsia" w:hAnsiTheme="majorHAnsi" w:cstheme="majorBidi" w:ascii="SimSun" w:hAnsi="SimSun" w:eastAsia="SimSun"/>
+      <w:rFonts w:asciiTheme="majorHAnsi" w:eastAsiaTheme="majorEastAsia" w:hAnsiTheme="majorHAnsi" w:cstheme="majorBidi" w:ascii="Noto Sans SC" w:hAnsi="Noto Sans SC" w:eastAsia="Noto Sans SC" w:cs="Noto Sans SC"/>
       <w:b/>
       <w:bCs/>
-      <w:color w:val="1F4E79"/>
-      <w:sz w:val="32"/>
+      <w:color w:val="365F91" w:themeColor="accent1" w:themeShade="BF"/>
+      <w:sz w:val="28"/>
       <w:szCs w:val="28"/>
     </w:rPr>
   </w:style>
@@ -5452,10 +4978,10 @@
       <w:outlineLvl w:val="1"/>
     </w:pPr>
     <w:rPr>
-      <w:rFonts w:asciiTheme="majorHAnsi" w:eastAsiaTheme="majorEastAsia" w:hAnsiTheme="majorHAnsi" w:cstheme="majorBidi" w:ascii="SimSun" w:hAnsi="SimSun" w:eastAsia="SimSun"/>
+      <w:rFonts w:asciiTheme="majorHAnsi" w:eastAsiaTheme="majorEastAsia" w:hAnsiTheme="majorHAnsi" w:cstheme="majorBidi" w:ascii="Noto Sans SC" w:hAnsi="Noto Sans SC" w:eastAsia="Noto Sans SC" w:cs="Noto Sans SC"/>
       <w:b/>
       <w:bCs/>
-      <w:color w:val="2F5597"/>
+      <w:color w:val="4F81BD" w:themeColor="accent1"/>
       <w:sz w:val="26"/>
       <w:szCs w:val="26"/>
     </w:rPr>
@@ -5476,7 +5002,7 @@
       <w:outlineLvl w:val="2"/>
     </w:pPr>
     <w:rPr>
-      <w:rFonts w:asciiTheme="majorHAnsi" w:eastAsiaTheme="majorEastAsia" w:hAnsiTheme="majorHAnsi" w:cstheme="majorBidi"/>
+      <w:rFonts w:asciiTheme="majorHAnsi" w:eastAsiaTheme="majorEastAsia" w:hAnsiTheme="majorHAnsi" w:cstheme="majorBidi" w:ascii="Noto Sans SC" w:hAnsi="Noto Sans SC" w:eastAsia="Noto Sans SC" w:cs="Noto Sans SC"/>
       <w:b/>
       <w:bCs/>
       <w:color w:val="4F81BD" w:themeColor="accent1"/>
@@ -5499,7 +5025,7 @@
       <w:outlineLvl w:val="3"/>
     </w:pPr>
     <w:rPr>
-      <w:rFonts w:asciiTheme="majorHAnsi" w:eastAsiaTheme="majorEastAsia" w:hAnsiTheme="majorHAnsi" w:cstheme="majorBidi"/>
+      <w:rFonts w:asciiTheme="majorHAnsi" w:eastAsiaTheme="majorEastAsia" w:hAnsiTheme="majorHAnsi" w:cstheme="majorBidi" w:ascii="Noto Sans SC" w:hAnsi="Noto Sans SC" w:eastAsia="Noto Sans SC" w:cs="Noto Sans SC"/>
       <w:b/>
       <w:bCs/>
       <w:i/>
@@ -5524,7 +5050,7 @@
       <w:outlineLvl w:val="4"/>
     </w:pPr>
     <w:rPr>
-      <w:rFonts w:asciiTheme="majorHAnsi" w:eastAsiaTheme="majorEastAsia" w:hAnsiTheme="majorHAnsi" w:cstheme="majorBidi"/>
+      <w:rFonts w:asciiTheme="majorHAnsi" w:eastAsiaTheme="majorEastAsia" w:hAnsiTheme="majorHAnsi" w:cstheme="majorBidi" w:ascii="Noto Sans SC" w:hAnsi="Noto Sans SC" w:eastAsia="Noto Sans SC" w:cs="Noto Sans SC"/>
       <w:color w:val="243F60" w:themeColor="accent1" w:themeShade="7F"/>
     </w:rPr>
   </w:style>
@@ -5545,7 +5071,7 @@
       <w:outlineLvl w:val="5"/>
     </w:pPr>
     <w:rPr>
-      <w:rFonts w:asciiTheme="majorHAnsi" w:eastAsiaTheme="majorEastAsia" w:hAnsiTheme="majorHAnsi" w:cstheme="majorBidi"/>
+      <w:rFonts w:asciiTheme="majorHAnsi" w:eastAsiaTheme="majorEastAsia" w:hAnsiTheme="majorHAnsi" w:cstheme="majorBidi" w:ascii="Noto Sans SC" w:hAnsi="Noto Sans SC" w:eastAsia="Noto Sans SC" w:cs="Noto Sans SC"/>
       <w:i/>
       <w:iCs/>
       <w:color w:val="243F60" w:themeColor="accent1" w:themeShade="7F"/>
@@ -5568,7 +5094,7 @@
       <w:outlineLvl w:val="6"/>
     </w:pPr>
     <w:rPr>
-      <w:rFonts w:asciiTheme="majorHAnsi" w:eastAsiaTheme="majorEastAsia" w:hAnsiTheme="majorHAnsi" w:cstheme="majorBidi"/>
+      <w:rFonts w:asciiTheme="majorHAnsi" w:eastAsiaTheme="majorEastAsia" w:hAnsiTheme="majorHAnsi" w:cstheme="majorBidi" w:ascii="Noto Sans SC" w:hAnsi="Noto Sans SC" w:eastAsia="Noto Sans SC" w:cs="Noto Sans SC"/>
       <w:i/>
       <w:iCs/>
       <w:color w:val="404040" w:themeColor="text1" w:themeTint="BF"/>
@@ -5591,7 +5117,7 @@
       <w:outlineLvl w:val="7"/>
     </w:pPr>
     <w:rPr>
-      <w:rFonts w:asciiTheme="majorHAnsi" w:eastAsiaTheme="majorEastAsia" w:hAnsiTheme="majorHAnsi" w:cstheme="majorBidi"/>
+      <w:rFonts w:asciiTheme="majorHAnsi" w:eastAsiaTheme="majorEastAsia" w:hAnsiTheme="majorHAnsi" w:cstheme="majorBidi" w:ascii="Noto Sans SC" w:hAnsi="Noto Sans SC" w:eastAsia="Noto Sans SC" w:cs="Noto Sans SC"/>
       <w:color w:val="4F81BD" w:themeColor="accent1"/>
       <w:sz w:val="20"/>
       <w:szCs w:val="20"/>
@@ -5614,7 +5140,7 @@
       <w:outlineLvl w:val="8"/>
     </w:pPr>
     <w:rPr>
-      <w:rFonts w:asciiTheme="majorHAnsi" w:eastAsiaTheme="majorEastAsia" w:hAnsiTheme="majorHAnsi" w:cstheme="majorBidi"/>
+      <w:rFonts w:asciiTheme="majorHAnsi" w:eastAsiaTheme="majorEastAsia" w:hAnsiTheme="majorHAnsi" w:cstheme="majorBidi" w:ascii="Noto Sans SC" w:hAnsi="Noto Sans SC" w:eastAsia="Noto Sans SC" w:cs="Noto Sans SC"/>
       <w:i/>
       <w:iCs/>
       <w:color w:val="404040" w:themeColor="text1" w:themeTint="BF"/>
@@ -5627,12 +5153,18 @@
     <w:uiPriority w:val="1"/>
     <w:semiHidden/>
     <w:unhideWhenUsed/>
+    <w:rPr>
+      <w:rFonts w:ascii="Noto Sans SC" w:hAnsi="Noto Sans SC" w:eastAsia="Noto Sans SC" w:cs="Noto Sans SC"/>
+    </w:rPr>
   </w:style>
   <w:style w:type="table" w:default="1" w:styleId="TableNormal">
     <w:name w:val="Normal Table"/>
     <w:uiPriority w:val="99"/>
     <w:semiHidden/>
     <w:unhideWhenUsed/>
+    <w:rPr>
+      <w:rFonts w:ascii="Noto Sans SC" w:hAnsi="Noto Sans SC" w:eastAsia="Noto Sans SC" w:cs="Noto Sans SC"/>
+    </w:rPr>
     <w:tblPr>
       <w:tblInd w:w="0" w:type="dxa"/>
       <w:tblCellMar>
@@ -5657,6 +5189,9 @@
     <w:pPr>
       <w:spacing w:after="0" w:line="240" w:lineRule="auto"/>
     </w:pPr>
+    <w:rPr>
+      <w:rFonts w:ascii="Noto Sans SC" w:hAnsi="Noto Sans SC" w:eastAsia="Noto Sans SC" w:cs="Noto Sans SC"/>
+    </w:rPr>
   </w:style>
   <w:style w:type="character" w:customStyle="1" w:styleId="Heading1Char">
     <w:name w:val="Heading 1 Char"/>
@@ -5665,7 +5200,7 @@
     <w:uiPriority w:val="9"/>
     <w:rsid w:val="00FC693F"/>
     <w:rPr>
-      <w:rFonts w:asciiTheme="majorHAnsi" w:eastAsiaTheme="majorEastAsia" w:hAnsiTheme="majorHAnsi" w:cstheme="majorBidi"/>
+      <w:rFonts w:asciiTheme="majorHAnsi" w:eastAsiaTheme="majorEastAsia" w:hAnsiTheme="majorHAnsi" w:cstheme="majorBidi" w:ascii="Noto Sans SC" w:hAnsi="Noto Sans SC" w:eastAsia="Noto Sans SC" w:cs="Noto Sans SC"/>
       <w:b/>
       <w:bCs/>
       <w:color w:val="365F91" w:themeColor="accent1" w:themeShade="BF"/>
@@ -5680,7 +5215,7 @@
     <w:uiPriority w:val="9"/>
     <w:rsid w:val="00FC693F"/>
     <w:rPr>
-      <w:rFonts w:asciiTheme="majorHAnsi" w:eastAsiaTheme="majorEastAsia" w:hAnsiTheme="majorHAnsi" w:cstheme="majorBidi"/>
+      <w:rFonts w:asciiTheme="majorHAnsi" w:eastAsiaTheme="majorEastAsia" w:hAnsiTheme="majorHAnsi" w:cstheme="majorBidi" w:ascii="Noto Sans SC" w:hAnsi="Noto Sans SC" w:eastAsia="Noto Sans SC" w:cs="Noto Sans SC"/>
       <w:b/>
       <w:bCs/>
       <w:color w:val="4F81BD" w:themeColor="accent1"/>
@@ -5695,7 +5230,7 @@
     <w:uiPriority w:val="9"/>
     <w:rsid w:val="00FC693F"/>
     <w:rPr>
-      <w:rFonts w:asciiTheme="majorHAnsi" w:eastAsiaTheme="majorEastAsia" w:hAnsiTheme="majorHAnsi" w:cstheme="majorBidi"/>
+      <w:rFonts w:asciiTheme="majorHAnsi" w:eastAsiaTheme="majorEastAsia" w:hAnsiTheme="majorHAnsi" w:cstheme="majorBidi" w:ascii="Noto Sans SC" w:hAnsi="Noto Sans SC" w:eastAsia="Noto Sans SC" w:cs="Noto Sans SC"/>
       <w:b/>
       <w:bCs/>
       <w:color w:val="4F81BD" w:themeColor="accent1"/>
@@ -5717,12 +5252,11 @@
       <w:contextualSpacing/>
     </w:pPr>
     <w:rPr>
-      <w:rFonts w:asciiTheme="majorHAnsi" w:eastAsiaTheme="majorEastAsia" w:hAnsiTheme="majorHAnsi" w:cstheme="majorBidi" w:ascii="SimSun" w:hAnsi="SimSun" w:eastAsia="SimSun"/>
-      <w:b/>
-      <w:color w:val="1F4E79"/>
+      <w:rFonts w:asciiTheme="majorHAnsi" w:eastAsiaTheme="majorEastAsia" w:hAnsiTheme="majorHAnsi" w:cstheme="majorBidi" w:ascii="Noto Sans SC" w:hAnsi="Noto Sans SC" w:eastAsia="Noto Sans SC" w:cs="Noto Sans SC"/>
+      <w:color w:val="17365D" w:themeColor="text2" w:themeShade="BF"/>
       <w:spacing w:val="5"/>
       <w:kern w:val="28"/>
-      <w:sz w:val="48"/>
+      <w:sz w:val="52"/>
       <w:szCs w:val="52"/>
     </w:rPr>
   </w:style>
@@ -5733,7 +5267,7 @@
     <w:uiPriority w:val="10"/>
     <w:rsid w:val="00FC693F"/>
     <w:rPr>
-      <w:rFonts w:asciiTheme="majorHAnsi" w:eastAsiaTheme="majorEastAsia" w:hAnsiTheme="majorHAnsi" w:cstheme="majorBidi"/>
+      <w:rFonts w:asciiTheme="majorHAnsi" w:eastAsiaTheme="majorEastAsia" w:hAnsiTheme="majorHAnsi" w:cstheme="majorBidi" w:ascii="Noto Sans SC" w:hAnsi="Noto Sans SC" w:eastAsia="Noto Sans SC" w:cs="Noto Sans SC"/>
       <w:color w:val="17365D" w:themeColor="text2" w:themeShade="BF"/>
       <w:spacing w:val="5"/>
       <w:kern w:val="28"/>
@@ -5755,7 +5289,7 @@
       </w:numPr>
     </w:pPr>
     <w:rPr>
-      <w:rFonts w:asciiTheme="majorHAnsi" w:eastAsiaTheme="majorEastAsia" w:hAnsiTheme="majorHAnsi" w:cstheme="majorBidi"/>
+      <w:rFonts w:asciiTheme="majorHAnsi" w:eastAsiaTheme="majorEastAsia" w:hAnsiTheme="majorHAnsi" w:cstheme="majorBidi" w:ascii="Noto Sans SC" w:hAnsi="Noto Sans SC" w:eastAsia="Noto Sans SC" w:cs="Noto Sans SC"/>
       <w:i/>
       <w:iCs/>
       <w:color w:val="4F81BD" w:themeColor="accent1"/>
@@ -5771,7 +5305,7 @@
     <w:uiPriority w:val="11"/>
     <w:rsid w:val="00FC693F"/>
     <w:rPr>
-      <w:rFonts w:asciiTheme="majorHAnsi" w:eastAsiaTheme="majorEastAsia" w:hAnsiTheme="majorHAnsi" w:cstheme="majorBidi"/>
+      <w:rFonts w:asciiTheme="majorHAnsi" w:eastAsiaTheme="majorEastAsia" w:hAnsiTheme="majorHAnsi" w:cstheme="majorBidi" w:ascii="Noto Sans SC" w:hAnsi="Noto Sans SC" w:eastAsia="Noto Sans SC" w:cs="Noto Sans SC"/>
       <w:i/>
       <w:iCs/>
       <w:color w:val="4F81BD" w:themeColor="accent1"/>
@@ -5790,6 +5324,9 @@
       <w:ind w:left="720"/>
       <w:contextualSpacing/>
     </w:pPr>
+    <w:rPr>
+      <w:rFonts w:ascii="Noto Sans SC" w:hAnsi="Noto Sans SC" w:eastAsia="Noto Sans SC" w:cs="Noto Sans SC"/>
+    </w:rPr>
   </w:style>
   <w:style w:type="paragraph" w:styleId="BodyText">
     <w:name w:val="Body Text"/>
@@ -5802,8 +5339,7 @@
       <w:spacing w:after="120"/>
     </w:pPr>
     <w:rPr>
-      <w:rFonts w:ascii="SimSun" w:hAnsi="SimSun" w:eastAsia="SimSun"/>
-      <w:sz w:val="21"/>
+      <w:rFonts w:ascii="Noto Sans SC" w:hAnsi="Noto Sans SC" w:eastAsia="Noto Sans SC" w:cs="Noto Sans SC"/>
     </w:rPr>
   </w:style>
   <w:style w:type="character" w:customStyle="1" w:styleId="BodyTextChar">
@@ -5812,6 +5348,9 @@
     <w:link w:val="BodyText"/>
     <w:uiPriority w:val="99"/>
     <w:rsid w:val="00AA1D8D"/>
+    <w:rPr>
+      <w:rFonts w:ascii="Noto Sans SC" w:hAnsi="Noto Sans SC" w:eastAsia="Noto Sans SC" w:cs="Noto Sans SC"/>
+    </w:rPr>
   </w:style>
   <w:style w:type="paragraph" w:styleId="BodyText2">
     <w:name w:val="Body Text 2"/>
@@ -5823,6 +5362,9 @@
     <w:pPr>
       <w:spacing w:after="120" w:line="480" w:lineRule="auto"/>
     </w:pPr>
+    <w:rPr>
+      <w:rFonts w:ascii="Noto Sans SC" w:hAnsi="Noto Sans SC" w:eastAsia="Noto Sans SC" w:cs="Noto Sans SC"/>
+    </w:rPr>
   </w:style>
   <w:style w:type="character" w:customStyle="1" w:styleId="BodyText2Char">
     <w:name w:val="Body Text 2 Char"/>
@@ -5830,6 +5372,9 @@
     <w:link w:val="BodyText2"/>
     <w:uiPriority w:val="99"/>
     <w:rsid w:val="00AA1D8D"/>
+    <w:rPr>
+      <w:rFonts w:ascii="Noto Sans SC" w:hAnsi="Noto Sans SC" w:eastAsia="Noto Sans SC" w:cs="Noto Sans SC"/>
+    </w:rPr>
   </w:style>
   <w:style w:type="paragraph" w:styleId="BodyText3">
     <w:name w:val="Body Text 3"/>
@@ -5842,6 +5387,7 @@
       <w:spacing w:after="120"/>
     </w:pPr>
     <w:rPr>
+      <w:rFonts w:ascii="Noto Sans SC" w:hAnsi="Noto Sans SC" w:eastAsia="Noto Sans SC" w:cs="Noto Sans SC"/>
       <w:sz w:val="16"/>
       <w:szCs w:val="16"/>
     </w:rPr>
@@ -5853,6 +5399,7 @@
     <w:uiPriority w:val="99"/>
     <w:rsid w:val="00AA1D8D"/>
     <w:rPr>
+      <w:rFonts w:ascii="Noto Sans SC" w:hAnsi="Noto Sans SC" w:eastAsia="Noto Sans SC" w:cs="Noto Sans SC"/>
       <w:sz w:val="16"/>
       <w:szCs w:val="16"/>
     </w:rPr>
@@ -5867,6 +5414,9 @@
       <w:ind w:left="360" w:hanging="360"/>
       <w:contextualSpacing/>
     </w:pPr>
+    <w:rPr>
+      <w:rFonts w:ascii="Noto Sans SC" w:hAnsi="Noto Sans SC" w:eastAsia="Noto Sans SC" w:cs="Noto Sans SC"/>
+    </w:rPr>
   </w:style>
   <w:style w:type="paragraph" w:styleId="List2">
     <w:name w:val="List 2"/>
@@ -5878,6 +5428,9 @@
       <w:ind w:left="720" w:hanging="360"/>
       <w:contextualSpacing/>
     </w:pPr>
+    <w:rPr>
+      <w:rFonts w:ascii="Noto Sans SC" w:hAnsi="Noto Sans SC" w:eastAsia="Noto Sans SC" w:cs="Noto Sans SC"/>
+    </w:rPr>
   </w:style>
   <w:style w:type="paragraph" w:styleId="List3">
     <w:name w:val="List 3"/>
@@ -5889,6 +5442,9 @@
       <w:ind w:left="1080" w:hanging="360"/>
       <w:contextualSpacing/>
     </w:pPr>
+    <w:rPr>
+      <w:rFonts w:ascii="Noto Sans SC" w:hAnsi="Noto Sans SC" w:eastAsia="Noto Sans SC" w:cs="Noto Sans SC"/>
+    </w:rPr>
   </w:style>
   <w:style w:type="paragraph" w:styleId="ListBullet">
     <w:name w:val="List Bullet"/>
@@ -5902,6 +5458,9 @@
       </w:numPr>
       <w:contextualSpacing/>
     </w:pPr>
+    <w:rPr>
+      <w:rFonts w:ascii="Noto Sans SC" w:hAnsi="Noto Sans SC" w:eastAsia="Noto Sans SC" w:cs="Noto Sans SC"/>
+    </w:rPr>
   </w:style>
   <w:style w:type="paragraph" w:styleId="ListBullet2">
     <w:name w:val="List Bullet 2"/>
@@ -5915,6 +5474,9 @@
       </w:numPr>
       <w:contextualSpacing/>
     </w:pPr>
+    <w:rPr>
+      <w:rFonts w:ascii="Noto Sans SC" w:hAnsi="Noto Sans SC" w:eastAsia="Noto Sans SC" w:cs="Noto Sans SC"/>
+    </w:rPr>
   </w:style>
   <w:style w:type="paragraph" w:styleId="ListBullet3">
     <w:name w:val="List Bullet 3"/>
@@ -5928,6 +5490,9 @@
       </w:numPr>
       <w:contextualSpacing/>
     </w:pPr>
+    <w:rPr>
+      <w:rFonts w:ascii="Noto Sans SC" w:hAnsi="Noto Sans SC" w:eastAsia="Noto Sans SC" w:cs="Noto Sans SC"/>
+    </w:rPr>
   </w:style>
   <w:style w:type="paragraph" w:styleId="ListNumber">
     <w:name w:val="List Number"/>
@@ -5941,6 +5506,9 @@
       </w:numPr>
       <w:contextualSpacing/>
     </w:pPr>
+    <w:rPr>
+      <w:rFonts w:ascii="Noto Sans SC" w:hAnsi="Noto Sans SC" w:eastAsia="Noto Sans SC" w:cs="Noto Sans SC"/>
+    </w:rPr>
   </w:style>
   <w:style w:type="paragraph" w:styleId="ListNumber2">
     <w:name w:val="List Number 2"/>
@@ -5954,6 +5522,9 @@
       </w:numPr>
       <w:contextualSpacing/>
     </w:pPr>
+    <w:rPr>
+      <w:rFonts w:ascii="Noto Sans SC" w:hAnsi="Noto Sans SC" w:eastAsia="Noto Sans SC" w:cs="Noto Sans SC"/>
+    </w:rPr>
   </w:style>
   <w:style w:type="paragraph" w:styleId="ListNumber3">
     <w:name w:val="List Number 3"/>
@@ -5967,6 +5538,9 @@
       </w:numPr>
       <w:contextualSpacing/>
     </w:pPr>
+    <w:rPr>
+      <w:rFonts w:ascii="Noto Sans SC" w:hAnsi="Noto Sans SC" w:eastAsia="Noto Sans SC" w:cs="Noto Sans SC"/>
+    </w:rPr>
   </w:style>
   <w:style w:type="paragraph" w:styleId="ListContinue">
     <w:name w:val="List Continue"/>
@@ -5979,6 +5553,9 @@
       <w:ind w:left="360"/>
       <w:contextualSpacing/>
     </w:pPr>
+    <w:rPr>
+      <w:rFonts w:ascii="Noto Sans SC" w:hAnsi="Noto Sans SC" w:eastAsia="Noto Sans SC" w:cs="Noto Sans SC"/>
+    </w:rPr>
   </w:style>
   <w:style w:type="paragraph" w:styleId="ListContinue2">
     <w:name w:val="List Continue 2"/>
@@ -5991,6 +5568,9 @@
       <w:ind w:left="720"/>
       <w:contextualSpacing/>
     </w:pPr>
+    <w:rPr>
+      <w:rFonts w:ascii="Noto Sans SC" w:hAnsi="Noto Sans SC" w:eastAsia="Noto Sans SC" w:cs="Noto Sans SC"/>
+    </w:rPr>
   </w:style>
   <w:style w:type="paragraph" w:styleId="ListContinue3">
     <w:name w:val="List Continue 3"/>
@@ -6003,6 +5583,9 @@
       <w:ind w:left="1080"/>
       <w:contextualSpacing/>
     </w:pPr>
+    <w:rPr>
+      <w:rFonts w:ascii="Noto Sans SC" w:hAnsi="Noto Sans SC" w:eastAsia="Noto Sans SC" w:cs="Noto Sans SC"/>
+    </w:rPr>
   </w:style>
   <w:style w:type="paragraph" w:styleId="MacroText">
     <w:name w:val="macro"/>
@@ -6022,7 +5605,7 @@
       </w:tabs>
     </w:pPr>
     <w:rPr>
-      <w:rFonts w:ascii="Courier" w:hAnsi="Courier"/>
+      <w:rFonts w:ascii="Noto Sans SC" w:hAnsi="Noto Sans SC" w:eastAsia="Noto Sans SC" w:cs="Noto Sans SC"/>
       <w:sz w:val="20"/>
       <w:szCs w:val="20"/>
     </w:rPr>
@@ -6034,7 +5617,7 @@
     <w:uiPriority w:val="99"/>
     <w:rsid w:val="0029639D"/>
     <w:rPr>
-      <w:rFonts w:ascii="Courier" w:hAnsi="Courier"/>
+      <w:rFonts w:ascii="Noto Sans SC" w:hAnsi="Noto Sans SC" w:eastAsia="Noto Sans SC" w:cs="Noto Sans SC"/>
       <w:sz w:val="20"/>
       <w:szCs w:val="20"/>
     </w:rPr>
@@ -6048,6 +5631,7 @@
     <w:qFormat/>
     <w:rsid w:val="00FC693F"/>
     <w:rPr>
+      <w:rFonts w:ascii="Noto Sans SC" w:hAnsi="Noto Sans SC" w:eastAsia="Noto Sans SC" w:cs="Noto Sans SC"/>
       <w:i/>
       <w:iCs/>
       <w:color w:val="000000" w:themeColor="text1"/>
@@ -6060,6 +5644,7 @@
     <w:uiPriority w:val="29"/>
     <w:rsid w:val="00FC693F"/>
     <w:rPr>
+      <w:rFonts w:ascii="Noto Sans SC" w:hAnsi="Noto Sans SC" w:eastAsia="Noto Sans SC" w:cs="Noto Sans SC"/>
       <w:i/>
       <w:iCs/>
       <w:color w:val="000000" w:themeColor="text1"/>
@@ -6073,7 +5658,7 @@
     <w:semiHidden/>
     <w:rsid w:val="00FC693F"/>
     <w:rPr>
-      <w:rFonts w:asciiTheme="majorHAnsi" w:eastAsiaTheme="majorEastAsia" w:hAnsiTheme="majorHAnsi" w:cstheme="majorBidi"/>
+      <w:rFonts w:asciiTheme="majorHAnsi" w:eastAsiaTheme="majorEastAsia" w:hAnsiTheme="majorHAnsi" w:cstheme="majorBidi" w:ascii="Noto Sans SC" w:hAnsi="Noto Sans SC" w:eastAsia="Noto Sans SC" w:cs="Noto Sans SC"/>
       <w:b/>
       <w:bCs/>
       <w:i/>
@@ -6089,7 +5674,7 @@
     <w:semiHidden/>
     <w:rsid w:val="00FC693F"/>
     <w:rPr>
-      <w:rFonts w:asciiTheme="majorHAnsi" w:eastAsiaTheme="majorEastAsia" w:hAnsiTheme="majorHAnsi" w:cstheme="majorBidi"/>
+      <w:rFonts w:asciiTheme="majorHAnsi" w:eastAsiaTheme="majorEastAsia" w:hAnsiTheme="majorHAnsi" w:cstheme="majorBidi" w:ascii="Noto Sans SC" w:hAnsi="Noto Sans SC" w:eastAsia="Noto Sans SC" w:cs="Noto Sans SC"/>
       <w:color w:val="243F60" w:themeColor="accent1" w:themeShade="7F"/>
     </w:rPr>
   </w:style>
@@ -6101,7 +5686,7 @@
     <w:semiHidden/>
     <w:rsid w:val="00FC693F"/>
     <w:rPr>
-      <w:rFonts w:asciiTheme="majorHAnsi" w:eastAsiaTheme="majorEastAsia" w:hAnsiTheme="majorHAnsi" w:cstheme="majorBidi"/>
+      <w:rFonts w:asciiTheme="majorHAnsi" w:eastAsiaTheme="majorEastAsia" w:hAnsiTheme="majorHAnsi" w:cstheme="majorBidi" w:ascii="Noto Sans SC" w:hAnsi="Noto Sans SC" w:eastAsia="Noto Sans SC" w:cs="Noto Sans SC"/>
       <w:i/>
       <w:iCs/>
       <w:color w:val="243F60" w:themeColor="accent1" w:themeShade="7F"/>
@@ -6115,7 +5700,7 @@
     <w:semiHidden/>
     <w:rsid w:val="00FC693F"/>
     <w:rPr>
-      <w:rFonts w:asciiTheme="majorHAnsi" w:eastAsiaTheme="majorEastAsia" w:hAnsiTheme="majorHAnsi" w:cstheme="majorBidi"/>
+      <w:rFonts w:asciiTheme="majorHAnsi" w:eastAsiaTheme="majorEastAsia" w:hAnsiTheme="majorHAnsi" w:cstheme="majorBidi" w:ascii="Noto Sans SC" w:hAnsi="Noto Sans SC" w:eastAsia="Noto Sans SC" w:cs="Noto Sans SC"/>
       <w:i/>
       <w:iCs/>
       <w:color w:val="404040" w:themeColor="text1" w:themeTint="BF"/>
@@ -6129,7 +5714,7 @@
     <w:semiHidden/>
     <w:rsid w:val="00FC693F"/>
     <w:rPr>
-      <w:rFonts w:asciiTheme="majorHAnsi" w:eastAsiaTheme="majorEastAsia" w:hAnsiTheme="majorHAnsi" w:cstheme="majorBidi"/>
+      <w:rFonts w:asciiTheme="majorHAnsi" w:eastAsiaTheme="majorEastAsia" w:hAnsiTheme="majorHAnsi" w:cstheme="majorBidi" w:ascii="Noto Sans SC" w:hAnsi="Noto Sans SC" w:eastAsia="Noto Sans SC" w:cs="Noto Sans SC"/>
       <w:color w:val="4F81BD" w:themeColor="accent1"/>
       <w:sz w:val="20"/>
       <w:szCs w:val="20"/>
@@ -6143,7 +5728,7 @@
     <w:semiHidden/>
     <w:rsid w:val="00FC693F"/>
     <w:rPr>
-      <w:rFonts w:asciiTheme="majorHAnsi" w:eastAsiaTheme="majorEastAsia" w:hAnsiTheme="majorHAnsi" w:cstheme="majorBidi"/>
+      <w:rFonts w:asciiTheme="majorHAnsi" w:eastAsiaTheme="majorEastAsia" w:hAnsiTheme="majorHAnsi" w:cstheme="majorBidi" w:ascii="Noto Sans SC" w:hAnsi="Noto Sans SC" w:eastAsia="Noto Sans SC" w:cs="Noto Sans SC"/>
       <w:i/>
       <w:iCs/>
       <w:color w:val="404040" w:themeColor="text1" w:themeTint="BF"/>
@@ -6164,6 +5749,7 @@
       <w:spacing w:line="240" w:lineRule="auto"/>
     </w:pPr>
     <w:rPr>
+      <w:rFonts w:ascii="Noto Sans SC" w:hAnsi="Noto Sans SC" w:eastAsia="Noto Sans SC" w:cs="Noto Sans SC"/>
       <w:b/>
       <w:bCs/>
       <w:color w:val="4F81BD" w:themeColor="accent1"/>
@@ -6178,6 +5764,7 @@
     <w:qFormat/>
     <w:rsid w:val="00FC693F"/>
     <w:rPr>
+      <w:rFonts w:ascii="Noto Sans SC" w:hAnsi="Noto Sans SC" w:eastAsia="Noto Sans SC" w:cs="Noto Sans SC"/>
       <w:b/>
       <w:bCs/>
     </w:rPr>
@@ -6189,6 +5776,7 @@
     <w:qFormat/>
     <w:rsid w:val="00FC693F"/>
     <w:rPr>
+      <w:rFonts w:ascii="Noto Sans SC" w:hAnsi="Noto Sans SC" w:eastAsia="Noto Sans SC" w:cs="Noto Sans SC"/>
       <w:i/>
       <w:iCs/>
     </w:rPr>
@@ -6209,6 +5797,7 @@
       <w:ind w:left="936" w:right="936"/>
     </w:pPr>
     <w:rPr>
+      <w:rFonts w:ascii="Noto Sans SC" w:hAnsi="Noto Sans SC" w:eastAsia="Noto Sans SC" w:cs="Noto Sans SC"/>
       <w:b/>
       <w:bCs/>
       <w:i/>
@@ -6223,6 +5812,7 @@
     <w:uiPriority w:val="30"/>
     <w:rsid w:val="00FC693F"/>
     <w:rPr>
+      <w:rFonts w:ascii="Noto Sans SC" w:hAnsi="Noto Sans SC" w:eastAsia="Noto Sans SC" w:cs="Noto Sans SC"/>
       <w:b/>
       <w:bCs/>
       <w:i/>
@@ -6237,6 +5827,7 @@
     <w:qFormat/>
     <w:rsid w:val="00FC693F"/>
     <w:rPr>
+      <w:rFonts w:ascii="Noto Sans SC" w:hAnsi="Noto Sans SC" w:eastAsia="Noto Sans SC" w:cs="Noto Sans SC"/>
       <w:i/>
       <w:iCs/>
       <w:color w:val="808080" w:themeColor="text1" w:themeTint="7F"/>
@@ -6249,6 +5840,7 @@
     <w:qFormat/>
     <w:rsid w:val="00FC693F"/>
     <w:rPr>
+      <w:rFonts w:ascii="Noto Sans SC" w:hAnsi="Noto Sans SC" w:eastAsia="Noto Sans SC" w:cs="Noto Sans SC"/>
       <w:b/>
       <w:bCs/>
       <w:i/>
@@ -6263,6 +5855,7 @@
     <w:qFormat/>
     <w:rsid w:val="00FC693F"/>
     <w:rPr>
+      <w:rFonts w:ascii="Noto Sans SC" w:hAnsi="Noto Sans SC" w:eastAsia="Noto Sans SC" w:cs="Noto Sans SC"/>
       <w:smallCaps/>
       <w:color w:val="C0504D" w:themeColor="accent2"/>
       <w:u w:val="single"/>
@@ -6275,6 +5868,7 @@
     <w:qFormat/>
     <w:rsid w:val="00FC693F"/>
     <w:rPr>
+      <w:rFonts w:ascii="Noto Sans SC" w:hAnsi="Noto Sans SC" w:eastAsia="Noto Sans SC" w:cs="Noto Sans SC"/>
       <w:b/>
       <w:bCs/>
       <w:smallCaps/>
@@ -6290,6 +5884,7 @@
     <w:qFormat/>
     <w:rsid w:val="00FC693F"/>
     <w:rPr>
+      <w:rFonts w:ascii="Noto Sans SC" w:hAnsi="Noto Sans SC" w:eastAsia="Noto Sans SC" w:cs="Noto Sans SC"/>
       <w:b/>
       <w:bCs/>
       <w:smallCaps/>
@@ -6308,6 +5903,9 @@
     <w:pPr>
       <w:outlineLvl w:val="9"/>
     </w:pPr>
+    <w:rPr>
+      <w:rFonts w:ascii="Noto Sans SC" w:hAnsi="Noto Sans SC" w:eastAsia="Noto Sans SC" w:cs="Noto Sans SC"/>
+    </w:rPr>
   </w:style>
   <w:style w:type="table" w:styleId="TableGrid">
     <w:name w:val="Table Grid"/>
@@ -6317,6 +5915,9 @@
     <w:pPr>
       <w:spacing w:after="0" w:line="240" w:lineRule="auto"/>
     </w:pPr>
+    <w:rPr>
+      <w:rFonts w:ascii="Noto Sans SC" w:hAnsi="Noto Sans SC" w:eastAsia="Noto Sans SC" w:cs="Noto Sans SC"/>
+    </w:rPr>
     <w:tblPr>
       <w:tblInd w:w="0" w:type="dxa"/>
       <w:tblBorders>
@@ -6344,6 +5945,7 @@
       <w:spacing w:after="0" w:line="240" w:lineRule="auto"/>
     </w:pPr>
     <w:rPr>
+      <w:rFonts w:ascii="Noto Sans SC" w:hAnsi="Noto Sans SC" w:eastAsia="Noto Sans SC" w:cs="Noto Sans SC"/>
       <w:color w:val="000000" w:themeColor="text1" w:themeShade="BF"/>
     </w:rPr>
     <w:tblPr>
@@ -6447,6 +6049,7 @@
       <w:spacing w:after="0" w:line="240" w:lineRule="auto"/>
     </w:pPr>
     <w:rPr>
+      <w:rFonts w:ascii="Noto Sans SC" w:hAnsi="Noto Sans SC" w:eastAsia="Noto Sans SC" w:cs="Noto Sans SC"/>
       <w:color w:val="365F91" w:themeColor="accent1" w:themeShade="BF"/>
     </w:rPr>
     <w:tblPr>
@@ -6550,6 +6153,7 @@
       <w:spacing w:after="0" w:line="240" w:lineRule="auto"/>
     </w:pPr>
     <w:rPr>
+      <w:rFonts w:ascii="Noto Sans SC" w:hAnsi="Noto Sans SC" w:eastAsia="Noto Sans SC" w:cs="Noto Sans SC"/>
       <w:color w:val="943634" w:themeColor="accent2" w:themeShade="BF"/>
     </w:rPr>
     <w:tblPr>
@@ -6653,6 +6257,7 @@
       <w:spacing w:after="0" w:line="240" w:lineRule="auto"/>
     </w:pPr>
     <w:rPr>
+      <w:rFonts w:ascii="Noto Sans SC" w:hAnsi="Noto Sans SC" w:eastAsia="Noto Sans SC" w:cs="Noto Sans SC"/>
       <w:color w:val="76923C" w:themeColor="accent3" w:themeShade="BF"/>
     </w:rPr>
     <w:tblPr>
@@ -6756,6 +6361,7 @@
       <w:spacing w:after="0" w:line="240" w:lineRule="auto"/>
     </w:pPr>
     <w:rPr>
+      <w:rFonts w:ascii="Noto Sans SC" w:hAnsi="Noto Sans SC" w:eastAsia="Noto Sans SC" w:cs="Noto Sans SC"/>
       <w:color w:val="5F497A" w:themeColor="accent4" w:themeShade="BF"/>
     </w:rPr>
     <w:tblPr>
@@ -6859,6 +6465,7 @@
       <w:spacing w:after="0" w:line="240" w:lineRule="auto"/>
     </w:pPr>
     <w:rPr>
+      <w:rFonts w:ascii="Noto Sans SC" w:hAnsi="Noto Sans SC" w:eastAsia="Noto Sans SC" w:cs="Noto Sans SC"/>
       <w:color w:val="31849B" w:themeColor="accent5" w:themeShade="BF"/>
     </w:rPr>
     <w:tblPr>
@@ -6962,6 +6569,7 @@
       <w:spacing w:after="0" w:line="240" w:lineRule="auto"/>
     </w:pPr>
     <w:rPr>
+      <w:rFonts w:ascii="Noto Sans SC" w:hAnsi="Noto Sans SC" w:eastAsia="Noto Sans SC" w:cs="Noto Sans SC"/>
       <w:color w:val="E36C0A" w:themeColor="accent6" w:themeShade="BF"/>
     </w:rPr>
     <w:tblPr>
@@ -7064,6 +6672,9 @@
     <w:pPr>
       <w:spacing w:after="0" w:line="240" w:lineRule="auto"/>
     </w:pPr>
+    <w:rPr>
+      <w:rFonts w:ascii="Noto Sans SC" w:hAnsi="Noto Sans SC" w:eastAsia="Noto Sans SC" w:cs="Noto Sans SC"/>
+    </w:rPr>
     <w:tblPr>
       <w:tblStyleRowBandSize w:val="1"/>
       <w:tblStyleColBandSize w:val="1"/>
@@ -7156,6 +6767,9 @@
     <w:pPr>
       <w:spacing w:after="0" w:line="240" w:lineRule="auto"/>
     </w:pPr>
+    <w:rPr>
+      <w:rFonts w:ascii="Noto Sans SC" w:hAnsi="Noto Sans SC" w:eastAsia="Noto Sans SC" w:cs="Noto Sans SC"/>
+    </w:rPr>
     <w:tblPr>
       <w:tblStyleRowBandSize w:val="1"/>
       <w:tblStyleColBandSize w:val="1"/>
@@ -7248,6 +6862,9 @@
     <w:pPr>
       <w:spacing w:after="0" w:line="240" w:lineRule="auto"/>
     </w:pPr>
+    <w:rPr>
+      <w:rFonts w:ascii="Noto Sans SC" w:hAnsi="Noto Sans SC" w:eastAsia="Noto Sans SC" w:cs="Noto Sans SC"/>
+    </w:rPr>
     <w:tblPr>
       <w:tblStyleRowBandSize w:val="1"/>
       <w:tblStyleColBandSize w:val="1"/>
@@ -7340,6 +6957,9 @@
     <w:pPr>
       <w:spacing w:after="0" w:line="240" w:lineRule="auto"/>
     </w:pPr>
+    <w:rPr>
+      <w:rFonts w:ascii="Noto Sans SC" w:hAnsi="Noto Sans SC" w:eastAsia="Noto Sans SC" w:cs="Noto Sans SC"/>
+    </w:rPr>
     <w:tblPr>
       <w:tblStyleRowBandSize w:val="1"/>
       <w:tblStyleColBandSize w:val="1"/>
@@ -7432,6 +7052,9 @@
     <w:pPr>
       <w:spacing w:after="0" w:line="240" w:lineRule="auto"/>
     </w:pPr>
+    <w:rPr>
+      <w:rFonts w:ascii="Noto Sans SC" w:hAnsi="Noto Sans SC" w:eastAsia="Noto Sans SC" w:cs="Noto Sans SC"/>
+    </w:rPr>
     <w:tblPr>
       <w:tblStyleRowBandSize w:val="1"/>
       <w:tblStyleColBandSize w:val="1"/>
@@ -7524,6 +7147,9 @@
     <w:pPr>
       <w:spacing w:after="0" w:line="240" w:lineRule="auto"/>
     </w:pPr>
+    <w:rPr>
+      <w:rFonts w:ascii="Noto Sans SC" w:hAnsi="Noto Sans SC" w:eastAsia="Noto Sans SC" w:cs="Noto Sans SC"/>
+    </w:rPr>
     <w:tblPr>
       <w:tblStyleRowBandSize w:val="1"/>
       <w:tblStyleColBandSize w:val="1"/>
@@ -7616,6 +7242,9 @@
     <w:pPr>
       <w:spacing w:after="0" w:line="240" w:lineRule="auto"/>
     </w:pPr>
+    <w:rPr>
+      <w:rFonts w:ascii="Noto Sans SC" w:hAnsi="Noto Sans SC" w:eastAsia="Noto Sans SC" w:cs="Noto Sans SC"/>
+    </w:rPr>
     <w:tblPr>
       <w:tblStyleRowBandSize w:val="1"/>
       <w:tblStyleColBandSize w:val="1"/>
@@ -7708,6 +7337,9 @@
     <w:pPr>
       <w:spacing w:after="0" w:line="240" w:lineRule="auto"/>
     </w:pPr>
+    <w:rPr>
+      <w:rFonts w:ascii="Noto Sans SC" w:hAnsi="Noto Sans SC" w:eastAsia="Noto Sans SC" w:cs="Noto Sans SC"/>
+    </w:rPr>
     <w:tblPr>
       <w:tblStyleRowBandSize w:val="1"/>
       <w:tblStyleColBandSize w:val="1"/>
@@ -7838,6 +7470,9 @@
     <w:pPr>
       <w:spacing w:after="0" w:line="240" w:lineRule="auto"/>
     </w:pPr>
+    <w:rPr>
+      <w:rFonts w:ascii="Noto Sans SC" w:hAnsi="Noto Sans SC" w:eastAsia="Noto Sans SC" w:cs="Noto Sans SC"/>
+    </w:rPr>
     <w:tblPr>
       <w:tblStyleRowBandSize w:val="1"/>
       <w:tblStyleColBandSize w:val="1"/>
@@ -7968,6 +7603,9 @@
     <w:pPr>
       <w:spacing w:after="0" w:line="240" w:lineRule="auto"/>
     </w:pPr>
+    <w:rPr>
+      <w:rFonts w:ascii="Noto Sans SC" w:hAnsi="Noto Sans SC" w:eastAsia="Noto Sans SC" w:cs="Noto Sans SC"/>
+    </w:rPr>
     <w:tblPr>
       <w:tblStyleRowBandSize w:val="1"/>
       <w:tblStyleColBandSize w:val="1"/>
@@ -8098,6 +7736,9 @@
     <w:pPr>
       <w:spacing w:after="0" w:line="240" w:lineRule="auto"/>
     </w:pPr>
+    <w:rPr>
+      <w:rFonts w:ascii="Noto Sans SC" w:hAnsi="Noto Sans SC" w:eastAsia="Noto Sans SC" w:cs="Noto Sans SC"/>
+    </w:rPr>
     <w:tblPr>
       <w:tblStyleRowBandSize w:val="1"/>
       <w:tblStyleColBandSize w:val="1"/>
@@ -8228,6 +7869,9 @@
     <w:pPr>
       <w:spacing w:after="0" w:line="240" w:lineRule="auto"/>
     </w:pPr>
+    <w:rPr>
+      <w:rFonts w:ascii="Noto Sans SC" w:hAnsi="Noto Sans SC" w:eastAsia="Noto Sans SC" w:cs="Noto Sans SC"/>
+    </w:rPr>
     <w:tblPr>
       <w:tblStyleRowBandSize w:val="1"/>
       <w:tblStyleColBandSize w:val="1"/>
@@ -8358,6 +8002,9 @@
     <w:pPr>
       <w:spacing w:after="0" w:line="240" w:lineRule="auto"/>
     </w:pPr>
+    <w:rPr>
+      <w:rFonts w:ascii="Noto Sans SC" w:hAnsi="Noto Sans SC" w:eastAsia="Noto Sans SC" w:cs="Noto Sans SC"/>
+    </w:rPr>
     <w:tblPr>
       <w:tblStyleRowBandSize w:val="1"/>
       <w:tblStyleColBandSize w:val="1"/>
@@ -8488,6 +8135,9 @@
     <w:pPr>
       <w:spacing w:after="0" w:line="240" w:lineRule="auto"/>
     </w:pPr>
+    <w:rPr>
+      <w:rFonts w:ascii="Noto Sans SC" w:hAnsi="Noto Sans SC" w:eastAsia="Noto Sans SC" w:cs="Noto Sans SC"/>
+    </w:rPr>
     <w:tblPr>
       <w:tblStyleRowBandSize w:val="1"/>
       <w:tblStyleColBandSize w:val="1"/>
@@ -8618,6 +8268,9 @@
     <w:pPr>
       <w:spacing w:after="0" w:line="240" w:lineRule="auto"/>
     </w:pPr>
+    <w:rPr>
+      <w:rFonts w:ascii="Noto Sans SC" w:hAnsi="Noto Sans SC" w:eastAsia="Noto Sans SC" w:cs="Noto Sans SC"/>
+    </w:rPr>
     <w:tblPr>
       <w:tblStyleRowBandSize w:val="1"/>
       <w:tblStyleColBandSize w:val="1"/>
@@ -8724,6 +8377,9 @@
     <w:pPr>
       <w:spacing w:after="0" w:line="240" w:lineRule="auto"/>
     </w:pPr>
+    <w:rPr>
+      <w:rFonts w:ascii="Noto Sans SC" w:hAnsi="Noto Sans SC" w:eastAsia="Noto Sans SC" w:cs="Noto Sans SC"/>
+    </w:rPr>
     <w:tblPr>
       <w:tblStyleRowBandSize w:val="1"/>
       <w:tblStyleColBandSize w:val="1"/>
@@ -8830,6 +8486,9 @@
     <w:pPr>
       <w:spacing w:after="0" w:line="240" w:lineRule="auto"/>
     </w:pPr>
+    <w:rPr>
+      <w:rFonts w:ascii="Noto Sans SC" w:hAnsi="Noto Sans SC" w:eastAsia="Noto Sans SC" w:cs="Noto Sans SC"/>
+    </w:rPr>
     <w:tblPr>
       <w:tblStyleRowBandSize w:val="1"/>
       <w:tblStyleColBandSize w:val="1"/>
@@ -8936,6 +8595,9 @@
     <w:pPr>
       <w:spacing w:after="0" w:line="240" w:lineRule="auto"/>
     </w:pPr>
+    <w:rPr>
+      <w:rFonts w:ascii="Noto Sans SC" w:hAnsi="Noto Sans SC" w:eastAsia="Noto Sans SC" w:cs="Noto Sans SC"/>
+    </w:rPr>
     <w:tblPr>
       <w:tblStyleRowBandSize w:val="1"/>
       <w:tblStyleColBandSize w:val="1"/>
@@ -9042,6 +8704,9 @@
     <w:pPr>
       <w:spacing w:after="0" w:line="240" w:lineRule="auto"/>
     </w:pPr>
+    <w:rPr>
+      <w:rFonts w:ascii="Noto Sans SC" w:hAnsi="Noto Sans SC" w:eastAsia="Noto Sans SC" w:cs="Noto Sans SC"/>
+    </w:rPr>
     <w:tblPr>
       <w:tblStyleRowBandSize w:val="1"/>
       <w:tblStyleColBandSize w:val="1"/>
@@ -9148,6 +8813,9 @@
     <w:pPr>
       <w:spacing w:after="0" w:line="240" w:lineRule="auto"/>
     </w:pPr>
+    <w:rPr>
+      <w:rFonts w:ascii="Noto Sans SC" w:hAnsi="Noto Sans SC" w:eastAsia="Noto Sans SC" w:cs="Noto Sans SC"/>
+    </w:rPr>
     <w:tblPr>
       <w:tblStyleRowBandSize w:val="1"/>
       <w:tblStyleColBandSize w:val="1"/>
@@ -9254,6 +8922,9 @@
     <w:pPr>
       <w:spacing w:after="0" w:line="240" w:lineRule="auto"/>
     </w:pPr>
+    <w:rPr>
+      <w:rFonts w:ascii="Noto Sans SC" w:hAnsi="Noto Sans SC" w:eastAsia="Noto Sans SC" w:cs="Noto Sans SC"/>
+    </w:rPr>
     <w:tblPr>
       <w:tblStyleRowBandSize w:val="1"/>
       <w:tblStyleColBandSize w:val="1"/>
@@ -9360,6 +9031,9 @@
     <w:pPr>
       <w:spacing w:after="0" w:line="240" w:lineRule="auto"/>
     </w:pPr>
+    <w:rPr>
+      <w:rFonts w:ascii="Noto Sans SC" w:hAnsi="Noto Sans SC" w:eastAsia="Noto Sans SC" w:cs="Noto Sans SC"/>
+    </w:rPr>
     <w:tblPr>
       <w:tblStyleRowBandSize w:val="1"/>
       <w:tblStyleColBandSize w:val="1"/>
@@ -9509,6 +9183,9 @@
     <w:pPr>
       <w:spacing w:after="0" w:line="240" w:lineRule="auto"/>
     </w:pPr>
+    <w:rPr>
+      <w:rFonts w:ascii="Noto Sans SC" w:hAnsi="Noto Sans SC" w:eastAsia="Noto Sans SC" w:cs="Noto Sans SC"/>
+    </w:rPr>
     <w:tblPr>
       <w:tblStyleRowBandSize w:val="1"/>
       <w:tblStyleColBandSize w:val="1"/>
@@ -9658,6 +9335,9 @@
     <w:pPr>
       <w:spacing w:after="0" w:line="240" w:lineRule="auto"/>
     </w:pPr>
+    <w:rPr>
+      <w:rFonts w:ascii="Noto Sans SC" w:hAnsi="Noto Sans SC" w:eastAsia="Noto Sans SC" w:cs="Noto Sans SC"/>
+    </w:rPr>
     <w:tblPr>
       <w:tblStyleRowBandSize w:val="1"/>
       <w:tblStyleColBandSize w:val="1"/>
@@ -9807,6 +9487,9 @@
     <w:pPr>
       <w:spacing w:after="0" w:line="240" w:lineRule="auto"/>
     </w:pPr>
+    <w:rPr>
+      <w:rFonts w:ascii="Noto Sans SC" w:hAnsi="Noto Sans SC" w:eastAsia="Noto Sans SC" w:cs="Noto Sans SC"/>
+    </w:rPr>
     <w:tblPr>
       <w:tblStyleRowBandSize w:val="1"/>
       <w:tblStyleColBandSize w:val="1"/>
@@ -9956,6 +9639,9 @@
     <w:pPr>
       <w:spacing w:after="0" w:line="240" w:lineRule="auto"/>
     </w:pPr>
+    <w:rPr>
+      <w:rFonts w:ascii="Noto Sans SC" w:hAnsi="Noto Sans SC" w:eastAsia="Noto Sans SC" w:cs="Noto Sans SC"/>
+    </w:rPr>
     <w:tblPr>
       <w:tblStyleRowBandSize w:val="1"/>
       <w:tblStyleColBandSize w:val="1"/>
@@ -10105,6 +9791,9 @@
     <w:pPr>
       <w:spacing w:after="0" w:line="240" w:lineRule="auto"/>
     </w:pPr>
+    <w:rPr>
+      <w:rFonts w:ascii="Noto Sans SC" w:hAnsi="Noto Sans SC" w:eastAsia="Noto Sans SC" w:cs="Noto Sans SC"/>
+    </w:rPr>
     <w:tblPr>
       <w:tblStyleRowBandSize w:val="1"/>
       <w:tblStyleColBandSize w:val="1"/>
@@ -10254,6 +9943,9 @@
     <w:pPr>
       <w:spacing w:after="0" w:line="240" w:lineRule="auto"/>
     </w:pPr>
+    <w:rPr>
+      <w:rFonts w:ascii="Noto Sans SC" w:hAnsi="Noto Sans SC" w:eastAsia="Noto Sans SC" w:cs="Noto Sans SC"/>
+    </w:rPr>
     <w:tblPr>
       <w:tblStyleRowBandSize w:val="1"/>
       <w:tblStyleColBandSize w:val="1"/>
@@ -10404,6 +10096,7 @@
       <w:spacing w:after="0" w:line="240" w:lineRule="auto"/>
     </w:pPr>
     <w:rPr>
+      <w:rFonts w:ascii="Noto Sans SC" w:hAnsi="Noto Sans SC" w:eastAsia="Noto Sans SC" w:cs="Noto Sans SC"/>
       <w:color w:val="000000" w:themeColor="text1"/>
     </w:rPr>
     <w:tblPr>
@@ -10488,6 +10181,7 @@
       <w:spacing w:after="0" w:line="240" w:lineRule="auto"/>
     </w:pPr>
     <w:rPr>
+      <w:rFonts w:ascii="Noto Sans SC" w:hAnsi="Noto Sans SC" w:eastAsia="Noto Sans SC" w:cs="Noto Sans SC"/>
       <w:color w:val="000000" w:themeColor="text1"/>
     </w:rPr>
     <w:tblPr>
@@ -10572,6 +10266,7 @@
       <w:spacing w:after="0" w:line="240" w:lineRule="auto"/>
     </w:pPr>
     <w:rPr>
+      <w:rFonts w:ascii="Noto Sans SC" w:hAnsi="Noto Sans SC" w:eastAsia="Noto Sans SC" w:cs="Noto Sans SC"/>
       <w:color w:val="000000" w:themeColor="text1"/>
     </w:rPr>
     <w:tblPr>
@@ -10656,6 +10351,7 @@
       <w:spacing w:after="0" w:line="240" w:lineRule="auto"/>
     </w:pPr>
     <w:rPr>
+      <w:rFonts w:ascii="Noto Sans SC" w:hAnsi="Noto Sans SC" w:eastAsia="Noto Sans SC" w:cs="Noto Sans SC"/>
       <w:color w:val="000000" w:themeColor="text1"/>
     </w:rPr>
     <w:tblPr>
@@ -10740,6 +10436,7 @@
       <w:spacing w:after="0" w:line="240" w:lineRule="auto"/>
     </w:pPr>
     <w:rPr>
+      <w:rFonts w:ascii="Noto Sans SC" w:hAnsi="Noto Sans SC" w:eastAsia="Noto Sans SC" w:cs="Noto Sans SC"/>
       <w:color w:val="000000" w:themeColor="text1"/>
     </w:rPr>
     <w:tblPr>
@@ -10824,6 +10521,7 @@
       <w:spacing w:after="0" w:line="240" w:lineRule="auto"/>
     </w:pPr>
     <w:rPr>
+      <w:rFonts w:ascii="Noto Sans SC" w:hAnsi="Noto Sans SC" w:eastAsia="Noto Sans SC" w:cs="Noto Sans SC"/>
       <w:color w:val="000000" w:themeColor="text1"/>
     </w:rPr>
     <w:tblPr>
@@ -10908,6 +10606,7 @@
       <w:spacing w:after="0" w:line="240" w:lineRule="auto"/>
     </w:pPr>
     <w:rPr>
+      <w:rFonts w:ascii="Noto Sans SC" w:hAnsi="Noto Sans SC" w:eastAsia="Noto Sans SC" w:cs="Noto Sans SC"/>
       <w:color w:val="000000" w:themeColor="text1"/>
     </w:rPr>
     <w:tblPr>
@@ -10992,7 +10691,7 @@
       <w:spacing w:after="0" w:line="240" w:lineRule="auto"/>
     </w:pPr>
     <w:rPr>
-      <w:rFonts w:asciiTheme="majorHAnsi" w:eastAsiaTheme="majorEastAsia" w:hAnsiTheme="majorHAnsi" w:cstheme="majorBidi"/>
+      <w:rFonts w:asciiTheme="majorHAnsi" w:eastAsiaTheme="majorEastAsia" w:hAnsiTheme="majorHAnsi" w:cstheme="majorBidi" w:ascii="Noto Sans SC" w:hAnsi="Noto Sans SC" w:eastAsia="Noto Sans SC" w:cs="Noto Sans SC"/>
       <w:color w:val="000000" w:themeColor="text1"/>
     </w:rPr>
     <w:tblPr>
@@ -11120,7 +10819,7 @@
       <w:spacing w:after="0" w:line="240" w:lineRule="auto"/>
     </w:pPr>
     <w:rPr>
-      <w:rFonts w:asciiTheme="majorHAnsi" w:eastAsiaTheme="majorEastAsia" w:hAnsiTheme="majorHAnsi" w:cstheme="majorBidi"/>
+      <w:rFonts w:asciiTheme="majorHAnsi" w:eastAsiaTheme="majorEastAsia" w:hAnsiTheme="majorHAnsi" w:cstheme="majorBidi" w:ascii="Noto Sans SC" w:hAnsi="Noto Sans SC" w:eastAsia="Noto Sans SC" w:cs="Noto Sans SC"/>
       <w:color w:val="000000" w:themeColor="text1"/>
     </w:rPr>
     <w:tblPr>
@@ -11248,7 +10947,7 @@
       <w:spacing w:after="0" w:line="240" w:lineRule="auto"/>
     </w:pPr>
     <w:rPr>
-      <w:rFonts w:asciiTheme="majorHAnsi" w:eastAsiaTheme="majorEastAsia" w:hAnsiTheme="majorHAnsi" w:cstheme="majorBidi"/>
+      <w:rFonts w:asciiTheme="majorHAnsi" w:eastAsiaTheme="majorEastAsia" w:hAnsiTheme="majorHAnsi" w:cstheme="majorBidi" w:ascii="Noto Sans SC" w:hAnsi="Noto Sans SC" w:eastAsia="Noto Sans SC" w:cs="Noto Sans SC"/>
       <w:color w:val="000000" w:themeColor="text1"/>
     </w:rPr>
     <w:tblPr>
@@ -11376,7 +11075,7 @@
       <w:spacing w:after="0" w:line="240" w:lineRule="auto"/>
     </w:pPr>
     <w:rPr>
-      <w:rFonts w:asciiTheme="majorHAnsi" w:eastAsiaTheme="majorEastAsia" w:hAnsiTheme="majorHAnsi" w:cstheme="majorBidi"/>
+      <w:rFonts w:asciiTheme="majorHAnsi" w:eastAsiaTheme="majorEastAsia" w:hAnsiTheme="majorHAnsi" w:cstheme="majorBidi" w:ascii="Noto Sans SC" w:hAnsi="Noto Sans SC" w:eastAsia="Noto Sans SC" w:cs="Noto Sans SC"/>
       <w:color w:val="000000" w:themeColor="text1"/>
     </w:rPr>
     <w:tblPr>
@@ -11504,7 +11203,7 @@
       <w:spacing w:after="0" w:line="240" w:lineRule="auto"/>
     </w:pPr>
     <w:rPr>
-      <w:rFonts w:asciiTheme="majorHAnsi" w:eastAsiaTheme="majorEastAsia" w:hAnsiTheme="majorHAnsi" w:cstheme="majorBidi"/>
+      <w:rFonts w:asciiTheme="majorHAnsi" w:eastAsiaTheme="majorEastAsia" w:hAnsiTheme="majorHAnsi" w:cstheme="majorBidi" w:ascii="Noto Sans SC" w:hAnsi="Noto Sans SC" w:eastAsia="Noto Sans SC" w:cs="Noto Sans SC"/>
       <w:color w:val="000000" w:themeColor="text1"/>
     </w:rPr>
     <w:tblPr>
@@ -11632,7 +11331,7 @@
       <w:spacing w:after="0" w:line="240" w:lineRule="auto"/>
     </w:pPr>
     <w:rPr>
-      <w:rFonts w:asciiTheme="majorHAnsi" w:eastAsiaTheme="majorEastAsia" w:hAnsiTheme="majorHAnsi" w:cstheme="majorBidi"/>
+      <w:rFonts w:asciiTheme="majorHAnsi" w:eastAsiaTheme="majorEastAsia" w:hAnsiTheme="majorHAnsi" w:cstheme="majorBidi" w:ascii="Noto Sans SC" w:hAnsi="Noto Sans SC" w:eastAsia="Noto Sans SC" w:cs="Noto Sans SC"/>
       <w:color w:val="000000" w:themeColor="text1"/>
     </w:rPr>
     <w:tblPr>
@@ -11760,7 +11459,7 @@
       <w:spacing w:after="0" w:line="240" w:lineRule="auto"/>
     </w:pPr>
     <w:rPr>
-      <w:rFonts w:asciiTheme="majorHAnsi" w:eastAsiaTheme="majorEastAsia" w:hAnsiTheme="majorHAnsi" w:cstheme="majorBidi"/>
+      <w:rFonts w:asciiTheme="majorHAnsi" w:eastAsiaTheme="majorEastAsia" w:hAnsiTheme="majorHAnsi" w:cstheme="majorBidi" w:ascii="Noto Sans SC" w:hAnsi="Noto Sans SC" w:eastAsia="Noto Sans SC" w:cs="Noto Sans SC"/>
       <w:color w:val="000000" w:themeColor="text1"/>
     </w:rPr>
     <w:tblPr>
@@ -11887,6 +11586,9 @@
     <w:pPr>
       <w:spacing w:after="0" w:line="240" w:lineRule="auto"/>
     </w:pPr>
+    <w:rPr>
+      <w:rFonts w:ascii="Noto Sans SC" w:hAnsi="Noto Sans SC" w:eastAsia="Noto Sans SC" w:cs="Noto Sans SC"/>
+    </w:rPr>
     <w:tblPr>
       <w:tblStyleRowBandSize w:val="1"/>
       <w:tblStyleColBandSize w:val="1"/>
@@ -11960,6 +11662,9 @@
     <w:pPr>
       <w:spacing w:after="0" w:line="240" w:lineRule="auto"/>
     </w:pPr>
+    <w:rPr>
+      <w:rFonts w:ascii="Noto Sans SC" w:hAnsi="Noto Sans SC" w:eastAsia="Noto Sans SC" w:cs="Noto Sans SC"/>
+    </w:rPr>
     <w:tblPr>
       <w:tblStyleRowBandSize w:val="1"/>
       <w:tblStyleColBandSize w:val="1"/>
@@ -12033,6 +11738,9 @@
     <w:pPr>
       <w:spacing w:after="0" w:line="240" w:lineRule="auto"/>
     </w:pPr>
+    <w:rPr>
+      <w:rFonts w:ascii="Noto Sans SC" w:hAnsi="Noto Sans SC" w:eastAsia="Noto Sans SC" w:cs="Noto Sans SC"/>
+    </w:rPr>
     <w:tblPr>
       <w:tblStyleRowBandSize w:val="1"/>
       <w:tblStyleColBandSize w:val="1"/>
@@ -12106,6 +11814,9 @@
     <w:pPr>
       <w:spacing w:after="0" w:line="240" w:lineRule="auto"/>
     </w:pPr>
+    <w:rPr>
+      <w:rFonts w:ascii="Noto Sans SC" w:hAnsi="Noto Sans SC" w:eastAsia="Noto Sans SC" w:cs="Noto Sans SC"/>
+    </w:rPr>
     <w:tblPr>
       <w:tblStyleRowBandSize w:val="1"/>
       <w:tblStyleColBandSize w:val="1"/>
@@ -12179,6 +11890,9 @@
     <w:pPr>
       <w:spacing w:after="0" w:line="240" w:lineRule="auto"/>
     </w:pPr>
+    <w:rPr>
+      <w:rFonts w:ascii="Noto Sans SC" w:hAnsi="Noto Sans SC" w:eastAsia="Noto Sans SC" w:cs="Noto Sans SC"/>
+    </w:rPr>
     <w:tblPr>
       <w:tblStyleRowBandSize w:val="1"/>
       <w:tblStyleColBandSize w:val="1"/>
@@ -12252,6 +11966,9 @@
     <w:pPr>
       <w:spacing w:after="0" w:line="240" w:lineRule="auto"/>
     </w:pPr>
+    <w:rPr>
+      <w:rFonts w:ascii="Noto Sans SC" w:hAnsi="Noto Sans SC" w:eastAsia="Noto Sans SC" w:cs="Noto Sans SC"/>
+    </w:rPr>
     <w:tblPr>
       <w:tblStyleRowBandSize w:val="1"/>
       <w:tblStyleColBandSize w:val="1"/>
@@ -12325,6 +12042,9 @@
     <w:pPr>
       <w:spacing w:after="0" w:line="240" w:lineRule="auto"/>
     </w:pPr>
+    <w:rPr>
+      <w:rFonts w:ascii="Noto Sans SC" w:hAnsi="Noto Sans SC" w:eastAsia="Noto Sans SC" w:cs="Noto Sans SC"/>
+    </w:rPr>
     <w:tblPr>
       <w:tblStyleRowBandSize w:val="1"/>
       <w:tblStyleColBandSize w:val="1"/>
@@ -12399,7 +12119,7 @@
       <w:spacing w:after="0" w:line="240" w:lineRule="auto"/>
     </w:pPr>
     <w:rPr>
-      <w:rFonts w:asciiTheme="majorHAnsi" w:eastAsiaTheme="majorEastAsia" w:hAnsiTheme="majorHAnsi" w:cstheme="majorBidi"/>
+      <w:rFonts w:asciiTheme="majorHAnsi" w:eastAsiaTheme="majorEastAsia" w:hAnsiTheme="majorHAnsi" w:cstheme="majorBidi" w:ascii="Noto Sans SC" w:hAnsi="Noto Sans SC" w:eastAsia="Noto Sans SC" w:cs="Noto Sans SC"/>
       <w:color w:val="000000" w:themeColor="text1"/>
     </w:rPr>
     <w:tblPr>
@@ -12524,7 +12244,7 @@
       <w:spacing w:after="0" w:line="240" w:lineRule="auto"/>
     </w:pPr>
     <w:rPr>
-      <w:rFonts w:asciiTheme="majorHAnsi" w:eastAsiaTheme="majorEastAsia" w:hAnsiTheme="majorHAnsi" w:cstheme="majorBidi"/>
+      <w:rFonts w:asciiTheme="majorHAnsi" w:eastAsiaTheme="majorEastAsia" w:hAnsiTheme="majorHAnsi" w:cstheme="majorBidi" w:ascii="Noto Sans SC" w:hAnsi="Noto Sans SC" w:eastAsia="Noto Sans SC" w:cs="Noto Sans SC"/>
       <w:color w:val="000000" w:themeColor="text1"/>
     </w:rPr>
     <w:tblPr>
@@ -12649,7 +12369,7 @@
       <w:spacing w:after="0" w:line="240" w:lineRule="auto"/>
     </w:pPr>
     <w:rPr>
-      <w:rFonts w:asciiTheme="majorHAnsi" w:eastAsiaTheme="majorEastAsia" w:hAnsiTheme="majorHAnsi" w:cstheme="majorBidi"/>
+      <w:rFonts w:asciiTheme="majorHAnsi" w:eastAsiaTheme="majorEastAsia" w:hAnsiTheme="majorHAnsi" w:cstheme="majorBidi" w:ascii="Noto Sans SC" w:hAnsi="Noto Sans SC" w:eastAsia="Noto Sans SC" w:cs="Noto Sans SC"/>
       <w:color w:val="000000" w:themeColor="text1"/>
     </w:rPr>
     <w:tblPr>
@@ -12774,7 +12494,7 @@
       <w:spacing w:after="0" w:line="240" w:lineRule="auto"/>
     </w:pPr>
     <w:rPr>
-      <w:rFonts w:asciiTheme="majorHAnsi" w:eastAsiaTheme="majorEastAsia" w:hAnsiTheme="majorHAnsi" w:cstheme="majorBidi"/>
+      <w:rFonts w:asciiTheme="majorHAnsi" w:eastAsiaTheme="majorEastAsia" w:hAnsiTheme="majorHAnsi" w:cstheme="majorBidi" w:ascii="Noto Sans SC" w:hAnsi="Noto Sans SC" w:eastAsia="Noto Sans SC" w:cs="Noto Sans SC"/>
       <w:color w:val="000000" w:themeColor="text1"/>
     </w:rPr>
     <w:tblPr>
@@ -12899,7 +12619,7 @@
       <w:spacing w:after="0" w:line="240" w:lineRule="auto"/>
     </w:pPr>
     <w:rPr>
-      <w:rFonts w:asciiTheme="majorHAnsi" w:eastAsiaTheme="majorEastAsia" w:hAnsiTheme="majorHAnsi" w:cstheme="majorBidi"/>
+      <w:rFonts w:asciiTheme="majorHAnsi" w:eastAsiaTheme="majorEastAsia" w:hAnsiTheme="majorHAnsi" w:cstheme="majorBidi" w:ascii="Noto Sans SC" w:hAnsi="Noto Sans SC" w:eastAsia="Noto Sans SC" w:cs="Noto Sans SC"/>
       <w:color w:val="000000" w:themeColor="text1"/>
     </w:rPr>
     <w:tblPr>
@@ -13024,7 +12744,7 @@
       <w:spacing w:after="0" w:line="240" w:lineRule="auto"/>
     </w:pPr>
     <w:rPr>
-      <w:rFonts w:asciiTheme="majorHAnsi" w:eastAsiaTheme="majorEastAsia" w:hAnsiTheme="majorHAnsi" w:cstheme="majorBidi"/>
+      <w:rFonts w:asciiTheme="majorHAnsi" w:eastAsiaTheme="majorEastAsia" w:hAnsiTheme="majorHAnsi" w:cstheme="majorBidi" w:ascii="Noto Sans SC" w:hAnsi="Noto Sans SC" w:eastAsia="Noto Sans SC" w:cs="Noto Sans SC"/>
       <w:color w:val="000000" w:themeColor="text1"/>
     </w:rPr>
     <w:tblPr>
@@ -13149,7 +12869,7 @@
       <w:spacing w:after="0" w:line="240" w:lineRule="auto"/>
     </w:pPr>
     <w:rPr>
-      <w:rFonts w:asciiTheme="majorHAnsi" w:eastAsiaTheme="majorEastAsia" w:hAnsiTheme="majorHAnsi" w:cstheme="majorBidi"/>
+      <w:rFonts w:asciiTheme="majorHAnsi" w:eastAsiaTheme="majorEastAsia" w:hAnsiTheme="majorHAnsi" w:cstheme="majorBidi" w:ascii="Noto Sans SC" w:hAnsi="Noto Sans SC" w:eastAsia="Noto Sans SC" w:cs="Noto Sans SC"/>
       <w:color w:val="000000" w:themeColor="text1"/>
     </w:rPr>
     <w:tblPr>
@@ -13273,6 +12993,9 @@
     <w:pPr>
       <w:spacing w:after="0" w:line="240" w:lineRule="auto"/>
     </w:pPr>
+    <w:rPr>
+      <w:rFonts w:ascii="Noto Sans SC" w:hAnsi="Noto Sans SC" w:eastAsia="Noto Sans SC" w:cs="Noto Sans SC"/>
+    </w:rPr>
     <w:tblPr>
       <w:tblStyleRowBandSize w:val="1"/>
       <w:tblStyleColBandSize w:val="1"/>
@@ -13414,6 +13137,9 @@
     <w:pPr>
       <w:spacing w:after="0" w:line="240" w:lineRule="auto"/>
     </w:pPr>
+    <w:rPr>
+      <w:rFonts w:ascii="Noto Sans SC" w:hAnsi="Noto Sans SC" w:eastAsia="Noto Sans SC" w:cs="Noto Sans SC"/>
+    </w:rPr>
     <w:tblPr>
       <w:tblStyleRowBandSize w:val="1"/>
       <w:tblStyleColBandSize w:val="1"/>
@@ -13555,6 +13281,9 @@
     <w:pPr>
       <w:spacing w:after="0" w:line="240" w:lineRule="auto"/>
     </w:pPr>
+    <w:rPr>
+      <w:rFonts w:ascii="Noto Sans SC" w:hAnsi="Noto Sans SC" w:eastAsia="Noto Sans SC" w:cs="Noto Sans SC"/>
+    </w:rPr>
     <w:tblPr>
       <w:tblStyleRowBandSize w:val="1"/>
       <w:tblStyleColBandSize w:val="1"/>
@@ -13696,6 +13425,9 @@
     <w:pPr>
       <w:spacing w:after="0" w:line="240" w:lineRule="auto"/>
     </w:pPr>
+    <w:rPr>
+      <w:rFonts w:ascii="Noto Sans SC" w:hAnsi="Noto Sans SC" w:eastAsia="Noto Sans SC" w:cs="Noto Sans SC"/>
+    </w:rPr>
     <w:tblPr>
       <w:tblStyleRowBandSize w:val="1"/>
       <w:tblStyleColBandSize w:val="1"/>
@@ -13837,6 +13569,9 @@
     <w:pPr>
       <w:spacing w:after="0" w:line="240" w:lineRule="auto"/>
     </w:pPr>
+    <w:rPr>
+      <w:rFonts w:ascii="Noto Sans SC" w:hAnsi="Noto Sans SC" w:eastAsia="Noto Sans SC" w:cs="Noto Sans SC"/>
+    </w:rPr>
     <w:tblPr>
       <w:tblStyleRowBandSize w:val="1"/>
       <w:tblStyleColBandSize w:val="1"/>
@@ -13978,6 +13713,9 @@
     <w:pPr>
       <w:spacing w:after="0" w:line="240" w:lineRule="auto"/>
     </w:pPr>
+    <w:rPr>
+      <w:rFonts w:ascii="Noto Sans SC" w:hAnsi="Noto Sans SC" w:eastAsia="Noto Sans SC" w:cs="Noto Sans SC"/>
+    </w:rPr>
     <w:tblPr>
       <w:tblStyleRowBandSize w:val="1"/>
       <w:tblStyleColBandSize w:val="1"/>
@@ -14119,6 +13857,9 @@
     <w:pPr>
       <w:spacing w:after="0" w:line="240" w:lineRule="auto"/>
     </w:pPr>
+    <w:rPr>
+      <w:rFonts w:ascii="Noto Sans SC" w:hAnsi="Noto Sans SC" w:eastAsia="Noto Sans SC" w:cs="Noto Sans SC"/>
+    </w:rPr>
     <w:tblPr>
       <w:tblStyleRowBandSize w:val="1"/>
       <w:tblStyleColBandSize w:val="1"/>
@@ -14261,6 +14002,7 @@
       <w:spacing w:after="0" w:line="240" w:lineRule="auto"/>
     </w:pPr>
     <w:rPr>
+      <w:rFonts w:ascii="Noto Sans SC" w:hAnsi="Noto Sans SC" w:eastAsia="Noto Sans SC" w:cs="Noto Sans SC"/>
       <w:color w:val="FFFFFF" w:themeColor="background1"/>
     </w:rPr>
     <w:tblPr>
@@ -14375,6 +14117,7 @@
       <w:spacing w:after="0" w:line="240" w:lineRule="auto"/>
     </w:pPr>
     <w:rPr>
+      <w:rFonts w:ascii="Noto Sans SC" w:hAnsi="Noto Sans SC" w:eastAsia="Noto Sans SC" w:cs="Noto Sans SC"/>
       <w:color w:val="FFFFFF" w:themeColor="background1"/>
     </w:rPr>
     <w:tblPr>
@@ -14489,6 +14232,7 @@
       <w:spacing w:after="0" w:line="240" w:lineRule="auto"/>
     </w:pPr>
     <w:rPr>
+      <w:rFonts w:ascii="Noto Sans SC" w:hAnsi="Noto Sans SC" w:eastAsia="Noto Sans SC" w:cs="Noto Sans SC"/>
       <w:color w:val="FFFFFF" w:themeColor="background1"/>
     </w:rPr>
     <w:tblPr>
@@ -14603,6 +14347,7 @@
       <w:spacing w:after="0" w:line="240" w:lineRule="auto"/>
     </w:pPr>
     <w:rPr>
+      <w:rFonts w:ascii="Noto Sans SC" w:hAnsi="Noto Sans SC" w:eastAsia="Noto Sans SC" w:cs="Noto Sans SC"/>
       <w:color w:val="FFFFFF" w:themeColor="background1"/>
     </w:rPr>
     <w:tblPr>
@@ -14717,6 +14462,7 @@
       <w:spacing w:after="0" w:line="240" w:lineRule="auto"/>
     </w:pPr>
     <w:rPr>
+      <w:rFonts w:ascii="Noto Sans SC" w:hAnsi="Noto Sans SC" w:eastAsia="Noto Sans SC" w:cs="Noto Sans SC"/>
       <w:color w:val="FFFFFF" w:themeColor="background1"/>
     </w:rPr>
     <w:tblPr>
@@ -14831,6 +14577,7 @@
       <w:spacing w:after="0" w:line="240" w:lineRule="auto"/>
     </w:pPr>
     <w:rPr>
+      <w:rFonts w:ascii="Noto Sans SC" w:hAnsi="Noto Sans SC" w:eastAsia="Noto Sans SC" w:cs="Noto Sans SC"/>
       <w:color w:val="FFFFFF" w:themeColor="background1"/>
     </w:rPr>
     <w:tblPr>
@@ -14945,6 +14692,7 @@
       <w:spacing w:after="0" w:line="240" w:lineRule="auto"/>
     </w:pPr>
     <w:rPr>
+      <w:rFonts w:ascii="Noto Sans SC" w:hAnsi="Noto Sans SC" w:eastAsia="Noto Sans SC" w:cs="Noto Sans SC"/>
       <w:color w:val="FFFFFF" w:themeColor="background1"/>
     </w:rPr>
     <w:tblPr>
@@ -15059,6 +14807,7 @@
       <w:spacing w:after="0" w:line="240" w:lineRule="auto"/>
     </w:pPr>
     <w:rPr>
+      <w:rFonts w:ascii="Noto Sans SC" w:hAnsi="Noto Sans SC" w:eastAsia="Noto Sans SC" w:cs="Noto Sans SC"/>
       <w:color w:val="000000" w:themeColor="text1"/>
     </w:rPr>
     <w:tblPr>
@@ -15181,6 +14930,7 @@
       <w:spacing w:after="0" w:line="240" w:lineRule="auto"/>
     </w:pPr>
     <w:rPr>
+      <w:rFonts w:ascii="Noto Sans SC" w:hAnsi="Noto Sans SC" w:eastAsia="Noto Sans SC" w:cs="Noto Sans SC"/>
       <w:color w:val="000000" w:themeColor="text1"/>
     </w:rPr>
     <w:tblPr>
@@ -15303,6 +15053,7 @@
       <w:spacing w:after="0" w:line="240" w:lineRule="auto"/>
     </w:pPr>
     <w:rPr>
+      <w:rFonts w:ascii="Noto Sans SC" w:hAnsi="Noto Sans SC" w:eastAsia="Noto Sans SC" w:cs="Noto Sans SC"/>
       <w:color w:val="000000" w:themeColor="text1"/>
     </w:rPr>
     <w:tblPr>
@@ -15425,6 +15176,7 @@
       <w:spacing w:after="0" w:line="240" w:lineRule="auto"/>
     </w:pPr>
     <w:rPr>
+      <w:rFonts w:ascii="Noto Sans SC" w:hAnsi="Noto Sans SC" w:eastAsia="Noto Sans SC" w:cs="Noto Sans SC"/>
       <w:color w:val="000000" w:themeColor="text1"/>
     </w:rPr>
     <w:tblPr>
@@ -15537,6 +15289,7 @@
       <w:spacing w:after="0" w:line="240" w:lineRule="auto"/>
     </w:pPr>
     <w:rPr>
+      <w:rFonts w:ascii="Noto Sans SC" w:hAnsi="Noto Sans SC" w:eastAsia="Noto Sans SC" w:cs="Noto Sans SC"/>
       <w:color w:val="000000" w:themeColor="text1"/>
     </w:rPr>
     <w:tblPr>
@@ -15659,6 +15412,7 @@
       <w:spacing w:after="0" w:line="240" w:lineRule="auto"/>
     </w:pPr>
     <w:rPr>
+      <w:rFonts w:ascii="Noto Sans SC" w:hAnsi="Noto Sans SC" w:eastAsia="Noto Sans SC" w:cs="Noto Sans SC"/>
       <w:color w:val="000000" w:themeColor="text1"/>
     </w:rPr>
     <w:tblPr>
@@ -15781,6 +15535,7 @@
       <w:spacing w:after="0" w:line="240" w:lineRule="auto"/>
     </w:pPr>
     <w:rPr>
+      <w:rFonts w:ascii="Noto Sans SC" w:hAnsi="Noto Sans SC" w:eastAsia="Noto Sans SC" w:cs="Noto Sans SC"/>
       <w:color w:val="000000" w:themeColor="text1"/>
     </w:rPr>
     <w:tblPr>
@@ -15903,6 +15658,7 @@
       <w:spacing w:after="0" w:line="240" w:lineRule="auto"/>
     </w:pPr>
     <w:rPr>
+      <w:rFonts w:ascii="Noto Sans SC" w:hAnsi="Noto Sans SC" w:eastAsia="Noto Sans SC" w:cs="Noto Sans SC"/>
       <w:color w:val="000000" w:themeColor="text1"/>
     </w:rPr>
     <w:tblPr>
@@ -15989,6 +15745,7 @@
       <w:spacing w:after="0" w:line="240" w:lineRule="auto"/>
     </w:pPr>
     <w:rPr>
+      <w:rFonts w:ascii="Noto Sans SC" w:hAnsi="Noto Sans SC" w:eastAsia="Noto Sans SC" w:cs="Noto Sans SC"/>
       <w:color w:val="000000" w:themeColor="text1"/>
     </w:rPr>
     <w:tblPr>
@@ -16075,6 +15832,7 @@
       <w:spacing w:after="0" w:line="240" w:lineRule="auto"/>
     </w:pPr>
     <w:rPr>
+      <w:rFonts w:ascii="Noto Sans SC" w:hAnsi="Noto Sans SC" w:eastAsia="Noto Sans SC" w:cs="Noto Sans SC"/>
       <w:color w:val="000000" w:themeColor="text1"/>
     </w:rPr>
     <w:tblPr>
@@ -16161,6 +15919,7 @@
       <w:spacing w:after="0" w:line="240" w:lineRule="auto"/>
     </w:pPr>
     <w:rPr>
+      <w:rFonts w:ascii="Noto Sans SC" w:hAnsi="Noto Sans SC" w:eastAsia="Noto Sans SC" w:cs="Noto Sans SC"/>
       <w:color w:val="000000" w:themeColor="text1"/>
     </w:rPr>
     <w:tblPr>
@@ -16247,6 +16006,7 @@
       <w:spacing w:after="0" w:line="240" w:lineRule="auto"/>
     </w:pPr>
     <w:rPr>
+      <w:rFonts w:ascii="Noto Sans SC" w:hAnsi="Noto Sans SC" w:eastAsia="Noto Sans SC" w:cs="Noto Sans SC"/>
       <w:color w:val="000000" w:themeColor="text1"/>
     </w:rPr>
     <w:tblPr>
@@ -16333,6 +16093,7 @@
       <w:spacing w:after="0" w:line="240" w:lineRule="auto"/>
     </w:pPr>
     <w:rPr>
+      <w:rFonts w:ascii="Noto Sans SC" w:hAnsi="Noto Sans SC" w:eastAsia="Noto Sans SC" w:cs="Noto Sans SC"/>
       <w:color w:val="000000" w:themeColor="text1"/>
     </w:rPr>
     <w:tblPr>
@@ -16419,6 +16180,7 @@
       <w:spacing w:after="0" w:line="240" w:lineRule="auto"/>
     </w:pPr>
     <w:rPr>
+      <w:rFonts w:ascii="Noto Sans SC" w:hAnsi="Noto Sans SC" w:eastAsia="Noto Sans SC" w:cs="Noto Sans SC"/>
       <w:color w:val="000000" w:themeColor="text1"/>
     </w:rPr>
     <w:tblPr>
@@ -16505,6 +16267,7 @@
       <w:spacing w:after="0" w:line="240" w:lineRule="auto"/>
     </w:pPr>
     <w:rPr>
+      <w:rFonts w:ascii="Noto Sans SC" w:hAnsi="Noto Sans SC" w:eastAsia="Noto Sans SC" w:cs="Noto Sans SC"/>
       <w:color w:val="000000" w:themeColor="text1"/>
     </w:rPr>
     <w:tblPr>
@@ -16585,6 +16348,7 @@
       <w:spacing w:after="0" w:line="240" w:lineRule="auto"/>
     </w:pPr>
     <w:rPr>
+      <w:rFonts w:ascii="Noto Sans SC" w:hAnsi="Noto Sans SC" w:eastAsia="Noto Sans SC" w:cs="Noto Sans SC"/>
       <w:color w:val="000000" w:themeColor="text1"/>
     </w:rPr>
     <w:tblPr>
@@ -16665,6 +16429,7 @@
       <w:spacing w:after="0" w:line="240" w:lineRule="auto"/>
     </w:pPr>
     <w:rPr>
+      <w:rFonts w:ascii="Noto Sans SC" w:hAnsi="Noto Sans SC" w:eastAsia="Noto Sans SC" w:cs="Noto Sans SC"/>
       <w:color w:val="000000" w:themeColor="text1"/>
     </w:rPr>
     <w:tblPr>
@@ -16745,6 +16510,7 @@
       <w:spacing w:after="0" w:line="240" w:lineRule="auto"/>
     </w:pPr>
     <w:rPr>
+      <w:rFonts w:ascii="Noto Sans SC" w:hAnsi="Noto Sans SC" w:eastAsia="Noto Sans SC" w:cs="Noto Sans SC"/>
       <w:color w:val="000000" w:themeColor="text1"/>
     </w:rPr>
     <w:tblPr>
@@ -16825,6 +16591,7 @@
       <w:spacing w:after="0" w:line="240" w:lineRule="auto"/>
     </w:pPr>
     <w:rPr>
+      <w:rFonts w:ascii="Noto Sans SC" w:hAnsi="Noto Sans SC" w:eastAsia="Noto Sans SC" w:cs="Noto Sans SC"/>
       <w:color w:val="000000" w:themeColor="text1"/>
     </w:rPr>
     <w:tblPr>
@@ -16905,6 +16672,7 @@
       <w:spacing w:after="0" w:line="240" w:lineRule="auto"/>
     </w:pPr>
     <w:rPr>
+      <w:rFonts w:ascii="Noto Sans SC" w:hAnsi="Noto Sans SC" w:eastAsia="Noto Sans SC" w:cs="Noto Sans SC"/>
       <w:color w:val="000000" w:themeColor="text1"/>
     </w:rPr>
     <w:tblPr>
@@ -16985,6 +16753,7 @@
       <w:spacing w:after="0" w:line="240" w:lineRule="auto"/>
     </w:pPr>
     <w:rPr>
+      <w:rFonts w:ascii="Noto Sans SC" w:hAnsi="Noto Sans SC" w:eastAsia="Noto Sans SC" w:cs="Noto Sans SC"/>
       <w:color w:val="000000" w:themeColor="text1"/>
     </w:rPr>
     <w:tblPr>

--- a/outputs/EpiSOA_project_flow_summary.docx
+++ b/outputs/EpiSOA_project_flow_summary.docx
@@ -38,13 +38,7 @@
         <w:jc w:val="center"/>
       </w:pPr>
       <w:r>
-        <w:rPr>
-          <w:rFonts w:ascii="Arial" w:hAnsi="Arial" w:eastAsia="Microsoft YaHei"/>
-          <w:b w:val="0"/>
-          <w:color w:val="5F5F5F"/>
-          <w:sz w:val="17"/>
-        </w:rPr>
-        <w:t>更新日期：2026-05-25    目标文件：outputs/EpiSOA_project_flow_summary.docx</w:t>
+        <w:t>更新日期：2026-05-26  目标文件：outputs/EpiSOA_project_flow_summary.docx</w:t>
       </w:r>
     </w:p>
     <w:tbl>
@@ -2824,12 +2818,7 @@
         <w:spacing w:after="40" w:line="252" w:lineRule="auto"/>
       </w:pPr>
       <w:r>
-        <w:rPr>
-          <w:rFonts w:ascii="Arial" w:hAnsi="Arial" w:eastAsia="Microsoft YaHei"/>
-          <w:color w:val="232323"/>
-          <w:sz w:val="18"/>
-        </w:rPr>
-        <w:t>目标：运行完整 EpiSOA pipeline、SOE v2、chain-aware evidence selection、decomposed verifier 和消融设置。</w:t>
+        <w:t>目标：运行主 EpiSOA 方法（Event-SOA graph + event-chain retrieval + chain-aware evidence selection + schema attribution + decomposed verifier）和消融设置。</w:t>
       </w:r>
     </w:p>
     <w:p>
@@ -2852,12 +2841,7 @@
         <w:spacing w:after="40" w:line="252" w:lineRule="auto"/>
       </w:pPr>
       <w:r>
-        <w:rPr>
-          <w:rFonts w:ascii="Arial" w:hAnsi="Arial" w:eastAsia="Microsoft YaHei"/>
-          <w:color w:val="232323"/>
-          <w:sz w:val="18"/>
-        </w:rPr>
-        <w:t>输出：`outputs/runs/{run_id}/` 下的 metrics、summary、main_results、ablation artifacts。</w:t>
+        <w:t>输出：`outputs/runs/{run_id}/` 下的 candidate/verified SOA tuples、evidence_graph/soe_graph、metrics、summary、main_results 和 ablation artifacts。</w:t>
       </w:r>
     </w:p>
     <w:p>
@@ -4375,17 +4359,811 @@
     <w:p>
       <w:pPr>
         <w:pStyle w:val="Heading1"/>
+      </w:pPr>
+      <w:r>
+        <w:t>4. 主 EpiSOA 方法</w:t>
+      </w:r>
+    </w:p>
+    <w:p>
+      <w:pPr/>
+      <w:r>
+        <w:t>主 EpiSOA 方法不是“直接把网页交给 LLM 抽取”，而是一个 evidence-grounded、event-chain-aware、schema-constrained 的 stakeholder opinion attribution 流程。它先把事件证据组织成图和事件链，再进行 chain-aware evidence selection，最后用结构化 LLM 抽取和 faithfulness verifier 生成可审计的 SOA tuples。</w:t>
+      </w:r>
+    </w:p>
+    <w:p>
+      <w:pPr>
+        <w:pStyle w:val="Heading2"/>
+      </w:pPr>
+      <w:r>
+        <w:t>4.1 方法执行路径</w:t>
+      </w:r>
+    </w:p>
+    <w:p>
+      <w:pPr>
+        <w:pStyle w:val="ListNumber"/>
+      </w:pPr>
+      <w:r>
+        <w:t>输入：formal events、canonical evidence、gold tuple/chain files 和模型/API 配置；运行前先检查 paper_data_ready。</w:t>
+      </w:r>
+    </w:p>
+    <w:p>
+      <w:pPr>
+        <w:pStyle w:val="ListNumber"/>
+      </w:pPr>
+      <w:r>
+        <w:t>Evidence graph：从事件和证据构建 stakeholder-event evidence graph，节点包括 event、evidence、source、domain、stakeholder_candidate、temporal_stage_candidate。</w:t>
+      </w:r>
+    </w:p>
+    <w:p>
+      <w:pPr>
+        <w:pStyle w:val="ListNumber"/>
+      </w:pPr>
+      <w:r>
+        <w:t>Event-chain retrieval：对每个事件按 trigger、diffusion、conflict、response、resolution、follow_up 六阶段检索候选证据链；该步骤是规则排序，不读 gold、不调用 LLM。</w:t>
+      </w:r>
+    </w:p>
+    <w:p>
+      <w:pPr>
+        <w:pStyle w:val="ListNumber"/>
+      </w:pPr>
+      <w:r>
+        <w:t>Chain-aware evidence selection：结合事件相关性、阶段覆盖、source diversity、quality_score、stakeholder coverage 选择进入 prompt 的证据包。</w:t>
+      </w:r>
+    </w:p>
+    <w:p>
+      <w:pPr>
+        <w:pStyle w:val="ListNumber"/>
+      </w:pPr>
+      <w:r>
+        <w:t>Schema attribution：LLM 只在所选证据内输出严格 JSON，包括 stakeholder、opinion、sentiment、rationale、evidence_ids、event_chain_stage、support_status 和 confidence。</w:t>
+      </w:r>
+    </w:p>
+    <w:p>
+      <w:pPr>
+        <w:pStyle w:val="ListNumber"/>
+      </w:pPr>
+      <w:r>
+        <w:t>SOE graph：在 full_soe 设置下，把候选 tuple 物化为 Event-SOA graph，连接 event_stage、stakeholder、opinion、sentiment 和 evidence_span。</w:t>
+      </w:r>
+    </w:p>
+    <w:p>
+      <w:pPr>
+        <w:pStyle w:val="ListNumber"/>
+      </w:pPr>
+      <w:r>
+        <w:t>Faithfulness verification：逐条检查 evidence_id 是否存在，并判断证据文本是否支持 stakeholder + opinion claim；输出 verified tuple、support_score 和 decomposed diagnosis。</w:t>
+      </w:r>
+    </w:p>
+    <w:p>
+      <w:pPr>
+        <w:pStyle w:val="Heading2"/>
+      </w:pPr>
+      <w:r>
+        <w:t>4.2 核心模块与可审计产物</w:t>
+      </w:r>
+    </w:p>
+    <w:tbl>
+      <w:tblPr>
+        <w:tblW w:type="auto" w:w="0"/>
+        <w:jc w:val="center"/>
+        <w:tblLayout w:type="fixed"/>
+        <w:tblLook w:firstColumn="1" w:firstRow="1" w:lastColumn="0" w:lastRow="0" w:noHBand="0" w:noVBand="1" w:val="04A0"/>
+      </w:tblPr>
+      <w:tblGrid>
+        <w:gridCol w:w="2851"/>
+        <w:gridCol w:w="2851"/>
+        <w:gridCol w:w="2851"/>
+        <w:gridCol w:w="2851"/>
+        <w:gridCol w:w="2851"/>
+      </w:tblGrid>
+      <w:tr>
+        <w:tc>
+          <w:tcPr>
+            <w:tcW w:type="dxa" w:w="1440"/>
+            <w:vAlign w:val="center"/>
+            <w:shd w:fill="D9EAF7"/>
+          </w:tcPr>
+          <w:p>
+            <w:pPr>
+              <w:spacing w:after="40" w:line="252" w:lineRule="auto"/>
+            </w:pPr>
+            <w:r>
+              <w:rPr>
+                <w:b/>
+                <w:sz w:val="17"/>
+              </w:rPr>
+              <w:t>模块</w:t>
+            </w:r>
+          </w:p>
+        </w:tc>
+        <w:tc>
+          <w:tcPr>
+            <w:tcW w:type="dxa" w:w="2088"/>
+            <w:vAlign w:val="center"/>
+            <w:shd w:fill="D9EAF7"/>
+          </w:tcPr>
+          <w:p>
+            <w:pPr>
+              <w:spacing w:after="40" w:line="252" w:lineRule="auto"/>
+            </w:pPr>
+            <w:r>
+              <w:rPr>
+                <w:b/>
+                <w:sz w:val="17"/>
+              </w:rPr>
+              <w:t>代码入口</w:t>
+            </w:r>
+          </w:p>
+        </w:tc>
+        <w:tc>
+          <w:tcPr>
+            <w:tcW w:type="dxa" w:w="2664"/>
+            <w:vAlign w:val="center"/>
+            <w:shd w:fill="D9EAF7"/>
+          </w:tcPr>
+          <w:p>
+            <w:pPr>
+              <w:spacing w:after="40" w:line="252" w:lineRule="auto"/>
+            </w:pPr>
+            <w:r>
+              <w:rPr>
+                <w:b/>
+                <w:sz w:val="17"/>
+              </w:rPr>
+              <w:t>主要机制</w:t>
+            </w:r>
+          </w:p>
+        </w:tc>
+        <w:tc>
+          <w:tcPr>
+            <w:tcW w:type="dxa" w:w="2232"/>
+            <w:vAlign w:val="center"/>
+            <w:shd w:fill="D9EAF7"/>
+          </w:tcPr>
+          <w:p>
+            <w:pPr>
+              <w:spacing w:after="40" w:line="252" w:lineRule="auto"/>
+            </w:pPr>
+            <w:r>
+              <w:rPr>
+                <w:b/>
+                <w:sz w:val="17"/>
+              </w:rPr>
+              <w:t>输出/诊断</w:t>
+            </w:r>
+          </w:p>
+        </w:tc>
+        <w:tc>
+          <w:tcPr>
+            <w:tcW w:type="dxa" w:w="2376"/>
+            <w:vAlign w:val="center"/>
+            <w:shd w:fill="D9EAF7"/>
+          </w:tcPr>
+          <w:p>
+            <w:pPr>
+              <w:spacing w:after="40" w:line="252" w:lineRule="auto"/>
+            </w:pPr>
+            <w:r>
+              <w:rPr>
+                <w:b/>
+                <w:sz w:val="17"/>
+              </w:rPr>
+              <w:t>论文中回答的问题</w:t>
+            </w:r>
+          </w:p>
+        </w:tc>
+      </w:tr>
+      <w:tr>
+        <w:tc>
+          <w:tcPr>
+            <w:tcW w:type="dxa" w:w="1440"/>
+            <w:vAlign w:val="center"/>
+          </w:tcPr>
+          <w:p>
+            <w:pPr>
+              <w:spacing w:after="40" w:line="252" w:lineRule="auto"/>
+            </w:pPr>
+            <w:r>
+              <w:rPr>
+                <w:sz w:val="17"/>
+              </w:rPr>
+              <w:t>Evidence graph</w:t>
+            </w:r>
+          </w:p>
+        </w:tc>
+        <w:tc>
+          <w:tcPr>
+            <w:tcW w:type="dxa" w:w="2088"/>
+            <w:vAlign w:val="center"/>
+          </w:tcPr>
+          <w:p>
+            <w:pPr>
+              <w:spacing w:after="40" w:line="252" w:lineRule="auto"/>
+            </w:pPr>
+            <w:r>
+              <w:rPr>
+                <w:sz w:val="17"/>
+              </w:rPr>
+              <w:t>src/episoa/graph/evidence_graph.py</w:t>
+            </w:r>
+          </w:p>
+        </w:tc>
+        <w:tc>
+          <w:tcPr>
+            <w:tcW w:type="dxa" w:w="2664"/>
+            <w:vAlign w:val="center"/>
+          </w:tcPr>
+          <w:p>
+            <w:pPr>
+              <w:spacing w:after="40" w:line="252" w:lineRule="auto"/>
+            </w:pPr>
+            <w:r>
+              <w:rPr>
+                <w:sz w:val="17"/>
+              </w:rPr>
+              <w:t>规则抽取 stakeholder/stage/source/domain 结构，形成 event-evidence graph。</w:t>
+            </w:r>
+          </w:p>
+        </w:tc>
+        <w:tc>
+          <w:tcPr>
+            <w:tcW w:type="dxa" w:w="2232"/>
+            <w:vAlign w:val="center"/>
+          </w:tcPr>
+          <w:p>
+            <w:pPr>
+              <w:spacing w:after="40" w:line="252" w:lineRule="auto"/>
+            </w:pPr>
+            <w:r>
+              <w:rPr>
+                <w:sz w:val="17"/>
+              </w:rPr>
+              <w:t>evidence_graph/nodes.jsonl、edges.jsonl、summary.json</w:t>
+            </w:r>
+          </w:p>
+        </w:tc>
+        <w:tc>
+          <w:tcPr>
+            <w:tcW w:type="dxa" w:w="2376"/>
+            <w:vAlign w:val="center"/>
+          </w:tcPr>
+          <w:p>
+            <w:pPr>
+              <w:spacing w:after="40" w:line="252" w:lineRule="auto"/>
+            </w:pPr>
+            <w:r>
+              <w:rPr>
+                <w:sz w:val="17"/>
+              </w:rPr>
+              <w:t>方法是否只依赖 LLM，还是显式建模证据结构？</w:t>
+            </w:r>
+          </w:p>
+        </w:tc>
+      </w:tr>
+      <w:tr>
+        <w:tc>
+          <w:tcPr>
+            <w:tcW w:type="dxa" w:w="1440"/>
+            <w:vAlign w:val="center"/>
+          </w:tcPr>
+          <w:p>
+            <w:pPr>
+              <w:spacing w:after="40" w:line="252" w:lineRule="auto"/>
+            </w:pPr>
+            <w:r>
+              <w:rPr>
+                <w:sz w:val="17"/>
+              </w:rPr>
+              <w:t>Event-chain retrieval</w:t>
+            </w:r>
+          </w:p>
+        </w:tc>
+        <w:tc>
+          <w:tcPr>
+            <w:tcW w:type="dxa" w:w="2088"/>
+            <w:vAlign w:val="center"/>
+          </w:tcPr>
+          <w:p>
+            <w:pPr>
+              <w:spacing w:after="40" w:line="252" w:lineRule="auto"/>
+            </w:pPr>
+            <w:r>
+              <w:rPr>
+                <w:sz w:val="17"/>
+              </w:rPr>
+              <w:t>src/episoa/retrieval/event_chain_retriever.py</w:t>
+            </w:r>
+          </w:p>
+        </w:tc>
+        <w:tc>
+          <w:tcPr>
+            <w:tcW w:type="dxa" w:w="2664"/>
+            <w:vAlign w:val="center"/>
+          </w:tcPr>
+          <w:p>
+            <w:pPr>
+              <w:spacing w:after="40" w:line="252" w:lineRule="auto"/>
+            </w:pPr>
+            <w:r>
+              <w:rPr>
+                <w:sz w:val="17"/>
+              </w:rPr>
+              <w:t>按六个事件阶段对已采集证据评分、去重和排序。</w:t>
+            </w:r>
+          </w:p>
+        </w:tc>
+        <w:tc>
+          <w:tcPr>
+            <w:tcW w:type="dxa" w:w="2232"/>
+            <w:vAlign w:val="center"/>
+          </w:tcPr>
+          <w:p>
+            <w:pPr>
+              <w:spacing w:after="40" w:line="252" w:lineRule="auto"/>
+            </w:pPr>
+            <w:r>
+              <w:rPr>
+                <w:sz w:val="17"/>
+              </w:rPr>
+              <w:t>candidate chains、missing_stages、stage_best_scores</w:t>
+            </w:r>
+          </w:p>
+        </w:tc>
+        <w:tc>
+          <w:tcPr>
+            <w:tcW w:type="dxa" w:w="2376"/>
+            <w:vAlign w:val="center"/>
+          </w:tcPr>
+          <w:p>
+            <w:pPr>
+              <w:spacing w:after="40" w:line="252" w:lineRule="auto"/>
+            </w:pPr>
+            <w:r>
+              <w:rPr>
+                <w:sz w:val="17"/>
+              </w:rPr>
+              <w:t>事件生命周期信息是否提升 SOA 抽取？</w:t>
+            </w:r>
+          </w:p>
+        </w:tc>
+      </w:tr>
+      <w:tr>
+        <w:tc>
+          <w:tcPr>
+            <w:tcW w:type="dxa" w:w="1440"/>
+            <w:vAlign w:val="center"/>
+          </w:tcPr>
+          <w:p>
+            <w:pPr>
+              <w:spacing w:after="40" w:line="252" w:lineRule="auto"/>
+            </w:pPr>
+            <w:r>
+              <w:rPr>
+                <w:sz w:val="17"/>
+              </w:rPr>
+              <w:t>Evidence selector</w:t>
+            </w:r>
+          </w:p>
+        </w:tc>
+        <w:tc>
+          <w:tcPr>
+            <w:tcW w:type="dxa" w:w="2088"/>
+            <w:vAlign w:val="center"/>
+          </w:tcPr>
+          <w:p>
+            <w:pPr>
+              <w:spacing w:after="40" w:line="252" w:lineRule="auto"/>
+            </w:pPr>
+            <w:r>
+              <w:rPr>
+                <w:sz w:val="17"/>
+              </w:rPr>
+              <w:t>src/episoa/retrieval/evidence_selector.py</w:t>
+            </w:r>
+          </w:p>
+        </w:tc>
+        <w:tc>
+          <w:tcPr>
+            <w:tcW w:type="dxa" w:w="2664"/>
+            <w:vAlign w:val="center"/>
+          </w:tcPr>
+          <w:p>
+            <w:pPr>
+              <w:spacing w:after="40" w:line="252" w:lineRule="auto"/>
+            </w:pPr>
+            <w:r>
+              <w:rPr>
+                <w:sz w:val="17"/>
+              </w:rPr>
+              <w:t>chain_aware 默认；baseline 包括 random、quality_topk、bm25_keyword、oracle。</w:t>
+            </w:r>
+          </w:p>
+        </w:tc>
+        <w:tc>
+          <w:tcPr>
+            <w:tcW w:type="dxa" w:w="2232"/>
+            <w:vAlign w:val="center"/>
+          </w:tcPr>
+          <w:p>
+            <w:pPr>
+              <w:spacing w:after="40" w:line="252" w:lineRule="auto"/>
+            </w:pPr>
+            <w:r>
+              <w:rPr>
+                <w:sz w:val="17"/>
+              </w:rPr>
+              <w:t>selected_evidence_ids、selection_diagnostics</w:t>
+            </w:r>
+          </w:p>
+        </w:tc>
+        <w:tc>
+          <w:tcPr>
+            <w:tcW w:type="dxa" w:w="2376"/>
+            <w:vAlign w:val="center"/>
+          </w:tcPr>
+          <w:p>
+            <w:pPr>
+              <w:spacing w:after="40" w:line="252" w:lineRule="auto"/>
+            </w:pPr>
+            <w:r>
+              <w:rPr>
+                <w:sz w:val="17"/>
+              </w:rPr>
+              <w:t>性能来自证据选择，还是来自模型本身？</w:t>
+            </w:r>
+          </w:p>
+        </w:tc>
+      </w:tr>
+      <w:tr>
+        <w:tc>
+          <w:tcPr>
+            <w:tcW w:type="dxa" w:w="1440"/>
+            <w:vAlign w:val="center"/>
+          </w:tcPr>
+          <w:p>
+            <w:pPr>
+              <w:spacing w:after="40" w:line="252" w:lineRule="auto"/>
+            </w:pPr>
+            <w:r>
+              <w:rPr>
+                <w:sz w:val="17"/>
+              </w:rPr>
+              <w:t>Schema attribution</w:t>
+            </w:r>
+          </w:p>
+        </w:tc>
+        <w:tc>
+          <w:tcPr>
+            <w:tcW w:type="dxa" w:w="2088"/>
+            <w:vAlign w:val="center"/>
+          </w:tcPr>
+          <w:p>
+            <w:pPr>
+              <w:spacing w:after="40" w:line="252" w:lineRule="auto"/>
+            </w:pPr>
+            <w:r>
+              <w:rPr>
+                <w:sz w:val="17"/>
+              </w:rPr>
+              <w:t>src/episoa/attribution/schema_attributor.py</w:t>
+            </w:r>
+          </w:p>
+        </w:tc>
+        <w:tc>
+          <w:tcPr>
+            <w:tcW w:type="dxa" w:w="2664"/>
+            <w:vAlign w:val="center"/>
+          </w:tcPr>
+          <w:p>
+            <w:pPr>
+              <w:spacing w:after="40" w:line="252" w:lineRule="auto"/>
+            </w:pPr>
+            <w:r>
+              <w:rPr>
+                <w:sz w:val="17"/>
+              </w:rPr>
+              <w:t>LLM 受 JSON schema、evidence_id 和 stakeholder-canonical 规则约束。</w:t>
+            </w:r>
+          </w:p>
+        </w:tc>
+        <w:tc>
+          <w:tcPr>
+            <w:tcW w:type="dxa" w:w="2232"/>
+            <w:vAlign w:val="center"/>
+          </w:tcPr>
+          <w:p>
+            <w:pPr>
+              <w:spacing w:after="40" w:line="252" w:lineRule="auto"/>
+            </w:pPr>
+            <w:r>
+              <w:rPr>
+                <w:sz w:val="17"/>
+              </w:rPr>
+              <w:t>candidate_soa_tuples.jsonl、raw_llm_responses.jsonl、request_summary</w:t>
+            </w:r>
+          </w:p>
+        </w:tc>
+        <w:tc>
+          <w:tcPr>
+            <w:tcW w:type="dxa" w:w="2376"/>
+            <w:vAlign w:val="center"/>
+          </w:tcPr>
+          <w:p>
+            <w:pPr>
+              <w:spacing w:after="40" w:line="252" w:lineRule="auto"/>
+            </w:pPr>
+            <w:r>
+              <w:rPr>
+                <w:sz w:val="17"/>
+              </w:rPr>
+              <w:t>抽取结果是否可复现、可检查、可定位证据？</w:t>
+            </w:r>
+          </w:p>
+        </w:tc>
+      </w:tr>
+      <w:tr>
+        <w:tc>
+          <w:tcPr>
+            <w:tcW w:type="dxa" w:w="1440"/>
+            <w:vAlign w:val="center"/>
+          </w:tcPr>
+          <w:p>
+            <w:pPr>
+              <w:spacing w:after="40" w:line="252" w:lineRule="auto"/>
+            </w:pPr>
+            <w:r>
+              <w:rPr>
+                <w:sz w:val="17"/>
+              </w:rPr>
+              <w:t>SOE graph</w:t>
+            </w:r>
+          </w:p>
+        </w:tc>
+        <w:tc>
+          <w:tcPr>
+            <w:tcW w:type="dxa" w:w="2088"/>
+            <w:vAlign w:val="center"/>
+          </w:tcPr>
+          <w:p>
+            <w:pPr>
+              <w:spacing w:after="40" w:line="252" w:lineRule="auto"/>
+            </w:pPr>
+            <w:r>
+              <w:rPr>
+                <w:sz w:val="17"/>
+              </w:rPr>
+              <w:t>build_event_soa_graph(...)</w:t>
+            </w:r>
+          </w:p>
+        </w:tc>
+        <w:tc>
+          <w:tcPr>
+            <w:tcW w:type="dxa" w:w="2664"/>
+            <w:vAlign w:val="center"/>
+          </w:tcPr>
+          <w:p>
+            <w:pPr>
+              <w:spacing w:after="40" w:line="252" w:lineRule="auto"/>
+            </w:pPr>
+            <w:r>
+              <w:rPr>
+                <w:sz w:val="17"/>
+              </w:rPr>
+              <w:t>将 tuple 连接到 event_stage、stakeholder、opinion、sentiment、evidence_span。</w:t>
+            </w:r>
+          </w:p>
+        </w:tc>
+        <w:tc>
+          <w:tcPr>
+            <w:tcW w:type="dxa" w:w="2232"/>
+            <w:vAlign w:val="center"/>
+          </w:tcPr>
+          <w:p>
+            <w:pPr>
+              <w:spacing w:after="40" w:line="252" w:lineRule="auto"/>
+            </w:pPr>
+            <w:r>
+              <w:rPr>
+                <w:sz w:val="17"/>
+              </w:rPr>
+              <w:t>soe_graph/nodes.jsonl、edges.jsonl、summary.json</w:t>
+            </w:r>
+          </w:p>
+        </w:tc>
+        <w:tc>
+          <w:tcPr>
+            <w:tcW w:type="dxa" w:w="2376"/>
+            <w:vAlign w:val="center"/>
+          </w:tcPr>
+          <w:p>
+            <w:pPr>
+              <w:spacing w:after="40" w:line="252" w:lineRule="auto"/>
+            </w:pPr>
+            <w:r>
+              <w:rPr>
+                <w:sz w:val="17"/>
+              </w:rPr>
+              <w:t>方法贡献是否超过普通 RAG tuple extraction？</w:t>
+            </w:r>
+          </w:p>
+        </w:tc>
+      </w:tr>
+      <w:tr>
+        <w:tc>
+          <w:tcPr>
+            <w:tcW w:type="dxa" w:w="1440"/>
+            <w:vAlign w:val="center"/>
+          </w:tcPr>
+          <w:p>
+            <w:pPr>
+              <w:spacing w:after="40" w:line="252" w:lineRule="auto"/>
+            </w:pPr>
+            <w:r>
+              <w:rPr>
+                <w:sz w:val="17"/>
+              </w:rPr>
+              <w:t>Verifier</w:t>
+            </w:r>
+          </w:p>
+        </w:tc>
+        <w:tc>
+          <w:tcPr>
+            <w:tcW w:type="dxa" w:w="2088"/>
+            <w:vAlign w:val="center"/>
+          </w:tcPr>
+          <w:p>
+            <w:pPr>
+              <w:spacing w:after="40" w:line="252" w:lineRule="auto"/>
+            </w:pPr>
+            <w:r>
+              <w:rPr>
+                <w:sz w:val="17"/>
+              </w:rPr>
+              <w:t>src/episoa/verifier/faithfulness_verifier.py</w:t>
+            </w:r>
+          </w:p>
+        </w:tc>
+        <w:tc>
+          <w:tcPr>
+            <w:tcW w:type="dxa" w:w="2664"/>
+            <w:vAlign w:val="center"/>
+          </w:tcPr>
+          <w:p>
+            <w:pPr>
+              <w:spacing w:after="40" w:line="252" w:lineRule="auto"/>
+            </w:pPr>
+            <w:r>
+              <w:rPr>
+                <w:sz w:val="17"/>
+              </w:rPr>
+              <w:t>id_only 或 decomposed faithfulness check；默认 decomposed。</w:t>
+            </w:r>
+          </w:p>
+        </w:tc>
+        <w:tc>
+          <w:tcPr>
+            <w:tcW w:type="dxa" w:w="2232"/>
+            <w:vAlign w:val="center"/>
+          </w:tcPr>
+          <w:p>
+            <w:pPr>
+              <w:spacing w:after="40" w:line="252" w:lineRule="auto"/>
+            </w:pPr>
+            <w:r>
+              <w:rPr>
+                <w:sz w:val="17"/>
+              </w:rPr>
+              <w:t>verified_soa_tuples.jsonl、predictions.jsonl、verification_diagnosis</w:t>
+            </w:r>
+          </w:p>
+        </w:tc>
+        <w:tc>
+          <w:tcPr>
+            <w:tcW w:type="dxa" w:w="2376"/>
+            <w:vAlign w:val="center"/>
+          </w:tcPr>
+          <w:p>
+            <w:pPr>
+              <w:spacing w:after="40" w:line="252" w:lineRule="auto"/>
+            </w:pPr>
+            <w:r>
+              <w:rPr>
+                <w:sz w:val="17"/>
+              </w:rPr>
+              <w:t>候选 tuple 是否真的被证据支持？</w:t>
+            </w:r>
+          </w:p>
+        </w:tc>
+      </w:tr>
+    </w:tbl>
+    <w:p>
+      <w:pPr>
+        <w:pStyle w:val="Heading2"/>
+      </w:pPr>
+      <w:r>
+        <w:t>4.3 主方法与消融设置的对应关系</w:t>
+      </w:r>
+    </w:p>
+    <w:p>
+      <w:pPr>
+        <w:pStyle w:val="ListBullet"/>
+      </w:pPr>
+      <w:r>
+        <w:t>full_soe 是论文主方法：启用 evidence graph、event chain、chain-aware selector、SOE graph 和 decomposed verifier。</w:t>
+      </w:r>
+    </w:p>
+    <w:p>
+      <w:pPr>
+        <w:pStyle w:val="ListBullet"/>
+      </w:pPr>
+      <w:r>
+        <w:t>direct_llm 是强 baseline：关闭 graph 和 event chain，只给质量排序证据，检验“直接 LLM 抽取”的上限。</w:t>
+      </w:r>
+    </w:p>
+    <w:p>
+      <w:pPr>
+        <w:pStyle w:val="ListBullet"/>
+      </w:pPr>
+      <w:r>
+        <w:t>without_soe_graph、without_chain_aware_selection、without_decomposed_verifier 分别隔离图结构、链感知证据选择和 verifier 诊断的贡献。</w:t>
+      </w:r>
+    </w:p>
+    <w:p>
+      <w:pPr>
+        <w:pStyle w:val="ListBullet"/>
+      </w:pPr>
+      <w:r>
+        <w:t>quality_topk_selector、bm25_selector、random_selector 用来证明 evidence selection 不是任意 top-k 或随机证据选择。</w:t>
+      </w:r>
+    </w:p>
+    <w:p>
+      <w:pPr>
+        <w:pStyle w:val="ListBullet"/>
+      </w:pPr>
+      <w:r>
+        <w:t>oracle_evidence 只作为 upper-bound diagnostic：它使用 gold evidence ids，但不暴露 gold tuple text。</w:t>
+      </w:r>
+    </w:p>
+    <w:p>
+      <w:pPr>
+        <w:pStyle w:val="Heading2"/>
+      </w:pPr>
+      <w:r>
+        <w:t>4.4 方法边界</w:t>
+      </w:r>
+    </w:p>
+    <w:p>
+      <w:pPr>
+        <w:pStyle w:val="ListBullet"/>
+      </w:pPr>
+      <w:r>
+        <w:t>Event-chain retrieval、graph construction 和 evidence selector 是规则/排序模块；它们不读取 gold tuple 文本。</w:t>
+      </w:r>
+    </w:p>
+    <w:p>
+      <w:pPr>
+        <w:pStyle w:val="ListBullet"/>
+      </w:pPr>
+      <w:r>
+        <w:t>LLM 的角色限于 schema attribution 和 verifier 判定；不能使用外部知识，也不能发明 evidence_id。</w:t>
+      </w:r>
+    </w:p>
+    <w:p>
+      <w:pPr>
+        <w:pStyle w:val="ListBullet"/>
+      </w:pPr>
+      <w:r>
+        <w:t>如果 configs/paper.yaml 仍指向 llm_gold_*，评测对象仍是 pseudo-gold；最终论文口径应切换到通过 audit 的 human_gold_v2。</w:t>
+      </w:r>
+    </w:p>
+    <w:p>
+      <w:pPr>
+        <w:pStyle w:val="Heading1"/>
         <w:spacing w:before="160" w:after="80"/>
         <w:keepNext/>
       </w:pPr>
       <w:r>
-        <w:rPr>
-          <w:rFonts w:ascii="Arial" w:hAnsi="Arial" w:eastAsia="Microsoft YaHei"/>
-          <w:b/>
-          <w:color w:val="1F4E79"/>
-          <w:sz w:val="32"/>
-        </w:rPr>
-        <w:t>4. LLM 使用点</w:t>
+        <w:t>5. LLM 使用点</w:t>
       </w:r>
     </w:p>
     <w:tbl>
@@ -5630,13 +6408,7 @@
         <w:keepNext/>
       </w:pPr>
       <w:r>
-        <w:rPr>
-          <w:rFonts w:ascii="Arial" w:hAnsi="Arial" w:eastAsia="Microsoft YaHei"/>
-          <w:b/>
-          <w:color w:val="1F4E79"/>
-          <w:sz w:val="32"/>
-        </w:rPr>
-        <w:t>5. 人工审核点</w:t>
+        <w:t>6. 人工审核点</w:t>
       </w:r>
     </w:p>
     <w:tbl>
@@ -6590,13 +7362,7 @@
         <w:keepNext/>
       </w:pPr>
       <w:r>
-        <w:rPr>
-          <w:rFonts w:ascii="Arial" w:hAnsi="Arial" w:eastAsia="Microsoft YaHei"/>
-          <w:b/>
-          <w:color w:val="1F4E79"/>
-          <w:sz w:val="32"/>
-        </w:rPr>
-        <w:t>6. 下一步执行顺序</w:t>
+        <w:t>7. 下一步执行顺序</w:t>
       </w:r>
     </w:p>
     <w:p>
@@ -7611,13 +8377,7 @@
         <w:keepNext/>
       </w:pPr>
       <w:r>
-        <w:rPr>
-          <w:rFonts w:ascii="Arial" w:hAnsi="Arial" w:eastAsia="Microsoft YaHei"/>
-          <w:b/>
-          <w:color w:val="1F4E79"/>
-          <w:sz w:val="32"/>
-        </w:rPr>
-        <w:t>7. 关键注意事项</w:t>
+        <w:t>8. 关键注意事项</w:t>
       </w:r>
     </w:p>
     <w:p>
@@ -7697,13 +8457,7 @@
         <w:keepNext/>
       </w:pPr>
       <w:r>
-        <w:rPr>
-          <w:rFonts w:ascii="Arial" w:hAnsi="Arial" w:eastAsia="Microsoft YaHei"/>
-          <w:b/>
-          <w:color w:val="1F4E79"/>
-          <w:sz w:val="32"/>
-        </w:rPr>
-        <w:t>8. 依据文件</w:t>
+        <w:t>9. 依据文件</w:t>
       </w:r>
     </w:p>
     <w:p>
@@ -7760,6 +8514,14 @@
           <w:sz w:val="18"/>
         </w:rPr>
         <w:t>`configs/paper.yaml`、`configs/ablation.yaml`：正式实验/消融输入路径、模型和输出目录。</w:t>
+      </w:r>
+    </w:p>
+    <w:p>
+      <w:pPr>
+        <w:pStyle w:val="ListBullet"/>
+      </w:pPr>
+      <w:r>
+        <w:t>`src/episoa/pipeline.py`、`src/episoa/retrieval/evidence_selector.py`、`src/episoa/attribution/schema_attributor.py`、`src/episoa/verifier/faithfulness_verifier.py`：主 EpiSOA 方法实现。</w:t>
       </w:r>
     </w:p>
     <w:sectPr>
